--- a/納品レポート/ホテル別レポート/comfort_narita_口コミ分析改善レポート.docx
+++ b/納品レポート/ホテル別レポート/comfort_narita_口コミ分析改善レポート.docx
@@ -96,7 +96,7 @@
           <w:sz w:val="22"/>
           <w:szCs w:val="22"/>
         </w:rPr>
-        <w:t xml:space="preserve">レビュー総数：119件（6サイト）</w:t>
+        <w:t xml:space="preserve">レビュー総数：121件（6サイト）</w:t>
       </w:r>
     </w:p>
     <w:p>
@@ -131,7 +131,7 @@
           <w:sz w:val="20"/>
           <w:szCs w:val="20"/>
         </w:rPr>
-        <w:t xml:space="preserve">作成日：2026年3月17日</w:t>
+        <w:t xml:space="preserve">作成日：2026年3月18日</w:t>
       </w:r>
     </w:p>
     <w:p>
@@ -189,7 +189,7 @@
           <w:sz w:val="21"/>
           <w:szCs w:val="21"/>
         </w:rPr>
-        <w:t xml:space="preserve">2026年2月〜3月に各OTAサイト・口コミサイトに投稿された119件のレビューを包括的に分析しました。以下が主要な発見事項です。</w:t>
+        <w:t xml:space="preserve">2026年2月〜3月に各OTAサイト・口コミサイトに投稿された121件のレビューを包括的に分析しました。以下が主要な発見事項です。</w:t>
       </w:r>
     </w:p>
     <w:p>
@@ -261,7 +261,7 @@
                 <w:sz w:val="36"/>
                 <w:szCs w:val="36"/>
               </w:rPr>
-              <w:t xml:space="preserve">8.60</w:t>
+              <w:t xml:space="preserve">8.59</w:t>
             </w:r>
           </w:p>
         </w:tc>
@@ -310,7 +310,7 @@
                 <w:sz w:val="36"/>
                 <w:szCs w:val="36"/>
               </w:rPr>
-              <w:t xml:space="preserve">80.7%</w:t>
+              <w:t xml:space="preserve">81.0%</w:t>
             </w:r>
           </w:p>
         </w:tc>
@@ -408,7 +408,7 @@
                 <w:sz w:val="36"/>
                 <w:szCs w:val="36"/>
               </w:rPr>
-              <w:t xml:space="preserve">119件</w:t>
+              <w:t xml:space="preserve">121件</w:t>
             </w:r>
           </w:p>
         </w:tc>
@@ -448,7 +448,7 @@
           <w:sz w:val="21"/>
           <w:szCs w:val="21"/>
         </w:rPr>
-        <w:t xml:space="preserve">全体平均スコア8.60点（10点換算）は良好な水準であり、80.7%が高評価（8-10点）に分類されます。低評価（1-4点）は3件（2.5%）で、ゲスト満足度は良好です。Trip.com（9.69点）で特に高い評価を獲得しています。</w:t>
+        <w:t xml:space="preserve">全体平均スコア8.59点（10点換算）は良好な水準であり、81.0%が高評価（8-10点）に分類されます。低評価（1-4点）は3件（2.5%）で、ゲスト満足度は良好です。Trip.com（9.69点）で特に高い評価を獲得しています。</w:t>
       </w:r>
     </w:p>
     <w:p>
@@ -1474,7 +1474,7 @@
                 <w:sz w:val="20"/>
                 <w:szCs w:val="20"/>
               </w:rPr>
-              <w:t xml:space="preserve">49</w:t>
+              <w:t xml:space="preserve">50</w:t>
             </w:r>
           </w:p>
         </w:tc>
@@ -1508,7 +1508,7 @@
                 <w:sz w:val="20"/>
                 <w:szCs w:val="20"/>
               </w:rPr>
-              <w:t xml:space="preserve">8.43</w:t>
+              <w:t xml:space="preserve">8.42</w:t>
             </w:r>
           </w:p>
         </w:tc>
@@ -1576,7 +1576,7 @@
                 <w:sz w:val="20"/>
                 <w:szCs w:val="20"/>
               </w:rPr>
-              <w:t xml:space="preserve">8.43</w:t>
+              <w:t xml:space="preserve">8.42</w:t>
             </w:r>
           </w:p>
         </w:tc>
@@ -1961,7 +1961,7 @@
                 <w:sz w:val="20"/>
                 <w:szCs w:val="20"/>
               </w:rPr>
-              <w:t xml:space="preserve">14</w:t>
+              <w:t xml:space="preserve">15</w:t>
             </w:r>
           </w:p>
         </w:tc>
@@ -2418,7 +2418,7 @@
           <w:sz w:val="21"/>
           <w:szCs w:val="21"/>
         </w:rPr>
-        <w:t xml:space="preserve">評価分布は10点（42.9%）に最も多く、8点以上の高評価が80.7%を占め、高い顧客満足度を示しています。低評価（1-4点）は計3件（2.5%）です。</w:t>
+        <w:t xml:space="preserve">評価分布は10点（42.1%）に最も多く、8点以上の高評価が81.0%を占め、高い顧客満足度を示しています。低評価（1-4点）は計3件（2.5%）です。</w:t>
       </w:r>
     </w:p>
     <w:p>
@@ -2688,7 +2688,7 @@
                 <w:sz w:val="20"/>
                 <w:szCs w:val="20"/>
               </w:rPr>
-              <w:t xml:space="preserve">42.9%</w:t>
+              <w:t xml:space="preserve">42.1%</w:t>
             </w:r>
           </w:p>
         </w:tc>
@@ -2833,7 +2833,7 @@
                 <w:sz w:val="20"/>
                 <w:szCs w:val="20"/>
               </w:rPr>
-              <w:t xml:space="preserve">13.4%</w:t>
+              <w:t xml:space="preserve">13.2%</w:t>
             </w:r>
           </w:p>
         </w:tc>
@@ -2942,7 +2942,7 @@
                 <w:sz w:val="20"/>
                 <w:szCs w:val="20"/>
               </w:rPr>
-              <w:t xml:space="preserve">29</w:t>
+              <w:t xml:space="preserve">31</w:t>
             </w:r>
           </w:p>
         </w:tc>
@@ -2977,7 +2977,7 @@
                 <w:sz w:val="20"/>
                 <w:szCs w:val="20"/>
               </w:rPr>
-              <w:t xml:space="preserve">24.4%</w:t>
+              <w:t xml:space="preserve">25.6%</w:t>
             </w:r>
           </w:p>
         </w:tc>
@@ -3006,7 +3006,7 @@
                 <w:sz w:val="20"/>
                 <w:szCs w:val="20"/>
               </w:rPr>
-              <w:t xml:space="preserve">███████████</w:t>
+              <w:t xml:space="preserve">████████████</w:t>
             </w:r>
             <w:r>
               <w:rPr>
@@ -3015,7 +3015,7 @@
                 <w:sz w:val="18"/>
                 <w:szCs w:val="18"/>
               </w:rPr>
-              <w:t xml:space="preserve"> 29件</w:t>
+              <w:t xml:space="preserve"> 31件</w:t>
             </w:r>
           </w:p>
         </w:tc>
@@ -3122,7 +3122,7 @@
                 <w:sz w:val="20"/>
                 <w:szCs w:val="20"/>
               </w:rPr>
-              <w:t xml:space="preserve">5.9%</w:t>
+              <w:t xml:space="preserve">5.8%</w:t>
             </w:r>
           </w:p>
         </w:tc>
@@ -3266,7 +3266,7 @@
                 <w:sz w:val="20"/>
                 <w:szCs w:val="20"/>
               </w:rPr>
-              <w:t xml:space="preserve">10.1%</w:t>
+              <w:t xml:space="preserve">9.9%</w:t>
             </w:r>
           </w:p>
         </w:tc>
@@ -3813,7 +3813,7 @@
                 <w:sz w:val="24"/>
                 <w:szCs w:val="24"/>
               </w:rPr>
-              <w:t xml:space="preserve">96件（80.7%）</w:t>
+              <w:t xml:space="preserve">98件（81.0%）</w:t>
             </w:r>
           </w:p>
         </w:tc>
@@ -3864,7 +3864,7 @@
                 <w:sz w:val="24"/>
                 <w:szCs w:val="24"/>
               </w:rPr>
-              <w:t xml:space="preserve">20件（16.8%）</w:t>
+              <w:t xml:space="preserve">20件（16.5%）</w:t>
             </w:r>
           </w:p>
         </w:tc>
@@ -4189,7 +4189,7 @@
                 <w:sz w:val="20"/>
                 <w:szCs w:val="20"/>
               </w:rPr>
-              <w:t xml:space="preserve">「アメニティ：無料のコーヒーと美味しい朝食メニューは大変ありがたかったです」「バイキングとても美味しかったです」</w:t>
+              <w:t xml:space="preserve">「普通のホテルですが朝食が美味しくて満足です 普通のホテルですが朝食が美味しくて満足です」「アメニティ：無料のコーヒーと美味しい朝食メニューは大変ありがたかったです」</w:t>
             </w:r>
           </w:p>
         </w:tc>
@@ -4755,7 +4755,7 @@
           <w:sz w:val="21"/>
           <w:szCs w:val="21"/>
         </w:rPr>
-        <w:t xml:space="preserve">口コミの多数で「朝食」に関するポジティブな言及が見られ、コンフォートホテル成田の最大の差別化要因となっています。アメニティ：無料のコーヒーと美味しい朝食メニューは大変ありがたかったですといった声が多数寄せられています。</w:t>
+        <w:t xml:space="preserve">口コミの多数で「朝食」に関するポジティブな言及が見られ、コンフォートホテル成田の最大の差別化要因となっています。普通のホテルですが朝食が美味しくて満足です 普通のホテルですが朝食が美味しくて満足ですといった声が多数寄せられています。</w:t>
       </w:r>
     </w:p>
     <w:p>
@@ -4774,7 +4774,7 @@
           <w:sz w:val="21"/>
           <w:szCs w:val="21"/>
         </w:rPr>
-        <w:t xml:space="preserve">アメニティ：無料のコーヒーと美味しい朝食メニューは大変ありがたかったです</w:t>
+        <w:t xml:space="preserve">普通のホテルですが朝食が美味しくて満足です 普通のホテルですが朝食が美味しくて満足です</w:t>
       </w:r>
     </w:p>
     <w:p>
@@ -4793,7 +4793,7 @@
           <w:sz w:val="21"/>
           <w:szCs w:val="21"/>
         </w:rPr>
-        <w:t xml:space="preserve">バイキングとても美味しかったです</w:t>
+        <w:t xml:space="preserve">アメニティ：無料のコーヒーと美味しい朝食メニューは大変ありがたかったです</w:t>
       </w:r>
     </w:p>
     <w:p>
@@ -4812,7 +4812,7 @@
           <w:sz w:val="21"/>
           <w:szCs w:val="21"/>
         </w:rPr>
-        <w:t xml:space="preserve">Breakfast was good, service staff was courteous and helpful</w:t>
+        <w:t xml:space="preserve">アメニティ：無料のコーヒーと美味しい朝食メニューは本当にありがたかったです</w:t>
       </w:r>
     </w:p>
     <w:p>
@@ -7046,7 +7046,7 @@
                 <w:sz w:val="20"/>
                 <w:szCs w:val="20"/>
               </w:rPr>
-              <w:t xml:space="preserve">8.60点</w:t>
+              <w:t xml:space="preserve">8.59点</w:t>
             </w:r>
           </w:p>
         </w:tc>
@@ -7186,7 +7186,7 @@
                 <w:sz w:val="20"/>
                 <w:szCs w:val="20"/>
               </w:rPr>
-              <w:t xml:space="preserve">80.7%</w:t>
+              <w:t xml:space="preserve">81.0%</w:t>
             </w:r>
           </w:p>
         </w:tc>
@@ -7877,7 +7877,7 @@
           <w:sz w:val="22"/>
           <w:szCs w:val="22"/>
         </w:rPr>
-        <w:t xml:space="preserve">[1] 楽天トラベル / 10点 / 2026-03-14</w:t>
+        <w:t xml:space="preserve">[1] 楽天トラベル / 8点 / 2026-03-17</w:t>
       </w:r>
     </w:p>
     <w:p>
@@ -7892,7 +7892,7 @@
           <w:sz w:val="21"/>
           <w:szCs w:val="21"/>
         </w:rPr>
-        <w:t xml:space="preserve">部屋もベッドも広くて大満足！ 宿泊目的でなかったが、想定以上でした！ チェックインも遅かったのですが、丁寧に対応頂き気分良かったです！ また、機会が有れば利用したいと思いました。</w:t>
+        <w:t xml:space="preserve">普通のホテルですが朝食が美味しくて満足です</w:t>
       </w:r>
     </w:p>
     <w:p>
@@ -7913,7 +7913,7 @@
           <w:sz w:val="22"/>
           <w:szCs w:val="22"/>
         </w:rPr>
-        <w:t xml:space="preserve">[2] Google / 10点 / 2026-03-14</w:t>
+        <w:t xml:space="preserve">[2] 楽天トラベル / 10点 / 2026-03-14</w:t>
       </w:r>
     </w:p>
     <w:p>
@@ -7928,7 +7928,7 @@
           <w:sz w:val="21"/>
           <w:szCs w:val="21"/>
         </w:rPr>
-        <w:t xml:space="preserve">先日コンフォートホテル成田に宿泊し、素晴らしい滞在となりました。立地が非常に便利で、空港を利用する方にとって理想的なホテルです。  何よりも滞在を特別なものにしてくれたのは、素晴らしいスタッフの方々でした。出会ったスタッフ全員がとても親切で礼儀正しく、親身になって対応してくれました。到着した瞬間から、温かいおもてなしを感じました。  滞在で特に印象に残った点をいくつか挙げます。  清潔さ：部...</w:t>
+        <w:t xml:space="preserve">部屋もベッドも広くて大満足！ 宿泊目的でなかったが、想定以上でした！ チェックインも遅かったのですが、丁寧に対応頂き気分良かったです！ また、機会が有れば利用したいと思いました。</w:t>
       </w:r>
     </w:p>
     <w:p>
@@ -7964,7 +7964,7 @@
           <w:sz w:val="21"/>
           <w:szCs w:val="21"/>
         </w:rPr>
-        <w:t xml:space="preserve">先日コンフォートホテル成田に宿泊し、素晴らしい滞在となりました。立地が非常に便利で、空港を利用する方にとって理想的なホテルです。特に滞在を特別なものにしてくれたのは、素晴らしいスタッフの方々でした。出会ったスタッフ全員が非常に親切で礼儀正しく、親身になって対応してくれました。到着した瞬間から、温かいおもてなしを感じました。滞在で特に印象に残った点は以下の通りです。清潔さ：部屋は隅々まで清潔で...</w:t>
+        <w:t xml:space="preserve">先日コンフォートホテル成田に宿泊し、素晴らしい滞在となりました。立地が非常に便利で、空港を利用する方にとって理想的なホテルです。  何よりも滞在を特別なものにしてくれたのは、素晴らしいスタッフの方々でした。出会ったスタッフ全員がとても親切で礼儀正しく、親身になって対応してくれました。到着した瞬間から、温かいおもてなしを感じました。  滞在で特に印象に残った点をいくつか挙げます。  清潔さ：部...</w:t>
       </w:r>
     </w:p>
     <w:p>
@@ -7985,7 +7985,7 @@
           <w:sz w:val="22"/>
           <w:szCs w:val="22"/>
         </w:rPr>
-        <w:t xml:space="preserve">[4] Booking.com / 10点 / 2026-03-13</w:t>
+        <w:t xml:space="preserve">[4] Google / 10点 / 2026-03-14</w:t>
       </w:r>
     </w:p>
     <w:p>
@@ -8000,7 +8000,7 @@
           <w:sz w:val="21"/>
           <w:szCs w:val="21"/>
         </w:rPr>
-        <w:t xml:space="preserve">The staff is super nice and willing to help even at late night</w:t>
+        <w:t xml:space="preserve">先日コンフォートホテル成田に宿泊し、素晴らしい滞在となりました。立地が非常に便利で、空港を利用する方にとって理想的なホテルです。特に滞在を特別なものにしてくれたのは、素晴らしいスタッフの方々でした。出会ったスタッフ全員が非常に親切で礼儀正しく、親身になって対応してくれました。到着した瞬間から、温かいおもてなしを感じました。滞在で特に印象に残った点をいくつか挙げます。清潔さ：部屋は隅々まで清潔...</w:t>
       </w:r>
     </w:p>
     <w:p>
@@ -8021,7 +8021,7 @@
           <w:sz w:val="22"/>
           <w:szCs w:val="22"/>
         </w:rPr>
-        <w:t xml:space="preserve">[5] 楽天トラベル / 10点 / 2026-03-13</w:t>
+        <w:t xml:space="preserve">[5] Booking.com / 10点 / 2026-03-13</w:t>
       </w:r>
     </w:p>
     <w:p>
@@ -8036,7 +8036,7 @@
           <w:sz w:val="21"/>
           <w:szCs w:val="21"/>
         </w:rPr>
-        <w:t xml:space="preserve">バイキングとても美味しかったです！</w:t>
+        <w:t xml:space="preserve">The staff is super nice and willing to help even at late night</w:t>
       </w:r>
     </w:p>
     <w:p>
@@ -8281,7 +8281,7 @@
                 <w:sz w:val="21"/>
                 <w:szCs w:val="21"/>
               </w:rPr>
-              <w:t xml:space="preserve">コンフォートホテル成田は、全体平均8.60点（10点換算）、高評価率80.7%という良好な顧客満足度を維持しているホテルです。特に「朝食」「スタッフの対応」が多くのゲストから高く評価されています。</w:t>
+              <w:t xml:space="preserve">コンフォートホテル成田は、全体平均8.59点（10点換算）、高評価率81.0%という良好な顧客満足度を維持しているホテルです。特に「朝食」「スタッフの対応」が多くのゲストから高く評価されています。</w:t>
             </w:r>
           </w:p>
           <w:p>

--- a/納品レポート/ホテル別レポート/comfort_narita_口コミ分析改善レポート.docx
+++ b/納品レポート/ホテル別レポート/comfort_narita_口コミ分析改善レポート.docx
@@ -96,7 +96,7 @@
           <w:sz w:val="22"/>
           <w:szCs w:val="22"/>
         </w:rPr>
-        <w:t xml:space="preserve">レビュー総数：121件（6サイト）</w:t>
+        <w:t xml:space="preserve">レビュー総数：123件（6サイト）</w:t>
       </w:r>
     </w:p>
     <w:p>
@@ -131,7 +131,7 @@
           <w:sz w:val="20"/>
           <w:szCs w:val="20"/>
         </w:rPr>
-        <w:t xml:space="preserve">作成日：2026年3月18日</w:t>
+        <w:t xml:space="preserve">作成日：2026年3月19日</w:t>
       </w:r>
     </w:p>
     <w:p>
@@ -189,7 +189,7 @@
           <w:sz w:val="21"/>
           <w:szCs w:val="21"/>
         </w:rPr>
-        <w:t xml:space="preserve">2026年2月〜3月に各OTAサイト・口コミサイトに投稿された121件のレビューを包括的に分析しました。以下が主要な発見事項です。</w:t>
+        <w:t xml:space="preserve">2026年2月〜3月に各OTAサイト・口コミサイトに投稿された123件のレビューを包括的に分析しました。以下が主要な発見事項です。</w:t>
       </w:r>
     </w:p>
     <w:p>
@@ -261,7 +261,7 @@
                 <w:sz w:val="36"/>
                 <w:szCs w:val="36"/>
               </w:rPr>
-              <w:t xml:space="preserve">8.59</w:t>
+              <w:t xml:space="preserve">8.54</w:t>
             </w:r>
           </w:p>
         </w:tc>
@@ -274,7 +274,7 @@
               <w:bottom w:val="none" w:sz="0"/>
               <w:right w:val="single" w:color="DDDDDD" w:sz="1"/>
             </w:tcBorders>
-            <w:shd w:fill="E8F5E9" w:val="clear"/>
+            <w:shd w:fill="FFF3E0" w:val="clear"/>
             <w:tcMar>
               <w:top w:type="dxa" w:w="160"/>
               <w:left w:type="dxa" w:w="200"/>
@@ -306,11 +306,11 @@
                 <w:rFonts w:ascii="Arial" w:cs="Arial" w:eastAsia="Arial" w:hAnsi="Arial"/>
                 <w:b/>
                 <w:bCs/>
-                <w:color w:val="27AE60"/>
+                <w:color w:val="FF9800"/>
                 <w:sz w:val="36"/>
                 <w:szCs w:val="36"/>
               </w:rPr>
-              <w:t xml:space="preserve">81.0%</w:t>
+              <w:t xml:space="preserve">79.7%</w:t>
             </w:r>
           </w:p>
         </w:tc>
@@ -359,7 +359,7 @@
                 <w:sz w:val="36"/>
                 <w:szCs w:val="36"/>
               </w:rPr>
-              <w:t xml:space="preserve">2.5%</w:t>
+              <w:t xml:space="preserve">3.3%</w:t>
             </w:r>
           </w:p>
         </w:tc>
@@ -408,7 +408,7 @@
                 <w:sz w:val="36"/>
                 <w:szCs w:val="36"/>
               </w:rPr>
-              <w:t xml:space="preserve">121件</w:t>
+              <w:t xml:space="preserve">123件</w:t>
             </w:r>
           </w:p>
         </w:tc>
@@ -448,7 +448,7 @@
           <w:sz w:val="21"/>
           <w:szCs w:val="21"/>
         </w:rPr>
-        <w:t xml:space="preserve">全体平均スコア8.59点（10点換算）は良好な水準であり、81.0%が高評価（8-10点）に分類されます。低評価（1-4点）は3件（2.5%）で、ゲスト満足度は良好です。Trip.com（9.69点）で特に高い評価を獲得しています。</w:t>
+        <w:t xml:space="preserve">全体平均スコア8.54点（10点換算）は良好な水準であり、79.7%が高評価（8-10点）に分類されます。低評価（1-4点）は4件（3.3%）で、ゲスト満足度は良好です。Trip.com（9.53点）で特に高い評価を獲得しています。</w:t>
       </w:r>
     </w:p>
     <w:p>
@@ -987,7 +987,7 @@
                 <w:sz w:val="20"/>
                 <w:szCs w:val="20"/>
               </w:rPr>
-              <w:t xml:space="preserve">16</w:t>
+              <w:t xml:space="preserve">17</w:t>
             </w:r>
           </w:p>
         </w:tc>
@@ -1021,7 +1021,7 @@
                 <w:sz w:val="20"/>
                 <w:szCs w:val="20"/>
               </w:rPr>
-              <w:t xml:space="preserve">9.69</w:t>
+              <w:t xml:space="preserve">9.53</w:t>
             </w:r>
           </w:p>
         </w:tc>
@@ -1089,7 +1089,7 @@
                 <w:sz w:val="20"/>
                 <w:szCs w:val="20"/>
               </w:rPr>
-              <w:t xml:space="preserve">9.69</w:t>
+              <w:t xml:space="preserve">9.53</w:t>
             </w:r>
           </w:p>
         </w:tc>
@@ -1961,7 +1961,7 @@
                 <w:sz w:val="20"/>
                 <w:szCs w:val="20"/>
               </w:rPr>
-              <w:t xml:space="preserve">15</w:t>
+              <w:t xml:space="preserve">16</w:t>
             </w:r>
           </w:p>
         </w:tc>
@@ -1995,7 +1995,7 @@
                 <w:sz w:val="20"/>
                 <w:szCs w:val="20"/>
               </w:rPr>
-              <w:t xml:space="preserve">4</w:t>
+              <w:t xml:space="preserve">3.88</w:t>
             </w:r>
           </w:p>
         </w:tc>
@@ -2059,11 +2059,11 @@
                 <w:rFonts w:ascii="Arial" w:cs="Arial" w:eastAsia="Arial" w:hAnsi="Arial"/>
                 <w:b/>
                 <w:bCs/>
-                <w:color w:val="27AE60"/>
-                <w:sz w:val="20"/>
-                <w:szCs w:val="20"/>
-              </w:rPr>
-              <w:t xml:space="preserve">8</w:t>
+                <w:color w:val="E67E22"/>
+                <w:sz w:val="20"/>
+                <w:szCs w:val="20"/>
+              </w:rPr>
+              <w:t xml:space="preserve">7.75</w:t>
             </w:r>
           </w:p>
         </w:tc>
@@ -2127,11 +2127,11 @@
                 <w:rFonts w:ascii="Arial" w:cs="Arial" w:eastAsia="Arial" w:hAnsi="Arial"/>
                 <w:b/>
                 <w:bCs/>
-                <w:color w:val="27AE60"/>
-                <w:sz w:val="20"/>
-                <w:szCs w:val="20"/>
-              </w:rPr>
-              <w:t xml:space="preserve">良好</w:t>
+                <w:color w:val="E67E22"/>
+                <w:sz w:val="20"/>
+                <w:szCs w:val="20"/>
+              </w:rPr>
+              <w:t xml:space="preserve">概ね良好</w:t>
             </w:r>
           </w:p>
         </w:tc>
@@ -2418,7 +2418,7 @@
           <w:sz w:val="21"/>
           <w:szCs w:val="21"/>
         </w:rPr>
-        <w:t xml:space="preserve">評価分布は10点（42.1%）に最も多く、8点以上の高評価が81.0%を占め、高い顧客満足度を示しています。低評価（1-4点）は計3件（2.5%）です。</w:t>
+        <w:t xml:space="preserve">評価分布は10点（41.5%）に最も多く、8点以上の高評価が79.7%を占めています。低評価（1-4点）は計4件（3.3%）です。</w:t>
       </w:r>
     </w:p>
     <w:p>
@@ -2688,7 +2688,7 @@
                 <w:sz w:val="20"/>
                 <w:szCs w:val="20"/>
               </w:rPr>
-              <w:t xml:space="preserve">42.1%</w:t>
+              <w:t xml:space="preserve">41.5%</w:t>
             </w:r>
           </w:p>
         </w:tc>
@@ -2833,7 +2833,7 @@
                 <w:sz w:val="20"/>
                 <w:szCs w:val="20"/>
               </w:rPr>
-              <w:t xml:space="preserve">13.2%</w:t>
+              <w:t xml:space="preserve">13.0%</w:t>
             </w:r>
           </w:p>
         </w:tc>
@@ -2977,7 +2977,7 @@
                 <w:sz w:val="20"/>
                 <w:szCs w:val="20"/>
               </w:rPr>
-              <w:t xml:space="preserve">25.6%</w:t>
+              <w:t xml:space="preserve">25.2%</w:t>
             </w:r>
           </w:p>
         </w:tc>
@@ -3087,7 +3087,7 @@
                 <w:sz w:val="20"/>
                 <w:szCs w:val="20"/>
               </w:rPr>
-              <w:t xml:space="preserve">7</w:t>
+              <w:t xml:space="preserve">8</w:t>
             </w:r>
           </w:p>
         </w:tc>
@@ -3122,7 +3122,7 @@
                 <w:sz w:val="20"/>
                 <w:szCs w:val="20"/>
               </w:rPr>
-              <w:t xml:space="preserve">5.8%</w:t>
+              <w:t xml:space="preserve">6.5%</w:t>
             </w:r>
           </w:p>
         </w:tc>
@@ -3159,7 +3159,7 @@
                 <w:sz w:val="18"/>
                 <w:szCs w:val="18"/>
               </w:rPr>
-              <w:t xml:space="preserve"> 7件</w:t>
+              <w:t xml:space="preserve"> 8件</w:t>
             </w:r>
           </w:p>
         </w:tc>
@@ -3266,7 +3266,7 @@
                 <w:sz w:val="20"/>
                 <w:szCs w:val="20"/>
               </w:rPr>
-              <w:t xml:space="preserve">9.9%</w:t>
+              <w:t xml:space="preserve">9.8%</w:t>
             </w:r>
           </w:p>
         </w:tc>
@@ -3520,7 +3520,7 @@
                 <w:sz w:val="20"/>
                 <w:szCs w:val="20"/>
               </w:rPr>
-              <w:t xml:space="preserve">2</w:t>
+              <w:t xml:space="preserve">3</w:t>
             </w:r>
           </w:p>
         </w:tc>
@@ -3555,7 +3555,7 @@
                 <w:sz w:val="20"/>
                 <w:szCs w:val="20"/>
               </w:rPr>
-              <w:t xml:space="preserve">1.7%</w:t>
+              <w:t xml:space="preserve">2.4%</w:t>
             </w:r>
           </w:p>
         </w:tc>
@@ -3593,7 +3593,7 @@
                 <w:sz w:val="18"/>
                 <w:szCs w:val="18"/>
               </w:rPr>
-              <w:t xml:space="preserve"> 2件</w:t>
+              <w:t xml:space="preserve"> 3件</w:t>
             </w:r>
           </w:p>
         </w:tc>
@@ -3813,7 +3813,7 @@
                 <w:sz w:val="24"/>
                 <w:szCs w:val="24"/>
               </w:rPr>
-              <w:t xml:space="preserve">98件（81.0%）</w:t>
+              <w:t xml:space="preserve">98件（79.7%）</w:t>
             </w:r>
           </w:p>
         </w:tc>
@@ -3864,7 +3864,7 @@
                 <w:sz w:val="24"/>
                 <w:szCs w:val="24"/>
               </w:rPr>
-              <w:t xml:space="preserve">20件（16.5%）</w:t>
+              <w:t xml:space="preserve">21件（17.1%）</w:t>
             </w:r>
           </w:p>
         </w:tc>
@@ -3915,7 +3915,7 @@
                 <w:sz w:val="24"/>
                 <w:szCs w:val="24"/>
               </w:rPr>
-              <w:t xml:space="preserve">3件（2.5%）</w:t>
+              <w:t xml:space="preserve">4件（3.3%）</w:t>
             </w:r>
           </w:p>
         </w:tc>
@@ -4400,7 +4400,7 @@
                 <w:sz w:val="20"/>
                 <w:szCs w:val="20"/>
               </w:rPr>
-              <w:t xml:space="preserve">「立地が非常に便利で、空港を利用する方にとって理想的なホテルです」「Very good location,  nice staff, Too small, bathroom entr...」</w:t>
+              <w:t xml:space="preserve">「駅から近く、室内もきれいでした」「立地が非常に便利で、空港を利用する方にとって理想的なホテルです」</w:t>
             </w:r>
           </w:p>
         </w:tc>
@@ -4504,7 +4504,7 @@
                 <w:sz w:val="20"/>
                 <w:szCs w:val="20"/>
               </w:rPr>
-              <w:t xml:space="preserve">「The bed and pillow were uncomfortable to sleep in」「部屋もベッドも広くて大満足」</w:t>
+              <w:t xml:space="preserve">「ベッドヘッドに白い汚れがたくさん付いていてすごく不快だったので改善してほしいです」「The bed and pillow were uncomfortable to sleep in」</w:t>
             </w:r>
           </w:p>
         </w:tc>
@@ -4611,7 +4611,7 @@
                 <w:sz w:val="20"/>
                 <w:szCs w:val="20"/>
               </w:rPr>
-              <w:t xml:space="preserve">「清潔さ：部屋は隅々まで清潔で、手入れが行き届いていました」「Clean and tidy, tv has Netflix which is a huge plus for me」</w:t>
+              <w:t xml:space="preserve">「駅から近く、室内もきれいでした」「清潔さ：部屋は隅々まで清潔で、手入れが行き届いていました」</w:t>
             </w:r>
           </w:p>
         </w:tc>
@@ -5676,7 +5676,7 @@
                 <w:sz w:val="20"/>
                 <w:szCs w:val="20"/>
               </w:rPr>
-              <w:t xml:space="preserve">朝食の改善要望</w:t>
+              <w:t xml:space="preserve">清掃不備</w:t>
             </w:r>
           </w:p>
         </w:tc>
@@ -5710,7 +5710,7 @@
                 <w:sz w:val="20"/>
                 <w:szCs w:val="20"/>
               </w:rPr>
-              <w:t xml:space="preserve">朝食なしのホテルと同じ価格なのに、朝食は無料です。 成田市で一番のお気に入り。朝食なしのホテルと同じ価格なのに、朝...</w:t>
+              <w:t xml:space="preserve">ベッドヘッドに白い汚れがたくさん付いていてすごく不快だったので改善してほしいです</w:t>
             </w:r>
           </w:p>
         </w:tc>
@@ -5744,7 +5744,7 @@
                 <w:sz w:val="20"/>
                 <w:szCs w:val="20"/>
               </w:rPr>
-              <w:t xml:space="preserve">中度・3件</w:t>
+              <w:t xml:space="preserve">中度・4件</w:t>
             </w:r>
           </w:p>
         </w:tc>
@@ -5815,7 +5815,7 @@
                 <w:sz w:val="20"/>
                 <w:szCs w:val="20"/>
               </w:rPr>
-              <w:t xml:space="preserve">対応・サービスの不満</w:t>
+              <w:t xml:space="preserve">朝食の改善要望</w:t>
             </w:r>
           </w:p>
         </w:tc>
@@ -5849,7 +5849,7 @@
                 <w:sz w:val="20"/>
                 <w:szCs w:val="20"/>
               </w:rPr>
-              <w:t xml:space="preserve">員工態度親切 一進房間有股臭味（發霉味），地毯稍嫌不乾淨 部屋に入るとカビ臭い匂いがして、カーペットも少し汚れていた</w:t>
+              <w:t xml:space="preserve">朝食なしのホテルと同じ価格なのに、朝食は無料です。 成田市で一番のお気に入り。朝食なしのホテルと同じ価格なのに、朝...</w:t>
             </w:r>
           </w:p>
         </w:tc>
@@ -7046,7 +7046,7 @@
                 <w:sz w:val="20"/>
                 <w:szCs w:val="20"/>
               </w:rPr>
-              <w:t xml:space="preserve">8.59点</w:t>
+              <w:t xml:space="preserve">8.54点</w:t>
             </w:r>
           </w:p>
         </w:tc>
@@ -7080,7 +7080,7 @@
                 <w:sz w:val="20"/>
                 <w:szCs w:val="20"/>
               </w:rPr>
-              <w:t xml:space="preserve">8.9点以上</w:t>
+              <w:t xml:space="preserve">8.8点以上</w:t>
             </w:r>
           </w:p>
         </w:tc>
@@ -7186,7 +7186,7 @@
                 <w:sz w:val="20"/>
                 <w:szCs w:val="20"/>
               </w:rPr>
-              <w:t xml:space="preserve">81.0%</w:t>
+              <w:t xml:space="preserve">79.7%</w:t>
             </w:r>
           </w:p>
         </w:tc>
@@ -7221,7 +7221,7 @@
                 <w:sz w:val="20"/>
                 <w:szCs w:val="20"/>
               </w:rPr>
-              <w:t xml:space="preserve">86%以上</w:t>
+              <w:t xml:space="preserve">85%以上</w:t>
             </w:r>
           </w:p>
         </w:tc>
@@ -7326,7 +7326,7 @@
                 <w:sz w:val="20"/>
                 <w:szCs w:val="20"/>
               </w:rPr>
-              <w:t xml:space="preserve">2.5%</w:t>
+              <w:t xml:space="preserve">3.3%</w:t>
             </w:r>
           </w:p>
         </w:tc>
@@ -8057,7 +8057,7 @@
           <w:sz w:val="22"/>
           <w:szCs w:val="22"/>
         </w:rPr>
-        <w:t xml:space="preserve">[6] Agoda / 6点 / 2026-03-11</w:t>
+        <w:t xml:space="preserve">[6] 楽天トラベル / 4点 / 2026-03-18</w:t>
       </w:r>
     </w:p>
     <w:p>
@@ -8072,7 +8072,7 @@
           <w:sz w:val="21"/>
           <w:szCs w:val="21"/>
         </w:rPr>
-        <w:t xml:space="preserve">チェックインの応対が丁寧でよかったです。</w:t>
+        <w:t xml:space="preserve">ホテルとしては普通です。ベッドヘッドに白い汚れがたくさん付いていてすごく不快だったので改善してほしいです。</w:t>
       </w:r>
     </w:p>
     <w:p>
@@ -8093,7 +8093,7 @@
           <w:sz w:val="22"/>
           <w:szCs w:val="22"/>
         </w:rPr>
-        <w:t xml:space="preserve">[7] 楽天トラベル / 6点 / 2026-03-11</w:t>
+        <w:t xml:space="preserve">[7] Agoda / 6点 / 2026-03-11</w:t>
       </w:r>
     </w:p>
     <w:p>
@@ -8108,7 +8108,7 @@
           <w:sz w:val="21"/>
           <w:szCs w:val="21"/>
         </w:rPr>
-        <w:t xml:space="preserve">喫煙所がない。屋外設置もないため、喫煙者には辛いかも。</w:t>
+        <w:t xml:space="preserve">チェックインの応対が丁寧でよかったです。</w:t>
       </w:r>
     </w:p>
     <w:p>
@@ -8129,7 +8129,7 @@
           <w:sz w:val="22"/>
           <w:szCs w:val="22"/>
         </w:rPr>
-        <w:t xml:space="preserve">[8] 楽天トラベル / 6点 / 2026-03-07</w:t>
+        <w:t xml:space="preserve">[8] 楽天トラベル / 6点 / 2026-03-11</w:t>
       </w:r>
     </w:p>
     <w:p>
@@ -8144,7 +8144,7 @@
           <w:sz w:val="21"/>
           <w:szCs w:val="21"/>
         </w:rPr>
-        <w:t xml:space="preserve">京成成田から駅近で便利です</w:t>
+        <w:t xml:space="preserve">喫煙所がない。屋外設置もないため、喫煙者には辛いかも。</w:t>
       </w:r>
     </w:p>
     <w:p>
@@ -8165,7 +8165,7 @@
           <w:sz w:val="22"/>
           <w:szCs w:val="22"/>
         </w:rPr>
-        <w:t xml:space="preserve">[9] 楽天トラベル / 6点 / 2026-03-04</w:t>
+        <w:t xml:space="preserve">[9] 楽天トラベル / 6点 / 2026-03-07</w:t>
       </w:r>
     </w:p>
     <w:p>
@@ -8180,7 +8180,7 @@
           <w:sz w:val="21"/>
           <w:szCs w:val="21"/>
         </w:rPr>
-        <w:t xml:space="preserve">ジェットスター早朝便に乗るために小学生2人宿泊しました。チェックイン22時すぎチェックアウト6時と滞在時間が短めなので、駅近というだけで選択しましたが、添い寝、朝食無料サービスが嬉しかったです。 シャワーは温度調節が難しかったですが、おおむね満足です！ 早朝便利用の際はまた利用したいです。</w:t>
+        <w:t xml:space="preserve">京成成田から駅近で便利です</w:t>
       </w:r>
     </w:p>
     <w:p>
@@ -8201,7 +8201,7 @@
           <w:sz w:val="22"/>
           <w:szCs w:val="22"/>
         </w:rPr>
-        <w:t xml:space="preserve">[10] Agoda / 6点 / 2026-03-04</w:t>
+        <w:t xml:space="preserve">[10] 楽天トラベル / 6点 / 2026-03-04</w:t>
       </w:r>
     </w:p>
     <w:p>
@@ -8216,7 +8216,7 @@
           <w:sz w:val="21"/>
           <w:szCs w:val="21"/>
         </w:rPr>
-        <w:t xml:space="preserve">朝食が今ひとつになった。アジアンぽいと言うか…。</w:t>
+        <w:t xml:space="preserve">ジェットスター早朝便に乗るために小学生2人宿泊しました。チェックイン22時すぎチェックアウト6時と滞在時間が短めなので、駅近というだけで選択しましたが、添い寝、朝食無料サービスが嬉しかったです。 シャワーは温度調節が難しかったですが、おおむね満足です！ 早朝便利用の際はまた利用したいです。</w:t>
       </w:r>
     </w:p>
     <w:p>
@@ -8281,7 +8281,7 @@
                 <w:sz w:val="21"/>
                 <w:szCs w:val="21"/>
               </w:rPr>
-              <w:t xml:space="preserve">コンフォートホテル成田は、全体平均8.59点（10点換算）、高評価率81.0%という良好な顧客満足度を維持しているホテルです。特に「朝食」「スタッフの対応」が多くのゲストから高く評価されています。</w:t>
+              <w:t xml:space="preserve">コンフォートホテル成田は、全体平均8.54点（10点換算）、高評価率79.7%という良好な顧客満足度を維持しているホテルです。特に「朝食」「スタッフの対応」が多くのゲストから高く評価されています。</w:t>
             </w:r>
           </w:p>
           <w:p>

--- a/納品レポート/ホテル別レポート/comfort_narita_口コミ分析改善レポート.docx
+++ b/納品レポート/ホテル別レポート/comfort_narita_口コミ分析改善レポート.docx
@@ -96,7 +96,7 @@
           <w:sz w:val="22"/>
           <w:szCs w:val="22"/>
         </w:rPr>
-        <w:t xml:space="preserve">レビュー総数：123件（6サイト）</w:t>
+        <w:t xml:space="preserve">レビュー総数：125件（6サイト）</w:t>
       </w:r>
     </w:p>
     <w:p>
@@ -131,7 +131,7 @@
           <w:sz w:val="20"/>
           <w:szCs w:val="20"/>
         </w:rPr>
-        <w:t xml:space="preserve">作成日：2026年3月19日</w:t>
+        <w:t xml:space="preserve">作成日：2026年3月20日</w:t>
       </w:r>
     </w:p>
     <w:p>
@@ -189,7 +189,7 @@
           <w:sz w:val="21"/>
           <w:szCs w:val="21"/>
         </w:rPr>
-        <w:t xml:space="preserve">2026年2月〜3月に各OTAサイト・口コミサイトに投稿された123件のレビューを包括的に分析しました。以下が主要な発見事項です。</w:t>
+        <w:t xml:space="preserve">2026年2月〜3月に各OTAサイト・口コミサイトに投稿された125件のレビューを包括的に分析しました。以下が主要な発見事項です。</w:t>
       </w:r>
     </w:p>
     <w:p>
@@ -261,7 +261,7 @@
                 <w:sz w:val="36"/>
                 <w:szCs w:val="36"/>
               </w:rPr>
-              <w:t xml:space="preserve">8.54</w:t>
+              <w:t xml:space="preserve">8.53</w:t>
             </w:r>
           </w:p>
         </w:tc>
@@ -274,7 +274,7 @@
               <w:bottom w:val="none" w:sz="0"/>
               <w:right w:val="single" w:color="DDDDDD" w:sz="1"/>
             </w:tcBorders>
-            <w:shd w:fill="FFF3E0" w:val="clear"/>
+            <w:shd w:fill="E8F5E9" w:val="clear"/>
             <w:tcMar>
               <w:top w:type="dxa" w:w="160"/>
               <w:left w:type="dxa" w:w="200"/>
@@ -306,11 +306,11 @@
                 <w:rFonts w:ascii="Arial" w:cs="Arial" w:eastAsia="Arial" w:hAnsi="Arial"/>
                 <w:b/>
                 <w:bCs/>
-                <w:color w:val="FF9800"/>
+                <w:color w:val="27AE60"/>
                 <w:sz w:val="36"/>
                 <w:szCs w:val="36"/>
               </w:rPr>
-              <w:t xml:space="preserve">79.7%</w:t>
+              <w:t xml:space="preserve">80.0%</w:t>
             </w:r>
           </w:p>
         </w:tc>
@@ -359,7 +359,7 @@
                 <w:sz w:val="36"/>
                 <w:szCs w:val="36"/>
               </w:rPr>
-              <w:t xml:space="preserve">3.3%</w:t>
+              <w:t xml:space="preserve">3.2%</w:t>
             </w:r>
           </w:p>
         </w:tc>
@@ -408,7 +408,7 @@
                 <w:sz w:val="36"/>
                 <w:szCs w:val="36"/>
               </w:rPr>
-              <w:t xml:space="preserve">123件</w:t>
+              <w:t xml:space="preserve">125件</w:t>
             </w:r>
           </w:p>
         </w:tc>
@@ -448,7 +448,7 @@
           <w:sz w:val="21"/>
           <w:szCs w:val="21"/>
         </w:rPr>
-        <w:t xml:space="preserve">全体平均スコア8.54点（10点換算）は良好な水準であり、79.7%が高評価（8-10点）に分類されます。低評価（1-4点）は4件（3.3%）で、ゲスト満足度は良好です。Trip.com（9.53点）で特に高い評価を獲得しています。</w:t>
+        <w:t xml:space="preserve">全体平均スコア8.53点（10点換算）は良好な水準であり、80.0%が高評価（8-10点）に分類されます。低評価（1-4点）は4件（3.2%）で、ゲスト満足度は良好です。Trip.com（9.53点）で特に高い評価を獲得しています。</w:t>
       </w:r>
     </w:p>
     <w:p>
@@ -1229,7 +1229,7 @@
                 <w:sz w:val="20"/>
                 <w:szCs w:val="20"/>
               </w:rPr>
-              <w:t xml:space="preserve">20</w:t>
+              <w:t xml:space="preserve">22</w:t>
             </w:r>
           </w:p>
         </w:tc>
@@ -1264,7 +1264,7 @@
                 <w:sz w:val="20"/>
                 <w:szCs w:val="20"/>
               </w:rPr>
-              <w:t xml:space="preserve">4.75</w:t>
+              <w:t xml:space="preserve">4.68</w:t>
             </w:r>
           </w:p>
         </w:tc>
@@ -1334,7 +1334,7 @@
                 <w:sz w:val="20"/>
                 <w:szCs w:val="20"/>
               </w:rPr>
-              <w:t xml:space="preserve">9.5</w:t>
+              <w:t xml:space="preserve">9.36</w:t>
             </w:r>
           </w:p>
         </w:tc>
@@ -2418,7 +2418,7 @@
           <w:sz w:val="21"/>
           <w:szCs w:val="21"/>
         </w:rPr>
-        <w:t xml:space="preserve">評価分布は10点（41.5%）に最も多く、8点以上の高評価が79.7%を占めています。低評価（1-4点）は計4件（3.3%）です。</w:t>
+        <w:t xml:space="preserve">評価分布は10点（40.8%）に最も多く、8点以上の高評価が80.0%を占め、高い顧客満足度を示しています。低評価（1-4点）は計4件（3.2%）です。</w:t>
       </w:r>
     </w:p>
     <w:p>
@@ -2688,7 +2688,7 @@
                 <w:sz w:val="20"/>
                 <w:szCs w:val="20"/>
               </w:rPr>
-              <w:t xml:space="preserve">41.5%</w:t>
+              <w:t xml:space="preserve">40.8%</w:t>
             </w:r>
           </w:p>
         </w:tc>
@@ -2833,7 +2833,7 @@
                 <w:sz w:val="20"/>
                 <w:szCs w:val="20"/>
               </w:rPr>
-              <w:t xml:space="preserve">13.0%</w:t>
+              <w:t xml:space="preserve">12.8%</w:t>
             </w:r>
           </w:p>
         </w:tc>
@@ -2942,7 +2942,7 @@
                 <w:sz w:val="20"/>
                 <w:szCs w:val="20"/>
               </w:rPr>
-              <w:t xml:space="preserve">31</w:t>
+              <w:t xml:space="preserve">33</w:t>
             </w:r>
           </w:p>
         </w:tc>
@@ -2977,7 +2977,7 @@
                 <w:sz w:val="20"/>
                 <w:szCs w:val="20"/>
               </w:rPr>
-              <w:t xml:space="preserve">25.2%</w:t>
+              <w:t xml:space="preserve">26.4%</w:t>
             </w:r>
           </w:p>
         </w:tc>
@@ -3006,7 +3006,7 @@
                 <w:sz w:val="20"/>
                 <w:szCs w:val="20"/>
               </w:rPr>
-              <w:t xml:space="preserve">████████████</w:t>
+              <w:t xml:space="preserve">█████████████</w:t>
             </w:r>
             <w:r>
               <w:rPr>
@@ -3015,7 +3015,7 @@
                 <w:sz w:val="18"/>
                 <w:szCs w:val="18"/>
               </w:rPr>
-              <w:t xml:space="preserve"> 31件</w:t>
+              <w:t xml:space="preserve"> 33件</w:t>
             </w:r>
           </w:p>
         </w:tc>
@@ -3122,7 +3122,7 @@
                 <w:sz w:val="20"/>
                 <w:szCs w:val="20"/>
               </w:rPr>
-              <w:t xml:space="preserve">6.5%</w:t>
+              <w:t xml:space="preserve">6.4%</w:t>
             </w:r>
           </w:p>
         </w:tc>
@@ -3266,7 +3266,7 @@
                 <w:sz w:val="20"/>
                 <w:szCs w:val="20"/>
               </w:rPr>
-              <w:t xml:space="preserve">9.8%</w:t>
+              <w:t xml:space="preserve">9.6%</w:t>
             </w:r>
           </w:p>
         </w:tc>
@@ -3813,7 +3813,7 @@
                 <w:sz w:val="24"/>
                 <w:szCs w:val="24"/>
               </w:rPr>
-              <w:t xml:space="preserve">98件（79.7%）</w:t>
+              <w:t xml:space="preserve">100件（80.0%）</w:t>
             </w:r>
           </w:p>
         </w:tc>
@@ -3864,7 +3864,7 @@
                 <w:sz w:val="24"/>
                 <w:szCs w:val="24"/>
               </w:rPr>
-              <w:t xml:space="preserve">21件（17.1%）</w:t>
+              <w:t xml:space="preserve">21件（16.8%）</w:t>
             </w:r>
           </w:p>
         </w:tc>
@@ -3915,7 +3915,7 @@
                 <w:sz w:val="24"/>
                 <w:szCs w:val="24"/>
               </w:rPr>
-              <w:t xml:space="preserve">4件（3.3%）</w:t>
+              <w:t xml:space="preserve">4件（3.2%）</w:t>
             </w:r>
           </w:p>
         </w:tc>
@@ -4189,7 +4189,7 @@
                 <w:sz w:val="20"/>
                 <w:szCs w:val="20"/>
               </w:rPr>
-              <w:t xml:space="preserve">「普通のホテルですが朝食が美味しくて満足です 普通のホテルですが朝食が美味しくて満足です」「アメニティ：無料のコーヒーと美味しい朝食メニューは大変ありがたかったです」</w:t>
+              <w:t xml:space="preserve">「朝食も軽食とは言えないほどボリュームありました」「普通のホテルですが朝食が美味しくて満足です 普通のホテルですが朝食が美味しくて満足です」</w:t>
             </w:r>
           </w:p>
         </w:tc>
@@ -4504,7 +4504,7 @@
                 <w:sz w:val="20"/>
                 <w:szCs w:val="20"/>
               </w:rPr>
-              <w:t xml:space="preserve">「ベッドヘッドに白い汚れがたくさん付いていてすごく不快だったので改善してほしいです」「The bed and pillow were uncomfortable to sleep in」</w:t>
+              <w:t xml:space="preserve">「室内、アメニティ含めて問題ない」「ベッドヘッドに白い汚れがたくさん付いていてすごく不快だったので改善してほしいです」</w:t>
             </w:r>
           </w:p>
         </w:tc>
@@ -4755,7 +4755,7 @@
           <w:sz w:val="21"/>
           <w:szCs w:val="21"/>
         </w:rPr>
-        <w:t xml:space="preserve">口コミの多数で「朝食」に関するポジティブな言及が見られ、コンフォートホテル成田の最大の差別化要因となっています。普通のホテルですが朝食が美味しくて満足です 普通のホテルですが朝食が美味しくて満足ですといった声が多数寄せられています。</w:t>
+        <w:t xml:space="preserve">口コミの多数で「朝食」に関するポジティブな言及が見られ、コンフォートホテル成田の最大の差別化要因となっています。朝食も軽食とは言えないほどボリュームありましたといった声が多数寄せられています。</w:t>
       </w:r>
     </w:p>
     <w:p>
@@ -4774,7 +4774,7 @@
           <w:sz w:val="21"/>
           <w:szCs w:val="21"/>
         </w:rPr>
-        <w:t xml:space="preserve">普通のホテルですが朝食が美味しくて満足です 普通のホテルですが朝食が美味しくて満足です</w:t>
+        <w:t xml:space="preserve">朝食も軽食とは言えないほどボリュームありました</w:t>
       </w:r>
     </w:p>
     <w:p>
@@ -4793,7 +4793,7 @@
           <w:sz w:val="21"/>
           <w:szCs w:val="21"/>
         </w:rPr>
-        <w:t xml:space="preserve">アメニティ：無料のコーヒーと美味しい朝食メニューは大変ありがたかったです</w:t>
+        <w:t xml:space="preserve">普通のホテルですが朝食が美味しくて満足です 普通のホテルですが朝食が美味しくて満足です</w:t>
       </w:r>
     </w:p>
     <w:p>
@@ -4812,7 +4812,7 @@
           <w:sz w:val="21"/>
           <w:szCs w:val="21"/>
         </w:rPr>
-        <w:t xml:space="preserve">アメニティ：無料のコーヒーと美味しい朝食メニューは本当にありがたかったです</w:t>
+        <w:t xml:space="preserve">アメニティ：無料のコーヒーと美味しい朝食メニューは大変ありがたかったです</w:t>
       </w:r>
     </w:p>
     <w:p>
@@ -7046,7 +7046,7 @@
                 <w:sz w:val="20"/>
                 <w:szCs w:val="20"/>
               </w:rPr>
-              <w:t xml:space="preserve">8.54点</w:t>
+              <w:t xml:space="preserve">8.53点</w:t>
             </w:r>
           </w:p>
         </w:tc>
@@ -7186,7 +7186,7 @@
                 <w:sz w:val="20"/>
                 <w:szCs w:val="20"/>
               </w:rPr>
-              <w:t xml:space="preserve">79.7%</w:t>
+              <w:t xml:space="preserve">80.0%</w:t>
             </w:r>
           </w:p>
         </w:tc>
@@ -7326,7 +7326,7 @@
                 <w:sz w:val="20"/>
                 <w:szCs w:val="20"/>
               </w:rPr>
-              <w:t xml:space="preserve">3.3%</w:t>
+              <w:t xml:space="preserve">3.2%</w:t>
             </w:r>
           </w:p>
         </w:tc>
@@ -7877,7 +7877,7 @@
           <w:sz w:val="22"/>
           <w:szCs w:val="22"/>
         </w:rPr>
-        <w:t xml:space="preserve">[1] 楽天トラベル / 8点 / 2026-03-17</w:t>
+        <w:t xml:space="preserve">[1] Google / 8点 / 2026-03-19</w:t>
       </w:r>
     </w:p>
     <w:p>
@@ -7892,7 +7892,7 @@
           <w:sz w:val="21"/>
           <w:szCs w:val="21"/>
         </w:rPr>
-        <w:t xml:space="preserve">普通のホテルですが朝食が美味しくて満足です</w:t>
+        <w:t xml:space="preserve">1月3日に、宿泊しました。クーポン含めて安く宿泊出来たのはよかったです。室内、アメニティ含めて問題ない。朝食も軽食とは言えないほどボリュームありました。 写真は2019年撮影です。</w:t>
       </w:r>
     </w:p>
     <w:p>
@@ -7913,7 +7913,7 @@
           <w:sz w:val="22"/>
           <w:szCs w:val="22"/>
         </w:rPr>
-        <w:t xml:space="preserve">[2] 楽天トラベル / 10点 / 2026-03-14</w:t>
+        <w:t xml:space="preserve">[2] 楽天トラベル / 8点 / 2026-03-17</w:t>
       </w:r>
     </w:p>
     <w:p>
@@ -7928,7 +7928,7 @@
           <w:sz w:val="21"/>
           <w:szCs w:val="21"/>
         </w:rPr>
-        <w:t xml:space="preserve">部屋もベッドも広くて大満足！ 宿泊目的でなかったが、想定以上でした！ チェックインも遅かったのですが、丁寧に対応頂き気分良かったです！ また、機会が有れば利用したいと思いました。</w:t>
+        <w:t xml:space="preserve">普通のホテルですが朝食が美味しくて満足です</w:t>
       </w:r>
     </w:p>
     <w:p>
@@ -7949,7 +7949,7 @@
           <w:sz w:val="22"/>
           <w:szCs w:val="22"/>
         </w:rPr>
-        <w:t xml:space="preserve">[3] Google / 10点 / 2026-03-14</w:t>
+        <w:t xml:space="preserve">[3] 楽天トラベル / 10点 / 2026-03-14</w:t>
       </w:r>
     </w:p>
     <w:p>
@@ -7964,7 +7964,7 @@
           <w:sz w:val="21"/>
           <w:szCs w:val="21"/>
         </w:rPr>
-        <w:t xml:space="preserve">先日コンフォートホテル成田に宿泊し、素晴らしい滞在となりました。立地が非常に便利で、空港を利用する方にとって理想的なホテルです。  何よりも滞在を特別なものにしてくれたのは、素晴らしいスタッフの方々でした。出会ったスタッフ全員がとても親切で礼儀正しく、親身になって対応してくれました。到着した瞬間から、温かいおもてなしを感じました。  滞在で特に印象に残った点をいくつか挙げます。  清潔さ：部...</w:t>
+        <w:t xml:space="preserve">部屋もベッドも広くて大満足！ 宿泊目的でなかったが、想定以上でした！ チェックインも遅かったのですが、丁寧に対応頂き気分良かったです！ また、機会が有れば利用したいと思いました。</w:t>
       </w:r>
     </w:p>
     <w:p>
@@ -8000,7 +8000,7 @@
           <w:sz w:val="21"/>
           <w:szCs w:val="21"/>
         </w:rPr>
-        <w:t xml:space="preserve">先日コンフォートホテル成田に宿泊し、素晴らしい滞在となりました。立地が非常に便利で、空港を利用する方にとって理想的なホテルです。特に滞在を特別なものにしてくれたのは、素晴らしいスタッフの方々でした。出会ったスタッフ全員が非常に親切で礼儀正しく、親身になって対応してくれました。到着した瞬間から、温かいおもてなしを感じました。滞在で特に印象に残った点をいくつか挙げます。清潔さ：部屋は隅々まで清潔...</w:t>
+        <w:t xml:space="preserve">先日コンフォートホテル成田に宿泊し、素晴らしい滞在となりました。立地が非常に便利で、空港を利用する方にとって理想的なホテルです。  何よりも滞在を特別なものにしてくれたのは、素晴らしいスタッフの方々でした。出会ったスタッフ全員がとても親切で礼儀正しく、親身になって対応してくれました。到着した瞬間から、温かいおもてなしを感じました。  滞在で特に印象に残った点をいくつか挙げます。  清潔さ：部...</w:t>
       </w:r>
     </w:p>
     <w:p>
@@ -8021,7 +8021,7 @@
           <w:sz w:val="22"/>
           <w:szCs w:val="22"/>
         </w:rPr>
-        <w:t xml:space="preserve">[5] Booking.com / 10点 / 2026-03-13</w:t>
+        <w:t xml:space="preserve">[5] Google / 10点 / 2026-03-14</w:t>
       </w:r>
     </w:p>
     <w:p>
@@ -8036,7 +8036,7 @@
           <w:sz w:val="21"/>
           <w:szCs w:val="21"/>
         </w:rPr>
-        <w:t xml:space="preserve">The staff is super nice and willing to help even at late night</w:t>
+        <w:t xml:space="preserve">先日コンフォートホテル成田に宿泊し、素晴らしい滞在となりました。立地が非常に便利で、空港を利用する方にとって理想的なホテルです。特に滞在を特別なものにしてくれたのは、素晴らしいスタッフの方々でした。出会ったスタッフ全員が非常に親切で礼儀正しく、親身になって対応してくれました。到着した瞬間から、温かいおもてなしを感じました。滞在で特に印象に残った点は以下の通りです。清潔さ：部屋は隅々まで清潔で...</w:t>
       </w:r>
     </w:p>
     <w:p>
@@ -8281,7 +8281,7 @@
                 <w:sz w:val="21"/>
                 <w:szCs w:val="21"/>
               </w:rPr>
-              <w:t xml:space="preserve">コンフォートホテル成田は、全体平均8.54点（10点換算）、高評価率79.7%という良好な顧客満足度を維持しているホテルです。特に「朝食」「スタッフの対応」が多くのゲストから高く評価されています。</w:t>
+              <w:t xml:space="preserve">コンフォートホテル成田は、全体平均8.53点（10点換算）、高評価率80.0%という良好な顧客満足度を維持しているホテルです。特に「朝食」「スタッフの対応」が多くのゲストから高く評価されています。</w:t>
             </w:r>
           </w:p>
           <w:p>

--- a/納品レポート/ホテル別レポート/comfort_narita_口コミ分析改善レポート.docx
+++ b/納品レポート/ホテル別レポート/comfort_narita_口コミ分析改善レポート.docx
@@ -96,7 +96,7 @@
           <w:sz w:val="22"/>
           <w:szCs w:val="22"/>
         </w:rPr>
-        <w:t xml:space="preserve">レビュー総数：125件（6サイト）</w:t>
+        <w:t xml:space="preserve">レビュー総数：127件（6サイト）</w:t>
       </w:r>
     </w:p>
     <w:p>
@@ -131,7 +131,7 @@
           <w:sz w:val="20"/>
           <w:szCs w:val="20"/>
         </w:rPr>
-        <w:t xml:space="preserve">作成日：2026年3月20日</w:t>
+        <w:t xml:space="preserve">作成日：2026年3月21日</w:t>
       </w:r>
     </w:p>
     <w:p>
@@ -189,7 +189,7 @@
           <w:sz w:val="21"/>
           <w:szCs w:val="21"/>
         </w:rPr>
-        <w:t xml:space="preserve">2026年2月〜3月に各OTAサイト・口コミサイトに投稿された125件のレビューを包括的に分析しました。以下が主要な発見事項です。</w:t>
+        <w:t xml:space="preserve">2026年2月〜3月に各OTAサイト・口コミサイトに投稿された127件のレビューを包括的に分析しました。以下が主要な発見事項です。</w:t>
       </w:r>
     </w:p>
     <w:p>
@@ -261,7 +261,7 @@
                 <w:sz w:val="36"/>
                 <w:szCs w:val="36"/>
               </w:rPr>
-              <w:t xml:space="preserve">8.53</w:t>
+              <w:t xml:space="preserve">8.55</w:t>
             </w:r>
           </w:p>
         </w:tc>
@@ -310,7 +310,7 @@
                 <w:sz w:val="36"/>
                 <w:szCs w:val="36"/>
               </w:rPr>
-              <w:t xml:space="preserve">80.0%</w:t>
+              <w:t xml:space="preserve">80.3%</w:t>
             </w:r>
           </w:p>
         </w:tc>
@@ -359,7 +359,7 @@
                 <w:sz w:val="36"/>
                 <w:szCs w:val="36"/>
               </w:rPr>
-              <w:t xml:space="preserve">3.2%</w:t>
+              <w:t xml:space="preserve">3.1%</w:t>
             </w:r>
           </w:p>
         </w:tc>
@@ -408,7 +408,7 @@
                 <w:sz w:val="36"/>
                 <w:szCs w:val="36"/>
               </w:rPr>
-              <w:t xml:space="preserve">125件</w:t>
+              <w:t xml:space="preserve">127件</w:t>
             </w:r>
           </w:p>
         </w:tc>
@@ -448,7 +448,7 @@
           <w:sz w:val="21"/>
           <w:szCs w:val="21"/>
         </w:rPr>
-        <w:t xml:space="preserve">全体平均スコア8.53点（10点換算）は良好な水準であり、80.0%が高評価（8-10点）に分類されます。低評価（1-4点）は4件（3.2%）で、ゲスト満足度は良好です。Trip.com（9.53点）で特に高い評価を獲得しています。</w:t>
+        <w:t xml:space="preserve">全体平均スコア8.55点（10点換算）は良好な水準であり、80.3%が高評価（8-10点）に分類されます。低評価（1-4点）は4件（3.1%）で、ゲスト満足度は良好です。Trip.com（9.53点）で特に高い評価を獲得しています。</w:t>
       </w:r>
     </w:p>
     <w:p>
@@ -463,7 +463,7 @@
           <w:sz w:val="21"/>
           <w:szCs w:val="21"/>
         </w:rPr>
-        <w:t xml:space="preserve">一方で、Agoda（6.9点）では相対的に低いスコアとなっており、改善の余地があります。全体としては「朝食」と「スタッフの対応」がホテルの主な強みとして際立っています。</w:t>
+        <w:t xml:space="preserve">一方で、Agoda（6.9点）では相対的に低いスコアとなっており、改善の余地があります。全体としては「朝食」と「立地・アクセス」がホテルの主な強みとして際立っています。</w:t>
       </w:r>
     </w:p>
     <w:p>
@@ -542,7 +542,7 @@
                 <w:sz w:val="20"/>
                 <w:szCs w:val="20"/>
               </w:rPr>
-              <w:t xml:space="preserve">朝食（20件以上で言及）、スタッフの対応（20件以上で言及）、立地・アクセス（20件以上で言及）</w:t>
+              <w:t xml:space="preserve">朝食（50件以上で言及）、立地・アクセス（20件以上で言及）、スタッフの対応（20件以上で言及）</w:t>
             </w:r>
           </w:p>
           <w:p>
@@ -1474,7 +1474,7 @@
                 <w:sz w:val="20"/>
                 <w:szCs w:val="20"/>
               </w:rPr>
-              <w:t xml:space="preserve">50</w:t>
+              <w:t xml:space="preserve">51</w:t>
             </w:r>
           </w:p>
         </w:tc>
@@ -1508,7 +1508,7 @@
                 <w:sz w:val="20"/>
                 <w:szCs w:val="20"/>
               </w:rPr>
-              <w:t xml:space="preserve">8.42</w:t>
+              <w:t xml:space="preserve">8.45</w:t>
             </w:r>
           </w:p>
         </w:tc>
@@ -1576,7 +1576,7 @@
                 <w:sz w:val="20"/>
                 <w:szCs w:val="20"/>
               </w:rPr>
-              <w:t xml:space="preserve">8.42</w:t>
+              <w:t xml:space="preserve">8.45</w:t>
             </w:r>
           </w:p>
         </w:tc>
@@ -1961,7 +1961,7 @@
                 <w:sz w:val="20"/>
                 <w:szCs w:val="20"/>
               </w:rPr>
-              <w:t xml:space="preserve">16</w:t>
+              <w:t xml:space="preserve">17</w:t>
             </w:r>
           </w:p>
         </w:tc>
@@ -1995,7 +1995,7 @@
                 <w:sz w:val="20"/>
                 <w:szCs w:val="20"/>
               </w:rPr>
-              <w:t xml:space="preserve">3.88</w:t>
+              <w:t xml:space="preserve">3.94</w:t>
             </w:r>
           </w:p>
         </w:tc>
@@ -2063,7 +2063,7 @@
                 <w:sz w:val="20"/>
                 <w:szCs w:val="20"/>
               </w:rPr>
-              <w:t xml:space="preserve">7.75</w:t>
+              <w:t xml:space="preserve">7.88</w:t>
             </w:r>
           </w:p>
         </w:tc>
@@ -2418,7 +2418,7 @@
           <w:sz w:val="21"/>
           <w:szCs w:val="21"/>
         </w:rPr>
-        <w:t xml:space="preserve">評価分布は10点（40.8%）に最も多く、8点以上の高評価が80.0%を占め、高い顧客満足度を示しています。低評価（1-4点）は計4件（3.2%）です。</w:t>
+        <w:t xml:space="preserve">評価分布は10点（41.7%）に最も多く、8点以上の高評価が80.3%を占め、高い顧客満足度を示しています。低評価（1-4点）は計4件（3.1%）です。</w:t>
       </w:r>
     </w:p>
     <w:p>
@@ -2653,7 +2653,7 @@
                 <w:sz w:val="20"/>
                 <w:szCs w:val="20"/>
               </w:rPr>
-              <w:t xml:space="preserve">51</w:t>
+              <w:t xml:space="preserve">53</w:t>
             </w:r>
           </w:p>
         </w:tc>
@@ -2688,7 +2688,7 @@
                 <w:sz w:val="20"/>
                 <w:szCs w:val="20"/>
               </w:rPr>
-              <w:t xml:space="preserve">40.8%</w:t>
+              <w:t xml:space="preserve">41.7%</w:t>
             </w:r>
           </w:p>
         </w:tc>
@@ -2726,7 +2726,7 @@
                 <w:sz w:val="18"/>
                 <w:szCs w:val="18"/>
               </w:rPr>
-              <w:t xml:space="preserve"> 51件</w:t>
+              <w:t xml:space="preserve"> 53件</w:t>
             </w:r>
           </w:p>
         </w:tc>
@@ -2833,7 +2833,7 @@
                 <w:sz w:val="20"/>
                 <w:szCs w:val="20"/>
               </w:rPr>
-              <w:t xml:space="preserve">12.8%</w:t>
+              <w:t xml:space="preserve">12.6%</w:t>
             </w:r>
           </w:p>
         </w:tc>
@@ -2977,7 +2977,7 @@
                 <w:sz w:val="20"/>
                 <w:szCs w:val="20"/>
               </w:rPr>
-              <w:t xml:space="preserve">26.4%</w:t>
+              <w:t xml:space="preserve">26.0%</w:t>
             </w:r>
           </w:p>
         </w:tc>
@@ -3006,7 +3006,7 @@
                 <w:sz w:val="20"/>
                 <w:szCs w:val="20"/>
               </w:rPr>
-              <w:t xml:space="preserve">█████████████</w:t>
+              <w:t xml:space="preserve">████████████</w:t>
             </w:r>
             <w:r>
               <w:rPr>
@@ -3122,7 +3122,7 @@
                 <w:sz w:val="20"/>
                 <w:szCs w:val="20"/>
               </w:rPr>
-              <w:t xml:space="preserve">6.4%</w:t>
+              <w:t xml:space="preserve">6.3%</w:t>
             </w:r>
           </w:p>
         </w:tc>
@@ -3266,7 +3266,7 @@
                 <w:sz w:val="20"/>
                 <w:szCs w:val="20"/>
               </w:rPr>
-              <w:t xml:space="preserve">9.6%</w:t>
+              <w:t xml:space="preserve">9.4%</w:t>
             </w:r>
           </w:p>
         </w:tc>
@@ -3813,7 +3813,7 @@
                 <w:sz w:val="24"/>
                 <w:szCs w:val="24"/>
               </w:rPr>
-              <w:t xml:space="preserve">100件（80.0%）</w:t>
+              <w:t xml:space="preserve">102件（80.3%）</w:t>
             </w:r>
           </w:p>
         </w:tc>
@@ -3864,7 +3864,7 @@
                 <w:sz w:val="24"/>
                 <w:szCs w:val="24"/>
               </w:rPr>
-              <w:t xml:space="preserve">21件（16.8%）</w:t>
+              <w:t xml:space="preserve">21件（16.5%）</w:t>
             </w:r>
           </w:p>
         </w:tc>
@@ -3915,7 +3915,7 @@
                 <w:sz w:val="24"/>
                 <w:szCs w:val="24"/>
               </w:rPr>
-              <w:t xml:space="preserve">4件（3.2%）</w:t>
+              <w:t xml:space="preserve">4件（3.1%）</w:t>
             </w:r>
           </w:p>
         </w:tc>
@@ -4154,7 +4154,7 @@
                 <w:sz w:val="20"/>
                 <w:szCs w:val="20"/>
               </w:rPr>
-              <w:t xml:space="preserve">20件以上</w:t>
+              <w:t xml:space="preserve">50件以上</w:t>
             </w:r>
           </w:p>
         </w:tc>
@@ -4189,7 +4189,7 @@
                 <w:sz w:val="20"/>
                 <w:szCs w:val="20"/>
               </w:rPr>
-              <w:t xml:space="preserve">「朝食も軽食とは言えないほどボリュームありました」「普通のホテルですが朝食が美味しくて満足です 普通のホテルですが朝食が美味しくて満足です」</w:t>
+              <w:t xml:space="preserve">「駅からも近く、コンビニもすぐそばにあるため便利でした  朝食も五穀米やスープ、スムージーがおいしくていつもの朝食よ...」「朝食も軽食とは言えないほどボリュームありました」</w:t>
             </w:r>
           </w:p>
         </w:tc>
@@ -4225,7 +4225,7 @@
                 <w:sz w:val="20"/>
                 <w:szCs w:val="20"/>
               </w:rPr>
-              <w:t xml:space="preserve">スタッフの対応</w:t>
+              <w:t xml:space="preserve">立地・アクセス</w:t>
             </w:r>
           </w:p>
         </w:tc>
@@ -4293,7 +4293,7 @@
                 <w:sz w:val="20"/>
                 <w:szCs w:val="20"/>
               </w:rPr>
-              <w:t xml:space="preserve">「チェックインも遅かったのですが、丁寧に対応頂き気分良かったです」「何よりも滞在を特別なものにしてくれたのは、素晴らしいスタッフの方々でした」</w:t>
+              <w:t xml:space="preserve">「駅からも近く、コンビニもすぐそばにあるため便利でした  朝食も五穀米やスープ、スムージーがおいしくていつもの朝食よ...」「駅から近く、室内もきれいでした」</w:t>
             </w:r>
           </w:p>
         </w:tc>
@@ -4330,7 +4330,7 @@
                 <w:sz w:val="20"/>
                 <w:szCs w:val="20"/>
               </w:rPr>
-              <w:t xml:space="preserve">立地・アクセス</w:t>
+              <w:t xml:space="preserve">スタッフの対応</w:t>
             </w:r>
           </w:p>
         </w:tc>
@@ -4400,7 +4400,7 @@
                 <w:sz w:val="20"/>
                 <w:szCs w:val="20"/>
               </w:rPr>
-              <w:t xml:space="preserve">「駅から近く、室内もきれいでした」「立地が非常に便利で、空港を利用する方にとって理想的なホテルです」</w:t>
+              <w:t xml:space="preserve">「チェックインも遅かったのですが、丁寧に対応頂き気分良かったです」「何よりも滞在を特別なものにしてくれたのは、素晴らしいスタッフの方々でした」</w:t>
             </w:r>
           </w:p>
         </w:tc>
@@ -4755,7 +4755,7 @@
           <w:sz w:val="21"/>
           <w:szCs w:val="21"/>
         </w:rPr>
-        <w:t xml:space="preserve">口コミの多数で「朝食」に関するポジティブな言及が見られ、コンフォートホテル成田の最大の差別化要因となっています。朝食も軽食とは言えないほどボリュームありましたといった声が多数寄せられています。</w:t>
+        <w:t xml:space="preserve">口コミの多数で「朝食」に関するポジティブな言及が見られ、コンフォートホテル成田の最大の差別化要因となっています。駅からも近く、コンビニもすぐそばにあるため便利でした  朝食も五穀米やスープ、スムージーがおいしくていつもの朝食よ...といった声が多数寄せられています。</w:t>
       </w:r>
     </w:p>
     <w:p>
@@ -4774,7 +4774,7 @@
           <w:sz w:val="21"/>
           <w:szCs w:val="21"/>
         </w:rPr>
-        <w:t xml:space="preserve">朝食も軽食とは言えないほどボリュームありました</w:t>
+        <w:t xml:space="preserve">駅からも近く、コンビニもすぐそばにあるため便利でした  朝食も五穀米やスープ、スムージーがおいしくていつもの朝食よ...</w:t>
       </w:r>
     </w:p>
     <w:p>
@@ -4793,7 +4793,7 @@
           <w:sz w:val="21"/>
           <w:szCs w:val="21"/>
         </w:rPr>
-        <w:t xml:space="preserve">普通のホテルですが朝食が美味しくて満足です 普通のホテルですが朝食が美味しくて満足です</w:t>
+        <w:t xml:space="preserve">朝食も軽食とは言えないほどボリュームありました</w:t>
       </w:r>
     </w:p>
     <w:p>
@@ -4812,7 +4812,7 @@
           <w:sz w:val="21"/>
           <w:szCs w:val="21"/>
         </w:rPr>
-        <w:t xml:space="preserve">アメニティ：無料のコーヒーと美味しい朝食メニューは大変ありがたかったです</w:t>
+        <w:t xml:space="preserve">普通のホテルですが朝食が美味しくて満足です 普通のホテルですが朝食が美味しくて満足です</w:t>
       </w:r>
     </w:p>
     <w:p>
@@ -4834,7 +4834,7 @@
           <w:sz w:val="26"/>
           <w:szCs w:val="26"/>
         </w:rPr>
-        <w:t xml:space="preserve">3.2 スタッフの対応</w:t>
+        <w:t xml:space="preserve">3.2 立地・アクセス</w:t>
       </w:r>
     </w:p>
     <w:p>
@@ -4849,7 +4849,7 @@
           <w:sz w:val="21"/>
           <w:szCs w:val="21"/>
         </w:rPr>
-        <w:t xml:space="preserve">スタッフの対応に関するポジティブな評価も多く寄せられています。「チェックインも遅かったのですが、丁寧に対応頂き気分良かったです」といったコメントが見られます。</w:t>
+        <w:t xml:space="preserve">立地・アクセスに関するポジティブな評価も多く寄せられています。「駅からも近く、コンビニもすぐそばにあるため便利でした  朝食も五穀米やスープ、スムージーがおいしくていつもの朝食よ...」といったコメントが見られます。</w:t>
       </w:r>
     </w:p>
     <w:p>
@@ -7046,7 +7046,7 @@
                 <w:sz w:val="20"/>
                 <w:szCs w:val="20"/>
               </w:rPr>
-              <w:t xml:space="preserve">8.53点</w:t>
+              <w:t xml:space="preserve">8.55点</w:t>
             </w:r>
           </w:p>
         </w:tc>
@@ -7080,7 +7080,7 @@
                 <w:sz w:val="20"/>
                 <w:szCs w:val="20"/>
               </w:rPr>
-              <w:t xml:space="preserve">8.8点以上</w:t>
+              <w:t xml:space="preserve">8.9点以上</w:t>
             </w:r>
           </w:p>
         </w:tc>
@@ -7186,7 +7186,7 @@
                 <w:sz w:val="20"/>
                 <w:szCs w:val="20"/>
               </w:rPr>
-              <w:t xml:space="preserve">80.0%</w:t>
+              <w:t xml:space="preserve">80.3%</w:t>
             </w:r>
           </w:p>
         </w:tc>
@@ -7326,7 +7326,7 @@
                 <w:sz w:val="20"/>
                 <w:szCs w:val="20"/>
               </w:rPr>
-              <w:t xml:space="preserve">3.2%</w:t>
+              <w:t xml:space="preserve">3.1%</w:t>
             </w:r>
           </w:p>
         </w:tc>
@@ -7877,7 +7877,7 @@
           <w:sz w:val="22"/>
           <w:szCs w:val="22"/>
         </w:rPr>
-        <w:t xml:space="preserve">[1] Google / 8点 / 2026-03-19</w:t>
+        <w:t xml:space="preserve">[1] 楽天トラベル / 10点 / 2026-03-20</w:t>
       </w:r>
     </w:p>
     <w:p>
@@ -7892,7 +7892,7 @@
           <w:sz w:val="21"/>
           <w:szCs w:val="21"/>
         </w:rPr>
-        <w:t xml:space="preserve">1月3日に、宿泊しました。クーポン含めて安く宿泊出来たのはよかったです。室内、アメニティ含めて問題ない。朝食も軽食とは言えないほどボリュームありました。 写真は2019年撮影です。</w:t>
+        <w:t xml:space="preserve">駅からも近く、コンビニもすぐそばにあるため便利でした  朝食も五穀米やスープ、スムージーがおいしくていつもの朝食より食べ過ぎてしまったくらいです。  また機会があれば、利用したいです。</w:t>
       </w:r>
     </w:p>
     <w:p>
@@ -7913,7 +7913,7 @@
           <w:sz w:val="22"/>
           <w:szCs w:val="22"/>
         </w:rPr>
-        <w:t xml:space="preserve">[2] 楽天トラベル / 8点 / 2026-03-17</w:t>
+        <w:t xml:space="preserve">[2] Google / 8点 / 2026-03-19</w:t>
       </w:r>
     </w:p>
     <w:p>
@@ -7928,7 +7928,7 @@
           <w:sz w:val="21"/>
           <w:szCs w:val="21"/>
         </w:rPr>
-        <w:t xml:space="preserve">普通のホテルですが朝食が美味しくて満足です</w:t>
+        <w:t xml:space="preserve">1月3日に、宿泊しました。クーポン含めて安く宿泊出来たのはよかったです。室内、アメニティ含めて問題ない。朝食も軽食とは言えないほどボリュームありました。 写真は2019年撮影です。</w:t>
       </w:r>
     </w:p>
     <w:p>
@@ -7949,7 +7949,7 @@
           <w:sz w:val="22"/>
           <w:szCs w:val="22"/>
         </w:rPr>
-        <w:t xml:space="preserve">[3] 楽天トラベル / 10点 / 2026-03-14</w:t>
+        <w:t xml:space="preserve">[3] 楽天トラベル / 8点 / 2026-03-17</w:t>
       </w:r>
     </w:p>
     <w:p>
@@ -7964,7 +7964,7 @@
           <w:sz w:val="21"/>
           <w:szCs w:val="21"/>
         </w:rPr>
-        <w:t xml:space="preserve">部屋もベッドも広くて大満足！ 宿泊目的でなかったが、想定以上でした！ チェックインも遅かったのですが、丁寧に対応頂き気分良かったです！ また、機会が有れば利用したいと思いました。</w:t>
+        <w:t xml:space="preserve">普通のホテルですが朝食が美味しくて満足です</w:t>
       </w:r>
     </w:p>
     <w:p>
@@ -7985,7 +7985,7 @@
           <w:sz w:val="22"/>
           <w:szCs w:val="22"/>
         </w:rPr>
-        <w:t xml:space="preserve">[4] Google / 10点 / 2026-03-14</w:t>
+        <w:t xml:space="preserve">[4] 楽天トラベル / 10点 / 2026-03-14</w:t>
       </w:r>
     </w:p>
     <w:p>
@@ -8000,7 +8000,7 @@
           <w:sz w:val="21"/>
           <w:szCs w:val="21"/>
         </w:rPr>
-        <w:t xml:space="preserve">先日コンフォートホテル成田に宿泊し、素晴らしい滞在となりました。立地が非常に便利で、空港を利用する方にとって理想的なホテルです。  何よりも滞在を特別なものにしてくれたのは、素晴らしいスタッフの方々でした。出会ったスタッフ全員がとても親切で礼儀正しく、親身になって対応してくれました。到着した瞬間から、温かいおもてなしを感じました。  滞在で特に印象に残った点をいくつか挙げます。  清潔さ：部...</w:t>
+        <w:t xml:space="preserve">部屋もベッドも広くて大満足！ 宿泊目的でなかったが、想定以上でした！ チェックインも遅かったのですが、丁寧に対応頂き気分良かったです！ また、機会が有れば利用したいと思いました。</w:t>
       </w:r>
     </w:p>
     <w:p>
@@ -8036,7 +8036,7 @@
           <w:sz w:val="21"/>
           <w:szCs w:val="21"/>
         </w:rPr>
-        <w:t xml:space="preserve">先日コンフォートホテル成田に宿泊し、素晴らしい滞在となりました。立地が非常に便利で、空港を利用する方にとって理想的なホテルです。特に滞在を特別なものにしてくれたのは、素晴らしいスタッフの方々でした。出会ったスタッフ全員が非常に親切で礼儀正しく、親身になって対応してくれました。到着した瞬間から、温かいおもてなしを感じました。滞在で特に印象に残った点は以下の通りです。清潔さ：部屋は隅々まで清潔で...</w:t>
+        <w:t xml:space="preserve">先日コンフォートホテル成田に宿泊し、素晴らしい滞在となりました。立地が非常に便利で、空港を利用する方にとって理想的なホテルです。  何よりも滞在を特別なものにしてくれたのは、素晴らしいスタッフの方々でした。出会ったスタッフ全員がとても親切で礼儀正しく、親身になって対応してくれました。到着した瞬間から、温かいおもてなしを感じました。  滞在で特に印象に残った点をいくつか挙げます。  清潔さ：部...</w:t>
       </w:r>
     </w:p>
     <w:p>
@@ -8281,7 +8281,7 @@
                 <w:sz w:val="21"/>
                 <w:szCs w:val="21"/>
               </w:rPr>
-              <w:t xml:space="preserve">コンフォートホテル成田は、全体平均8.53点（10点換算）、高評価率80.0%という良好な顧客満足度を維持しているホテルです。特に「朝食」「スタッフの対応」が多くのゲストから高く評価されています。</w:t>
+              <w:t xml:space="preserve">コンフォートホテル成田は、全体平均8.55点（10点換算）、高評価率80.3%という良好な顧客満足度を維持しているホテルです。特に「朝食」「立地・アクセス」が多くのゲストから高く評価されています。</w:t>
             </w:r>
           </w:p>
           <w:p>

--- a/納品レポート/ホテル別レポート/comfort_narita_口コミ分析改善レポート.docx
+++ b/納品レポート/ホテル別レポート/comfort_narita_口コミ分析改善レポート.docx
@@ -96,7 +96,7 @@
           <w:sz w:val="22"/>
           <w:szCs w:val="22"/>
         </w:rPr>
-        <w:t xml:space="preserve">レビュー総数：127件（6サイト）</w:t>
+        <w:t xml:space="preserve">レビュー総数：134件（6サイト）</w:t>
       </w:r>
     </w:p>
     <w:p>
@@ -111,7 +111,7 @@
           <w:sz w:val="20"/>
           <w:szCs w:val="20"/>
         </w:rPr>
-        <w:t xml:space="preserve">対象サイト：Trip.com / Google / Booking.com / じゃらん / 楽天トラベル / Agoda</w:t>
+        <w:t xml:space="preserve">対象サイト：Trip.com / Google / Booking.com / 楽天トラベル / じゃらん / Agoda</w:t>
       </w:r>
     </w:p>
     <w:p>
@@ -131,7 +131,7 @@
           <w:sz w:val="20"/>
           <w:szCs w:val="20"/>
         </w:rPr>
-        <w:t xml:space="preserve">作成日：2026年3月21日</w:t>
+        <w:t xml:space="preserve">作成日：2026年3月23日</w:t>
       </w:r>
     </w:p>
     <w:p>
@@ -189,7 +189,7 @@
           <w:sz w:val="21"/>
           <w:szCs w:val="21"/>
         </w:rPr>
-        <w:t xml:space="preserve">2026年2月〜3月に各OTAサイト・口コミサイトに投稿された127件のレビューを包括的に分析しました。以下が主要な発見事項です。</w:t>
+        <w:t xml:space="preserve">2026年2月〜3月に各OTAサイト・口コミサイトに投稿された134件のレビューを包括的に分析しました。以下が主要な発見事項です。</w:t>
       </w:r>
     </w:p>
     <w:p>
@@ -261,7 +261,7 @@
                 <w:sz w:val="36"/>
                 <w:szCs w:val="36"/>
               </w:rPr>
-              <w:t xml:space="preserve">8.55</w:t>
+              <w:t xml:space="preserve">8.53</w:t>
             </w:r>
           </w:p>
         </w:tc>
@@ -274,7 +274,7 @@
               <w:bottom w:val="none" w:sz="0"/>
               <w:right w:val="single" w:color="DDDDDD" w:sz="1"/>
             </w:tcBorders>
-            <w:shd w:fill="E8F5E9" w:val="clear"/>
+            <w:shd w:fill="FFF3E0" w:val="clear"/>
             <w:tcMar>
               <w:top w:type="dxa" w:w="160"/>
               <w:left w:type="dxa" w:w="200"/>
@@ -306,11 +306,11 @@
                 <w:rFonts w:ascii="Arial" w:cs="Arial" w:eastAsia="Arial" w:hAnsi="Arial"/>
                 <w:b/>
                 <w:bCs/>
-                <w:color w:val="27AE60"/>
+                <w:color w:val="FF9800"/>
                 <w:sz w:val="36"/>
                 <w:szCs w:val="36"/>
               </w:rPr>
-              <w:t xml:space="preserve">80.3%</w:t>
+              <w:t xml:space="preserve">79.9%</w:t>
             </w:r>
           </w:p>
         </w:tc>
@@ -359,7 +359,7 @@
                 <w:sz w:val="36"/>
                 <w:szCs w:val="36"/>
               </w:rPr>
-              <w:t xml:space="preserve">3.1%</w:t>
+              <w:t xml:space="preserve">3.0%</w:t>
             </w:r>
           </w:p>
         </w:tc>
@@ -408,7 +408,7 @@
                 <w:sz w:val="36"/>
                 <w:szCs w:val="36"/>
               </w:rPr>
-              <w:t xml:space="preserve">127件</w:t>
+              <w:t xml:space="preserve">134件</w:t>
             </w:r>
           </w:p>
         </w:tc>
@@ -448,7 +448,7 @@
           <w:sz w:val="21"/>
           <w:szCs w:val="21"/>
         </w:rPr>
-        <w:t xml:space="preserve">全体平均スコア8.55点（10点換算）は良好な水準であり、80.3%が高評価（8-10点）に分類されます。低評価（1-4点）は4件（3.1%）で、ゲスト満足度は良好です。Trip.com（9.53点）で特に高い評価を獲得しています。</w:t>
+        <w:t xml:space="preserve">全体平均スコア8.53点（10点換算）は良好な水準であり、79.9%が高評価（8-10点）に分類されます。低評価（1-4点）は4件（3.0%）で、ゲスト満足度は良好です。Trip.com（9.53点）で特に高い評価を獲得しています。</w:t>
       </w:r>
     </w:p>
     <w:p>
@@ -463,7 +463,7 @@
           <w:sz w:val="21"/>
           <w:szCs w:val="21"/>
         </w:rPr>
-        <w:t xml:space="preserve">一方で、Agoda（6.9点）では相対的に低いスコアとなっており、改善の余地があります。全体としては「朝食」と「立地・アクセス」がホテルの主な強みとして際立っています。</w:t>
+        <w:t xml:space="preserve">一方で、Agoda（6.8点）では相対的に低いスコアとなっており、改善の余地があります。全体としては「朝食」と「スタッフの対応」がホテルの主な強みとして際立っています。</w:t>
       </w:r>
     </w:p>
     <w:p>
@@ -542,7 +542,7 @@
                 <w:sz w:val="20"/>
                 <w:szCs w:val="20"/>
               </w:rPr>
-              <w:t xml:space="preserve">朝食（50件以上で言及）、立地・アクセス（20件以上で言及）、スタッフの対応（20件以上で言及）</w:t>
+              <w:t xml:space="preserve">朝食（50件以上で言及）、スタッフの対応（20件以上で言及）、立地・アクセス（20件以上で言及）</w:t>
             </w:r>
           </w:p>
           <w:p>
@@ -567,7 +567,7 @@
                 <w:sz w:val="20"/>
                 <w:szCs w:val="20"/>
               </w:rPr>
-              <w:t xml:space="preserve">エアコン・空調（14件）、浴室・水回り（8件）、部屋の狭さ（5件）、臭い・匂い（5件）</w:t>
+              <w:t xml:space="preserve">エアコン・空調（16件）、浴室・水回り（8件）、部屋の狭さ（5件）、臭い・匂い（5件）</w:t>
             </w:r>
           </w:p>
           <w:p>
@@ -1264,7 +1264,7 @@
                 <w:sz w:val="20"/>
                 <w:szCs w:val="20"/>
               </w:rPr>
-              <w:t xml:space="preserve">4.68</w:t>
+              <w:t xml:space="preserve">4.59</w:t>
             </w:r>
           </w:p>
         </w:tc>
@@ -1334,7 +1334,7 @@
                 <w:sz w:val="20"/>
                 <w:szCs w:val="20"/>
               </w:rPr>
-              <w:t xml:space="preserve">9.36</w:t>
+              <w:t xml:space="preserve">9.18</w:t>
             </w:r>
           </w:p>
         </w:tc>
@@ -1474,7 +1474,7 @@
                 <w:sz w:val="20"/>
                 <w:szCs w:val="20"/>
               </w:rPr>
-              <w:t xml:space="preserve">51</w:t>
+              <w:t xml:space="preserve">53</w:t>
             </w:r>
           </w:p>
         </w:tc>
@@ -1681,7 +1681,7 @@
                 <w:sz w:val="20"/>
                 <w:szCs w:val="20"/>
               </w:rPr>
-              <w:t xml:space="preserve">じゃらん</w:t>
+              <w:t xml:space="preserve">楽天トラベル</w:t>
             </w:r>
           </w:p>
         </w:tc>
@@ -1716,7 +1716,7 @@
                 <w:sz w:val="20"/>
                 <w:szCs w:val="20"/>
               </w:rPr>
-              <w:t xml:space="preserve">12</w:t>
+              <w:t xml:space="preserve">21</w:t>
             </w:r>
           </w:p>
         </w:tc>
@@ -1751,7 +1751,7 @@
                 <w:sz w:val="20"/>
                 <w:szCs w:val="20"/>
               </w:rPr>
-              <w:t xml:space="preserve">4.08</w:t>
+              <w:t xml:space="preserve">4.1</w:t>
             </w:r>
           </w:p>
         </w:tc>
@@ -1821,7 +1821,7 @@
                 <w:sz w:val="20"/>
                 <w:szCs w:val="20"/>
               </w:rPr>
-              <w:t xml:space="preserve">8.17</w:t>
+              <w:t xml:space="preserve">8.19</w:t>
             </w:r>
           </w:p>
         </w:tc>
@@ -1927,7 +1927,7 @@
                 <w:sz w:val="20"/>
                 <w:szCs w:val="20"/>
               </w:rPr>
-              <w:t xml:space="preserve">楽天トラベル</w:t>
+              <w:t xml:space="preserve">じゃらん</w:t>
             </w:r>
           </w:p>
         </w:tc>
@@ -1961,7 +1961,7 @@
                 <w:sz w:val="20"/>
                 <w:szCs w:val="20"/>
               </w:rPr>
-              <w:t xml:space="preserve">17</w:t>
+              <w:t xml:space="preserve">12</w:t>
             </w:r>
           </w:p>
         </w:tc>
@@ -1995,7 +1995,7 @@
                 <w:sz w:val="20"/>
                 <w:szCs w:val="20"/>
               </w:rPr>
-              <w:t xml:space="preserve">3.94</w:t>
+              <w:t xml:space="preserve">4.08</w:t>
             </w:r>
           </w:p>
         </w:tc>
@@ -2059,11 +2059,11 @@
                 <w:rFonts w:ascii="Arial" w:cs="Arial" w:eastAsia="Arial" w:hAnsi="Arial"/>
                 <w:b/>
                 <w:bCs/>
-                <w:color w:val="E67E22"/>
-                <w:sz w:val="20"/>
-                <w:szCs w:val="20"/>
-              </w:rPr>
-              <w:t xml:space="preserve">7.88</w:t>
+                <w:color w:val="27AE60"/>
+                <w:sz w:val="20"/>
+                <w:szCs w:val="20"/>
+              </w:rPr>
+              <w:t xml:space="preserve">8.17</w:t>
             </w:r>
           </w:p>
         </w:tc>
@@ -2127,11 +2127,11 @@
                 <w:rFonts w:ascii="Arial" w:cs="Arial" w:eastAsia="Arial" w:hAnsi="Arial"/>
                 <w:b/>
                 <w:bCs/>
-                <w:color w:val="E67E22"/>
-                <w:sz w:val="20"/>
-                <w:szCs w:val="20"/>
-              </w:rPr>
-              <w:t xml:space="preserve">概ね良好</w:t>
+                <w:color w:val="27AE60"/>
+                <w:sz w:val="20"/>
+                <w:szCs w:val="20"/>
+              </w:rPr>
+              <w:t xml:space="preserve">良好</w:t>
             </w:r>
           </w:p>
         </w:tc>
@@ -2203,7 +2203,7 @@
                 <w:sz w:val="20"/>
                 <w:szCs w:val="20"/>
               </w:rPr>
-              <w:t xml:space="preserve">8</w:t>
+              <w:t xml:space="preserve">9</w:t>
             </w:r>
           </w:p>
         </w:tc>
@@ -2238,7 +2238,7 @@
                 <w:sz w:val="20"/>
                 <w:szCs w:val="20"/>
               </w:rPr>
-              <w:t xml:space="preserve">6.88</w:t>
+              <w:t xml:space="preserve">6.78</w:t>
             </w:r>
           </w:p>
         </w:tc>
@@ -2308,7 +2308,7 @@
                 <w:sz w:val="20"/>
                 <w:szCs w:val="20"/>
               </w:rPr>
-              <w:t xml:space="preserve">6.88</w:t>
+              <w:t xml:space="preserve">6.78</w:t>
             </w:r>
           </w:p>
         </w:tc>
@@ -2343,7 +2343,7 @@
                 <w:sz w:val="20"/>
                 <w:szCs w:val="20"/>
               </w:rPr>
-              <w:t xml:space="preserve">6.5</w:t>
+              <w:t xml:space="preserve">6</w:t>
             </w:r>
           </w:p>
         </w:tc>
@@ -2418,7 +2418,7 @@
           <w:sz w:val="21"/>
           <w:szCs w:val="21"/>
         </w:rPr>
-        <w:t xml:space="preserve">評価分布は10点（41.7%）に最も多く、8点以上の高評価が80.3%を占め、高い顧客満足度を示しています。低評価（1-4点）は計4件（3.1%）です。</w:t>
+        <w:t xml:space="preserve">評価分布は10点（41.0%）に最も多く、8点以上の高評価が79.9%を占めています。低評価（1-4点）は計4件（3.0%）です。</w:t>
       </w:r>
     </w:p>
     <w:p>
@@ -2653,7 +2653,7 @@
                 <w:sz w:val="20"/>
                 <w:szCs w:val="20"/>
               </w:rPr>
-              <w:t xml:space="preserve">53</w:t>
+              <w:t xml:space="preserve">55</w:t>
             </w:r>
           </w:p>
         </w:tc>
@@ -2688,7 +2688,7 @@
                 <w:sz w:val="20"/>
                 <w:szCs w:val="20"/>
               </w:rPr>
-              <w:t xml:space="preserve">41.7%</w:t>
+              <w:t xml:space="preserve">41.0%</w:t>
             </w:r>
           </w:p>
         </w:tc>
@@ -2726,7 +2726,7 @@
                 <w:sz w:val="18"/>
                 <w:szCs w:val="18"/>
               </w:rPr>
-              <w:t xml:space="preserve"> 53件</w:t>
+              <w:t xml:space="preserve"> 55件</w:t>
             </w:r>
           </w:p>
         </w:tc>
@@ -2798,7 +2798,7 @@
                 <w:sz w:val="20"/>
                 <w:szCs w:val="20"/>
               </w:rPr>
-              <w:t xml:space="preserve">16</w:t>
+              <w:t xml:space="preserve">17</w:t>
             </w:r>
           </w:p>
         </w:tc>
@@ -2833,7 +2833,7 @@
                 <w:sz w:val="20"/>
                 <w:szCs w:val="20"/>
               </w:rPr>
-              <w:t xml:space="preserve">12.6%</w:t>
+              <w:t xml:space="preserve">12.7%</w:t>
             </w:r>
           </w:p>
         </w:tc>
@@ -2870,7 +2870,7 @@
                 <w:sz w:val="18"/>
                 <w:szCs w:val="18"/>
               </w:rPr>
-              <w:t xml:space="preserve"> 16件</w:t>
+              <w:t xml:space="preserve"> 17件</w:t>
             </w:r>
           </w:p>
         </w:tc>
@@ -2942,7 +2942,7 @@
                 <w:sz w:val="20"/>
                 <w:szCs w:val="20"/>
               </w:rPr>
-              <w:t xml:space="preserve">33</w:t>
+              <w:t xml:space="preserve">35</w:t>
             </w:r>
           </w:p>
         </w:tc>
@@ -2977,7 +2977,7 @@
                 <w:sz w:val="20"/>
                 <w:szCs w:val="20"/>
               </w:rPr>
-              <w:t xml:space="preserve">26.0%</w:t>
+              <w:t xml:space="preserve">26.1%</w:t>
             </w:r>
           </w:p>
         </w:tc>
@@ -3006,7 +3006,7 @@
                 <w:sz w:val="20"/>
                 <w:szCs w:val="20"/>
               </w:rPr>
-              <w:t xml:space="preserve">████████████</w:t>
+              <w:t xml:space="preserve">█████████████</w:t>
             </w:r>
             <w:r>
               <w:rPr>
@@ -3015,7 +3015,7 @@
                 <w:sz w:val="18"/>
                 <w:szCs w:val="18"/>
               </w:rPr>
-              <w:t xml:space="preserve"> 33件</w:t>
+              <w:t xml:space="preserve"> 35件</w:t>
             </w:r>
           </w:p>
         </w:tc>
@@ -3122,7 +3122,7 @@
                 <w:sz w:val="20"/>
                 <w:szCs w:val="20"/>
               </w:rPr>
-              <w:t xml:space="preserve">6.3%</w:t>
+              <w:t xml:space="preserve">6.0%</w:t>
             </w:r>
           </w:p>
         </w:tc>
@@ -3231,7 +3231,7 @@
                 <w:sz w:val="20"/>
                 <w:szCs w:val="20"/>
               </w:rPr>
-              <w:t xml:space="preserve">12</w:t>
+              <w:t xml:space="preserve">14</w:t>
             </w:r>
           </w:p>
         </w:tc>
@@ -3266,7 +3266,7 @@
                 <w:sz w:val="20"/>
                 <w:szCs w:val="20"/>
               </w:rPr>
-              <w:t xml:space="preserve">9.4%</w:t>
+              <w:t xml:space="preserve">10.4%</w:t>
             </w:r>
           </w:p>
         </w:tc>
@@ -3304,7 +3304,7 @@
                 <w:sz w:val="18"/>
                 <w:szCs w:val="18"/>
               </w:rPr>
-              <w:t xml:space="preserve"> 12件</w:t>
+              <w:t xml:space="preserve"> 14件</w:t>
             </w:r>
           </w:p>
         </w:tc>
@@ -3411,7 +3411,7 @@
                 <w:sz w:val="20"/>
                 <w:szCs w:val="20"/>
               </w:rPr>
-              <w:t xml:space="preserve">0.8%</w:t>
+              <w:t xml:space="preserve">0.7%</w:t>
             </w:r>
           </w:p>
         </w:tc>
@@ -3555,7 +3555,7 @@
                 <w:sz w:val="20"/>
                 <w:szCs w:val="20"/>
               </w:rPr>
-              <w:t xml:space="preserve">2.4%</w:t>
+              <w:t xml:space="preserve">2.2%</w:t>
             </w:r>
           </w:p>
         </w:tc>
@@ -3700,7 +3700,7 @@
                 <w:sz w:val="20"/>
                 <w:szCs w:val="20"/>
               </w:rPr>
-              <w:t xml:space="preserve">0.8%</w:t>
+              <w:t xml:space="preserve">0.7%</w:t>
             </w:r>
           </w:p>
         </w:tc>
@@ -3813,7 +3813,7 @@
                 <w:sz w:val="24"/>
                 <w:szCs w:val="24"/>
               </w:rPr>
-              <w:t xml:space="preserve">102件（80.3%）</w:t>
+              <w:t xml:space="preserve">107件（79.9%）</w:t>
             </w:r>
           </w:p>
         </w:tc>
@@ -3864,7 +3864,7 @@
                 <w:sz w:val="24"/>
                 <w:szCs w:val="24"/>
               </w:rPr>
-              <w:t xml:space="preserve">21件（16.5%）</w:t>
+              <w:t xml:space="preserve">23件（17.2%）</w:t>
             </w:r>
           </w:p>
         </w:tc>
@@ -3915,7 +3915,7 @@
                 <w:sz w:val="24"/>
                 <w:szCs w:val="24"/>
               </w:rPr>
-              <w:t xml:space="preserve">4件（3.1%）</w:t>
+              <w:t xml:space="preserve">4件（3.0%）</w:t>
             </w:r>
           </w:p>
         </w:tc>
@@ -4189,7 +4189,7 @@
                 <w:sz w:val="20"/>
                 <w:szCs w:val="20"/>
               </w:rPr>
-              <w:t xml:space="preserve">「駅からも近く、コンビニもすぐそばにあるため便利でした  朝食も五穀米やスープ、スムージーがおいしくていつもの朝食よ...」「朝食も軽食とは言えないほどボリュームありました」</w:t>
+              <w:t xml:space="preserve">「The breakfast was very good with excellent coffee」「朝食の豊富な種類」</w:t>
             </w:r>
           </w:p>
         </w:tc>
@@ -4225,7 +4225,7 @@
                 <w:sz w:val="20"/>
                 <w:szCs w:val="20"/>
               </w:rPr>
-              <w:t xml:space="preserve">立地・アクセス</w:t>
+              <w:t xml:space="preserve">スタッフの対応</w:t>
             </w:r>
           </w:p>
         </w:tc>
@@ -4293,7 +4293,7 @@
                 <w:sz w:val="20"/>
                 <w:szCs w:val="20"/>
               </w:rPr>
-              <w:t xml:space="preserve">「駅からも近く、コンビニもすぐそばにあるため便利でした  朝食も五穀米やスープ、スムージーがおいしくていつもの朝食よ...」「駅から近く、室内もきれいでした」</w:t>
+              <w:t xml:space="preserve">「The staff were very friendly There was no way to control ...」「受付時、とても親切なご案内でした」</w:t>
             </w:r>
           </w:p>
         </w:tc>
@@ -4330,7 +4330,7 @@
                 <w:sz w:val="20"/>
                 <w:szCs w:val="20"/>
               </w:rPr>
-              <w:t xml:space="preserve">スタッフの対応</w:t>
+              <w:t xml:space="preserve">立地・アクセス</w:t>
             </w:r>
           </w:p>
         </w:tc>
@@ -4400,7 +4400,7 @@
                 <w:sz w:val="20"/>
                 <w:szCs w:val="20"/>
               </w:rPr>
-              <w:t xml:space="preserve">「チェックインも遅かったのですが、丁寧に対応頂き気分良かったです」「何よりも滞在を特別なものにしてくれたのは、素晴らしいスタッフの方々でした」</w:t>
+              <w:t xml:space="preserve">「Location None なし」「It is very conveniently located near the Keisei train sta...」</w:t>
             </w:r>
           </w:p>
         </w:tc>
@@ -4504,7 +4504,7 @@
                 <w:sz w:val="20"/>
                 <w:szCs w:val="20"/>
               </w:rPr>
-              <w:t xml:space="preserve">「室内、アメニティ含めて問題ない」「ベッドヘッドに白い汚れがたくさん付いていてすごく不快だったので改善してほしいです」</w:t>
+              <w:t xml:space="preserve">「It is very conveniently located near the Keisei train sta...」「室内、アメニティ含めて問題ない」</w:t>
             </w:r>
           </w:p>
         </w:tc>
@@ -4611,7 +4611,7 @@
                 <w:sz w:val="20"/>
                 <w:szCs w:val="20"/>
               </w:rPr>
-              <w:t xml:space="preserve">「駅から近く、室内もきれいでした」「清潔さ：部屋は隅々まで清潔で、手入れが行き届いていました」</w:t>
+              <w:t xml:space="preserve">「It is very conveniently located near the Keisei train sta...」「駅から近く、室内もきれいでした」</w:t>
             </w:r>
           </w:p>
         </w:tc>
@@ -4755,7 +4755,7 @@
           <w:sz w:val="21"/>
           <w:szCs w:val="21"/>
         </w:rPr>
-        <w:t xml:space="preserve">口コミの多数で「朝食」に関するポジティブな言及が見られ、コンフォートホテル成田の最大の差別化要因となっています。駅からも近く、コンビニもすぐそばにあるため便利でした  朝食も五穀米やスープ、スムージーがおいしくていつもの朝食よ...といった声が多数寄せられています。</w:t>
+        <w:t xml:space="preserve">口コミの多数で「朝食」に関するポジティブな言及が見られ、コンフォートホテル成田の最大の差別化要因となっています。The breakfast was very good with excellent coffeeといった声が多数寄せられています。</w:t>
       </w:r>
     </w:p>
     <w:p>
@@ -4774,7 +4774,7 @@
           <w:sz w:val="21"/>
           <w:szCs w:val="21"/>
         </w:rPr>
-        <w:t xml:space="preserve">駅からも近く、コンビニもすぐそばにあるため便利でした  朝食も五穀米やスープ、スムージーがおいしくていつもの朝食よ...</w:t>
+        <w:t xml:space="preserve">The breakfast was very good with excellent coffee</w:t>
       </w:r>
     </w:p>
     <w:p>
@@ -4793,7 +4793,7 @@
           <w:sz w:val="21"/>
           <w:szCs w:val="21"/>
         </w:rPr>
-        <w:t xml:space="preserve">朝食も軽食とは言えないほどボリュームありました</w:t>
+        <w:t xml:space="preserve">朝食の豊富な種類</w:t>
       </w:r>
     </w:p>
     <w:p>
@@ -4812,7 +4812,7 @@
           <w:sz w:val="21"/>
           <w:szCs w:val="21"/>
         </w:rPr>
-        <w:t xml:space="preserve">普通のホテルですが朝食が美味しくて満足です 普通のホテルですが朝食が美味しくて満足です</w:t>
+        <w:t xml:space="preserve">スタッフの皆さんが、明るく、丁寧にもてなしてくださり、朝食も素晴らしく、安心して滞在できました</w:t>
       </w:r>
     </w:p>
     <w:p>
@@ -4834,7 +4834,7 @@
           <w:sz w:val="26"/>
           <w:szCs w:val="26"/>
         </w:rPr>
-        <w:t xml:space="preserve">3.2 立地・アクセス</w:t>
+        <w:t xml:space="preserve">3.2 スタッフの対応</w:t>
       </w:r>
     </w:p>
     <w:p>
@@ -4849,7 +4849,7 @@
           <w:sz w:val="21"/>
           <w:szCs w:val="21"/>
         </w:rPr>
-        <w:t xml:space="preserve">立地・アクセスに関するポジティブな評価も多く寄せられています。「駅からも近く、コンビニもすぐそばにあるため便利でした  朝食も五穀米やスープ、スムージーがおいしくていつもの朝食よ...」といったコメントが見られます。</w:t>
+        <w:t xml:space="preserve">スタッフの対応に関するポジティブな評価も多く寄せられています。「The staff were very friendly There was no way to control ...」といったコメントが見られます。</w:t>
       </w:r>
     </w:p>
     <w:p>
@@ -5154,7 +5154,7 @@
                 <w:sz w:val="20"/>
                 <w:szCs w:val="20"/>
               </w:rPr>
-              <w:t xml:space="preserve">Complimentary parking ticket for parking at nearby carpar...</w:t>
+              <w:t xml:space="preserve">異常に暑い日には、室温を調節する方法はシステムをオフにする以外になかった</w:t>
             </w:r>
           </w:p>
         </w:tc>
@@ -5188,7 +5188,7 @@
                 <w:sz w:val="20"/>
                 <w:szCs w:val="20"/>
               </w:rPr>
-              <w:t xml:space="preserve">重大・14件</w:t>
+              <w:t xml:space="preserve">重大・16件</w:t>
             </w:r>
           </w:p>
         </w:tc>
@@ -7046,7 +7046,7 @@
                 <w:sz w:val="20"/>
                 <w:szCs w:val="20"/>
               </w:rPr>
-              <w:t xml:space="preserve">8.55点</w:t>
+              <w:t xml:space="preserve">8.53点</w:t>
             </w:r>
           </w:p>
         </w:tc>
@@ -7080,7 +7080,7 @@
                 <w:sz w:val="20"/>
                 <w:szCs w:val="20"/>
               </w:rPr>
-              <w:t xml:space="preserve">8.9点以上</w:t>
+              <w:t xml:space="preserve">8.8点以上</w:t>
             </w:r>
           </w:p>
         </w:tc>
@@ -7186,7 +7186,7 @@
                 <w:sz w:val="20"/>
                 <w:szCs w:val="20"/>
               </w:rPr>
-              <w:t xml:space="preserve">80.3%</w:t>
+              <w:t xml:space="preserve">79.9%</w:t>
             </w:r>
           </w:p>
         </w:tc>
@@ -7326,7 +7326,7 @@
                 <w:sz w:val="20"/>
                 <w:szCs w:val="20"/>
               </w:rPr>
-              <w:t xml:space="preserve">3.1%</w:t>
+              <w:t xml:space="preserve">3.0%</w:t>
             </w:r>
           </w:p>
         </w:tc>
@@ -7466,7 +7466,7 @@
                 <w:sz w:val="20"/>
                 <w:szCs w:val="20"/>
               </w:rPr>
-              <w:t xml:space="preserve">6.9点</w:t>
+              <w:t xml:space="preserve">6.8点</w:t>
             </w:r>
           </w:p>
         </w:tc>
@@ -7501,7 +7501,7 @@
                 <w:sz w:val="20"/>
                 <w:szCs w:val="20"/>
               </w:rPr>
-              <w:t xml:space="preserve">7.9点以上</w:t>
+              <w:t xml:space="preserve">7.8点以上</w:t>
             </w:r>
           </w:p>
         </w:tc>
@@ -7746,7 +7746,7 @@
                 <w:sz w:val="20"/>
                 <w:szCs w:val="20"/>
               </w:rPr>
-              <w:t xml:space="preserve">約14件/期間</w:t>
+              <w:t xml:space="preserve">約16件/期間</w:t>
             </w:r>
           </w:p>
         </w:tc>
@@ -7781,7 +7781,7 @@
                 <w:sz w:val="20"/>
                 <w:szCs w:val="20"/>
               </w:rPr>
-              <w:t xml:space="preserve">7件以下</w:t>
+              <w:t xml:space="preserve">8件以下</w:t>
             </w:r>
           </w:p>
         </w:tc>
@@ -7877,7 +7877,7 @@
           <w:sz w:val="22"/>
           <w:szCs w:val="22"/>
         </w:rPr>
-        <w:t xml:space="preserve">[1] 楽天トラベル / 10点 / 2026-03-20</w:t>
+        <w:t xml:space="preserve">[1] Booking.com / 9点 / 2026-03-22</w:t>
       </w:r>
     </w:p>
     <w:p>
@@ -7892,7 +7892,33 @@
           <w:sz w:val="21"/>
           <w:szCs w:val="21"/>
         </w:rPr>
-        <w:t xml:space="preserve">駅からも近く、コンビニもすぐそばにあるため便利でした  朝食も五穀米やスープ、スムージーがおいしくていつもの朝食より食べ過ぎてしまったくらいです。  また機会があれば、利用したいです。</w:t>
+        <w:t xml:space="preserve">Location</w:t>
+      </w:r>
+    </w:p>
+    <w:p>
+      <w:pPr>
+        <w:spacing w:after="120" w:line="320"/>
+        <w:jc w:val="left"/>
+      </w:pPr>
+      <w:r>
+        <w:rPr>
+          <w:rFonts w:ascii="Arial" w:cs="Arial" w:eastAsia="Arial" w:hAnsi="Arial"/>
+          <w:b/>
+          <w:bCs/>
+          <w:color w:val="C0392B"/>
+          <w:sz w:val="21"/>
+          <w:szCs w:val="21"/>
+        </w:rPr>
+        <w:t xml:space="preserve">【改善点】</w:t>
+      </w:r>
+      <w:r>
+        <w:rPr>
+          <w:rFonts w:ascii="Arial" w:cs="Arial" w:eastAsia="Arial" w:hAnsi="Arial"/>
+          <w:color w:val="333333"/>
+          <w:sz w:val="21"/>
+          <w:szCs w:val="21"/>
+        </w:rPr>
+        <w:t xml:space="preserve">なし</w:t>
       </w:r>
     </w:p>
     <w:p>
@@ -7913,7 +7939,7 @@
           <w:sz w:val="22"/>
           <w:szCs w:val="22"/>
         </w:rPr>
-        <w:t xml:space="preserve">[2] Google / 8点 / 2026-03-19</w:t>
+        <w:t xml:space="preserve">[2] Booking.com / 8点 / 2026-03-22</w:t>
       </w:r>
     </w:p>
     <w:p>
@@ -7928,7 +7954,33 @@
           <w:sz w:val="21"/>
           <w:szCs w:val="21"/>
         </w:rPr>
-        <w:t xml:space="preserve">1月3日に、宿泊しました。クーポン含めて安く宿泊出来たのはよかったです。室内、アメニティ含めて問題ない。朝食も軽食とは言えないほどボリュームありました。 写真は2019年撮影です。</w:t>
+        <w:t xml:space="preserve">It is very conveniently located near the Keisei train station and is very clean and comfortable. The breakfast was very good with excellent coffee.   The staff were very friendly</w:t>
+      </w:r>
+    </w:p>
+    <w:p>
+      <w:pPr>
+        <w:spacing w:after="120" w:line="320"/>
+        <w:jc w:val="left"/>
+      </w:pPr>
+      <w:r>
+        <w:rPr>
+          <w:rFonts w:ascii="Arial" w:cs="Arial" w:eastAsia="Arial" w:hAnsi="Arial"/>
+          <w:b/>
+          <w:bCs/>
+          <w:color w:val="C0392B"/>
+          <w:sz w:val="21"/>
+          <w:szCs w:val="21"/>
+        </w:rPr>
+        <w:t xml:space="preserve">【改善点】</w:t>
+      </w:r>
+      <w:r>
+        <w:rPr>
+          <w:rFonts w:ascii="Arial" w:cs="Arial" w:eastAsia="Arial" w:hAnsi="Arial"/>
+          <w:color w:val="333333"/>
+          <w:sz w:val="21"/>
+          <w:szCs w:val="21"/>
+        </w:rPr>
+        <w:t xml:space="preserve">異常に暑い日には、室温を調節する方法はシステムをオフにする以外になかった。暖房モードになっており、冷房のオプションはなかった。</w:t>
       </w:r>
     </w:p>
     <w:p>
@@ -7949,7 +8001,7 @@
           <w:sz w:val="22"/>
           <w:szCs w:val="22"/>
         </w:rPr>
-        <w:t xml:space="preserve">[3] 楽天トラベル / 8点 / 2026-03-17</w:t>
+        <w:t xml:space="preserve">[3] 楽天トラベル / 10点 / 2026-03-21</w:t>
       </w:r>
     </w:p>
     <w:p>
@@ -7964,7 +8016,7 @@
           <w:sz w:val="21"/>
           <w:szCs w:val="21"/>
         </w:rPr>
-        <w:t xml:space="preserve">普通のホテルですが朝食が美味しくて満足です</w:t>
+        <w:t xml:space="preserve">受付時、とても親切なご案内でした。ありがとうございます。</w:t>
       </w:r>
     </w:p>
     <w:p>
@@ -7985,7 +8037,7 @@
           <w:sz w:val="22"/>
           <w:szCs w:val="22"/>
         </w:rPr>
-        <w:t xml:space="preserve">[4] 楽天トラベル / 10点 / 2026-03-14</w:t>
+        <w:t xml:space="preserve">[4] 楽天トラベル / 10点 / 2026-03-21</w:t>
       </w:r>
     </w:p>
     <w:p>
@@ -8000,7 +8052,7 @@
           <w:sz w:val="21"/>
           <w:szCs w:val="21"/>
         </w:rPr>
-        <w:t xml:space="preserve">部屋もベッドも広くて大満足！ 宿泊目的でなかったが、想定以上でした！ チェックインも遅かったのですが、丁寧に対応頂き気分良かったです！ また、機会が有れば利用したいと思いました。</w:t>
+        <w:t xml:space="preserve">フロントの方の親切な対応。 朝食の豊富な種類。 朝食担当の従業員さんの子供に対する心使いに感動しました。 初めてコンフォートホテルを利用しましたが、リピート確定です！</w:t>
       </w:r>
     </w:p>
     <w:p>
@@ -8021,7 +8073,7 @@
           <w:sz w:val="22"/>
           <w:szCs w:val="22"/>
         </w:rPr>
-        <w:t xml:space="preserve">[5] Google / 10点 / 2026-03-14</w:t>
+        <w:t xml:space="preserve">[5] 楽天トラベル / 10点 / 2026-03-21</w:t>
       </w:r>
     </w:p>
     <w:p>
@@ -8036,7 +8088,7 @@
           <w:sz w:val="21"/>
           <w:szCs w:val="21"/>
         </w:rPr>
-        <w:t xml:space="preserve">先日コンフォートホテル成田に宿泊し、素晴らしい滞在となりました。立地が非常に便利で、空港を利用する方にとって理想的なホテルです。  何よりも滞在を特別なものにしてくれたのは、素晴らしいスタッフの方々でした。出会ったスタッフ全員がとても親切で礼儀正しく、親身になって対応してくれました。到着した瞬間から、温かいおもてなしを感じました。  滞在で特に印象に残った点をいくつか挙げます。  清潔さ：部...</w:t>
+        <w:t xml:space="preserve">スタッフの皆さんが、明るく、丁寧にもてなしてくださり、朝食も素晴らしく、安心して滞在できました。ありがとうございました。</w:t>
       </w:r>
     </w:p>
     <w:p>
@@ -8057,7 +8109,7 @@
           <w:sz w:val="22"/>
           <w:szCs w:val="22"/>
         </w:rPr>
-        <w:t xml:space="preserve">[6] 楽天トラベル / 4点 / 2026-03-18</w:t>
+        <w:t xml:space="preserve">[6] Agoda / 6点 / 2026-03-21</w:t>
       </w:r>
     </w:p>
     <w:p>
@@ -8072,7 +8124,7 @@
           <w:sz w:val="21"/>
           <w:szCs w:val="21"/>
         </w:rPr>
-        <w:t xml:space="preserve">ホテルとしては普通です。ベッドヘッドに白い汚れがたくさん付いていてすごく不快だったので改善してほしいです。</w:t>
+        <w:t xml:space="preserve">エアコンが暖房しかなくて　つらかった 両方あれば　幸いでした(^_^;)</w:t>
       </w:r>
     </w:p>
     <w:p>
@@ -8093,7 +8145,7 @@
           <w:sz w:val="22"/>
           <w:szCs w:val="22"/>
         </w:rPr>
-        <w:t xml:space="preserve">[7] Agoda / 6点 / 2026-03-11</w:t>
+        <w:t xml:space="preserve">[7] 楽天トラベル / 4点 / 2026-03-18</w:t>
       </w:r>
     </w:p>
     <w:p>
@@ -8108,7 +8160,7 @@
           <w:sz w:val="21"/>
           <w:szCs w:val="21"/>
         </w:rPr>
-        <w:t xml:space="preserve">チェックインの応対が丁寧でよかったです。</w:t>
+        <w:t xml:space="preserve">ホテルとしては普通です。ベッドヘッドに白い汚れがたくさん付いていてすごく不快だったので改善してほしいです。</w:t>
       </w:r>
     </w:p>
     <w:p>
@@ -8129,7 +8181,7 @@
           <w:sz w:val="22"/>
           <w:szCs w:val="22"/>
         </w:rPr>
-        <w:t xml:space="preserve">[8] 楽天トラベル / 6点 / 2026-03-11</w:t>
+        <w:t xml:space="preserve">[8] Agoda / 6点 / 2026-03-11</w:t>
       </w:r>
     </w:p>
     <w:p>
@@ -8144,7 +8196,7 @@
           <w:sz w:val="21"/>
           <w:szCs w:val="21"/>
         </w:rPr>
-        <w:t xml:space="preserve">喫煙所がない。屋外設置もないため、喫煙者には辛いかも。</w:t>
+        <w:t xml:space="preserve">チェックインの応対が丁寧でよかったです。</w:t>
       </w:r>
     </w:p>
     <w:p>
@@ -8165,7 +8217,7 @@
           <w:sz w:val="22"/>
           <w:szCs w:val="22"/>
         </w:rPr>
-        <w:t xml:space="preserve">[9] 楽天トラベル / 6点 / 2026-03-07</w:t>
+        <w:t xml:space="preserve">[9] 楽天トラベル / 6点 / 2026-03-11</w:t>
       </w:r>
     </w:p>
     <w:p>
@@ -8180,7 +8232,7 @@
           <w:sz w:val="21"/>
           <w:szCs w:val="21"/>
         </w:rPr>
-        <w:t xml:space="preserve">京成成田から駅近で便利です</w:t>
+        <w:t xml:space="preserve">喫煙所がない。屋外設置もないため、喫煙者には辛いかも。</w:t>
       </w:r>
     </w:p>
     <w:p>
@@ -8201,7 +8253,7 @@
           <w:sz w:val="22"/>
           <w:szCs w:val="22"/>
         </w:rPr>
-        <w:t xml:space="preserve">[10] 楽天トラベル / 6点 / 2026-03-04</w:t>
+        <w:t xml:space="preserve">[10] 楽天トラベル / 6点 / 2026-03-07</w:t>
       </w:r>
     </w:p>
     <w:p>
@@ -8216,7 +8268,7 @@
           <w:sz w:val="21"/>
           <w:szCs w:val="21"/>
         </w:rPr>
-        <w:t xml:space="preserve">ジェットスター早朝便に乗るために小学生2人宿泊しました。チェックイン22時すぎチェックアウト6時と滞在時間が短めなので、駅近というだけで選択しましたが、添い寝、朝食無料サービスが嬉しかったです。 シャワーは温度調節が難しかったですが、おおむね満足です！ 早朝便利用の際はまた利用したいです。</w:t>
+        <w:t xml:space="preserve">京成成田から駅近で便利です</w:t>
       </w:r>
     </w:p>
     <w:p>
@@ -8281,7 +8333,7 @@
                 <w:sz w:val="21"/>
                 <w:szCs w:val="21"/>
               </w:rPr>
-              <w:t xml:space="preserve">コンフォートホテル成田は、全体平均8.55点（10点換算）、高評価率80.3%という良好な顧客満足度を維持しているホテルです。特に「朝食」「立地・アクセス」が多くのゲストから高く評価されています。</w:t>
+              <w:t xml:space="preserve">コンフォートホテル成田は、全体平均8.53点（10点換算）、高評価率79.9%という良好な顧客満足度を維持しているホテルです。特に「朝食」「スタッフの対応」が多くのゲストから高く評価されています。</w:t>
             </w:r>
           </w:p>
           <w:p>
@@ -8323,7 +8375,7 @@
                 <w:sz w:val="21"/>
                 <w:szCs w:val="21"/>
               </w:rPr>
-              <w:t xml:space="preserve">Agodaでの低スコア（6.9点）は、口コミ返信の強化とサービス品質の一貫性確保で改善余地があります。全サイトでの口コミ返信率100%を目指すことで、ホテルの姿勢をゲストに伝え、リピート率の向上につなげることが重要です。</w:t>
+              <w:t xml:space="preserve">Agodaでの低スコア（6.8点）は、口コミ返信の強化とサービス品質の一貫性確保で改善余地があります。全サイトでの口コミ返信率100%を目指すことで、ホテルの姿勢をゲストに伝え、リピート率の向上につなげることが重要です。</w:t>
             </w:r>
           </w:p>
           <w:p>

--- a/納品レポート/ホテル別レポート/comfort_narita_口コミ分析改善レポート.docx
+++ b/納品レポート/ホテル別レポート/comfort_narita_口コミ分析改善レポート.docx
@@ -131,7 +131,7 @@
           <w:sz w:val="20"/>
           <w:szCs w:val="20"/>
         </w:rPr>
-        <w:t xml:space="preserve">作成日：2026年3月23日</w:t>
+        <w:t xml:space="preserve">作成日：2026年3月24日</w:t>
       </w:r>
     </w:p>
     <w:p>
@@ -261,7 +261,7 @@
                 <w:sz w:val="36"/>
                 <w:szCs w:val="36"/>
               </w:rPr>
-              <w:t xml:space="preserve">8.53</w:t>
+              <w:t xml:space="preserve">8.50</w:t>
             </w:r>
           </w:p>
         </w:tc>
@@ -310,7 +310,7 @@
                 <w:sz w:val="36"/>
                 <w:szCs w:val="36"/>
               </w:rPr>
-              <w:t xml:space="preserve">79.9%</w:t>
+              <w:t xml:space="preserve">79.1%</w:t>
             </w:r>
           </w:p>
         </w:tc>
@@ -448,7 +448,7 @@
           <w:sz w:val="21"/>
           <w:szCs w:val="21"/>
         </w:rPr>
-        <w:t xml:space="preserve">全体平均スコア8.53点（10点換算）は良好な水準であり、79.9%が高評価（8-10点）に分類されます。低評価（1-4点）は4件（3.0%）で、ゲスト満足度は良好です。Trip.com（9.53点）で特に高い評価を獲得しています。</w:t>
+        <w:t xml:space="preserve">全体平均スコア8.50点（10点換算）は良好な水準であり、79.1%が高評価（8-10点）に分類されます。低評価（1-4点）は4件（3.0%）で、ゲスト満足度は良好です。Trip.com（9.53点）で特に高い評価を獲得しています。</w:t>
       </w:r>
     </w:p>
     <w:p>
@@ -567,7 +567,7 @@
                 <w:sz w:val="20"/>
                 <w:szCs w:val="20"/>
               </w:rPr>
-              <w:t xml:space="preserve">エアコン・空調（16件）、浴室・水回り（8件）、部屋の狭さ（5件）、臭い・匂い（5件）</w:t>
+              <w:t xml:space="preserve">エアコン・空調（17件）、浴室・水回り（8件）、臭い・匂い（5件）、清掃不備（4件）</w:t>
             </w:r>
           </w:p>
           <w:p>
@@ -1264,7 +1264,7 @@
                 <w:sz w:val="20"/>
                 <w:szCs w:val="20"/>
               </w:rPr>
-              <w:t xml:space="preserve">4.59</w:t>
+              <w:t xml:space="preserve">4.5</w:t>
             </w:r>
           </w:p>
         </w:tc>
@@ -1334,7 +1334,7 @@
                 <w:sz w:val="20"/>
                 <w:szCs w:val="20"/>
               </w:rPr>
-              <w:t xml:space="preserve">9.18</w:t>
+              <w:t xml:space="preserve">9</w:t>
             </w:r>
           </w:p>
         </w:tc>
@@ -1474,7 +1474,7 @@
                 <w:sz w:val="20"/>
                 <w:szCs w:val="20"/>
               </w:rPr>
-              <w:t xml:space="preserve">53</w:t>
+              <w:t xml:space="preserve">54</w:t>
             </w:r>
           </w:p>
         </w:tc>
@@ -1508,7 +1508,7 @@
                 <w:sz w:val="20"/>
                 <w:szCs w:val="20"/>
               </w:rPr>
-              <w:t xml:space="preserve">8.45</w:t>
+              <w:t xml:space="preserve">8.44</w:t>
             </w:r>
           </w:p>
         </w:tc>
@@ -1576,7 +1576,7 @@
                 <w:sz w:val="20"/>
                 <w:szCs w:val="20"/>
               </w:rPr>
-              <w:t xml:space="preserve">8.45</w:t>
+              <w:t xml:space="preserve">8.44</w:t>
             </w:r>
           </w:p>
         </w:tc>
@@ -1961,7 +1961,7 @@
                 <w:sz w:val="20"/>
                 <w:szCs w:val="20"/>
               </w:rPr>
-              <w:t xml:space="preserve">12</w:t>
+              <w:t xml:space="preserve">11</w:t>
             </w:r>
           </w:p>
         </w:tc>
@@ -1995,7 +1995,7 @@
                 <w:sz w:val="20"/>
                 <w:szCs w:val="20"/>
               </w:rPr>
-              <w:t xml:space="preserve">4.08</w:t>
+              <w:t xml:space="preserve">4.09</w:t>
             </w:r>
           </w:p>
         </w:tc>
@@ -2063,7 +2063,7 @@
                 <w:sz w:val="20"/>
                 <w:szCs w:val="20"/>
               </w:rPr>
-              <w:t xml:space="preserve">8.17</w:t>
+              <w:t xml:space="preserve">8.18</w:t>
             </w:r>
           </w:p>
         </w:tc>
@@ -2418,7 +2418,7 @@
           <w:sz w:val="21"/>
           <w:szCs w:val="21"/>
         </w:rPr>
-        <w:t xml:space="preserve">評価分布は10点（41.0%）に最も多く、8点以上の高評価が79.9%を占めています。低評価（1-4点）は計4件（3.0%）です。</w:t>
+        <w:t xml:space="preserve">評価分布は10点（40.3%）に最も多く、8点以上の高評価が79.1%を占めています。低評価（1-4点）は計4件（3.0%）です。</w:t>
       </w:r>
     </w:p>
     <w:p>
@@ -2653,7 +2653,7 @@
                 <w:sz w:val="20"/>
                 <w:szCs w:val="20"/>
               </w:rPr>
-              <w:t xml:space="preserve">55</w:t>
+              <w:t xml:space="preserve">54</w:t>
             </w:r>
           </w:p>
         </w:tc>
@@ -2688,7 +2688,7 @@
                 <w:sz w:val="20"/>
                 <w:szCs w:val="20"/>
               </w:rPr>
-              <w:t xml:space="preserve">41.0%</w:t>
+              <w:t xml:space="preserve">40.3%</w:t>
             </w:r>
           </w:p>
         </w:tc>
@@ -2726,7 +2726,7 @@
                 <w:sz w:val="18"/>
                 <w:szCs w:val="18"/>
               </w:rPr>
-              <w:t xml:space="preserve"> 55件</w:t>
+              <w:t xml:space="preserve"> 54件</w:t>
             </w:r>
           </w:p>
         </w:tc>
@@ -3231,7 +3231,7 @@
                 <w:sz w:val="20"/>
                 <w:szCs w:val="20"/>
               </w:rPr>
-              <w:t xml:space="preserve">14</w:t>
+              <w:t xml:space="preserve">15</w:t>
             </w:r>
           </w:p>
         </w:tc>
@@ -3266,7 +3266,7 @@
                 <w:sz w:val="20"/>
                 <w:szCs w:val="20"/>
               </w:rPr>
-              <w:t xml:space="preserve">10.4%</w:t>
+              <w:t xml:space="preserve">11.2%</w:t>
             </w:r>
           </w:p>
         </w:tc>
@@ -3295,7 +3295,7 @@
                 <w:sz w:val="20"/>
                 <w:szCs w:val="20"/>
               </w:rPr>
-              <w:t xml:space="preserve">█████</w:t>
+              <w:t xml:space="preserve">██████</w:t>
             </w:r>
             <w:r>
               <w:rPr>
@@ -3304,7 +3304,7 @@
                 <w:sz w:val="18"/>
                 <w:szCs w:val="18"/>
               </w:rPr>
-              <w:t xml:space="preserve"> 14件</w:t>
+              <w:t xml:space="preserve"> 15件</w:t>
             </w:r>
           </w:p>
         </w:tc>
@@ -3813,7 +3813,7 @@
                 <w:sz w:val="24"/>
                 <w:szCs w:val="24"/>
               </w:rPr>
-              <w:t xml:space="preserve">107件（79.9%）</w:t>
+              <w:t xml:space="preserve">106件（79.1%）</w:t>
             </w:r>
           </w:p>
         </w:tc>
@@ -3864,7 +3864,7 @@
                 <w:sz w:val="24"/>
                 <w:szCs w:val="24"/>
               </w:rPr>
-              <w:t xml:space="preserve">23件（17.2%）</w:t>
+              <w:t xml:space="preserve">24件（17.9%）</w:t>
             </w:r>
           </w:p>
         </w:tc>
@@ -4189,7 +4189,7 @@
                 <w:sz w:val="20"/>
                 <w:szCs w:val="20"/>
               </w:rPr>
-              <w:t xml:space="preserve">「The breakfast was very good with excellent coffee」「朝食の豊富な種類」</w:t>
+              <w:t xml:space="preserve">「空調電源を切ってるのに 奥でずっと音がしていて寝れない 朝ごはんは美味しい 駅の近くで立地は良いです 空調電源を切...」「The breakfast was very good with excellent coffee」</w:t>
             </w:r>
           </w:p>
         </w:tc>
@@ -4293,7 +4293,7 @@
                 <w:sz w:val="20"/>
                 <w:szCs w:val="20"/>
               </w:rPr>
-              <w:t xml:space="preserve">「The staff were very friendly There was no way to control ...」「受付時、とても親切なご案内でした」</w:t>
+              <w:t xml:space="preserve">「The staff were very friendly There was no way to control ...」「またフロントに然り、朝食会場に然り、ホテルマンの方々が、本当に働いているなというくらい、挨拶と動きが良いです」</w:t>
             </w:r>
           </w:p>
         </w:tc>
@@ -4400,7 +4400,7 @@
                 <w:sz w:val="20"/>
                 <w:szCs w:val="20"/>
               </w:rPr>
-              <w:t xml:space="preserve">「Location None なし」「It is very conveniently located near the Keisei train sta...」</w:t>
+              <w:t xml:space="preserve">「空調電源を切ってるのに 奥でずっと音がしていて寝れない 朝ごはんは美味しい 駅の近くで立地は良いです 空調電源を切...」「Location None なし」</w:t>
             </w:r>
           </w:p>
         </w:tc>
@@ -4755,7 +4755,7 @@
           <w:sz w:val="21"/>
           <w:szCs w:val="21"/>
         </w:rPr>
-        <w:t xml:space="preserve">口コミの多数で「朝食」に関するポジティブな言及が見られ、コンフォートホテル成田の最大の差別化要因となっています。The breakfast was very good with excellent coffeeといった声が多数寄せられています。</w:t>
+        <w:t xml:space="preserve">口コミの多数で「朝食」に関するポジティブな言及が見られ、コンフォートホテル成田の最大の差別化要因となっています。空調電源を切ってるのに 奥でずっと音がしていて寝れない 朝ごはんは美味しい 駅の近くで立地は良いです 空調電源を切...といった声が多数寄せられています。</w:t>
       </w:r>
     </w:p>
     <w:p>
@@ -4774,7 +4774,7 @@
           <w:sz w:val="21"/>
           <w:szCs w:val="21"/>
         </w:rPr>
-        <w:t xml:space="preserve">The breakfast was very good with excellent coffee</w:t>
+        <w:t xml:space="preserve">空調電源を切ってるのに 奥でずっと音がしていて寝れない 朝ごはんは美味しい 駅の近くで立地は良いです 空調電源を切...</w:t>
       </w:r>
     </w:p>
     <w:p>
@@ -4793,7 +4793,7 @@
           <w:sz w:val="21"/>
           <w:szCs w:val="21"/>
         </w:rPr>
-        <w:t xml:space="preserve">朝食の豊富な種類</w:t>
+        <w:t xml:space="preserve">The breakfast was very good with excellent coffee</w:t>
       </w:r>
     </w:p>
     <w:p>
@@ -4812,7 +4812,7 @@
           <w:sz w:val="21"/>
           <w:szCs w:val="21"/>
         </w:rPr>
-        <w:t xml:space="preserve">スタッフの皆さんが、明るく、丁寧にもてなしてくださり、朝食も素晴らしく、安心して滞在できました</w:t>
+        <w:t xml:space="preserve">またフロントに然り、朝食会場に然り、ホテルマンの方々が、本当に働いているなというくらい、挨拶と動きが良いです</w:t>
       </w:r>
     </w:p>
     <w:p>
@@ -5154,7 +5154,7 @@
                 <w:sz w:val="20"/>
                 <w:szCs w:val="20"/>
               </w:rPr>
-              <w:t xml:space="preserve">異常に暑い日には、室温を調節する方法はシステムをオフにする以外になかった</w:t>
+              <w:t xml:space="preserve">空調電源を切ってるのに 奥でずっと音がしていて寝れない 朝ごはんは美味しい 駅の近くで立地は良いです 空調電源を切...</w:t>
             </w:r>
           </w:p>
         </w:tc>
@@ -5188,7 +5188,7 @@
                 <w:sz w:val="20"/>
                 <w:szCs w:val="20"/>
               </w:rPr>
-              <w:t xml:space="preserve">重大・16件</w:t>
+              <w:t xml:space="preserve">重大・17件</w:t>
             </w:r>
           </w:p>
         </w:tc>
@@ -5398,7 +5398,7 @@
                 <w:sz w:val="20"/>
                 <w:szCs w:val="20"/>
               </w:rPr>
-              <w:t xml:space="preserve">部屋の狭さ</w:t>
+              <w:t xml:space="preserve">臭い・匂い</w:t>
             </w:r>
           </w:p>
         </w:tc>
@@ -5432,7 +5432,7 @@
                 <w:sz w:val="20"/>
                 <w:szCs w:val="20"/>
               </w:rPr>
-              <w:t xml:space="preserve">Very good location,  nice staff, Too small, bathroom entr...</w:t>
+              <w:t xml:space="preserve">部屋の方はリニューアル後の為、綺麗でタバコの臭いもなく広さも充分</w:t>
             </w:r>
           </w:p>
         </w:tc>
@@ -5537,7 +5537,7 @@
                 <w:sz w:val="20"/>
                 <w:szCs w:val="20"/>
               </w:rPr>
-              <w:t xml:space="preserve">臭い・匂い</w:t>
+              <w:t xml:space="preserve">清掃不備</w:t>
             </w:r>
           </w:p>
         </w:tc>
@@ -5571,7 +5571,7 @@
                 <w:sz w:val="20"/>
                 <w:szCs w:val="20"/>
               </w:rPr>
-              <w:t xml:space="preserve">部屋の方はリニューアル後の為、綺麗でタバコの臭いもなく広さも充分</w:t>
+              <w:t xml:space="preserve">ベッドヘッドに白い汚れがたくさん付いていてすごく不快だったので改善してほしいです</w:t>
             </w:r>
           </w:p>
         </w:tc>
@@ -5605,7 +5605,7 @@
                 <w:sz w:val="20"/>
                 <w:szCs w:val="20"/>
               </w:rPr>
-              <w:t xml:space="preserve">重大・5件</w:t>
+              <w:t xml:space="preserve">中度・4件</w:t>
             </w:r>
           </w:p>
         </w:tc>
@@ -5676,7 +5676,7 @@
                 <w:sz w:val="20"/>
                 <w:szCs w:val="20"/>
               </w:rPr>
-              <w:t xml:space="preserve">清掃不備</w:t>
+              <w:t xml:space="preserve">部屋の狭さ</w:t>
             </w:r>
           </w:p>
         </w:tc>
@@ -5710,7 +5710,7 @@
                 <w:sz w:val="20"/>
                 <w:szCs w:val="20"/>
               </w:rPr>
-              <w:t xml:space="preserve">ベッドヘッドに白い汚れがたくさん付いていてすごく不快だったので改善してほしいです</w:t>
+              <w:t xml:space="preserve">Very good location,  nice staff, Too small, bathroom entr...</w:t>
             </w:r>
           </w:p>
         </w:tc>
@@ -5744,7 +5744,7 @@
                 <w:sz w:val="20"/>
                 <w:szCs w:val="20"/>
               </w:rPr>
-              <w:t xml:space="preserve">中度・4件</w:t>
+              <w:t xml:space="preserve">中度・3件</w:t>
             </w:r>
           </w:p>
         </w:tc>
@@ -6408,7 +6408,7 @@
           <w:sz w:val="22"/>
           <w:szCs w:val="22"/>
         </w:rPr>
-        <w:t xml:space="preserve">(2) 窓・採光環境の改善</w:t>
+        <w:t xml:space="preserve">(2) 防音対策の強化</w:t>
       </w:r>
     </w:p>
     <w:p>
@@ -6427,7 +6427,7 @@
           <w:sz w:val="21"/>
           <w:szCs w:val="21"/>
         </w:rPr>
-        <w:t xml:space="preserve">遮光カーテンとレースカーテンの品質見直し</w:t>
+        <w:t xml:space="preserve">窓際への防音カーテン導入（外部騒音対策）</w:t>
       </w:r>
     </w:p>
     <w:p>
@@ -6446,7 +6446,7 @@
           <w:sz w:val="21"/>
           <w:szCs w:val="21"/>
         </w:rPr>
-        <w:t xml:space="preserve">窓の開閉可否に関する事前案内の徹底</w:t>
+        <w:t xml:space="preserve">ドア下部への隙間テープ設置（廊下・隣室からの音漏れ軽減）</w:t>
       </w:r>
     </w:p>
     <w:p>
@@ -6465,7 +6465,7 @@
           <w:sz w:val="21"/>
           <w:szCs w:val="21"/>
         </w:rPr>
-        <w:t xml:space="preserve">採光の良い客室の優先割り当てルール整備</w:t>
+        <w:t xml:space="preserve">騒音の少ない客室への優先案内の仕組み化</w:t>
       </w:r>
     </w:p>
     <w:p>
@@ -6486,7 +6486,7 @@
           <w:sz w:val="22"/>
           <w:szCs w:val="22"/>
         </w:rPr>
-        <w:t xml:space="preserve">(3) 口コミ返信体制の構築</w:t>
+        <w:t xml:space="preserve">(3) 窓・採光環境の改善</w:t>
       </w:r>
     </w:p>
     <w:p>
@@ -6505,7 +6505,7 @@
           <w:sz w:val="21"/>
           <w:szCs w:val="21"/>
         </w:rPr>
-        <w:t xml:space="preserve">全サイトの口コミに48時間以内の返信を目標に設定</w:t>
+        <w:t xml:space="preserve">遮光カーテンとレースカーテンの品質見直し</w:t>
       </w:r>
     </w:p>
     <w:p>
@@ -6524,65 +6524,7 @@
           <w:sz w:val="21"/>
           <w:szCs w:val="21"/>
         </w:rPr>
-        <w:t xml:space="preserve">特に低評価レビューへのフォローアップ強化</w:t>
-      </w:r>
-    </w:p>
-    <w:p>
-      <w:pPr>
-        <w:spacing w:after="200"/>
-      </w:pPr>
-    </w:p>
-    <w:p>
-      <w:pPr>
-        <w:pStyle w:val="Heading2"/>
-        <w:spacing w:after="160" w:before="280"/>
-      </w:pPr>
-      <w:r>
-        <w:rPr>
-          <w:rFonts w:ascii="Arial" w:cs="Arial" w:eastAsia="Arial" w:hAnsi="Arial"/>
-          <w:b/>
-          <w:bCs/>
-          <w:color w:val="2E75B6"/>
-          <w:sz w:val="26"/>
-          <w:szCs w:val="26"/>
-        </w:rPr>
-        <w:t xml:space="preserve">Phase 3：中期施策（3〜6ヶ月）</w:t>
-      </w:r>
-    </w:p>
-    <w:p>
-      <w:pPr>
-        <w:spacing w:after="120" w:line="320"/>
-        <w:jc w:val="left"/>
-      </w:pPr>
-      <w:r>
-        <w:rPr>
-          <w:rFonts w:ascii="Arial" w:cs="Arial" w:eastAsia="Arial" w:hAnsi="Arial"/>
-          <w:color w:val="333333"/>
-          <w:sz w:val="21"/>
-          <w:szCs w:val="21"/>
-        </w:rPr>
-        <w:t xml:space="preserve">設備投資を伴う抜本的な改善施策</w:t>
-      </w:r>
-    </w:p>
-    <w:p>
-      <w:pPr>
-        <w:spacing w:after="80"/>
-      </w:pPr>
-    </w:p>
-    <w:p>
-      <w:pPr>
-        <w:spacing w:after="120" w:before="200"/>
-      </w:pPr>
-      <w:r>
-        <w:rPr>
-          <w:rFonts w:ascii="Arial" w:cs="Arial" w:eastAsia="Arial" w:hAnsi="Arial"/>
-          <w:b/>
-          <w:bCs/>
-          <w:color w:val="1B3A5C"/>
-          <w:sz w:val="22"/>
-          <w:szCs w:val="22"/>
-        </w:rPr>
-        <w:t xml:space="preserve">(1) 客室リニューアル計画</w:t>
+        <w:t xml:space="preserve">窓の開閉可否に関する事前案内の徹底</w:t>
       </w:r>
     </w:p>
     <w:p>
@@ -6601,7 +6543,65 @@
           <w:sz w:val="21"/>
           <w:szCs w:val="21"/>
         </w:rPr>
-        <w:t xml:space="preserve">壁紙・カーペットの張替えによる「古さ」印象の払拭</w:t>
+        <w:t xml:space="preserve">採光の良い客室の優先割り当てルール整備</w:t>
+      </w:r>
+    </w:p>
+    <w:p>
+      <w:pPr>
+        <w:spacing w:after="200"/>
+      </w:pPr>
+    </w:p>
+    <w:p>
+      <w:pPr>
+        <w:pStyle w:val="Heading2"/>
+        <w:spacing w:after="160" w:before="280"/>
+      </w:pPr>
+      <w:r>
+        <w:rPr>
+          <w:rFonts w:ascii="Arial" w:cs="Arial" w:eastAsia="Arial" w:hAnsi="Arial"/>
+          <w:b/>
+          <w:bCs/>
+          <w:color w:val="2E75B6"/>
+          <w:sz w:val="26"/>
+          <w:szCs w:val="26"/>
+        </w:rPr>
+        <w:t xml:space="preserve">Phase 3：中期施策（3〜6ヶ月）</w:t>
+      </w:r>
+    </w:p>
+    <w:p>
+      <w:pPr>
+        <w:spacing w:after="120" w:line="320"/>
+        <w:jc w:val="left"/>
+      </w:pPr>
+      <w:r>
+        <w:rPr>
+          <w:rFonts w:ascii="Arial" w:cs="Arial" w:eastAsia="Arial" w:hAnsi="Arial"/>
+          <w:color w:val="333333"/>
+          <w:sz w:val="21"/>
+          <w:szCs w:val="21"/>
+        </w:rPr>
+        <w:t xml:space="preserve">設備投資を伴う抜本的な改善施策</w:t>
+      </w:r>
+    </w:p>
+    <w:p>
+      <w:pPr>
+        <w:spacing w:after="80"/>
+      </w:pPr>
+    </w:p>
+    <w:p>
+      <w:pPr>
+        <w:spacing w:after="120" w:before="200"/>
+      </w:pPr>
+      <w:r>
+        <w:rPr>
+          <w:rFonts w:ascii="Arial" w:cs="Arial" w:eastAsia="Arial" w:hAnsi="Arial"/>
+          <w:b/>
+          <w:bCs/>
+          <w:color w:val="1B3A5C"/>
+          <w:sz w:val="22"/>
+          <w:szCs w:val="22"/>
+        </w:rPr>
+        <w:t xml:space="preserve">(1) 客室リニューアル計画</w:t>
       </w:r>
     </w:p>
     <w:p>
@@ -6620,7 +6620,7 @@
           <w:sz w:val="21"/>
           <w:szCs w:val="21"/>
         </w:rPr>
-        <w:t xml:space="preserve">照明のLED化・調光機能の追加で客室の雰囲気向上</w:t>
+        <w:t xml:space="preserve">壁紙・カーペットの張替えによる「古さ」印象の払拭</w:t>
       </w:r>
     </w:p>
     <w:p>
@@ -6639,28 +6639,7 @@
           <w:sz w:val="21"/>
           <w:szCs w:val="21"/>
         </w:rPr>
-        <w:t xml:space="preserve">USB充電ポート付きコンセントの設置</w:t>
-      </w:r>
-    </w:p>
-    <w:p>
-      <w:pPr>
-        <w:spacing w:after="80"/>
-      </w:pPr>
-    </w:p>
-    <w:p>
-      <w:pPr>
-        <w:spacing w:after="120" w:before="200"/>
-      </w:pPr>
-      <w:r>
-        <w:rPr>
-          <w:rFonts w:ascii="Arial" w:cs="Arial" w:eastAsia="Arial" w:hAnsi="Arial"/>
-          <w:b/>
-          <w:bCs/>
-          <w:color w:val="1B3A5C"/>
-          <w:sz w:val="22"/>
-          <w:szCs w:val="22"/>
-        </w:rPr>
-        <w:t xml:space="preserve">(2) 浴室の抜本的改修</w:t>
+        <w:t xml:space="preserve">照明のLED化・調光機能の追加で客室の雰囲気向上</w:t>
       </w:r>
     </w:p>
     <w:p>
@@ -6679,7 +6658,28 @@
           <w:sz w:val="21"/>
           <w:szCs w:val="21"/>
         </w:rPr>
-        <w:t xml:space="preserve">配管更新による排水問題の根本解決</w:t>
+        <w:t xml:space="preserve">USB充電ポート付きコンセントの設置</w:t>
+      </w:r>
+    </w:p>
+    <w:p>
+      <w:pPr>
+        <w:spacing w:after="80"/>
+      </w:pPr>
+    </w:p>
+    <w:p>
+      <w:pPr>
+        <w:spacing w:after="120" w:before="200"/>
+      </w:pPr>
+      <w:r>
+        <w:rPr>
+          <w:rFonts w:ascii="Arial" w:cs="Arial" w:eastAsia="Arial" w:hAnsi="Arial"/>
+          <w:b/>
+          <w:bCs/>
+          <w:color w:val="1B3A5C"/>
+          <w:sz w:val="22"/>
+          <w:szCs w:val="22"/>
+        </w:rPr>
+        <w:t xml:space="preserve">(2) 浴室の抜本的改修</w:t>
       </w:r>
     </w:p>
     <w:p>
@@ -6698,28 +6698,7 @@
           <w:sz w:val="21"/>
           <w:szCs w:val="21"/>
         </w:rPr>
-        <w:t xml:space="preserve">換気設備の強化による浴室内の温度・湿度改善</w:t>
-      </w:r>
-    </w:p>
-    <w:p>
-      <w:pPr>
-        <w:spacing w:after="80"/>
-      </w:pPr>
-    </w:p>
-    <w:p>
-      <w:pPr>
-        <w:spacing w:after="120" w:before="200"/>
-      </w:pPr>
-      <w:r>
-        <w:rPr>
-          <w:rFonts w:ascii="Arial" w:cs="Arial" w:eastAsia="Arial" w:hAnsi="Arial"/>
-          <w:b/>
-          <w:bCs/>
-          <w:color w:val="1B3A5C"/>
-          <w:sz w:val="22"/>
-          <w:szCs w:val="22"/>
-        </w:rPr>
-        <w:t xml:space="preserve">(3) 客室レイアウトの見直し</w:t>
+        <w:t xml:space="preserve">配管更新による排水問題の根本解決</w:t>
       </w:r>
     </w:p>
     <w:p>
@@ -6738,7 +6717,28 @@
           <w:sz w:val="21"/>
           <w:szCs w:val="21"/>
         </w:rPr>
-        <w:t xml:space="preserve">家具配置の最適化による体感スペースの拡大</w:t>
+        <w:t xml:space="preserve">換気設備の強化による浴室内の温度・湿度改善</w:t>
+      </w:r>
+    </w:p>
+    <w:p>
+      <w:pPr>
+        <w:spacing w:after="80"/>
+      </w:pPr>
+    </w:p>
+    <w:p>
+      <w:pPr>
+        <w:spacing w:after="120" w:before="200"/>
+      </w:pPr>
+      <w:r>
+        <w:rPr>
+          <w:rFonts w:ascii="Arial" w:cs="Arial" w:eastAsia="Arial" w:hAnsi="Arial"/>
+          <w:b/>
+          <w:bCs/>
+          <w:color w:val="1B3A5C"/>
+          <w:sz w:val="22"/>
+          <w:szCs w:val="22"/>
+        </w:rPr>
+        <w:t xml:space="preserve">(3) 防音工事</w:t>
       </w:r>
     </w:p>
     <w:p>
@@ -6757,7 +6757,7 @@
           <w:sz w:val="21"/>
           <w:szCs w:val="21"/>
         </w:rPr>
-        <w:t xml:space="preserve">コンパクト家具への入替検討</w:t>
+        <w:t xml:space="preserve">騒音源側客室の窓を二重サッシに交換</w:t>
       </w:r>
     </w:p>
     <w:p>
@@ -6776,7 +6776,7 @@
           <w:sz w:val="21"/>
           <w:szCs w:val="21"/>
         </w:rPr>
-        <w:t xml:space="preserve">収納スペースの効率化</w:t>
+        <w:t xml:space="preserve">隣室との壁面に遮音材を追加する改修工事の検討</w:t>
       </w:r>
     </w:p>
     <w:p>
@@ -7046,7 +7046,7 @@
                 <w:sz w:val="20"/>
                 <w:szCs w:val="20"/>
               </w:rPr>
-              <w:t xml:space="preserve">8.53点</w:t>
+              <w:t xml:space="preserve">8.50点</w:t>
             </w:r>
           </w:p>
         </w:tc>
@@ -7186,7 +7186,7 @@
                 <w:sz w:val="20"/>
                 <w:szCs w:val="20"/>
               </w:rPr>
-              <w:t xml:space="preserve">79.9%</w:t>
+              <w:t xml:space="preserve">79.1%</w:t>
             </w:r>
           </w:p>
         </w:tc>
@@ -7221,7 +7221,7 @@
                 <w:sz w:val="20"/>
                 <w:szCs w:val="20"/>
               </w:rPr>
-              <w:t xml:space="preserve">85%以上</w:t>
+              <w:t xml:space="preserve">84%以上</w:t>
             </w:r>
           </w:p>
         </w:tc>
@@ -7746,7 +7746,7 @@
                 <w:sz w:val="20"/>
                 <w:szCs w:val="20"/>
               </w:rPr>
-              <w:t xml:space="preserve">約16件/期間</w:t>
+              <w:t xml:space="preserve">約17件/期間</w:t>
             </w:r>
           </w:p>
         </w:tc>
@@ -7980,7 +7980,7 @@
           <w:sz w:val="21"/>
           <w:szCs w:val="21"/>
         </w:rPr>
-        <w:t xml:space="preserve">異常に暑い日には、室温を調節する方法はシステムをオフにする以外になかった。暖房モードになっており、冷房のオプションはなかった。</w:t>
+        <w:t xml:space="preserve">異常に暑い日には、室温を調節する方法はシステムをオフにする以外になかった。暖房モードになっており、冷房モードには切り替えられていなかった。</w:t>
       </w:r>
     </w:p>
     <w:p>
@@ -8001,7 +8001,7 @@
           <w:sz w:val="22"/>
           <w:szCs w:val="22"/>
         </w:rPr>
-        <w:t xml:space="preserve">[3] 楽天トラベル / 10点 / 2026-03-21</w:t>
+        <w:t xml:space="preserve">[3] じゃらん / 10点 / 2026-03-22</w:t>
       </w:r>
     </w:p>
     <w:p>
@@ -8016,7 +8016,7 @@
           <w:sz w:val="21"/>
           <w:szCs w:val="21"/>
         </w:rPr>
-        <w:t xml:space="preserve">受付時、とても親切なご案内でした。ありがとうございます。</w:t>
+        <w:t xml:space="preserve">あろうことか、大事なものを忘れてしまったのですが、即連絡をいただきました。この神対応にはかなり感謝です。本当助かりました。またフロントに然り、朝食会場に然り、ホテルマンの方々が、本当に働いているなというくらい、挨拶と動きが良いです。感動しました。このサービス精神、私も見習おうと思います。</w:t>
       </w:r>
     </w:p>
     <w:p>
@@ -8052,7 +8052,7 @@
           <w:sz w:val="21"/>
           <w:szCs w:val="21"/>
         </w:rPr>
-        <w:t xml:space="preserve">フロントの方の親切な対応。 朝食の豊富な種類。 朝食担当の従業員さんの子供に対する心使いに感動しました。 初めてコンフォートホテルを利用しましたが、リピート確定です！</w:t>
+        <w:t xml:space="preserve">受付時、とても親切なご案内でした。ありがとうございます。</w:t>
       </w:r>
     </w:p>
     <w:p>
@@ -8088,7 +8088,7 @@
           <w:sz w:val="21"/>
           <w:szCs w:val="21"/>
         </w:rPr>
-        <w:t xml:space="preserve">スタッフの皆さんが、明るく、丁寧にもてなしてくださり、朝食も素晴らしく、安心して滞在できました。ありがとうございました。</w:t>
+        <w:t xml:space="preserve">フロントの方の親切な対応。 朝食の豊富な種類。 朝食担当の従業員さんの子供に対する心使いに感動しました。 初めてコンフォートホテルを利用しましたが、リピート確定です！</w:t>
       </w:r>
     </w:p>
     <w:p>
@@ -8109,7 +8109,7 @@
           <w:sz w:val="22"/>
           <w:szCs w:val="22"/>
         </w:rPr>
-        <w:t xml:space="preserve">[6] Agoda / 6点 / 2026-03-21</w:t>
+        <w:t xml:space="preserve">[6] Google / 6点 / 2026-03-23</w:t>
       </w:r>
     </w:p>
     <w:p>
@@ -8124,7 +8124,7 @@
           <w:sz w:val="21"/>
           <w:szCs w:val="21"/>
         </w:rPr>
-        <w:t xml:space="preserve">エアコンが暖房しかなくて　つらかった 両方あれば　幸いでした(^_^;)</w:t>
+        <w:t xml:space="preserve">空調電源を切ってるのに 奥でずっと音がしていて寝れない 朝ごはんは美味しい 駅の近くで立地は良いです</w:t>
       </w:r>
     </w:p>
     <w:p>
@@ -8145,7 +8145,7 @@
           <w:sz w:val="22"/>
           <w:szCs w:val="22"/>
         </w:rPr>
-        <w:t xml:space="preserve">[7] 楽天トラベル / 4点 / 2026-03-18</w:t>
+        <w:t xml:space="preserve">[7] Agoda / 6点 / 2026-03-21</w:t>
       </w:r>
     </w:p>
     <w:p>
@@ -8160,7 +8160,7 @@
           <w:sz w:val="21"/>
           <w:szCs w:val="21"/>
         </w:rPr>
-        <w:t xml:space="preserve">ホテルとしては普通です。ベッドヘッドに白い汚れがたくさん付いていてすごく不快だったので改善してほしいです。</w:t>
+        <w:t xml:space="preserve">エアコンが暖房しかなくて　つらかった 両方あれば　幸いでした(^_^;)</w:t>
       </w:r>
     </w:p>
     <w:p>
@@ -8181,7 +8181,7 @@
           <w:sz w:val="22"/>
           <w:szCs w:val="22"/>
         </w:rPr>
-        <w:t xml:space="preserve">[8] Agoda / 6点 / 2026-03-11</w:t>
+        <w:t xml:space="preserve">[8] 楽天トラベル / 4点 / 2026-03-18</w:t>
       </w:r>
     </w:p>
     <w:p>
@@ -8196,7 +8196,7 @@
           <w:sz w:val="21"/>
           <w:szCs w:val="21"/>
         </w:rPr>
-        <w:t xml:space="preserve">チェックインの応対が丁寧でよかったです。</w:t>
+        <w:t xml:space="preserve">ホテルとしては普通です。ベッドヘッドに白い汚れがたくさん付いていてすごく不快だったので改善してほしいです。</w:t>
       </w:r>
     </w:p>
     <w:p>
@@ -8217,7 +8217,7 @@
           <w:sz w:val="22"/>
           <w:szCs w:val="22"/>
         </w:rPr>
-        <w:t xml:space="preserve">[9] 楽天トラベル / 6点 / 2026-03-11</w:t>
+        <w:t xml:space="preserve">[9] Agoda / 6点 / 2026-03-11</w:t>
       </w:r>
     </w:p>
     <w:p>
@@ -8232,7 +8232,7 @@
           <w:sz w:val="21"/>
           <w:szCs w:val="21"/>
         </w:rPr>
-        <w:t xml:space="preserve">喫煙所がない。屋外設置もないため、喫煙者には辛いかも。</w:t>
+        <w:t xml:space="preserve">チェックインの応対が丁寧でよかったです。</w:t>
       </w:r>
     </w:p>
     <w:p>
@@ -8253,7 +8253,7 @@
           <w:sz w:val="22"/>
           <w:szCs w:val="22"/>
         </w:rPr>
-        <w:t xml:space="preserve">[10] 楽天トラベル / 6点 / 2026-03-07</w:t>
+        <w:t xml:space="preserve">[10] 楽天トラベル / 6点 / 2026-03-11</w:t>
       </w:r>
     </w:p>
     <w:p>
@@ -8268,7 +8268,7 @@
           <w:sz w:val="21"/>
           <w:szCs w:val="21"/>
         </w:rPr>
-        <w:t xml:space="preserve">京成成田から駅近で便利です</w:t>
+        <w:t xml:space="preserve">喫煙所がない。屋外設置もないため、喫煙者には辛いかも。</w:t>
       </w:r>
     </w:p>
     <w:p>
@@ -8333,7 +8333,7 @@
                 <w:sz w:val="21"/>
                 <w:szCs w:val="21"/>
               </w:rPr>
-              <w:t xml:space="preserve">コンフォートホテル成田は、全体平均8.53点（10点換算）、高評価率79.9%という良好な顧客満足度を維持しているホテルです。特に「朝食」「スタッフの対応」が多くのゲストから高く評価されています。</w:t>
+              <w:t xml:space="preserve">コンフォートホテル成田は、全体平均8.50点（10点換算）、高評価率79.1%という良好な顧客満足度を維持しているホテルです。特に「朝食」「スタッフの対応」が多くのゲストから高く評価されています。</w:t>
             </w:r>
           </w:p>
           <w:p>
@@ -8347,7 +8347,7 @@
                 <w:sz w:val="21"/>
                 <w:szCs w:val="21"/>
               </w:rPr>
-              <w:t xml:space="preserve">改善課題としては、エアコン・空調、浴室・水回り、部屋の狭さが主要なテーマとして浮上しています。ただし、これらの課題を指摘するゲストの多くも他の面では高い評価を付けており、ネガティブ要素が全体評価を大きく押し下げているわけではありません。</w:t>
+              <w:t xml:space="preserve">改善課題としては、エアコン・空調、浴室・水回り、臭い・匂いが主要なテーマとして浮上しています。ただし、これらの課題を指摘するゲストの多くも他の面では高い評価を付けており、ネガティブ要素が全体評価を大きく押し下げているわけではありません。</w:t>
             </w:r>
           </w:p>
           <w:p>

--- a/納品レポート/ホテル別レポート/comfort_narita_口コミ分析改善レポート.docx
+++ b/納品レポート/ホテル別レポート/comfort_narita_口コミ分析改善レポート.docx
@@ -131,7 +131,7 @@
           <w:sz w:val="20"/>
           <w:szCs w:val="20"/>
         </w:rPr>
-        <w:t xml:space="preserve">作成日：2026年3月24日</w:t>
+        <w:t xml:space="preserve">作成日：2026年3月25日</w:t>
       </w:r>
     </w:p>
     <w:p>
@@ -261,7 +261,7 @@
                 <w:sz w:val="36"/>
                 <w:szCs w:val="36"/>
               </w:rPr>
-              <w:t xml:space="preserve">8.50</w:t>
+              <w:t xml:space="preserve">8.53</w:t>
             </w:r>
           </w:p>
         </w:tc>
@@ -310,7 +310,7 @@
                 <w:sz w:val="36"/>
                 <w:szCs w:val="36"/>
               </w:rPr>
-              <w:t xml:space="preserve">79.1%</w:t>
+              <w:t xml:space="preserve">79.9%</w:t>
             </w:r>
           </w:p>
         </w:tc>
@@ -448,7 +448,7 @@
           <w:sz w:val="21"/>
           <w:szCs w:val="21"/>
         </w:rPr>
-        <w:t xml:space="preserve">全体平均スコア8.50点（10点換算）は良好な水準であり、79.1%が高評価（8-10点）に分類されます。低評価（1-4点）は4件（3.0%）で、ゲスト満足度は良好です。Trip.com（9.53点）で特に高い評価を獲得しています。</w:t>
+        <w:t xml:space="preserve">全体平均スコア8.53点（10点換算）は良好な水準であり、79.9%が高評価（8-10点）に分類されます。低評価（1-4点）は4件（3.0%）で、ゲスト満足度は良好です。Trip.com（9.56点）で特に高い評価を獲得しています。</w:t>
       </w:r>
     </w:p>
     <w:p>
@@ -463,7 +463,7 @@
           <w:sz w:val="21"/>
           <w:szCs w:val="21"/>
         </w:rPr>
-        <w:t xml:space="preserve">一方で、Agoda（6.8点）では相対的に低いスコアとなっており、改善の余地があります。全体としては「朝食」と「スタッフの対応」がホテルの主な強みとして際立っています。</w:t>
+        <w:t xml:space="preserve">一方で、Agoda（6.8点）では相対的に低いスコアとなっており、改善の余地があります。全体としては「朝食」と「立地・アクセス」がホテルの主な強みとして際立っています。</w:t>
       </w:r>
     </w:p>
     <w:p>
@@ -542,7 +542,7 @@
                 <w:sz w:val="20"/>
                 <w:szCs w:val="20"/>
               </w:rPr>
-              <w:t xml:space="preserve">朝食（50件以上で言及）、スタッフの対応（20件以上で言及）、立地・アクセス（20件以上で言及）</w:t>
+              <w:t xml:space="preserve">朝食（50件以上で言及）、立地・アクセス（20件以上で言及）、スタッフの対応（20件以上で言及）</w:t>
             </w:r>
           </w:p>
           <w:p>
@@ -567,7 +567,7 @@
                 <w:sz w:val="20"/>
                 <w:szCs w:val="20"/>
               </w:rPr>
-              <w:t xml:space="preserve">エアコン・空調（17件）、浴室・水回り（8件）、臭い・匂い（5件）、清掃不備（4件）</w:t>
+              <w:t xml:space="preserve">エアコン・空調（17件）、浴室・水回り（9件）、臭い・匂い（5件）、清掃不備（4件）</w:t>
             </w:r>
           </w:p>
           <w:p>
@@ -987,7 +987,7 @@
                 <w:sz w:val="20"/>
                 <w:szCs w:val="20"/>
               </w:rPr>
-              <w:t xml:space="preserve">17</w:t>
+              <w:t xml:space="preserve">18</w:t>
             </w:r>
           </w:p>
         </w:tc>
@@ -1021,7 +1021,7 @@
                 <w:sz w:val="20"/>
                 <w:szCs w:val="20"/>
               </w:rPr>
-              <w:t xml:space="preserve">9.53</w:t>
+              <w:t xml:space="preserve">9.56</w:t>
             </w:r>
           </w:p>
         </w:tc>
@@ -1089,7 +1089,7 @@
                 <w:sz w:val="20"/>
                 <w:szCs w:val="20"/>
               </w:rPr>
-              <w:t xml:space="preserve">9.53</w:t>
+              <w:t xml:space="preserve">9.56</w:t>
             </w:r>
           </w:p>
         </w:tc>
@@ -1229,7 +1229,7 @@
                 <w:sz w:val="20"/>
                 <w:szCs w:val="20"/>
               </w:rPr>
-              <w:t xml:space="preserve">22</w:t>
+              <w:t xml:space="preserve">20</w:t>
             </w:r>
           </w:p>
         </w:tc>
@@ -1264,7 +1264,7 @@
                 <w:sz w:val="20"/>
                 <w:szCs w:val="20"/>
               </w:rPr>
-              <w:t xml:space="preserve">4.5</w:t>
+              <w:t xml:space="preserve">4.55</w:t>
             </w:r>
           </w:p>
         </w:tc>
@@ -1334,7 +1334,7 @@
                 <w:sz w:val="20"/>
                 <w:szCs w:val="20"/>
               </w:rPr>
-              <w:t xml:space="preserve">9</w:t>
+              <w:t xml:space="preserve">9.1</w:t>
             </w:r>
           </w:p>
         </w:tc>
@@ -1716,7 +1716,7 @@
                 <w:sz w:val="20"/>
                 <w:szCs w:val="20"/>
               </w:rPr>
-              <w:t xml:space="preserve">21</w:t>
+              <w:t xml:space="preserve">22</w:t>
             </w:r>
           </w:p>
         </w:tc>
@@ -1751,7 +1751,7 @@
                 <w:sz w:val="20"/>
                 <w:szCs w:val="20"/>
               </w:rPr>
-              <w:t xml:space="preserve">4.1</w:t>
+              <w:t xml:space="preserve">4.14</w:t>
             </w:r>
           </w:p>
         </w:tc>
@@ -1821,7 +1821,7 @@
                 <w:sz w:val="20"/>
                 <w:szCs w:val="20"/>
               </w:rPr>
-              <w:t xml:space="preserve">8.19</w:t>
+              <w:t xml:space="preserve">8.27</w:t>
             </w:r>
           </w:p>
         </w:tc>
@@ -1856,7 +1856,7 @@
                 <w:sz w:val="20"/>
                 <w:szCs w:val="20"/>
               </w:rPr>
-              <w:t xml:space="preserve">8</w:t>
+              <w:t xml:space="preserve">9</w:t>
             </w:r>
           </w:p>
         </w:tc>
@@ -2418,7 +2418,7 @@
           <w:sz w:val="21"/>
           <w:szCs w:val="21"/>
         </w:rPr>
-        <w:t xml:space="preserve">評価分布は10点（40.3%）に最も多く、8点以上の高評価が79.1%を占めています。低評価（1-4点）は計4件（3.0%）です。</w:t>
+        <w:t xml:space="preserve">評価分布は10点（41.0%）に最も多く、8点以上の高評価が79.9%を占めています。低評価（1-4点）は計4件（3.0%）です。</w:t>
       </w:r>
     </w:p>
     <w:p>
@@ -2653,7 +2653,7 @@
                 <w:sz w:val="20"/>
                 <w:szCs w:val="20"/>
               </w:rPr>
-              <w:t xml:space="preserve">54</w:t>
+              <w:t xml:space="preserve">55</w:t>
             </w:r>
           </w:p>
         </w:tc>
@@ -2688,7 +2688,7 @@
                 <w:sz w:val="20"/>
                 <w:szCs w:val="20"/>
               </w:rPr>
-              <w:t xml:space="preserve">40.3%</w:t>
+              <w:t xml:space="preserve">41.0%</w:t>
             </w:r>
           </w:p>
         </w:tc>
@@ -2726,7 +2726,7 @@
                 <w:sz w:val="18"/>
                 <w:szCs w:val="18"/>
               </w:rPr>
-              <w:t xml:space="preserve"> 54件</w:t>
+              <w:t xml:space="preserve"> 55件</w:t>
             </w:r>
           </w:p>
         </w:tc>
@@ -3231,7 +3231,7 @@
                 <w:sz w:val="20"/>
                 <w:szCs w:val="20"/>
               </w:rPr>
-              <w:t xml:space="preserve">15</w:t>
+              <w:t xml:space="preserve">14</w:t>
             </w:r>
           </w:p>
         </w:tc>
@@ -3266,7 +3266,7 @@
                 <w:sz w:val="20"/>
                 <w:szCs w:val="20"/>
               </w:rPr>
-              <w:t xml:space="preserve">11.2%</w:t>
+              <w:t xml:space="preserve">10.4%</w:t>
             </w:r>
           </w:p>
         </w:tc>
@@ -3295,7 +3295,7 @@
                 <w:sz w:val="20"/>
                 <w:szCs w:val="20"/>
               </w:rPr>
-              <w:t xml:space="preserve">██████</w:t>
+              <w:t xml:space="preserve">█████</w:t>
             </w:r>
             <w:r>
               <w:rPr>
@@ -3304,7 +3304,7 @@
                 <w:sz w:val="18"/>
                 <w:szCs w:val="18"/>
               </w:rPr>
-              <w:t xml:space="preserve"> 15件</w:t>
+              <w:t xml:space="preserve"> 14件</w:t>
             </w:r>
           </w:p>
         </w:tc>
@@ -3813,7 +3813,7 @@
                 <w:sz w:val="24"/>
                 <w:szCs w:val="24"/>
               </w:rPr>
-              <w:t xml:space="preserve">106件（79.1%）</w:t>
+              <w:t xml:space="preserve">107件（79.9%）</w:t>
             </w:r>
           </w:p>
         </w:tc>
@@ -3864,7 +3864,7 @@
                 <w:sz w:val="24"/>
                 <w:szCs w:val="24"/>
               </w:rPr>
-              <w:t xml:space="preserve">24件（17.9%）</w:t>
+              <w:t xml:space="preserve">23件（17.2%）</w:t>
             </w:r>
           </w:p>
         </w:tc>
@@ -4189,7 +4189,7 @@
                 <w:sz w:val="20"/>
                 <w:szCs w:val="20"/>
               </w:rPr>
-              <w:t xml:space="preserve">「空調電源を切ってるのに 奥でずっと音がしていて寝れない 朝ごはんは美味しい 駅の近くで立地は良いです 空調電源を切...」「The breakfast was very good with excellent coffee」</w:t>
+              <w:t xml:space="preserve">「無料の朝食バイキングおいしかったです」「空調電源を切ってるのに 奥でずっと音がしていて寝れない 朝ごはんは美味しい 駅の近くで立地は良いです 空調電源を切...」</w:t>
             </w:r>
           </w:p>
         </w:tc>
@@ -4225,7 +4225,7 @@
                 <w:sz w:val="20"/>
                 <w:szCs w:val="20"/>
               </w:rPr>
-              <w:t xml:space="preserve">スタッフの対応</w:t>
+              <w:t xml:space="preserve">立地・アクセス</w:t>
             </w:r>
           </w:p>
         </w:tc>
@@ -4293,7 +4293,7 @@
                 <w:sz w:val="20"/>
                 <w:szCs w:val="20"/>
               </w:rPr>
-              <w:t xml:space="preserve">「The staff were very friendly There was no way to control ...」「またフロントに然り、朝食会場に然り、ホテルマンの方々が、本当に働いているなというくらい、挨拶と動きが良いです」</w:t>
+              <w:t xml:space="preserve">「โลเคชั่นดี สะดวกมาก ห้องสะอาดดี เดินทางไปเที่ยวได้สะดวกดี...」「空調電源を切ってるのに 奥でずっと音がしていて寝れない 朝ごはんは美味しい 駅の近くで立地は良いです 空調電源を切...」</w:t>
             </w:r>
           </w:p>
         </w:tc>
@@ -4330,7 +4330,7 @@
                 <w:sz w:val="20"/>
                 <w:szCs w:val="20"/>
               </w:rPr>
-              <w:t xml:space="preserve">立地・アクセス</w:t>
+              <w:t xml:space="preserve">スタッフの対応</w:t>
             </w:r>
           </w:p>
         </w:tc>
@@ -4400,7 +4400,7 @@
                 <w:sz w:val="20"/>
                 <w:szCs w:val="20"/>
               </w:rPr>
-              <w:t xml:space="preserve">「空調電源を切ってるのに 奥でずっと音がしていて寝れない 朝ごはんは美味しい 駅の近くで立地は良いです 空調電源を切...」「Location None なし」</w:t>
+              <w:t xml:space="preserve">「The staff were very friendly There was no way to control ...」「またフロントに然り、朝食会場に然り、ホテルマンの方々が、本当に働いているなというくらい、挨拶と動きが良いです」</w:t>
             </w:r>
           </w:p>
         </w:tc>
@@ -4504,7 +4504,7 @@
                 <w:sz w:val="20"/>
                 <w:szCs w:val="20"/>
               </w:rPr>
-              <w:t xml:space="preserve">「It is very conveniently located near the Keisei train sta...」「室内、アメニティ含めて問題ない」</w:t>
+              <w:t xml:space="preserve">「早餐好吃 房間夠寬 24小時的免費飲料吧很棒 沒有洗烘衣設備 洗濯乾燥機はありません」「It is very conveniently located near the Keisei train sta...」</w:t>
             </w:r>
           </w:p>
         </w:tc>
@@ -4611,7 +4611,7 @@
                 <w:sz w:val="20"/>
                 <w:szCs w:val="20"/>
               </w:rPr>
-              <w:t xml:space="preserve">「It is very conveniently located near the Keisei train sta...」「駅から近く、室内もきれいでした」</w:t>
+              <w:t xml:space="preserve">「部屋は清潔で、周辺を観光するのも簡単です」「部屋は特に問題もなく水回りも清掃がいきとどいてよかったです」</w:t>
             </w:r>
           </w:p>
         </w:tc>
@@ -4755,7 +4755,7 @@
           <w:sz w:val="21"/>
           <w:szCs w:val="21"/>
         </w:rPr>
-        <w:t xml:space="preserve">口コミの多数で「朝食」に関するポジティブな言及が見られ、コンフォートホテル成田の最大の差別化要因となっています。空調電源を切ってるのに 奥でずっと音がしていて寝れない 朝ごはんは美味しい 駅の近くで立地は良いです 空調電源を切...といった声が多数寄せられています。</w:t>
+        <w:t xml:space="preserve">口コミの多数で「朝食」に関するポジティブな言及が見られ、コンフォートホテル成田の最大の差別化要因となっています。無料の朝食バイキングおいしかったですといった声が多数寄せられています。</w:t>
       </w:r>
     </w:p>
     <w:p>
@@ -4774,7 +4774,7 @@
           <w:sz w:val="21"/>
           <w:szCs w:val="21"/>
         </w:rPr>
-        <w:t xml:space="preserve">空調電源を切ってるのに 奥でずっと音がしていて寝れない 朝ごはんは美味しい 駅の近くで立地は良いです 空調電源を切...</w:t>
+        <w:t xml:space="preserve">無料の朝食バイキングおいしかったです</w:t>
       </w:r>
     </w:p>
     <w:p>
@@ -4793,7 +4793,7 @@
           <w:sz w:val="21"/>
           <w:szCs w:val="21"/>
         </w:rPr>
-        <w:t xml:space="preserve">The breakfast was very good with excellent coffee</w:t>
+        <w:t xml:space="preserve">空調電源を切ってるのに 奥でずっと音がしていて寝れない 朝ごはんは美味しい 駅の近くで立地は良いです 空調電源を切...</w:t>
       </w:r>
     </w:p>
     <w:p>
@@ -4812,7 +4812,7 @@
           <w:sz w:val="21"/>
           <w:szCs w:val="21"/>
         </w:rPr>
-        <w:t xml:space="preserve">またフロントに然り、朝食会場に然り、ホテルマンの方々が、本当に働いているなというくらい、挨拶と動きが良いです</w:t>
+        <w:t xml:space="preserve">The breakfast was very good with excellent coffee</w:t>
       </w:r>
     </w:p>
     <w:p>
@@ -4834,7 +4834,7 @@
           <w:sz w:val="26"/>
           <w:szCs w:val="26"/>
         </w:rPr>
-        <w:t xml:space="preserve">3.2 スタッフの対応</w:t>
+        <w:t xml:space="preserve">3.2 立地・アクセス</w:t>
       </w:r>
     </w:p>
     <w:p>
@@ -4849,7 +4849,7 @@
           <w:sz w:val="21"/>
           <w:szCs w:val="21"/>
         </w:rPr>
-        <w:t xml:space="preserve">スタッフの対応に関するポジティブな評価も多く寄せられています。「The staff were very friendly There was no way to control ...」といったコメントが見られます。</w:t>
+        <w:t xml:space="preserve">立地・アクセスに関するポジティブな評価も多く寄せられています。「โลเคชั่นดี สะดวกมาก ห้องสะอาดดี เดินทางไปเที่ยวได้สะดวกดี...」といったコメントが見られます。</w:t>
       </w:r>
     </w:p>
     <w:p>
@@ -5293,7 +5293,7 @@
                 <w:sz w:val="20"/>
                 <w:szCs w:val="20"/>
               </w:rPr>
-              <w:t xml:space="preserve">Very good location,  nice staff, Too small, bathroom entr...</w:t>
+              <w:t xml:space="preserve">部屋は特に問題もなく水回りも清掃がいきとどいてよかったです</w:t>
             </w:r>
           </w:p>
         </w:tc>
@@ -5327,7 +5327,7 @@
                 <w:sz w:val="20"/>
                 <w:szCs w:val="20"/>
               </w:rPr>
-              <w:t xml:space="preserve">重大・8件</w:t>
+              <w:t xml:space="preserve">重大・9件</w:t>
             </w:r>
           </w:p>
         </w:tc>
@@ -7046,7 +7046,7 @@
                 <w:sz w:val="20"/>
                 <w:szCs w:val="20"/>
               </w:rPr>
-              <w:t xml:space="preserve">8.50点</w:t>
+              <w:t xml:space="preserve">8.53点</w:t>
             </w:r>
           </w:p>
         </w:tc>
@@ -7186,7 +7186,7 @@
                 <w:sz w:val="20"/>
                 <w:szCs w:val="20"/>
               </w:rPr>
-              <w:t xml:space="preserve">79.1%</w:t>
+              <w:t xml:space="preserve">79.9%</w:t>
             </w:r>
           </w:p>
         </w:tc>
@@ -7221,7 +7221,7 @@
                 <w:sz w:val="20"/>
                 <w:szCs w:val="20"/>
               </w:rPr>
-              <w:t xml:space="preserve">84%以上</w:t>
+              <w:t xml:space="preserve">85%以上</w:t>
             </w:r>
           </w:p>
         </w:tc>
@@ -7877,7 +7877,7 @@
           <w:sz w:val="22"/>
           <w:szCs w:val="22"/>
         </w:rPr>
-        <w:t xml:space="preserve">[1] Booking.com / 9点 / 2026-03-22</w:t>
+        <w:t xml:space="preserve">[1] Booking.com / 8点 / 2026-03-24</w:t>
       </w:r>
     </w:p>
     <w:p>
@@ -7892,7 +7892,7 @@
           <w:sz w:val="21"/>
           <w:szCs w:val="21"/>
         </w:rPr>
-        <w:t xml:space="preserve">Location</w:t>
+        <w:t xml:space="preserve">早餐好吃 房間夠寬 24小時的免費飲料吧很棒</w:t>
       </w:r>
     </w:p>
     <w:p>
@@ -7918,7 +7918,7 @@
           <w:sz w:val="21"/>
           <w:szCs w:val="21"/>
         </w:rPr>
-        <w:t xml:space="preserve">なし</w:t>
+        <w:t xml:space="preserve">洗濯乾燥機はありません</w:t>
       </w:r>
     </w:p>
     <w:p>
@@ -7939,7 +7939,7 @@
           <w:sz w:val="22"/>
           <w:szCs w:val="22"/>
         </w:rPr>
-        <w:t xml:space="preserve">[2] Booking.com / 8点 / 2026-03-22</w:t>
+        <w:t xml:space="preserve">[2] Trip.com / 10点 / 2026-03-24</w:t>
       </w:r>
     </w:p>
     <w:p>
@@ -7954,7 +7954,79 @@
           <w:sz w:val="21"/>
           <w:szCs w:val="21"/>
         </w:rPr>
-        <w:t xml:space="preserve">It is very conveniently located near the Keisei train station and is very clean and comfortable. The breakfast was very good with excellent coffee.   The staff were very friendly</w:t>
+        <w:t xml:space="preserve">立地が最高で、とても便利です。部屋は清潔で、周辺を観光するのも簡単です。</w:t>
+      </w:r>
+    </w:p>
+    <w:p>
+      <w:pPr>
+        <w:spacing w:after="60"/>
+      </w:pPr>
+    </w:p>
+    <w:p>
+      <w:pPr>
+        <w:spacing w:after="120" w:before="200"/>
+      </w:pPr>
+      <w:r>
+        <w:rPr>
+          <w:rFonts w:ascii="Arial" w:cs="Arial" w:eastAsia="Arial" w:hAnsi="Arial"/>
+          <w:b/>
+          <w:bCs/>
+          <w:color w:val="1B3A5C"/>
+          <w:sz w:val="22"/>
+          <w:szCs w:val="22"/>
+        </w:rPr>
+        <w:t xml:space="preserve">[3] 楽天トラベル / 10点 / 2026-03-24</w:t>
+      </w:r>
+    </w:p>
+    <w:p>
+      <w:pPr>
+        <w:spacing w:after="120" w:line="320"/>
+        <w:jc w:val="left"/>
+      </w:pPr>
+      <w:r>
+        <w:rPr>
+          <w:rFonts w:ascii="Arial" w:cs="Arial" w:eastAsia="Arial" w:hAnsi="Arial"/>
+          <w:color w:val="333333"/>
+          <w:sz w:val="21"/>
+          <w:szCs w:val="21"/>
+        </w:rPr>
+        <w:t xml:space="preserve">すこし離れているけど提携の駐車場があるので車移動だったからとても助かりました。 部屋は特に問題もなく水回りも清掃がいきとどいてよかったです。  無料の朝食バイキングおいしかったです。</w:t>
+      </w:r>
+    </w:p>
+    <w:p>
+      <w:pPr>
+        <w:spacing w:after="60"/>
+      </w:pPr>
+    </w:p>
+    <w:p>
+      <w:pPr>
+        <w:spacing w:after="120" w:before="200"/>
+      </w:pPr>
+      <w:r>
+        <w:rPr>
+          <w:rFonts w:ascii="Arial" w:cs="Arial" w:eastAsia="Arial" w:hAnsi="Arial"/>
+          <w:b/>
+          <w:bCs/>
+          <w:color w:val="1B3A5C"/>
+          <w:sz w:val="22"/>
+          <w:szCs w:val="22"/>
+        </w:rPr>
+        <w:t xml:space="preserve">[4] Booking.com / 9点 / 2026-03-22</w:t>
+      </w:r>
+    </w:p>
+    <w:p>
+      <w:pPr>
+        <w:spacing w:after="120" w:line="320"/>
+        <w:jc w:val="left"/>
+      </w:pPr>
+      <w:r>
+        <w:rPr>
+          <w:rFonts w:ascii="Arial" w:cs="Arial" w:eastAsia="Arial" w:hAnsi="Arial"/>
+          <w:color w:val="333333"/>
+          <w:sz w:val="21"/>
+          <w:szCs w:val="21"/>
+        </w:rPr>
+        <w:t xml:space="preserve">Location</w:t>
       </w:r>
     </w:p>
     <w:p>
@@ -7980,7 +8052,7 @@
           <w:sz w:val="21"/>
           <w:szCs w:val="21"/>
         </w:rPr>
-        <w:t xml:space="preserve">異常に暑い日には、室温を調節する方法はシステムをオフにする以外になかった。暖房モードになっており、冷房モードには切り替えられていなかった。</w:t>
+        <w:t xml:space="preserve">なし</w:t>
       </w:r>
     </w:p>
     <w:p>
@@ -8001,7 +8073,7 @@
           <w:sz w:val="22"/>
           <w:szCs w:val="22"/>
         </w:rPr>
-        <w:t xml:space="preserve">[3] じゃらん / 10点 / 2026-03-22</w:t>
+        <w:t xml:space="preserve">[5] Booking.com / 8点 / 2026-03-22</w:t>
       </w:r>
     </w:p>
     <w:p>
@@ -8016,35 +8088,25 @@
           <w:sz w:val="21"/>
           <w:szCs w:val="21"/>
         </w:rPr>
-        <w:t xml:space="preserve">あろうことか、大事なものを忘れてしまったのですが、即連絡をいただきました。この神対応にはかなり感謝です。本当助かりました。またフロントに然り、朝食会場に然り、ホテルマンの方々が、本当に働いているなというくらい、挨拶と動きが良いです。感動しました。このサービス精神、私も見習おうと思います。</w:t>
-      </w:r>
-    </w:p>
-    <w:p>
-      <w:pPr>
-        <w:spacing w:after="60"/>
-      </w:pPr>
-    </w:p>
-    <w:p>
-      <w:pPr>
-        <w:spacing w:after="120" w:before="200"/>
+        <w:t xml:space="preserve">It is very conveniently located near the Keisei train station and is very clean and comfortable. The breakfast was very good with excellent coffee.   The staff were very friendly</w:t>
+      </w:r>
+    </w:p>
+    <w:p>
+      <w:pPr>
+        <w:spacing w:after="120" w:line="320"/>
+        <w:jc w:val="left"/>
       </w:pPr>
       <w:r>
         <w:rPr>
           <w:rFonts w:ascii="Arial" w:cs="Arial" w:eastAsia="Arial" w:hAnsi="Arial"/>
           <w:b/>
           <w:bCs/>
-          <w:color w:val="1B3A5C"/>
-          <w:sz w:val="22"/>
-          <w:szCs w:val="22"/>
-        </w:rPr>
-        <w:t xml:space="preserve">[4] 楽天トラベル / 10点 / 2026-03-21</w:t>
-      </w:r>
-    </w:p>
-    <w:p>
-      <w:pPr>
-        <w:spacing w:after="120" w:line="320"/>
-        <w:jc w:val="left"/>
-      </w:pPr>
+          <w:color w:val="C0392B"/>
+          <w:sz w:val="21"/>
+          <w:szCs w:val="21"/>
+        </w:rPr>
+        <w:t xml:space="preserve">【改善点】</w:t>
+      </w:r>
       <w:r>
         <w:rPr>
           <w:rFonts w:ascii="Arial" w:cs="Arial" w:eastAsia="Arial" w:hAnsi="Arial"/>
@@ -8052,43 +8114,7 @@
           <w:sz w:val="21"/>
           <w:szCs w:val="21"/>
         </w:rPr>
-        <w:t xml:space="preserve">受付時、とても親切なご案内でした。ありがとうございます。</w:t>
-      </w:r>
-    </w:p>
-    <w:p>
-      <w:pPr>
-        <w:spacing w:after="60"/>
-      </w:pPr>
-    </w:p>
-    <w:p>
-      <w:pPr>
-        <w:spacing w:after="120" w:before="200"/>
-      </w:pPr>
-      <w:r>
-        <w:rPr>
-          <w:rFonts w:ascii="Arial" w:cs="Arial" w:eastAsia="Arial" w:hAnsi="Arial"/>
-          <w:b/>
-          <w:bCs/>
-          <w:color w:val="1B3A5C"/>
-          <w:sz w:val="22"/>
-          <w:szCs w:val="22"/>
-        </w:rPr>
-        <w:t xml:space="preserve">[5] 楽天トラベル / 10点 / 2026-03-21</w:t>
-      </w:r>
-    </w:p>
-    <w:p>
-      <w:pPr>
-        <w:spacing w:after="120" w:line="320"/>
-        <w:jc w:val="left"/>
-      </w:pPr>
-      <w:r>
-        <w:rPr>
-          <w:rFonts w:ascii="Arial" w:cs="Arial" w:eastAsia="Arial" w:hAnsi="Arial"/>
-          <w:color w:val="333333"/>
-          <w:sz w:val="21"/>
-          <w:szCs w:val="21"/>
-        </w:rPr>
-        <w:t xml:space="preserve">フロントの方の親切な対応。 朝食の豊富な種類。 朝食担当の従業員さんの子供に対する心使いに感動しました。 初めてコンフォートホテルを利用しましたが、リピート確定です！</w:t>
+        <w:t xml:space="preserve">異常に暑い日には、室温を調節する方法はシステムをオフにする以外になかった。暖房モードになっており、冷房のオプションはなかった。</w:t>
       </w:r>
     </w:p>
     <w:p>
@@ -8333,7 +8359,7 @@
                 <w:sz w:val="21"/>
                 <w:szCs w:val="21"/>
               </w:rPr>
-              <w:t xml:space="preserve">コンフォートホテル成田は、全体平均8.50点（10点換算）、高評価率79.1%という良好な顧客満足度を維持しているホテルです。特に「朝食」「スタッフの対応」が多くのゲストから高く評価されています。</w:t>
+              <w:t xml:space="preserve">コンフォートホテル成田は、全体平均8.53点（10点換算）、高評価率79.9%という良好な顧客満足度を維持しているホテルです。特に「朝食」「立地・アクセス」が多くのゲストから高く評価されています。</w:t>
             </w:r>
           </w:p>
           <w:p>

--- a/納品レポート/ホテル別レポート/comfort_narita_口コミ分析改善レポート.docx
+++ b/納品レポート/ホテル別レポート/comfort_narita_口コミ分析改善レポート.docx
@@ -131,7 +131,7 @@
           <w:sz w:val="20"/>
           <w:szCs w:val="20"/>
         </w:rPr>
-        <w:t xml:space="preserve">作成日：2026年3月25日</w:t>
+        <w:t xml:space="preserve">作成日：2026年3月26日</w:t>
       </w:r>
     </w:p>
     <w:p>
@@ -8114,7 +8114,7 @@
           <w:sz w:val="21"/>
           <w:szCs w:val="21"/>
         </w:rPr>
-        <w:t xml:space="preserve">異常に暑い日には、室温を調節する方法はシステムをオフにする以外になかった。暖房モードになっており、冷房のオプションはなかった。</w:t>
+        <w:t xml:space="preserve">異常に暑い日には、室温を調節する方法はシステムをオフにする以外になかった。暖房モードになっており、冷房モードには切り替えられていなかった。</w:t>
       </w:r>
     </w:p>
     <w:p>

--- a/納品レポート/ホテル別レポート/comfort_narita_口コミ分析改善レポート.docx
+++ b/納品レポート/ホテル別レポート/comfort_narita_口コミ分析改善レポート.docx
@@ -96,7 +96,7 @@
           <w:sz w:val="22"/>
           <w:szCs w:val="22"/>
         </w:rPr>
-        <w:t xml:space="preserve">レビュー総数：134件（6サイト）</w:t>
+        <w:t xml:space="preserve">レビュー総数：136件（6サイト）</w:t>
       </w:r>
     </w:p>
     <w:p>
@@ -131,7 +131,7 @@
           <w:sz w:val="20"/>
           <w:szCs w:val="20"/>
         </w:rPr>
-        <w:t xml:space="preserve">作成日：2026年3月26日</w:t>
+        <w:t xml:space="preserve">作成日：2026年3月27日</w:t>
       </w:r>
     </w:p>
     <w:p>
@@ -189,7 +189,7 @@
           <w:sz w:val="21"/>
           <w:szCs w:val="21"/>
         </w:rPr>
-        <w:t xml:space="preserve">2026年2月〜3月に各OTAサイト・口コミサイトに投稿された134件のレビューを包括的に分析しました。以下が主要な発見事項です。</w:t>
+        <w:t xml:space="preserve">2026年2月〜3月に各OTAサイト・口コミサイトに投稿された136件のレビューを包括的に分析しました。以下が主要な発見事項です。</w:t>
       </w:r>
     </w:p>
     <w:p>
@@ -261,7 +261,7 @@
                 <w:sz w:val="36"/>
                 <w:szCs w:val="36"/>
               </w:rPr>
-              <w:t xml:space="preserve">8.53</w:t>
+              <w:t xml:space="preserve">8.50</w:t>
             </w:r>
           </w:p>
         </w:tc>
@@ -310,7 +310,7 @@
                 <w:sz w:val="36"/>
                 <w:szCs w:val="36"/>
               </w:rPr>
-              <w:t xml:space="preserve">79.9%</w:t>
+              <w:t xml:space="preserve">79.4%</w:t>
             </w:r>
           </w:p>
         </w:tc>
@@ -359,7 +359,7 @@
                 <w:sz w:val="36"/>
                 <w:szCs w:val="36"/>
               </w:rPr>
-              <w:t xml:space="preserve">3.0%</w:t>
+              <w:t xml:space="preserve">2.9%</w:t>
             </w:r>
           </w:p>
         </w:tc>
@@ -408,7 +408,7 @@
                 <w:sz w:val="36"/>
                 <w:szCs w:val="36"/>
               </w:rPr>
-              <w:t xml:space="preserve">134件</w:t>
+              <w:t xml:space="preserve">136件</w:t>
             </w:r>
           </w:p>
         </w:tc>
@@ -448,7 +448,7 @@
           <w:sz w:val="21"/>
           <w:szCs w:val="21"/>
         </w:rPr>
-        <w:t xml:space="preserve">全体平均スコア8.53点（10点換算）は良好な水準であり、79.9%が高評価（8-10点）に分類されます。低評価（1-4点）は4件（3.0%）で、ゲスト満足度は良好です。Trip.com（9.56点）で特に高い評価を獲得しています。</w:t>
+        <w:t xml:space="preserve">全体平均スコア8.50点（10点換算）は良好な水準であり、79.4%が高評価（8-10点）に分類されます。低評価（1-4点）は4件（2.9%）で、ゲスト満足度は良好です。Trip.com（9.56点）で特に高い評価を獲得しています。</w:t>
       </w:r>
     </w:p>
     <w:p>
@@ -463,7 +463,7 @@
           <w:sz w:val="21"/>
           <w:szCs w:val="21"/>
         </w:rPr>
-        <w:t xml:space="preserve">一方で、Agoda（6.8点）では相対的に低いスコアとなっており、改善の余地があります。全体としては「朝食」と「立地・アクセス」がホテルの主な強みとして際立っています。</w:t>
+        <w:t xml:space="preserve">一方で、Agoda（6.8点）では相対的に低いスコアとなっており、改善の余地があります。全体としては「朝食」と「スタッフの対応」がホテルの主な強みとして際立っています。</w:t>
       </w:r>
     </w:p>
     <w:p>
@@ -542,7 +542,7 @@
                 <w:sz w:val="20"/>
                 <w:szCs w:val="20"/>
               </w:rPr>
-              <w:t xml:space="preserve">朝食（50件以上で言及）、立地・アクセス（20件以上で言及）、スタッフの対応（20件以上で言及）</w:t>
+              <w:t xml:space="preserve">朝食（50件以上で言及）、スタッフの対応（20件以上で言及）、立地・アクセス（20件以上で言及）</w:t>
             </w:r>
           </w:p>
           <w:p>
@@ -567,7 +567,7 @@
                 <w:sz w:val="20"/>
                 <w:szCs w:val="20"/>
               </w:rPr>
-              <w:t xml:space="preserve">エアコン・空調（17件）、浴室・水回り（9件）、臭い・匂い（5件）、清掃不備（4件）</w:t>
+              <w:t xml:space="preserve">エアコン・空調（17件）、浴室・水回り（10件）、臭い・匂い（5件）、清掃不備（4件）</w:t>
             </w:r>
           </w:p>
           <w:p>
@@ -1229,7 +1229,7 @@
                 <w:sz w:val="20"/>
                 <w:szCs w:val="20"/>
               </w:rPr>
-              <w:t xml:space="preserve">20</w:t>
+              <w:t xml:space="preserve">21</w:t>
             </w:r>
           </w:p>
         </w:tc>
@@ -1264,7 +1264,7 @@
                 <w:sz w:val="20"/>
                 <w:szCs w:val="20"/>
               </w:rPr>
-              <w:t xml:space="preserve">4.55</w:t>
+              <w:t xml:space="preserve">4.52</w:t>
             </w:r>
           </w:p>
         </w:tc>
@@ -1334,7 +1334,7 @@
                 <w:sz w:val="20"/>
                 <w:szCs w:val="20"/>
               </w:rPr>
-              <w:t xml:space="preserve">9.1</w:t>
+              <w:t xml:space="preserve">9.05</w:t>
             </w:r>
           </w:p>
         </w:tc>
@@ -1474,7 +1474,7 @@
                 <w:sz w:val="20"/>
                 <w:szCs w:val="20"/>
               </w:rPr>
-              <w:t xml:space="preserve">54</w:t>
+              <w:t xml:space="preserve">55</w:t>
             </w:r>
           </w:p>
         </w:tc>
@@ -1508,7 +1508,7 @@
                 <w:sz w:val="20"/>
                 <w:szCs w:val="20"/>
               </w:rPr>
-              <w:t xml:space="preserve">8.44</w:t>
+              <w:t xml:space="preserve">8.38</w:t>
             </w:r>
           </w:p>
         </w:tc>
@@ -1576,7 +1576,7 @@
                 <w:sz w:val="20"/>
                 <w:szCs w:val="20"/>
               </w:rPr>
-              <w:t xml:space="preserve">8.44</w:t>
+              <w:t xml:space="preserve">8.38</w:t>
             </w:r>
           </w:p>
         </w:tc>
@@ -1610,7 +1610,7 @@
                 <w:sz w:val="20"/>
                 <w:szCs w:val="20"/>
               </w:rPr>
-              <w:t xml:space="preserve">9</w:t>
+              <w:t xml:space="preserve">8</w:t>
             </w:r>
           </w:p>
         </w:tc>
@@ -1716,7 +1716,7 @@
                 <w:sz w:val="20"/>
                 <w:szCs w:val="20"/>
               </w:rPr>
-              <w:t xml:space="preserve">22</w:t>
+              <w:t xml:space="preserve">23</w:t>
             </w:r>
           </w:p>
         </w:tc>
@@ -1751,7 +1751,7 @@
                 <w:sz w:val="20"/>
                 <w:szCs w:val="20"/>
               </w:rPr>
-              <w:t xml:space="preserve">4.14</w:t>
+              <w:t xml:space="preserve">4.17</w:t>
             </w:r>
           </w:p>
         </w:tc>
@@ -1821,7 +1821,7 @@
                 <w:sz w:val="20"/>
                 <w:szCs w:val="20"/>
               </w:rPr>
-              <w:t xml:space="preserve">8.27</w:t>
+              <w:t xml:space="preserve">8.35</w:t>
             </w:r>
           </w:p>
         </w:tc>
@@ -1856,7 +1856,7 @@
                 <w:sz w:val="20"/>
                 <w:szCs w:val="20"/>
               </w:rPr>
-              <w:t xml:space="preserve">9</w:t>
+              <w:t xml:space="preserve">10</w:t>
             </w:r>
           </w:p>
         </w:tc>
@@ -1961,7 +1961,7 @@
                 <w:sz w:val="20"/>
                 <w:szCs w:val="20"/>
               </w:rPr>
-              <w:t xml:space="preserve">11</w:t>
+              <w:t xml:space="preserve">10</w:t>
             </w:r>
           </w:p>
         </w:tc>
@@ -1995,7 +1995,7 @@
                 <w:sz w:val="20"/>
                 <w:szCs w:val="20"/>
               </w:rPr>
-              <w:t xml:space="preserve">4.09</w:t>
+              <w:t xml:space="preserve">4</w:t>
             </w:r>
           </w:p>
         </w:tc>
@@ -2063,7 +2063,7 @@
                 <w:sz w:val="20"/>
                 <w:szCs w:val="20"/>
               </w:rPr>
-              <w:t xml:space="preserve">8.18</w:t>
+              <w:t xml:space="preserve">8</w:t>
             </w:r>
           </w:p>
         </w:tc>
@@ -2418,7 +2418,7 @@
           <w:sz w:val="21"/>
           <w:szCs w:val="21"/>
         </w:rPr>
-        <w:t xml:space="preserve">評価分布は10点（41.0%）に最も多く、8点以上の高評価が79.9%を占めています。低評価（1-4点）は計4件（3.0%）です。</w:t>
+        <w:t xml:space="preserve">評価分布は10点（40.4%）に最も多く、8点以上の高評価が79.4%を占めています。低評価（1-4点）は計4件（2.9%）です。</w:t>
       </w:r>
     </w:p>
     <w:p>
@@ -2688,7 +2688,7 @@
                 <w:sz w:val="20"/>
                 <w:szCs w:val="20"/>
               </w:rPr>
-              <w:t xml:space="preserve">41.0%</w:t>
+              <w:t xml:space="preserve">40.4%</w:t>
             </w:r>
           </w:p>
         </w:tc>
@@ -2798,7 +2798,7 @@
                 <w:sz w:val="20"/>
                 <w:szCs w:val="20"/>
               </w:rPr>
-              <w:t xml:space="preserve">17</w:t>
+              <w:t xml:space="preserve">16</w:t>
             </w:r>
           </w:p>
         </w:tc>
@@ -2833,7 +2833,7 @@
                 <w:sz w:val="20"/>
                 <w:szCs w:val="20"/>
               </w:rPr>
-              <w:t xml:space="preserve">12.7%</w:t>
+              <w:t xml:space="preserve">11.8%</w:t>
             </w:r>
           </w:p>
         </w:tc>
@@ -2870,7 +2870,7 @@
                 <w:sz w:val="18"/>
                 <w:szCs w:val="18"/>
               </w:rPr>
-              <w:t xml:space="preserve"> 17件</w:t>
+              <w:t xml:space="preserve"> 16件</w:t>
             </w:r>
           </w:p>
         </w:tc>
@@ -2942,7 +2942,7 @@
                 <w:sz w:val="20"/>
                 <w:szCs w:val="20"/>
               </w:rPr>
-              <w:t xml:space="preserve">35</w:t>
+              <w:t xml:space="preserve">37</w:t>
             </w:r>
           </w:p>
         </w:tc>
@@ -2977,7 +2977,7 @@
                 <w:sz w:val="20"/>
                 <w:szCs w:val="20"/>
               </w:rPr>
-              <w:t xml:space="preserve">26.1%</w:t>
+              <w:t xml:space="preserve">27.2%</w:t>
             </w:r>
           </w:p>
         </w:tc>
@@ -3015,7 +3015,7 @@
                 <w:sz w:val="18"/>
                 <w:szCs w:val="18"/>
               </w:rPr>
-              <w:t xml:space="preserve"> 35件</w:t>
+              <w:t xml:space="preserve"> 37件</w:t>
             </w:r>
           </w:p>
         </w:tc>
@@ -3122,7 +3122,7 @@
                 <w:sz w:val="20"/>
                 <w:szCs w:val="20"/>
               </w:rPr>
-              <w:t xml:space="preserve">6.0%</w:t>
+              <w:t xml:space="preserve">5.9%</w:t>
             </w:r>
           </w:p>
         </w:tc>
@@ -3231,7 +3231,7 @@
                 <w:sz w:val="20"/>
                 <w:szCs w:val="20"/>
               </w:rPr>
-              <w:t xml:space="preserve">14</w:t>
+              <w:t xml:space="preserve">15</w:t>
             </w:r>
           </w:p>
         </w:tc>
@@ -3266,7 +3266,7 @@
                 <w:sz w:val="20"/>
                 <w:szCs w:val="20"/>
               </w:rPr>
-              <w:t xml:space="preserve">10.4%</w:t>
+              <w:t xml:space="preserve">11.0%</w:t>
             </w:r>
           </w:p>
         </w:tc>
@@ -3304,7 +3304,7 @@
                 <w:sz w:val="18"/>
                 <w:szCs w:val="18"/>
               </w:rPr>
-              <w:t xml:space="preserve"> 14件</w:t>
+              <w:t xml:space="preserve"> 15件</w:t>
             </w:r>
           </w:p>
         </w:tc>
@@ -3813,7 +3813,7 @@
                 <w:sz w:val="24"/>
                 <w:szCs w:val="24"/>
               </w:rPr>
-              <w:t xml:space="preserve">107件（79.9%）</w:t>
+              <w:t xml:space="preserve">108件（79.4%）</w:t>
             </w:r>
           </w:p>
         </w:tc>
@@ -3864,7 +3864,7 @@
                 <w:sz w:val="24"/>
                 <w:szCs w:val="24"/>
               </w:rPr>
-              <w:t xml:space="preserve">23件（17.2%）</w:t>
+              <w:t xml:space="preserve">24件（17.6%）</w:t>
             </w:r>
           </w:p>
         </w:tc>
@@ -3915,7 +3915,7 @@
                 <w:sz w:val="24"/>
                 <w:szCs w:val="24"/>
               </w:rPr>
-              <w:t xml:space="preserve">4件（3.0%）</w:t>
+              <w:t xml:space="preserve">4件（2.9%）</w:t>
             </w:r>
           </w:p>
         </w:tc>
@@ -4189,7 +4189,7 @@
                 <w:sz w:val="20"/>
                 <w:szCs w:val="20"/>
               </w:rPr>
-              <w:t xml:space="preserve">「無料の朝食バイキングおいしかったです」「空調電源を切ってるのに 奥でずっと音がしていて寝れない 朝ごはんは美味しい 駅の近くで立地は良いです 空調電源を切...」</w:t>
+              <w:t xml:space="preserve">「￼  無料の朝食サービスもあり、種類はシンプルながら満足度は高く、コストパフォーマンスの良さを感じました」「無料の朝食バイキングおいしかったです」</w:t>
             </w:r>
           </w:p>
         </w:tc>
@@ -4225,7 +4225,7 @@
                 <w:sz w:val="20"/>
                 <w:szCs w:val="20"/>
               </w:rPr>
-              <w:t xml:space="preserve">立地・アクセス</w:t>
+              <w:t xml:space="preserve">スタッフの対応</w:t>
             </w:r>
           </w:p>
         </w:tc>
@@ -4293,7 +4293,7 @@
                 <w:sz w:val="20"/>
                 <w:szCs w:val="20"/>
               </w:rPr>
-              <w:t xml:space="preserve">「โลเคชั่นดี สะดวกมาก ห้องสะอาดดี เดินทางไปเที่ยวได้สะดวกดี...」「空調電源を切ってるのに 奥でずっと音がしていて寝れない 朝ごはんは美味しい 駅の近くで立地は良いです 空調電源を切...」</w:t>
+              <w:t xml:space="preserve">「スタッフは親切で、チェックインも手伝ってくれました」「受付のお姉さんがとても親切に接してくださり、旅の疲れがとれました」</w:t>
             </w:r>
           </w:p>
         </w:tc>
@@ -4330,7 +4330,7 @@
                 <w:sz w:val="20"/>
                 <w:szCs w:val="20"/>
               </w:rPr>
-              <w:t xml:space="preserve">スタッフの対応</w:t>
+              <w:t xml:space="preserve">立地・アクセス</w:t>
             </w:r>
           </w:p>
         </w:tc>
@@ -4400,7 +4400,7 @@
                 <w:sz w:val="20"/>
                 <w:szCs w:val="20"/>
               </w:rPr>
-              <w:t xml:space="preserve">「The staff were very friendly There was no way to control ...」「またフロントに然り、朝食会場に然り、ホテルマンの方々が、本当に働いているなというくらい、挨拶と動きが良いです」</w:t>
+              <w:t xml:space="preserve">「京成成田駅から徒歩2分ほど、JR成田駅からも徒歩圏内とアクセスが非常に良く、成田空港への移動にも便利な立地です」「โลเคชั่นดี สะดวกมาก ห้องสะอาดดี เดินทางไปเที่ยวได้สะดวกดี...」</w:t>
             </w:r>
           </w:p>
         </w:tc>
@@ -4504,7 +4504,7 @@
                 <w:sz w:val="20"/>
                 <w:szCs w:val="20"/>
               </w:rPr>
-              <w:t xml:space="preserve">「早餐好吃 房間夠寬 24小時的免費飲料吧很棒 沒有洗烘衣設備 洗濯乾燥機はありません」「It is very conveniently located near the Keisei train sta...」</w:t>
+              <w:t xml:space="preserve">「設備は充実していましたが、部屋が少し狭く、大きな荷物を置くスペースがありませんでした」「設備は少し古いですが、とても清潔で快適です」</w:t>
             </w:r>
           </w:p>
         </w:tc>
@@ -4611,7 +4611,7 @@
                 <w:sz w:val="20"/>
                 <w:szCs w:val="20"/>
               </w:rPr>
-              <w:t xml:space="preserve">「部屋は清潔で、周辺を観光するのも簡単です」「部屋は特に問題もなく水回りも清掃がいきとどいてよかったです」</w:t>
+              <w:t xml:space="preserve">「設備は少し古いですが、とても清潔で快適です」「￼  客室はコンパクトながら清潔感があり、全室禁煙で快適に過ごせました」</w:t>
             </w:r>
           </w:p>
         </w:tc>
@@ -4715,7 +4715,7 @@
                 <w:sz w:val="20"/>
                 <w:szCs w:val="20"/>
               </w:rPr>
-              <w:t xml:space="preserve">「Overall, this hotel offers excellent value for money」「お手頃価格で、フレンドリーなホテルです」</w:t>
+              <w:t xml:space="preserve">「￼  無料の朝食サービスもあり、種類はシンプルながら満足度は高く、コストパフォーマンスの良さを感じました」「Overall, this hotel offers excellent value for money」</w:t>
             </w:r>
           </w:p>
         </w:tc>
@@ -4755,7 +4755,7 @@
           <w:sz w:val="21"/>
           <w:szCs w:val="21"/>
         </w:rPr>
-        <w:t xml:space="preserve">口コミの多数で「朝食」に関するポジティブな言及が見られ、コンフォートホテル成田の最大の差別化要因となっています。無料の朝食バイキングおいしかったですといった声が多数寄せられています。</w:t>
+        <w:t xml:space="preserve">口コミの多数で「朝食」に関するポジティブな言及が見られ、コンフォートホテル成田の最大の差別化要因となっています。￼  無料の朝食サービスもあり、種類はシンプルながら満足度は高く、コストパフォーマンスの良さを感じましたといった声が多数寄せられています。</w:t>
       </w:r>
     </w:p>
     <w:p>
@@ -4774,7 +4774,7 @@
           <w:sz w:val="21"/>
           <w:szCs w:val="21"/>
         </w:rPr>
-        <w:t xml:space="preserve">無料の朝食バイキングおいしかったです</w:t>
+        <w:t xml:space="preserve">￼  無料の朝食サービスもあり、種類はシンプルながら満足度は高く、コストパフォーマンスの良さを感じました</w:t>
       </w:r>
     </w:p>
     <w:p>
@@ -4793,7 +4793,7 @@
           <w:sz w:val="21"/>
           <w:szCs w:val="21"/>
         </w:rPr>
-        <w:t xml:space="preserve">空調電源を切ってるのに 奥でずっと音がしていて寝れない 朝ごはんは美味しい 駅の近くで立地は良いです 空調電源を切...</w:t>
+        <w:t xml:space="preserve">無料の朝食バイキングおいしかったです</w:t>
       </w:r>
     </w:p>
     <w:p>
@@ -4812,7 +4812,7 @@
           <w:sz w:val="21"/>
           <w:szCs w:val="21"/>
         </w:rPr>
-        <w:t xml:space="preserve">The breakfast was very good with excellent coffee</w:t>
+        <w:t xml:space="preserve">空調電源を切ってるのに 奥でずっと音がしていて寝れない 朝ごはんは美味しい 駅の近くで立地は良いです 空調電源を切...</w:t>
       </w:r>
     </w:p>
     <w:p>
@@ -4834,7 +4834,7 @@
           <w:sz w:val="26"/>
           <w:szCs w:val="26"/>
         </w:rPr>
-        <w:t xml:space="preserve">3.2 立地・アクセス</w:t>
+        <w:t xml:space="preserve">3.2 スタッフの対応</w:t>
       </w:r>
     </w:p>
     <w:p>
@@ -4849,7 +4849,7 @@
           <w:sz w:val="21"/>
           <w:szCs w:val="21"/>
         </w:rPr>
-        <w:t xml:space="preserve">立地・アクセスに関するポジティブな評価も多く寄せられています。「โลเคชั่นดี สะดวกมาก ห้องสะอาดดี เดินทางไปเที่ยวได้สะดวกดี...」といったコメントが見られます。</w:t>
+        <w:t xml:space="preserve">スタッフの対応に関するポジティブな評価も多く寄せられています。「スタッフは親切で、チェックインも手伝ってくれました」といったコメントが見られます。</w:t>
       </w:r>
     </w:p>
     <w:p>
@@ -5293,7 +5293,7 @@
                 <w:sz w:val="20"/>
                 <w:szCs w:val="20"/>
               </w:rPr>
-              <w:t xml:space="preserve">部屋は特に問題もなく水回りも清掃がいきとどいてよかったです</w:t>
+              <w:t xml:space="preserve">ただ、トイレが狭すぎて少し使いづらいのが難点です</w:t>
             </w:r>
           </w:p>
         </w:tc>
@@ -5327,7 +5327,7 @@
                 <w:sz w:val="20"/>
                 <w:szCs w:val="20"/>
               </w:rPr>
-              <w:t xml:space="preserve">重大・9件</w:t>
+              <w:t xml:space="preserve">重大・10件</w:t>
             </w:r>
           </w:p>
         </w:tc>
@@ -5676,7 +5676,7 @@
                 <w:sz w:val="20"/>
                 <w:szCs w:val="20"/>
               </w:rPr>
-              <w:t xml:space="preserve">部屋の狭さ</w:t>
+              <w:t xml:space="preserve">設備の老朽化</w:t>
             </w:r>
           </w:p>
         </w:tc>
@@ -5710,7 +5710,7 @@
                 <w:sz w:val="20"/>
                 <w:szCs w:val="20"/>
               </w:rPr>
-              <w:t xml:space="preserve">Very good location,  nice staff, Too small, bathroom entr...</w:t>
+              <w:t xml:space="preserve">設備は少し古いですが、とても清潔で快適です</w:t>
             </w:r>
           </w:p>
         </w:tc>
@@ -5815,7 +5815,7 @@
                 <w:sz w:val="20"/>
                 <w:szCs w:val="20"/>
               </w:rPr>
-              <w:t xml:space="preserve">朝食の改善要望</w:t>
+              <w:t xml:space="preserve">部屋の狭さ</w:t>
             </w:r>
           </w:p>
         </w:tc>
@@ -5849,7 +5849,7 @@
                 <w:sz w:val="20"/>
                 <w:szCs w:val="20"/>
               </w:rPr>
-              <w:t xml:space="preserve">朝食なしのホテルと同じ価格なのに、朝食は無料です。 成田市で一番のお気に入り。朝食なしのホテルと同じ価格なのに、朝...</w:t>
+              <w:t xml:space="preserve">Very good location,  nice staff, Too small, bathroom entr...</w:t>
             </w:r>
           </w:p>
         </w:tc>
@@ -7046,7 +7046,7 @@
                 <w:sz w:val="20"/>
                 <w:szCs w:val="20"/>
               </w:rPr>
-              <w:t xml:space="preserve">8.53点</w:t>
+              <w:t xml:space="preserve">8.50点</w:t>
             </w:r>
           </w:p>
         </w:tc>
@@ -7186,7 +7186,7 @@
                 <w:sz w:val="20"/>
                 <w:szCs w:val="20"/>
               </w:rPr>
-              <w:t xml:space="preserve">79.9%</w:t>
+              <w:t xml:space="preserve">79.4%</w:t>
             </w:r>
           </w:p>
         </w:tc>
@@ -7221,7 +7221,7 @@
                 <w:sz w:val="20"/>
                 <w:szCs w:val="20"/>
               </w:rPr>
-              <w:t xml:space="preserve">85%以上</w:t>
+              <w:t xml:space="preserve">84%以上</w:t>
             </w:r>
           </w:p>
         </w:tc>
@@ -7326,7 +7326,7 @@
                 <w:sz w:val="20"/>
                 <w:szCs w:val="20"/>
               </w:rPr>
-              <w:t xml:space="preserve">3.0%</w:t>
+              <w:t xml:space="preserve">2.9%</w:t>
             </w:r>
           </w:p>
         </w:tc>
@@ -7877,7 +7877,7 @@
           <w:sz w:val="22"/>
           <w:szCs w:val="22"/>
         </w:rPr>
-        <w:t xml:space="preserve">[1] Booking.com / 8点 / 2026-03-24</w:t>
+        <w:t xml:space="preserve">[1] Trip.com / 10点 / 2026-03-26</w:t>
       </w:r>
     </w:p>
     <w:p>
@@ -7892,7 +7892,43 @@
           <w:sz w:val="21"/>
           <w:szCs w:val="21"/>
         </w:rPr>
-        <w:t xml:space="preserve">早餐好吃 房間夠寬 24小時的免費飲料吧很棒</w:t>
+        <w:t xml:space="preserve">スタッフは親切で、チェックインも手伝ってくれました。設備は充実していましたが、部屋が少し狭く、大きな荷物を置くスペースがありませんでした。全体的には、とても良かったです！</w:t>
+      </w:r>
+    </w:p>
+    <w:p>
+      <w:pPr>
+        <w:spacing w:after="60"/>
+      </w:pPr>
+    </w:p>
+    <w:p>
+      <w:pPr>
+        <w:spacing w:after="120" w:before="200"/>
+      </w:pPr>
+      <w:r>
+        <w:rPr>
+          <w:rFonts w:ascii="Arial" w:cs="Arial" w:eastAsia="Arial" w:hAnsi="Arial"/>
+          <w:b/>
+          <w:bCs/>
+          <w:color w:val="1B3A5C"/>
+          <w:sz w:val="22"/>
+          <w:szCs w:val="22"/>
+        </w:rPr>
+        <w:t xml:space="preserve">[2] Booking.com / 8点 / 2026-03-26</w:t>
+      </w:r>
+    </w:p>
+    <w:p>
+      <w:pPr>
+        <w:spacing w:after="120" w:line="320"/>
+        <w:jc w:val="left"/>
+      </w:pPr>
+      <w:r>
+        <w:rPr>
+          <w:rFonts w:ascii="Arial" w:cs="Arial" w:eastAsia="Arial" w:hAnsi="Arial"/>
+          <w:color w:val="333333"/>
+          <w:sz w:val="21"/>
+          <w:szCs w:val="21"/>
+        </w:rPr>
+        <w:t xml:space="preserve">房間蠻大的，行李箱完全攤開都沒問題！ 整體也都是整潔舒適的沒話說，早餐種類不多但卻出乎預料的美味！</w:t>
       </w:r>
     </w:p>
     <w:p>
@@ -7918,7 +7954,7 @@
           <w:sz w:val="21"/>
           <w:szCs w:val="21"/>
         </w:rPr>
-        <w:t xml:space="preserve">洗濯乾燥機はありません</w:t>
+        <w:t xml:space="preserve">設備は少し古いですが、とても清潔で快適です！ただ、トイレが狭すぎて少し使いづらいのが難点です。</w:t>
       </w:r>
     </w:p>
     <w:p>
@@ -7939,7 +7975,7 @@
           <w:sz w:val="22"/>
           <w:szCs w:val="22"/>
         </w:rPr>
-        <w:t xml:space="preserve">[2] Trip.com / 10点 / 2026-03-24</w:t>
+        <w:t xml:space="preserve">[3] 楽天トラベル / 10点 / 2026-03-26</w:t>
       </w:r>
     </w:p>
     <w:p>
@@ -7954,7 +7990,7 @@
           <w:sz w:val="21"/>
           <w:szCs w:val="21"/>
         </w:rPr>
-        <w:t xml:space="preserve">立地が最高で、とても便利です。部屋は清潔で、周辺を観光するのも簡単です。</w:t>
+        <w:t xml:space="preserve">受付のお姉さんがとても親切に接してくださり、旅の疲れがとれました。優しさ笑顔にに感激。ありがとうございました☺️✨</w:t>
       </w:r>
     </w:p>
     <w:p>
@@ -7975,7 +8011,7 @@
           <w:sz w:val="22"/>
           <w:szCs w:val="22"/>
         </w:rPr>
-        <w:t xml:space="preserve">[3] 楽天トラベル / 10点 / 2026-03-24</w:t>
+        <w:t xml:space="preserve">[4] Google / 8点 / 2026-03-26</w:t>
       </w:r>
     </w:p>
     <w:p>
@@ -7990,7 +8026,7 @@
           <w:sz w:val="21"/>
           <w:szCs w:val="21"/>
         </w:rPr>
-        <w:t xml:space="preserve">すこし離れているけど提携の駐車場があるので車移動だったからとても助かりました。 部屋は特に問題もなく水回りも清掃がいきとどいてよかったです。  無料の朝食バイキングおいしかったです。</w:t>
+        <w:t xml:space="preserve">コンフォートホテル成田に宿泊しました。京成成田駅から徒歩2分ほど、JR成田駅からも徒歩圏内とアクセスが非常に良く、成田空港への移動にも便利な立地です。 ￼  客室はコンパクトながら清潔感があり、全室禁煙で快適に過ごせました。ベッドは寝心地が良く、枕や寝具にもこだわりが感じられ、しっかり休める印象です。 ￼  無料の朝食サービスもあり、種類はシンプルながら満足度は高く、コストパフォーマンスの良...</w:t>
       </w:r>
     </w:p>
     <w:p>
@@ -8011,7 +8047,7 @@
           <w:sz w:val="22"/>
           <w:szCs w:val="22"/>
         </w:rPr>
-        <w:t xml:space="preserve">[4] Booking.com / 9点 / 2026-03-22</w:t>
+        <w:t xml:space="preserve">[5] Booking.com / 8点 / 2026-03-24</w:t>
       </w:r>
     </w:p>
     <w:p>
@@ -8026,7 +8062,7 @@
           <w:sz w:val="21"/>
           <w:szCs w:val="21"/>
         </w:rPr>
-        <w:t xml:space="preserve">Location</w:t>
+        <w:t xml:space="preserve">早餐好吃 房間夠寬 24小時的免費飲料吧很棒</w:t>
       </w:r>
     </w:p>
     <w:p>
@@ -8052,69 +8088,7 @@
           <w:sz w:val="21"/>
           <w:szCs w:val="21"/>
         </w:rPr>
-        <w:t xml:space="preserve">なし</w:t>
-      </w:r>
-    </w:p>
-    <w:p>
-      <w:pPr>
-        <w:spacing w:after="60"/>
-      </w:pPr>
-    </w:p>
-    <w:p>
-      <w:pPr>
-        <w:spacing w:after="120" w:before="200"/>
-      </w:pPr>
-      <w:r>
-        <w:rPr>
-          <w:rFonts w:ascii="Arial" w:cs="Arial" w:eastAsia="Arial" w:hAnsi="Arial"/>
-          <w:b/>
-          <w:bCs/>
-          <w:color w:val="1B3A5C"/>
-          <w:sz w:val="22"/>
-          <w:szCs w:val="22"/>
-        </w:rPr>
-        <w:t xml:space="preserve">[5] Booking.com / 8点 / 2026-03-22</w:t>
-      </w:r>
-    </w:p>
-    <w:p>
-      <w:pPr>
-        <w:spacing w:after="120" w:line="320"/>
-        <w:jc w:val="left"/>
-      </w:pPr>
-      <w:r>
-        <w:rPr>
-          <w:rFonts w:ascii="Arial" w:cs="Arial" w:eastAsia="Arial" w:hAnsi="Arial"/>
-          <w:color w:val="333333"/>
-          <w:sz w:val="21"/>
-          <w:szCs w:val="21"/>
-        </w:rPr>
-        <w:t xml:space="preserve">It is very conveniently located near the Keisei train station and is very clean and comfortable. The breakfast was very good with excellent coffee.   The staff were very friendly</w:t>
-      </w:r>
-    </w:p>
-    <w:p>
-      <w:pPr>
-        <w:spacing w:after="120" w:line="320"/>
-        <w:jc w:val="left"/>
-      </w:pPr>
-      <w:r>
-        <w:rPr>
-          <w:rFonts w:ascii="Arial" w:cs="Arial" w:eastAsia="Arial" w:hAnsi="Arial"/>
-          <w:b/>
-          <w:bCs/>
-          <w:color w:val="C0392B"/>
-          <w:sz w:val="21"/>
-          <w:szCs w:val="21"/>
-        </w:rPr>
-        <w:t xml:space="preserve">【改善点】</w:t>
-      </w:r>
-      <w:r>
-        <w:rPr>
-          <w:rFonts w:ascii="Arial" w:cs="Arial" w:eastAsia="Arial" w:hAnsi="Arial"/>
-          <w:color w:val="333333"/>
-          <w:sz w:val="21"/>
-          <w:szCs w:val="21"/>
-        </w:rPr>
-        <w:t xml:space="preserve">異常に暑い日には、室温を調節する方法はシステムをオフにする以外になかった。暖房モードになっており、冷房モードには切り替えられていなかった。</w:t>
+        <w:t xml:space="preserve">洗濯乾燥機はありません</w:t>
       </w:r>
     </w:p>
     <w:p>
@@ -8359,7 +8333,7 @@
                 <w:sz w:val="21"/>
                 <w:szCs w:val="21"/>
               </w:rPr>
-              <w:t xml:space="preserve">コンフォートホテル成田は、全体平均8.53点（10点換算）、高評価率79.9%という良好な顧客満足度を維持しているホテルです。特に「朝食」「立地・アクセス」が多くのゲストから高く評価されています。</w:t>
+              <w:t xml:space="preserve">コンフォートホテル成田は、全体平均8.50点（10点換算）、高評価率79.4%という良好な顧客満足度を維持しているホテルです。特に「朝食」「スタッフの対応」が多くのゲストから高く評価されています。</w:t>
             </w:r>
           </w:p>
           <w:p>

--- a/納品レポート/ホテル別レポート/comfort_narita_口コミ分析改善レポート.docx
+++ b/納品レポート/ホテル別レポート/comfort_narita_口コミ分析改善レポート.docx
@@ -96,7 +96,7 @@
           <w:sz w:val="22"/>
           <w:szCs w:val="22"/>
         </w:rPr>
-        <w:t xml:space="preserve">レビュー総数：136件（6サイト）</w:t>
+        <w:t xml:space="preserve">レビュー総数：137件（6サイト）</w:t>
       </w:r>
     </w:p>
     <w:p>
@@ -131,7 +131,7 @@
           <w:sz w:val="20"/>
           <w:szCs w:val="20"/>
         </w:rPr>
-        <w:t xml:space="preserve">作成日：2026年3月27日</w:t>
+        <w:t xml:space="preserve">作成日：2026年3月28日</w:t>
       </w:r>
     </w:p>
     <w:p>
@@ -189,7 +189,7 @@
           <w:sz w:val="21"/>
           <w:szCs w:val="21"/>
         </w:rPr>
-        <w:t xml:space="preserve">2026年2月〜3月に各OTAサイト・口コミサイトに投稿された136件のレビューを包括的に分析しました。以下が主要な発見事項です。</w:t>
+        <w:t xml:space="preserve">2026年2月〜3月に各OTAサイト・口コミサイトに投稿された137件のレビューを包括的に分析しました。以下が主要な発見事項です。</w:t>
       </w:r>
     </w:p>
     <w:p>
@@ -310,7 +310,7 @@
                 <w:sz w:val="36"/>
                 <w:szCs w:val="36"/>
               </w:rPr>
-              <w:t xml:space="preserve">79.4%</w:t>
+              <w:t xml:space="preserve">79.6%</w:t>
             </w:r>
           </w:p>
         </w:tc>
@@ -408,7 +408,7 @@
                 <w:sz w:val="36"/>
                 <w:szCs w:val="36"/>
               </w:rPr>
-              <w:t xml:space="preserve">136件</w:t>
+              <w:t xml:space="preserve">137件</w:t>
             </w:r>
           </w:p>
         </w:tc>
@@ -448,7 +448,7 @@
           <w:sz w:val="21"/>
           <w:szCs w:val="21"/>
         </w:rPr>
-        <w:t xml:space="preserve">全体平均スコア8.50点（10点換算）は良好な水準であり、79.4%が高評価（8-10点）に分類されます。低評価（1-4点）は4件（2.9%）で、ゲスト満足度は良好です。Trip.com（9.56点）で特に高い評価を獲得しています。</w:t>
+        <w:t xml:space="preserve">全体平均スコア8.50点（10点換算）は良好な水準であり、79.6%が高評価（8-10点）に分類されます。低評価（1-4点）は4件（2.9%）で、ゲスト満足度は良好です。Trip.com（9.53点）で特に高い評価を獲得しています。</w:t>
       </w:r>
     </w:p>
     <w:p>
@@ -987,7 +987,7 @@
                 <w:sz w:val="20"/>
                 <w:szCs w:val="20"/>
               </w:rPr>
-              <w:t xml:space="preserve">18</w:t>
+              <w:t xml:space="preserve">19</w:t>
             </w:r>
           </w:p>
         </w:tc>
@@ -1021,7 +1021,7 @@
                 <w:sz w:val="20"/>
                 <w:szCs w:val="20"/>
               </w:rPr>
-              <w:t xml:space="preserve">9.56</w:t>
+              <w:t xml:space="preserve">9.53</w:t>
             </w:r>
           </w:p>
         </w:tc>
@@ -1089,7 +1089,7 @@
                 <w:sz w:val="20"/>
                 <w:szCs w:val="20"/>
               </w:rPr>
-              <w:t xml:space="preserve">9.56</w:t>
+              <w:t xml:space="preserve">9.53</w:t>
             </w:r>
           </w:p>
         </w:tc>
@@ -1508,7 +1508,7 @@
                 <w:sz w:val="20"/>
                 <w:szCs w:val="20"/>
               </w:rPr>
-              <w:t xml:space="preserve">8.38</w:t>
+              <w:t xml:space="preserve">8.36</w:t>
             </w:r>
           </w:p>
         </w:tc>
@@ -1576,7 +1576,7 @@
                 <w:sz w:val="20"/>
                 <w:szCs w:val="20"/>
               </w:rPr>
-              <w:t xml:space="preserve">8.38</w:t>
+              <w:t xml:space="preserve">8.36</w:t>
             </w:r>
           </w:p>
         </w:tc>
@@ -2418,7 +2418,7 @@
           <w:sz w:val="21"/>
           <w:szCs w:val="21"/>
         </w:rPr>
-        <w:t xml:space="preserve">評価分布は10点（40.4%）に最も多く、8点以上の高評価が79.4%を占めています。低評価（1-4点）は計4件（2.9%）です。</w:t>
+        <w:t xml:space="preserve">評価分布は10点（39.4%）に最も多く、8点以上の高評価が79.6%を占めています。低評価（1-4点）は計4件（2.9%）です。</w:t>
       </w:r>
     </w:p>
     <w:p>
@@ -2653,7 +2653,7 @@
                 <w:sz w:val="20"/>
                 <w:szCs w:val="20"/>
               </w:rPr>
-              <w:t xml:space="preserve">55</w:t>
+              <w:t xml:space="preserve">54</w:t>
             </w:r>
           </w:p>
         </w:tc>
@@ -2688,7 +2688,7 @@
                 <w:sz w:val="20"/>
                 <w:szCs w:val="20"/>
               </w:rPr>
-              <w:t xml:space="preserve">40.4%</w:t>
+              <w:t xml:space="preserve">39.4%</w:t>
             </w:r>
           </w:p>
         </w:tc>
@@ -2726,7 +2726,7 @@
                 <w:sz w:val="18"/>
                 <w:szCs w:val="18"/>
               </w:rPr>
-              <w:t xml:space="preserve"> 55件</w:t>
+              <w:t xml:space="preserve"> 54件</w:t>
             </w:r>
           </w:p>
         </w:tc>
@@ -2798,7 +2798,7 @@
                 <w:sz w:val="20"/>
                 <w:szCs w:val="20"/>
               </w:rPr>
-              <w:t xml:space="preserve">16</w:t>
+              <w:t xml:space="preserve">18</w:t>
             </w:r>
           </w:p>
         </w:tc>
@@ -2833,7 +2833,7 @@
                 <w:sz w:val="20"/>
                 <w:szCs w:val="20"/>
               </w:rPr>
-              <w:t xml:space="preserve">11.8%</w:t>
+              <w:t xml:space="preserve">13.1%</w:t>
             </w:r>
           </w:p>
         </w:tc>
@@ -2861,7 +2861,7 @@
                 <w:sz w:val="20"/>
                 <w:szCs w:val="20"/>
               </w:rPr>
-              <w:t xml:space="preserve">██████</w:t>
+              <w:t xml:space="preserve">███████</w:t>
             </w:r>
             <w:r>
               <w:rPr>
@@ -2870,7 +2870,7 @@
                 <w:sz w:val="18"/>
                 <w:szCs w:val="18"/>
               </w:rPr>
-              <w:t xml:space="preserve"> 16件</w:t>
+              <w:t xml:space="preserve"> 18件</w:t>
             </w:r>
           </w:p>
         </w:tc>
@@ -2977,7 +2977,7 @@
                 <w:sz w:val="20"/>
                 <w:szCs w:val="20"/>
               </w:rPr>
-              <w:t xml:space="preserve">27.2%</w:t>
+              <w:t xml:space="preserve">27.0%</w:t>
             </w:r>
           </w:p>
         </w:tc>
@@ -3006,7 +3006,7 @@
                 <w:sz w:val="20"/>
                 <w:szCs w:val="20"/>
               </w:rPr>
-              <w:t xml:space="preserve">█████████████</w:t>
+              <w:t xml:space="preserve">██████████████</w:t>
             </w:r>
             <w:r>
               <w:rPr>
@@ -3122,7 +3122,7 @@
                 <w:sz w:val="20"/>
                 <w:szCs w:val="20"/>
               </w:rPr>
-              <w:t xml:space="preserve">5.9%</w:t>
+              <w:t xml:space="preserve">5.8%</w:t>
             </w:r>
           </w:p>
         </w:tc>
@@ -3266,7 +3266,7 @@
                 <w:sz w:val="20"/>
                 <w:szCs w:val="20"/>
               </w:rPr>
-              <w:t xml:space="preserve">11.0%</w:t>
+              <w:t xml:space="preserve">10.9%</w:t>
             </w:r>
           </w:p>
         </w:tc>
@@ -3295,7 +3295,7 @@
                 <w:sz w:val="20"/>
                 <w:szCs w:val="20"/>
               </w:rPr>
-              <w:t xml:space="preserve">█████</w:t>
+              <w:t xml:space="preserve">██████</w:t>
             </w:r>
             <w:r>
               <w:rPr>
@@ -3813,7 +3813,7 @@
                 <w:sz w:val="24"/>
                 <w:szCs w:val="24"/>
               </w:rPr>
-              <w:t xml:space="preserve">108件（79.4%）</w:t>
+              <w:t xml:space="preserve">109件（79.6%）</w:t>
             </w:r>
           </w:p>
         </w:tc>
@@ -3864,7 +3864,7 @@
                 <w:sz w:val="24"/>
                 <w:szCs w:val="24"/>
               </w:rPr>
-              <w:t xml:space="preserve">24件（17.6%）</w:t>
+              <w:t xml:space="preserve">24件（17.5%）</w:t>
             </w:r>
           </w:p>
         </w:tc>
@@ -4189,7 +4189,7 @@
                 <w:sz w:val="20"/>
                 <w:szCs w:val="20"/>
               </w:rPr>
-              <w:t xml:space="preserve">「￼  無料の朝食サービスもあり、種類はシンプルながら満足度は高く、コストパフォーマンスの良さを感じました」「無料の朝食バイキングおいしかったです」</w:t>
+              <w:t xml:space="preserve">「朝食もまあまあ」「￼  無料の朝食サービスもあり、種類はシンプルながら満足度は高く、コストパフォーマンスの良さを感じました」</w:t>
             </w:r>
           </w:p>
         </w:tc>
@@ -4400,7 +4400,7 @@
                 <w:sz w:val="20"/>
                 <w:szCs w:val="20"/>
               </w:rPr>
-              <w:t xml:space="preserve">「京成成田駅から徒歩2分ほど、JR成田駅からも徒歩圏内とアクセスが非常に良く、成田空港への移動にも便利な立地です」「โลเคชั่นดี สะดวกมาก ห้องสะอาดดี เดินทางไปเที่ยวได้สะดวกดี...」</w:t>
+              <w:t xml:space="preserve">「立地が良い」「京成成田駅から徒歩2分ほど、JR成田駅からも徒歩圏内とアクセスが非常に良く、成田空港への移動にも便利な立地です」</w:t>
             </w:r>
           </w:p>
         </w:tc>
@@ -4755,7 +4755,7 @@
           <w:sz w:val="21"/>
           <w:szCs w:val="21"/>
         </w:rPr>
-        <w:t xml:space="preserve">口コミの多数で「朝食」に関するポジティブな言及が見られ、コンフォートホテル成田の最大の差別化要因となっています。￼  無料の朝食サービスもあり、種類はシンプルながら満足度は高く、コストパフォーマンスの良さを感じましたといった声が多数寄せられています。</w:t>
+        <w:t xml:space="preserve">口コミの多数で「朝食」に関するポジティブな言及が見られ、コンフォートホテル成田の最大の差別化要因となっています。朝食もまあまあといった声が多数寄せられています。</w:t>
       </w:r>
     </w:p>
     <w:p>
@@ -4774,7 +4774,7 @@
           <w:sz w:val="21"/>
           <w:szCs w:val="21"/>
         </w:rPr>
-        <w:t xml:space="preserve">￼  無料の朝食サービスもあり、種類はシンプルながら満足度は高く、コストパフォーマンスの良さを感じました</w:t>
+        <w:t xml:space="preserve">朝食もまあまあ</w:t>
       </w:r>
     </w:p>
     <w:p>
@@ -4793,7 +4793,7 @@
           <w:sz w:val="21"/>
           <w:szCs w:val="21"/>
         </w:rPr>
-        <w:t xml:space="preserve">無料の朝食バイキングおいしかったです</w:t>
+        <w:t xml:space="preserve">￼  無料の朝食サービスもあり、種類はシンプルながら満足度は高く、コストパフォーマンスの良さを感じました</w:t>
       </w:r>
     </w:p>
     <w:p>
@@ -4812,7 +4812,7 @@
           <w:sz w:val="21"/>
           <w:szCs w:val="21"/>
         </w:rPr>
-        <w:t xml:space="preserve">空調電源を切ってるのに 奥でずっと音がしていて寝れない 朝ごはんは美味しい 駅の近くで立地は良いです 空調電源を切...</w:t>
+        <w:t xml:space="preserve">無料の朝食バイキングおいしかったです</w:t>
       </w:r>
     </w:p>
     <w:p>
@@ -7186,7 +7186,7 @@
                 <w:sz w:val="20"/>
                 <w:szCs w:val="20"/>
               </w:rPr>
-              <w:t xml:space="preserve">79.4%</w:t>
+              <w:t xml:space="preserve">79.6%</w:t>
             </w:r>
           </w:p>
         </w:tc>
@@ -7221,7 +7221,7 @@
                 <w:sz w:val="20"/>
                 <w:szCs w:val="20"/>
               </w:rPr>
-              <w:t xml:space="preserve">84%以上</w:t>
+              <w:t xml:space="preserve">85%以上</w:t>
             </w:r>
           </w:p>
         </w:tc>
@@ -7877,7 +7877,7 @@
           <w:sz w:val="22"/>
           <w:szCs w:val="22"/>
         </w:rPr>
-        <w:t xml:space="preserve">[1] Trip.com / 10点 / 2026-03-26</w:t>
+        <w:t xml:space="preserve">[1] Trip.com / 9点 / 2026-03-27</w:t>
       </w:r>
     </w:p>
     <w:p>
@@ -7892,7 +7892,7 @@
           <w:sz w:val="21"/>
           <w:szCs w:val="21"/>
         </w:rPr>
-        <w:t xml:space="preserve">スタッフは親切で、チェックインも手伝ってくれました。設備は充実していましたが、部屋が少し狭く、大きな荷物を置くスペースがありませんでした。全体的には、とても良かったです！</w:t>
+        <w:t xml:space="preserve">立地が良い。朝食もまあまあ。</w:t>
       </w:r>
     </w:p>
     <w:p>
@@ -7913,7 +7913,43 @@
           <w:sz w:val="22"/>
           <w:szCs w:val="22"/>
         </w:rPr>
-        <w:t xml:space="preserve">[2] Booking.com / 8点 / 2026-03-26</w:t>
+        <w:t xml:space="preserve">[2] Trip.com / 10点 / 2026-03-26</w:t>
+      </w:r>
+    </w:p>
+    <w:p>
+      <w:pPr>
+        <w:spacing w:after="120" w:line="320"/>
+        <w:jc w:val="left"/>
+      </w:pPr>
+      <w:r>
+        <w:rPr>
+          <w:rFonts w:ascii="Arial" w:cs="Arial" w:eastAsia="Arial" w:hAnsi="Arial"/>
+          <w:color w:val="333333"/>
+          <w:sz w:val="21"/>
+          <w:szCs w:val="21"/>
+        </w:rPr>
+        <w:t xml:space="preserve">スタッフは親切で、チェックインも手伝ってくれました。設備は充実していましたが、部屋が少し狭く、大きな荷物を置くスペースがありませんでした。全体的には、とても良かったです！</w:t>
+      </w:r>
+    </w:p>
+    <w:p>
+      <w:pPr>
+        <w:spacing w:after="60"/>
+      </w:pPr>
+    </w:p>
+    <w:p>
+      <w:pPr>
+        <w:spacing w:after="120" w:before="200"/>
+      </w:pPr>
+      <w:r>
+        <w:rPr>
+          <w:rFonts w:ascii="Arial" w:cs="Arial" w:eastAsia="Arial" w:hAnsi="Arial"/>
+          <w:b/>
+          <w:bCs/>
+          <w:color w:val="1B3A5C"/>
+          <w:sz w:val="22"/>
+          <w:szCs w:val="22"/>
+        </w:rPr>
+        <w:t xml:space="preserve">[3] Booking.com / 8点 / 2026-03-26</w:t>
       </w:r>
     </w:p>
     <w:p>
@@ -7975,7 +8011,7 @@
           <w:sz w:val="22"/>
           <w:szCs w:val="22"/>
         </w:rPr>
-        <w:t xml:space="preserve">[3] 楽天トラベル / 10点 / 2026-03-26</w:t>
+        <w:t xml:space="preserve">[4] 楽天トラベル / 10点 / 2026-03-26</w:t>
       </w:r>
     </w:p>
     <w:p>
@@ -8011,7 +8047,7 @@
           <w:sz w:val="22"/>
           <w:szCs w:val="22"/>
         </w:rPr>
-        <w:t xml:space="preserve">[4] Google / 8点 / 2026-03-26</w:t>
+        <w:t xml:space="preserve">[5] Google / 8点 / 2026-03-26</w:t>
       </w:r>
     </w:p>
     <w:p>
@@ -8027,68 +8063,6 @@
           <w:szCs w:val="21"/>
         </w:rPr>
         <w:t xml:space="preserve">コンフォートホテル成田に宿泊しました。京成成田駅から徒歩2分ほど、JR成田駅からも徒歩圏内とアクセスが非常に良く、成田空港への移動にも便利な立地です。 ￼  客室はコンパクトながら清潔感があり、全室禁煙で快適に過ごせました。ベッドは寝心地が良く、枕や寝具にもこだわりが感じられ、しっかり休める印象です。 ￼  無料の朝食サービスもあり、種類はシンプルながら満足度は高く、コストパフォーマンスの良...</w:t>
-      </w:r>
-    </w:p>
-    <w:p>
-      <w:pPr>
-        <w:spacing w:after="60"/>
-      </w:pPr>
-    </w:p>
-    <w:p>
-      <w:pPr>
-        <w:spacing w:after="120" w:before="200"/>
-      </w:pPr>
-      <w:r>
-        <w:rPr>
-          <w:rFonts w:ascii="Arial" w:cs="Arial" w:eastAsia="Arial" w:hAnsi="Arial"/>
-          <w:b/>
-          <w:bCs/>
-          <w:color w:val="1B3A5C"/>
-          <w:sz w:val="22"/>
-          <w:szCs w:val="22"/>
-        </w:rPr>
-        <w:t xml:space="preserve">[5] Booking.com / 8点 / 2026-03-24</w:t>
-      </w:r>
-    </w:p>
-    <w:p>
-      <w:pPr>
-        <w:spacing w:after="120" w:line="320"/>
-        <w:jc w:val="left"/>
-      </w:pPr>
-      <w:r>
-        <w:rPr>
-          <w:rFonts w:ascii="Arial" w:cs="Arial" w:eastAsia="Arial" w:hAnsi="Arial"/>
-          <w:color w:val="333333"/>
-          <w:sz w:val="21"/>
-          <w:szCs w:val="21"/>
-        </w:rPr>
-        <w:t xml:space="preserve">早餐好吃 房間夠寬 24小時的免費飲料吧很棒</w:t>
-      </w:r>
-    </w:p>
-    <w:p>
-      <w:pPr>
-        <w:spacing w:after="120" w:line="320"/>
-        <w:jc w:val="left"/>
-      </w:pPr>
-      <w:r>
-        <w:rPr>
-          <w:rFonts w:ascii="Arial" w:cs="Arial" w:eastAsia="Arial" w:hAnsi="Arial"/>
-          <w:b/>
-          <w:bCs/>
-          <w:color w:val="C0392B"/>
-          <w:sz w:val="21"/>
-          <w:szCs w:val="21"/>
-        </w:rPr>
-        <w:t xml:space="preserve">【改善点】</w:t>
-      </w:r>
-      <w:r>
-        <w:rPr>
-          <w:rFonts w:ascii="Arial" w:cs="Arial" w:eastAsia="Arial" w:hAnsi="Arial"/>
-          <w:color w:val="333333"/>
-          <w:sz w:val="21"/>
-          <w:szCs w:val="21"/>
-        </w:rPr>
-        <w:t xml:space="preserve">洗濯乾燥機はありません</w:t>
       </w:r>
     </w:p>
     <w:p>
@@ -8333,7 +8307,7 @@
                 <w:sz w:val="21"/>
                 <w:szCs w:val="21"/>
               </w:rPr>
-              <w:t xml:space="preserve">コンフォートホテル成田は、全体平均8.50点（10点換算）、高評価率79.4%という良好な顧客満足度を維持しているホテルです。特に「朝食」「スタッフの対応」が多くのゲストから高く評価されています。</w:t>
+              <w:t xml:space="preserve">コンフォートホテル成田は、全体平均8.50点（10点換算）、高評価率79.6%という良好な顧客満足度を維持しているホテルです。特に「朝食」「スタッフの対応」が多くのゲストから高く評価されています。</w:t>
             </w:r>
           </w:p>
           <w:p>

--- a/納品レポート/ホテル別レポート/comfort_narita_口コミ分析改善レポート.docx
+++ b/納品レポート/ホテル別レポート/comfort_narita_口コミ分析改善レポート.docx
@@ -53,7 +53,7 @@
           <w:sz w:val="24"/>
           <w:szCs w:val="24"/>
         </w:rPr>
-        <w:t xml:space="preserve">2024年1月〜2026年3月　|　総件数 137件　|　2026年3月29日</w:t>
+        <w:t xml:space="preserve">2024年1月〜2026年3月　|　総件数 140件　|　2026年3月29日</w:t>
       </w:r>
     </w:p>
     <w:p>
@@ -84,7 +84,7 @@
           <w:sz w:val="21"/>
           <w:szCs w:val="21"/>
         </w:rPr>
-        <w:t xml:space="preserve">2024年1月〜2026年3月に各OTAサイトに投稿された137件のレビューを分析しました。</w:t>
+        <w:t xml:space="preserve">2024年1月〜2026年3月に各OTAサイトに投稿された140件のレビューを分析しました。</w:t>
       </w:r>
     </w:p>
     <w:p>
@@ -142,7 +142,7 @@
                 <w:szCs w:val="20"/>
               </w:rPr>
               <w:t xml:space="preserve">全体平均
-8.50点</w:t>
+8.46点</w:t>
             </w:r>
           </w:p>
         </w:tc>
@@ -177,7 +177,7 @@
                 <w:szCs w:val="20"/>
               </w:rPr>
               <w:t xml:space="preserve">高評価率
-79.6%</w:t>
+79.3%</w:t>
             </w:r>
           </w:p>
         </w:tc>
@@ -212,7 +212,7 @@
                 <w:szCs w:val="20"/>
               </w:rPr>
               <w:t xml:space="preserve">低評価率
-2.9%</w:t>
+3.6%</w:t>
             </w:r>
           </w:p>
         </w:tc>
@@ -247,7 +247,7 @@
                 <w:szCs w:val="20"/>
               </w:rPr>
               <w:t xml:space="preserve">レビュー総数
-137件</w:t>
+140件</w:t>
             </w:r>
           </w:p>
         </w:tc>
@@ -732,7 +732,7 @@
                 <w:sz w:val="20"/>
                 <w:szCs w:val="20"/>
               </w:rPr>
-              <w:t xml:space="preserve">21</w:t>
+              <w:t xml:space="preserve">20</w:t>
             </w:r>
           </w:p>
         </w:tc>
@@ -767,7 +767,7 @@
                 <w:sz w:val="20"/>
                 <w:szCs w:val="20"/>
               </w:rPr>
-              <w:t xml:space="preserve">4.52/5</w:t>
+              <w:t xml:space="preserve">4.50/5</w:t>
             </w:r>
           </w:p>
         </w:tc>
@@ -802,7 +802,7 @@
                 <w:sz w:val="20"/>
                 <w:szCs w:val="20"/>
               </w:rPr>
-              <w:t xml:space="preserve">9.05</w:t>
+              <w:t xml:space="preserve">9.00</w:t>
             </w:r>
           </w:p>
         </w:tc>
@@ -874,7 +874,7 @@
                 <w:sz w:val="20"/>
                 <w:szCs w:val="20"/>
               </w:rPr>
-              <w:t xml:space="preserve">Booking.com</w:t>
+              <w:t xml:space="preserve">楽天トラベル</w:t>
             </w:r>
           </w:p>
         </w:tc>
@@ -909,7 +909,7 @@
                 <w:sz w:val="20"/>
                 <w:szCs w:val="20"/>
               </w:rPr>
-              <w:t xml:space="preserve">55</w:t>
+              <w:t xml:space="preserve">23</w:t>
             </w:r>
           </w:p>
         </w:tc>
@@ -944,7 +944,7 @@
                 <w:sz w:val="20"/>
                 <w:szCs w:val="20"/>
               </w:rPr>
-              <w:t xml:space="preserve">8.36/10</w:t>
+              <w:t xml:space="preserve">4.17/5</w:t>
             </w:r>
           </w:p>
         </w:tc>
@@ -979,7 +979,7 @@
                 <w:sz w:val="20"/>
                 <w:szCs w:val="20"/>
               </w:rPr>
-              <w:t xml:space="preserve">8.36</w:t>
+              <w:t xml:space="preserve">8.35</w:t>
             </w:r>
           </w:p>
         </w:tc>
@@ -1051,7 +1051,7 @@
                 <w:sz w:val="20"/>
                 <w:szCs w:val="20"/>
               </w:rPr>
-              <w:t xml:space="preserve">楽天トラベル</w:t>
+              <w:t xml:space="preserve">Booking.com</w:t>
             </w:r>
           </w:p>
         </w:tc>
@@ -1086,7 +1086,7 @@
                 <w:sz w:val="20"/>
                 <w:szCs w:val="20"/>
               </w:rPr>
-              <w:t xml:space="preserve">23</w:t>
+              <w:t xml:space="preserve">58</w:t>
             </w:r>
           </w:p>
         </w:tc>
@@ -1121,7 +1121,7 @@
                 <w:sz w:val="20"/>
                 <w:szCs w:val="20"/>
               </w:rPr>
-              <w:t xml:space="preserve">4.17/5</w:t>
+              <w:t xml:space="preserve">8.28/10</w:t>
             </w:r>
           </w:p>
         </w:tc>
@@ -1156,7 +1156,7 @@
                 <w:sz w:val="20"/>
                 <w:szCs w:val="20"/>
               </w:rPr>
-              <w:t xml:space="preserve">8.35</w:t>
+              <w:t xml:space="preserve">8.28</w:t>
             </w:r>
           </w:p>
         </w:tc>
@@ -1440,7 +1440,7 @@
                 <w:sz w:val="20"/>
                 <w:szCs w:val="20"/>
               </w:rPr>
-              <w:t xml:space="preserve">9</w:t>
+              <w:t xml:space="preserve">10</w:t>
             </w:r>
           </w:p>
         </w:tc>
@@ -1475,7 +1475,7 @@
                 <w:sz w:val="20"/>
                 <w:szCs w:val="20"/>
               </w:rPr>
-              <w:t xml:space="preserve">6.78/10</w:t>
+              <w:t xml:space="preserve">7.20/10</w:t>
             </w:r>
           </w:p>
         </w:tc>
@@ -1506,11 +1506,11 @@
                 <w:rFonts w:ascii="Arial" w:cs="Arial" w:eastAsia="Arial" w:hAnsi="Arial"/>
                 <w:b/>
                 <w:bCs/>
-                <w:color w:val="C0392B"/>
-                <w:sz w:val="20"/>
-                <w:szCs w:val="20"/>
-              </w:rPr>
-              <w:t xml:space="preserve">6.78</w:t>
+                <w:color w:val="E67E22"/>
+                <w:sz w:val="20"/>
+                <w:szCs w:val="20"/>
+              </w:rPr>
+              <w:t xml:space="preserve">7.20</w:t>
             </w:r>
           </w:p>
         </w:tc>
@@ -1541,11 +1541,11 @@
                 <w:rFonts w:ascii="Arial" w:cs="Arial" w:eastAsia="Arial" w:hAnsi="Arial"/>
                 <w:b w:val="false"/>
                 <w:bCs w:val="false"/>
-                <w:color w:val="C0392B"/>
-                <w:sz w:val="20"/>
-                <w:szCs w:val="20"/>
-              </w:rPr>
-              <w:t xml:space="preserve">要改善</w:t>
+                <w:color w:val="E67E22"/>
+                <w:sz w:val="20"/>
+                <w:szCs w:val="20"/>
+              </w:rPr>
+              <w:t xml:space="preserve">概ね良好</w:t>
             </w:r>
           </w:p>
         </w:tc>
@@ -1799,7 +1799,7 @@
                 <w:sz w:val="20"/>
                 <w:szCs w:val="20"/>
               </w:rPr>
-              <w:t xml:space="preserve">39.4%</w:t>
+              <w:t xml:space="preserve">38.6%</w:t>
             </w:r>
           </w:p>
         </w:tc>
@@ -1871,7 +1871,7 @@
                 <w:sz w:val="20"/>
                 <w:szCs w:val="20"/>
               </w:rPr>
-              <w:t xml:space="preserve">18</w:t>
+              <w:t xml:space="preserve">19</w:t>
             </w:r>
           </w:p>
         </w:tc>
@@ -1906,7 +1906,7 @@
                 <w:sz w:val="20"/>
                 <w:szCs w:val="20"/>
               </w:rPr>
-              <w:t xml:space="preserve">13.1%</w:t>
+              <w:t xml:space="preserve">13.6%</w:t>
             </w:r>
           </w:p>
         </w:tc>
@@ -1978,7 +1978,7 @@
                 <w:sz w:val="20"/>
                 <w:szCs w:val="20"/>
               </w:rPr>
-              <w:t xml:space="preserve">37</w:t>
+              <w:t xml:space="preserve">38</w:t>
             </w:r>
           </w:p>
         </w:tc>
@@ -2013,7 +2013,7 @@
                 <w:sz w:val="20"/>
                 <w:szCs w:val="20"/>
               </w:rPr>
-              <w:t xml:space="preserve">27.0%</w:t>
+              <w:t xml:space="preserve">27.1%</w:t>
             </w:r>
           </w:p>
         </w:tc>
@@ -2085,7 +2085,7 @@
                 <w:sz w:val="20"/>
                 <w:szCs w:val="20"/>
               </w:rPr>
-              <w:t xml:space="preserve">8</w:t>
+              <w:t xml:space="preserve">9</w:t>
             </w:r>
           </w:p>
         </w:tc>
@@ -2120,7 +2120,7 @@
                 <w:sz w:val="20"/>
                 <w:szCs w:val="20"/>
               </w:rPr>
-              <w:t xml:space="preserve">5.8%</w:t>
+              <w:t xml:space="preserve">6.4%</w:t>
             </w:r>
           </w:p>
         </w:tc>
@@ -2192,7 +2192,7 @@
                 <w:sz w:val="20"/>
                 <w:szCs w:val="20"/>
               </w:rPr>
-              <w:t xml:space="preserve">15</w:t>
+              <w:t xml:space="preserve">14</w:t>
             </w:r>
           </w:p>
         </w:tc>
@@ -2227,7 +2227,7 @@
                 <w:sz w:val="20"/>
                 <w:szCs w:val="20"/>
               </w:rPr>
-              <w:t xml:space="preserve">10.9%</w:t>
+              <w:t xml:space="preserve">10.0%</w:t>
             </w:r>
           </w:p>
         </w:tc>
@@ -2441,7 +2441,7 @@
                 <w:sz w:val="20"/>
                 <w:szCs w:val="20"/>
               </w:rPr>
-              <w:t xml:space="preserve">2.2%</w:t>
+              <w:t xml:space="preserve">2.1%</w:t>
             </w:r>
           </w:p>
         </w:tc>
@@ -2513,7 +2513,7 @@
                 <w:sz w:val="20"/>
                 <w:szCs w:val="20"/>
               </w:rPr>
-              <w:t xml:space="preserve">1</w:t>
+              <w:t xml:space="preserve">2</w:t>
             </w:r>
           </w:p>
         </w:tc>
@@ -2548,7 +2548,7 @@
                 <w:sz w:val="20"/>
                 <w:szCs w:val="20"/>
               </w:rPr>
-              <w:t xml:space="preserve">0.7%</w:t>
+              <w:t xml:space="preserve">1.4%</w:t>
             </w:r>
           </w:p>
         </w:tc>
@@ -2784,7 +2784,7 @@
                 <w:sz w:val="20"/>
                 <w:szCs w:val="20"/>
               </w:rPr>
-              <w:t xml:space="preserve">109</w:t>
+              <w:t xml:space="preserve">111</w:t>
             </w:r>
           </w:p>
         </w:tc>
@@ -2818,7 +2818,7 @@
                 <w:sz w:val="20"/>
                 <w:szCs w:val="20"/>
               </w:rPr>
-              <w:t xml:space="preserve">79.6%</w:t>
+              <w:t xml:space="preserve">79.3%</w:t>
             </w:r>
           </w:p>
         </w:tc>
@@ -2959,7 +2959,7 @@
                 <w:sz w:val="20"/>
                 <w:szCs w:val="20"/>
               </w:rPr>
-              <w:t xml:space="preserve">17.5%</w:t>
+              <w:t xml:space="preserve">17.1%</w:t>
             </w:r>
           </w:p>
         </w:tc>
@@ -3064,7 +3064,7 @@
                 <w:sz w:val="20"/>
                 <w:szCs w:val="20"/>
               </w:rPr>
-              <w:t xml:space="preserve">4</w:t>
+              <w:t xml:space="preserve">5</w:t>
             </w:r>
           </w:p>
         </w:tc>
@@ -3098,7 +3098,7 @@
                 <w:sz w:val="20"/>
                 <w:szCs w:val="20"/>
               </w:rPr>
-              <w:t xml:space="preserve">2.9%</w:t>
+              <w:t xml:space="preserve">3.6%</w:t>
             </w:r>
           </w:p>
         </w:tc>
@@ -3572,7 +3572,7 @@
                 <w:sz w:val="20"/>
                 <w:szCs w:val="20"/>
               </w:rPr>
-              <w:t xml:space="preserve">8.50点</w:t>
+              <w:t xml:space="preserve">8.46点</w:t>
             </w:r>
           </w:p>
         </w:tc>
@@ -3606,7 +3606,7 @@
                 <w:sz w:val="20"/>
                 <w:szCs w:val="20"/>
               </w:rPr>
-              <w:t xml:space="preserve">9.00点</w:t>
+              <w:t xml:space="preserve">8.96点</w:t>
             </w:r>
           </w:p>
         </w:tc>
@@ -3712,7 +3712,7 @@
                 <w:sz w:val="20"/>
                 <w:szCs w:val="20"/>
               </w:rPr>
-              <w:t xml:space="preserve">79.6%</w:t>
+              <w:t xml:space="preserve">79.3%</w:t>
             </w:r>
           </w:p>
         </w:tc>
@@ -3747,7 +3747,7 @@
                 <w:sz w:val="20"/>
                 <w:szCs w:val="20"/>
               </w:rPr>
-              <w:t xml:space="preserve">84.6%</w:t>
+              <w:t xml:space="preserve">84.3%</w:t>
             </w:r>
           </w:p>
         </w:tc>
@@ -3852,7 +3852,7 @@
                 <w:sz w:val="20"/>
                 <w:szCs w:val="20"/>
               </w:rPr>
-              <w:t xml:space="preserve">2.9%</w:t>
+              <w:t xml:space="preserve">3.6%</w:t>
             </w:r>
           </w:p>
         </w:tc>
@@ -3886,7 +3886,7 @@
                 <w:sz w:val="20"/>
                 <w:szCs w:val="20"/>
               </w:rPr>
-              <w:t xml:space="preserve">0.9%</w:t>
+              <w:t xml:space="preserve">1.6%</w:t>
             </w:r>
           </w:p>
         </w:tc>
@@ -3963,7 +3963,7 @@
           <w:sz w:val="21"/>
           <w:szCs w:val="21"/>
         </w:rPr>
-        <w:t xml:space="preserve">コンフォートホテル成田は全体平均8.50点（10pt換算）、高評価率79.6%を記録しています。引き続き強みを活かしつつ、低評価レビューに示された課題への対応を継続することで、さらなる顧客満足度向上が期待できます。</w:t>
+        <w:t xml:space="preserve">コンフォートホテル成田は全体平均8.46点（10pt換算）、高評価率79.3%を記録しています。引き続き強みを活かしつつ、低評価レビューに示された課題への対応を継続することで、さらなる顧客満足度向上が期待できます。</w:t>
       </w:r>
     </w:p>
     <w:p>

--- a/納品レポート/ホテル別レポート/comfort_narita_口コミ分析改善レポート.docx
+++ b/納品レポート/ホテル別レポート/comfort_narita_口コミ分析改善レポート.docx
@@ -142,7 +142,7 @@
                 <w:szCs w:val="20"/>
               </w:rPr>
               <w:t xml:space="preserve">全体平均
-8.46点</w:t>
+8.49点</w:t>
             </w:r>
           </w:p>
         </w:tc>
@@ -177,7 +177,7 @@
                 <w:szCs w:val="20"/>
               </w:rPr>
               <w:t xml:space="preserve">高評価率
-79.3%</w:t>
+80.0%</w:t>
             </w:r>
           </w:p>
         </w:tc>
@@ -555,7 +555,7 @@
                 <w:sz w:val="20"/>
                 <w:szCs w:val="20"/>
               </w:rPr>
-              <w:t xml:space="preserve">19</w:t>
+              <w:t xml:space="preserve">20</w:t>
             </w:r>
           </w:p>
         </w:tc>
@@ -590,7 +590,7 @@
                 <w:sz w:val="20"/>
                 <w:szCs w:val="20"/>
               </w:rPr>
-              <w:t xml:space="preserve">9.53/10</w:t>
+              <w:t xml:space="preserve">9.55/10</w:t>
             </w:r>
           </w:p>
         </w:tc>
@@ -625,7 +625,7 @@
                 <w:sz w:val="20"/>
                 <w:szCs w:val="20"/>
               </w:rPr>
-              <w:t xml:space="preserve">9.53</w:t>
+              <w:t xml:space="preserve">9.55</w:t>
             </w:r>
           </w:p>
         </w:tc>
@@ -909,7 +909,7 @@
                 <w:sz w:val="20"/>
                 <w:szCs w:val="20"/>
               </w:rPr>
-              <w:t xml:space="preserve">23</w:t>
+              <w:t xml:space="preserve">22</w:t>
             </w:r>
           </w:p>
         </w:tc>
@@ -944,7 +944,7 @@
                 <w:sz w:val="20"/>
                 <w:szCs w:val="20"/>
               </w:rPr>
-              <w:t xml:space="preserve">4.17/5</w:t>
+              <w:t xml:space="preserve">4.23/5</w:t>
             </w:r>
           </w:p>
         </w:tc>
@@ -979,7 +979,7 @@
                 <w:sz w:val="20"/>
                 <w:szCs w:val="20"/>
               </w:rPr>
-              <w:t xml:space="preserve">8.35</w:t>
+              <w:t xml:space="preserve">8.45</w:t>
             </w:r>
           </w:p>
         </w:tc>
@@ -1086,7 +1086,7 @@
                 <w:sz w:val="20"/>
                 <w:szCs w:val="20"/>
               </w:rPr>
-              <w:t xml:space="preserve">58</w:t>
+              <w:t xml:space="preserve">57</w:t>
             </w:r>
           </w:p>
         </w:tc>
@@ -1121,7 +1121,7 @@
                 <w:sz w:val="20"/>
                 <w:szCs w:val="20"/>
               </w:rPr>
-              <w:t xml:space="preserve">8.28/10</w:t>
+              <w:t xml:space="preserve">8.26/10</w:t>
             </w:r>
           </w:p>
         </w:tc>
@@ -1156,7 +1156,7 @@
                 <w:sz w:val="20"/>
                 <w:szCs w:val="20"/>
               </w:rPr>
-              <w:t xml:space="preserve">8.28</w:t>
+              <w:t xml:space="preserve">8.26</w:t>
             </w:r>
           </w:p>
         </w:tc>
@@ -1263,7 +1263,7 @@
                 <w:sz w:val="20"/>
                 <w:szCs w:val="20"/>
               </w:rPr>
-              <w:t xml:space="preserve">10</w:t>
+              <w:t xml:space="preserve">11</w:t>
             </w:r>
           </w:p>
         </w:tc>
@@ -1764,7 +1764,7 @@
                 <w:sz w:val="20"/>
                 <w:szCs w:val="20"/>
               </w:rPr>
-              <w:t xml:space="preserve">54</w:t>
+              <w:t xml:space="preserve">55</w:t>
             </w:r>
           </w:p>
         </w:tc>
@@ -1799,7 +1799,7 @@
                 <w:sz w:val="20"/>
                 <w:szCs w:val="20"/>
               </w:rPr>
-              <w:t xml:space="preserve">38.6%</w:t>
+              <w:t xml:space="preserve">39.3%</w:t>
             </w:r>
           </w:p>
         </w:tc>
@@ -1871,7 +1871,7 @@
                 <w:sz w:val="20"/>
                 <w:szCs w:val="20"/>
               </w:rPr>
-              <w:t xml:space="preserve">19</w:t>
+              <w:t xml:space="preserve">18</w:t>
             </w:r>
           </w:p>
         </w:tc>
@@ -1906,7 +1906,7 @@
                 <w:sz w:val="20"/>
                 <w:szCs w:val="20"/>
               </w:rPr>
-              <w:t xml:space="preserve">13.6%</w:t>
+              <w:t xml:space="preserve">12.9%</w:t>
             </w:r>
           </w:p>
         </w:tc>
@@ -1978,7 +1978,7 @@
                 <w:sz w:val="20"/>
                 <w:szCs w:val="20"/>
               </w:rPr>
-              <w:t xml:space="preserve">38</w:t>
+              <w:t xml:space="preserve">39</w:t>
             </w:r>
           </w:p>
         </w:tc>
@@ -2013,7 +2013,7 @@
                 <w:sz w:val="20"/>
                 <w:szCs w:val="20"/>
               </w:rPr>
-              <w:t xml:space="preserve">27.1%</w:t>
+              <w:t xml:space="preserve">27.9%</w:t>
             </w:r>
           </w:p>
         </w:tc>
@@ -2192,7 +2192,7 @@
                 <w:sz w:val="20"/>
                 <w:szCs w:val="20"/>
               </w:rPr>
-              <w:t xml:space="preserve">14</w:t>
+              <w:t xml:space="preserve">13</w:t>
             </w:r>
           </w:p>
         </w:tc>
@@ -2227,7 +2227,7 @@
                 <w:sz w:val="20"/>
                 <w:szCs w:val="20"/>
               </w:rPr>
-              <w:t xml:space="preserve">10.0%</w:t>
+              <w:t xml:space="preserve">9.3%</w:t>
             </w:r>
           </w:p>
         </w:tc>
@@ -2784,7 +2784,7 @@
                 <w:sz w:val="20"/>
                 <w:szCs w:val="20"/>
               </w:rPr>
-              <w:t xml:space="preserve">111</w:t>
+              <w:t xml:space="preserve">112</w:t>
             </w:r>
           </w:p>
         </w:tc>
@@ -2818,7 +2818,7 @@
                 <w:sz w:val="20"/>
                 <w:szCs w:val="20"/>
               </w:rPr>
-              <w:t xml:space="preserve">79.3%</w:t>
+              <w:t xml:space="preserve">80.0%</w:t>
             </w:r>
           </w:p>
         </w:tc>
@@ -2924,7 +2924,7 @@
                 <w:sz w:val="20"/>
                 <w:szCs w:val="20"/>
               </w:rPr>
-              <w:t xml:space="preserve">24</w:t>
+              <w:t xml:space="preserve">23</w:t>
             </w:r>
           </w:p>
         </w:tc>
@@ -2959,7 +2959,7 @@
                 <w:sz w:val="20"/>
                 <w:szCs w:val="20"/>
               </w:rPr>
-              <w:t xml:space="preserve">17.1%</w:t>
+              <w:t xml:space="preserve">16.4%</w:t>
             </w:r>
           </w:p>
         </w:tc>
@@ -3572,7 +3572,7 @@
                 <w:sz w:val="20"/>
                 <w:szCs w:val="20"/>
               </w:rPr>
-              <w:t xml:space="preserve">8.46点</w:t>
+              <w:t xml:space="preserve">8.49点</w:t>
             </w:r>
           </w:p>
         </w:tc>
@@ -3606,7 +3606,7 @@
                 <w:sz w:val="20"/>
                 <w:szCs w:val="20"/>
               </w:rPr>
-              <w:t xml:space="preserve">8.96点</w:t>
+              <w:t xml:space="preserve">8.99点</w:t>
             </w:r>
           </w:p>
         </w:tc>
@@ -3712,7 +3712,7 @@
                 <w:sz w:val="20"/>
                 <w:szCs w:val="20"/>
               </w:rPr>
-              <w:t xml:space="preserve">79.3%</w:t>
+              <w:t xml:space="preserve">80.0%</w:t>
             </w:r>
           </w:p>
         </w:tc>
@@ -3747,7 +3747,7 @@
                 <w:sz w:val="20"/>
                 <w:szCs w:val="20"/>
               </w:rPr>
-              <w:t xml:space="preserve">84.3%</w:t>
+              <w:t xml:space="preserve">85.0%</w:t>
             </w:r>
           </w:p>
         </w:tc>
@@ -3963,7 +3963,7 @@
           <w:sz w:val="21"/>
           <w:szCs w:val="21"/>
         </w:rPr>
-        <w:t xml:space="preserve">コンフォートホテル成田は全体平均8.46点（10pt換算）、高評価率79.3%を記録しています。引き続き強みを活かしつつ、低評価レビューに示された課題への対応を継続することで、さらなる顧客満足度向上が期待できます。</w:t>
+        <w:t xml:space="preserve">コンフォートホテル成田は全体平均8.49点（10pt換算）、高評価率80.0%を記録しています。引き続き強みを活かしつつ、低評価レビューに示された課題への対応を継続することで、さらなる顧客満足度向上が期待できます。</w:t>
       </w:r>
     </w:p>
     <w:p>

--- a/納品レポート/ホテル別レポート/comfort_narita_口コミ分析改善レポート.docx
+++ b/納品レポート/ホテル別レポート/comfort_narita_口コミ分析改善レポート.docx
@@ -53,7 +53,7 @@
           <w:sz w:val="24"/>
           <w:szCs w:val="24"/>
         </w:rPr>
-        <w:t xml:space="preserve">2024年1月〜2026年3月　|　総件数 140件　|　2026年3月29日</w:t>
+        <w:t xml:space="preserve">2024年1月〜2026年3月　|　総件数 141件　|　2026年3月29日</w:t>
       </w:r>
     </w:p>
     <w:p>
@@ -84,7 +84,7 @@
           <w:sz w:val="21"/>
           <w:szCs w:val="21"/>
         </w:rPr>
-        <w:t xml:space="preserve">2024年1月〜2026年3月に各OTAサイトに投稿された140件のレビューを分析しました。</w:t>
+        <w:t xml:space="preserve">2024年1月〜2026年3月に各OTAサイトに投稿された141件のレビューを分析しました。</w:t>
       </w:r>
     </w:p>
     <w:p>
@@ -142,7 +142,7 @@
                 <w:szCs w:val="20"/>
               </w:rPr>
               <w:t xml:space="preserve">全体平均
-8.49点</w:t>
+8.46点</w:t>
             </w:r>
           </w:p>
         </w:tc>
@@ -177,7 +177,7 @@
                 <w:szCs w:val="20"/>
               </w:rPr>
               <w:t xml:space="preserve">高評価率
-80.0%</w:t>
+80.9%</w:t>
             </w:r>
           </w:p>
         </w:tc>
@@ -212,7 +212,7 @@
                 <w:szCs w:val="20"/>
               </w:rPr>
               <w:t xml:space="preserve">低評価率
-3.6%</w:t>
+3.5%</w:t>
             </w:r>
           </w:p>
         </w:tc>
@@ -247,7 +247,7 @@
                 <w:szCs w:val="20"/>
               </w:rPr>
               <w:t xml:space="preserve">レビュー総数
-140件</w:t>
+141件</w:t>
             </w:r>
           </w:p>
         </w:tc>
@@ -555,7 +555,7 @@
                 <w:sz w:val="20"/>
                 <w:szCs w:val="20"/>
               </w:rPr>
-              <w:t xml:space="preserve">20</w:t>
+              <w:t xml:space="preserve">21</w:t>
             </w:r>
           </w:p>
         </w:tc>
@@ -590,7 +590,7 @@
                 <w:sz w:val="20"/>
                 <w:szCs w:val="20"/>
               </w:rPr>
-              <w:t xml:space="preserve">9.55/10</w:t>
+              <w:t xml:space="preserve">9.57/10</w:t>
             </w:r>
           </w:p>
         </w:tc>
@@ -625,7 +625,7 @@
                 <w:sz w:val="20"/>
                 <w:szCs w:val="20"/>
               </w:rPr>
-              <w:t xml:space="preserve">9.55</w:t>
+              <w:t xml:space="preserve">9.57</w:t>
             </w:r>
           </w:p>
         </w:tc>
@@ -732,7 +732,7 @@
                 <w:sz w:val="20"/>
                 <w:szCs w:val="20"/>
               </w:rPr>
-              <w:t xml:space="preserve">20</w:t>
+              <w:t xml:space="preserve">18</w:t>
             </w:r>
           </w:p>
         </w:tc>
@@ -767,7 +767,7 @@
                 <w:sz w:val="20"/>
                 <w:szCs w:val="20"/>
               </w:rPr>
-              <w:t xml:space="preserve">4.50/5</w:t>
+              <w:t xml:space="preserve">4.39/5</w:t>
             </w:r>
           </w:p>
         </w:tc>
@@ -802,7 +802,7 @@
                 <w:sz w:val="20"/>
                 <w:szCs w:val="20"/>
               </w:rPr>
-              <w:t xml:space="preserve">9.00</w:t>
+              <w:t xml:space="preserve">8.78</w:t>
             </w:r>
           </w:p>
         </w:tc>
@@ -837,7 +837,7 @@
                 <w:sz w:val="20"/>
                 <w:szCs w:val="20"/>
               </w:rPr>
-              <w:t xml:space="preserve">優秀</w:t>
+              <w:t xml:space="preserve">良好</w:t>
             </w:r>
           </w:p>
         </w:tc>
@@ -909,7 +909,7 @@
                 <w:sz w:val="20"/>
                 <w:szCs w:val="20"/>
               </w:rPr>
-              <w:t xml:space="preserve">22</w:t>
+              <w:t xml:space="preserve">21</w:t>
             </w:r>
           </w:p>
         </w:tc>
@@ -944,7 +944,7 @@
                 <w:sz w:val="20"/>
                 <w:szCs w:val="20"/>
               </w:rPr>
-              <w:t xml:space="preserve">4.23/5</w:t>
+              <w:t xml:space="preserve">4.29/5</w:t>
             </w:r>
           </w:p>
         </w:tc>
@@ -979,7 +979,7 @@
                 <w:sz w:val="20"/>
                 <w:szCs w:val="20"/>
               </w:rPr>
-              <w:t xml:space="preserve">8.45</w:t>
+              <w:t xml:space="preserve">8.57</w:t>
             </w:r>
           </w:p>
         </w:tc>
@@ -1086,7 +1086,7 @@
                 <w:sz w:val="20"/>
                 <w:szCs w:val="20"/>
               </w:rPr>
-              <w:t xml:space="preserve">57</w:t>
+              <w:t xml:space="preserve">55</w:t>
             </w:r>
           </w:p>
         </w:tc>
@@ -1121,7 +1121,7 @@
                 <w:sz w:val="20"/>
                 <w:szCs w:val="20"/>
               </w:rPr>
-              <w:t xml:space="preserve">8.26/10</w:t>
+              <w:t xml:space="preserve">8.22/10</w:t>
             </w:r>
           </w:p>
         </w:tc>
@@ -1156,7 +1156,7 @@
                 <w:sz w:val="20"/>
                 <w:szCs w:val="20"/>
               </w:rPr>
-              <w:t xml:space="preserve">8.26</w:t>
+              <w:t xml:space="preserve">8.22</w:t>
             </w:r>
           </w:p>
         </w:tc>
@@ -1263,7 +1263,7 @@
                 <w:sz w:val="20"/>
                 <w:szCs w:val="20"/>
               </w:rPr>
-              <w:t xml:space="preserve">11</w:t>
+              <w:t xml:space="preserve">15</w:t>
             </w:r>
           </w:p>
         </w:tc>
@@ -1298,7 +1298,7 @@
                 <w:sz w:val="20"/>
                 <w:szCs w:val="20"/>
               </w:rPr>
-              <w:t xml:space="preserve">4.00/5</w:t>
+              <w:t xml:space="preserve">4.07/5</w:t>
             </w:r>
           </w:p>
         </w:tc>
@@ -1333,7 +1333,7 @@
                 <w:sz w:val="20"/>
                 <w:szCs w:val="20"/>
               </w:rPr>
-              <w:t xml:space="preserve">8.00</w:t>
+              <w:t xml:space="preserve">8.13</w:t>
             </w:r>
           </w:p>
         </w:tc>
@@ -1440,7 +1440,7 @@
                 <w:sz w:val="20"/>
                 <w:szCs w:val="20"/>
               </w:rPr>
-              <w:t xml:space="preserve">10</w:t>
+              <w:t xml:space="preserve">11</w:t>
             </w:r>
           </w:p>
         </w:tc>
@@ -1475,7 +1475,7 @@
                 <w:sz w:val="20"/>
                 <w:szCs w:val="20"/>
               </w:rPr>
-              <w:t xml:space="preserve">7.20/10</w:t>
+              <w:t xml:space="preserve">7.27/10</w:t>
             </w:r>
           </w:p>
         </w:tc>
@@ -1510,7 +1510,7 @@
                 <w:sz w:val="20"/>
                 <w:szCs w:val="20"/>
               </w:rPr>
-              <w:t xml:space="preserve">7.20</w:t>
+              <w:t xml:space="preserve">7.27</w:t>
             </w:r>
           </w:p>
         </w:tc>
@@ -1764,7 +1764,7 @@
                 <w:sz w:val="20"/>
                 <w:szCs w:val="20"/>
               </w:rPr>
-              <w:t xml:space="preserve">55</w:t>
+              <w:t xml:space="preserve">53</w:t>
             </w:r>
           </w:p>
         </w:tc>
@@ -1799,7 +1799,7 @@
                 <w:sz w:val="20"/>
                 <w:szCs w:val="20"/>
               </w:rPr>
-              <w:t xml:space="preserve">39.3%</w:t>
+              <w:t xml:space="preserve">37.6%</w:t>
             </w:r>
           </w:p>
         </w:tc>
@@ -1871,7 +1871,7 @@
                 <w:sz w:val="20"/>
                 <w:szCs w:val="20"/>
               </w:rPr>
-              <w:t xml:space="preserve">18</w:t>
+              <w:t xml:space="preserve">17</w:t>
             </w:r>
           </w:p>
         </w:tc>
@@ -1906,7 +1906,7 @@
                 <w:sz w:val="20"/>
                 <w:szCs w:val="20"/>
               </w:rPr>
-              <w:t xml:space="preserve">12.9%</w:t>
+              <w:t xml:space="preserve">12.1%</w:t>
             </w:r>
           </w:p>
         </w:tc>
@@ -1978,7 +1978,7 @@
                 <w:sz w:val="20"/>
                 <w:szCs w:val="20"/>
               </w:rPr>
-              <w:t xml:space="preserve">39</w:t>
+              <w:t xml:space="preserve">44</w:t>
             </w:r>
           </w:p>
         </w:tc>
@@ -2013,7 +2013,7 @@
                 <w:sz w:val="20"/>
                 <w:szCs w:val="20"/>
               </w:rPr>
-              <w:t xml:space="preserve">27.9%</w:t>
+              <w:t xml:space="preserve">31.2%</w:t>
             </w:r>
           </w:p>
         </w:tc>
@@ -2192,7 +2192,7 @@
                 <w:sz w:val="20"/>
                 <w:szCs w:val="20"/>
               </w:rPr>
-              <w:t xml:space="preserve">13</w:t>
+              <w:t xml:space="preserve">12</w:t>
             </w:r>
           </w:p>
         </w:tc>
@@ -2227,7 +2227,7 @@
                 <w:sz w:val="20"/>
                 <w:szCs w:val="20"/>
               </w:rPr>
-              <w:t xml:space="preserve">9.3%</w:t>
+              <w:t xml:space="preserve">8.5%</w:t>
             </w:r>
           </w:p>
         </w:tc>
@@ -2784,7 +2784,7 @@
                 <w:sz w:val="20"/>
                 <w:szCs w:val="20"/>
               </w:rPr>
-              <w:t xml:space="preserve">112</w:t>
+              <w:t xml:space="preserve">114</w:t>
             </w:r>
           </w:p>
         </w:tc>
@@ -2818,7 +2818,7 @@
                 <w:sz w:val="20"/>
                 <w:szCs w:val="20"/>
               </w:rPr>
-              <w:t xml:space="preserve">80.0%</w:t>
+              <w:t xml:space="preserve">80.9%</w:t>
             </w:r>
           </w:p>
         </w:tc>
@@ -2924,7 +2924,7 @@
                 <w:sz w:val="20"/>
                 <w:szCs w:val="20"/>
               </w:rPr>
-              <w:t xml:space="preserve">23</w:t>
+              <w:t xml:space="preserve">22</w:t>
             </w:r>
           </w:p>
         </w:tc>
@@ -2959,7 +2959,7 @@
                 <w:sz w:val="20"/>
                 <w:szCs w:val="20"/>
               </w:rPr>
-              <w:t xml:space="preserve">16.4%</w:t>
+              <w:t xml:space="preserve">15.6%</w:t>
             </w:r>
           </w:p>
         </w:tc>
@@ -3098,7 +3098,7 @@
                 <w:sz w:val="20"/>
                 <w:szCs w:val="20"/>
               </w:rPr>
-              <w:t xml:space="preserve">3.6%</w:t>
+              <w:t xml:space="preserve">3.5%</w:t>
             </w:r>
           </w:p>
         </w:tc>
@@ -3572,7 +3572,7 @@
                 <w:sz w:val="20"/>
                 <w:szCs w:val="20"/>
               </w:rPr>
-              <w:t xml:space="preserve">8.49点</w:t>
+              <w:t xml:space="preserve">8.46点</w:t>
             </w:r>
           </w:p>
         </w:tc>
@@ -3606,7 +3606,7 @@
                 <w:sz w:val="20"/>
                 <w:szCs w:val="20"/>
               </w:rPr>
-              <w:t xml:space="preserve">8.99点</w:t>
+              <w:t xml:space="preserve">8.96点</w:t>
             </w:r>
           </w:p>
         </w:tc>
@@ -3712,7 +3712,7 @@
                 <w:sz w:val="20"/>
                 <w:szCs w:val="20"/>
               </w:rPr>
-              <w:t xml:space="preserve">80.0%</w:t>
+              <w:t xml:space="preserve">80.9%</w:t>
             </w:r>
           </w:p>
         </w:tc>
@@ -3747,7 +3747,7 @@
                 <w:sz w:val="20"/>
                 <w:szCs w:val="20"/>
               </w:rPr>
-              <w:t xml:space="preserve">85.0%</w:t>
+              <w:t xml:space="preserve">85.9%</w:t>
             </w:r>
           </w:p>
         </w:tc>
@@ -3852,7 +3852,7 @@
                 <w:sz w:val="20"/>
                 <w:szCs w:val="20"/>
               </w:rPr>
-              <w:t xml:space="preserve">3.6%</w:t>
+              <w:t xml:space="preserve">3.5%</w:t>
             </w:r>
           </w:p>
         </w:tc>
@@ -3886,7 +3886,7 @@
                 <w:sz w:val="20"/>
                 <w:szCs w:val="20"/>
               </w:rPr>
-              <w:t xml:space="preserve">1.6%</w:t>
+              <w:t xml:space="preserve">1.5%</w:t>
             </w:r>
           </w:p>
         </w:tc>
@@ -3963,7 +3963,7 @@
           <w:sz w:val="21"/>
           <w:szCs w:val="21"/>
         </w:rPr>
-        <w:t xml:space="preserve">コンフォートホテル成田は全体平均8.49点（10pt換算）、高評価率80.0%を記録しています。引き続き強みを活かしつつ、低評価レビューに示された課題への対応を継続することで、さらなる顧客満足度向上が期待できます。</w:t>
+        <w:t xml:space="preserve">コンフォートホテル成田は全体平均8.46点（10pt換算）、高評価率80.9%を記録しています。引き続き強みを活かしつつ、低評価レビューに示された課題への対応を継続することで、さらなる顧客満足度向上が期待できます。</w:t>
       </w:r>
     </w:p>
     <w:p>

--- a/納品レポート/ホテル別レポート/comfort_narita_口コミ分析改善レポート.docx
+++ b/納品レポート/ホテル別レポート/comfort_narita_口コミ分析改善レポート.docx
@@ -53,7 +53,7 @@
           <w:sz w:val="24"/>
           <w:szCs w:val="24"/>
         </w:rPr>
-        <w:t xml:space="preserve">2024年1月〜2026年3月　|　総件数 141件　|　2026年3月29日</w:t>
+        <w:t xml:space="preserve">2024年1月〜2026年3月　|　総件数 73件　|　2026年3月29日</w:t>
       </w:r>
     </w:p>
     <w:p>
@@ -84,7 +84,7 @@
           <w:sz w:val="21"/>
           <w:szCs w:val="21"/>
         </w:rPr>
-        <w:t xml:space="preserve">2024年1月〜2026年3月に各OTAサイトに投稿された141件のレビューを分析しました。</w:t>
+        <w:t xml:space="preserve">2024年1月〜2026年3月に各OTAサイトに投稿された73件のレビューを分析しました。</w:t>
       </w:r>
     </w:p>
     <w:p>
@@ -142,7 +142,7 @@
                 <w:szCs w:val="20"/>
               </w:rPr>
               <w:t xml:space="preserve">全体平均
-8.46点</w:t>
+8.56点</w:t>
             </w:r>
           </w:p>
         </w:tc>
@@ -177,7 +177,7 @@
                 <w:szCs w:val="20"/>
               </w:rPr>
               <w:t xml:space="preserve">高評価率
-80.9%</w:t>
+83.6%</w:t>
             </w:r>
           </w:p>
         </w:tc>
@@ -212,7 +212,7 @@
                 <w:szCs w:val="20"/>
               </w:rPr>
               <w:t xml:space="preserve">低評価率
-3.5%</w:t>
+2.7%</w:t>
             </w:r>
           </w:p>
         </w:tc>
@@ -247,7 +247,7 @@
                 <w:szCs w:val="20"/>
               </w:rPr>
               <w:t xml:space="preserve">レビュー総数
-141件</w:t>
+73件</w:t>
             </w:r>
           </w:p>
         </w:tc>
@@ -555,7 +555,7 @@
                 <w:sz w:val="20"/>
                 <w:szCs w:val="20"/>
               </w:rPr>
-              <w:t xml:space="preserve">21</w:t>
+              <w:t xml:space="preserve">10</w:t>
             </w:r>
           </w:p>
         </w:tc>
@@ -590,7 +590,7 @@
                 <w:sz w:val="20"/>
                 <w:szCs w:val="20"/>
               </w:rPr>
-              <w:t xml:space="preserve">9.57/10</w:t>
+              <w:t xml:space="preserve">9.40/10</w:t>
             </w:r>
           </w:p>
         </w:tc>
@@ -625,7 +625,7 @@
                 <w:sz w:val="20"/>
                 <w:szCs w:val="20"/>
               </w:rPr>
-              <w:t xml:space="preserve">9.57</w:t>
+              <w:t xml:space="preserve">9.40</w:t>
             </w:r>
           </w:p>
         </w:tc>
@@ -697,7 +697,7 @@
                 <w:sz w:val="20"/>
                 <w:szCs w:val="20"/>
               </w:rPr>
-              <w:t xml:space="preserve">Google</w:t>
+              <w:t xml:space="preserve">楽天トラベル</w:t>
             </w:r>
           </w:p>
         </w:tc>
@@ -732,7 +732,7 @@
                 <w:sz w:val="20"/>
                 <w:szCs w:val="20"/>
               </w:rPr>
-              <w:t xml:space="preserve">18</w:t>
+              <w:t xml:space="preserve">12</w:t>
             </w:r>
           </w:p>
         </w:tc>
@@ -767,7 +767,7 @@
                 <w:sz w:val="20"/>
                 <w:szCs w:val="20"/>
               </w:rPr>
-              <w:t xml:space="preserve">4.39/5</w:t>
+              <w:t xml:space="preserve">4.42/5</w:t>
             </w:r>
           </w:p>
         </w:tc>
@@ -802,7 +802,7 @@
                 <w:sz w:val="20"/>
                 <w:szCs w:val="20"/>
               </w:rPr>
-              <w:t xml:space="preserve">8.78</w:t>
+              <w:t xml:space="preserve">8.83</w:t>
             </w:r>
           </w:p>
         </w:tc>
@@ -874,7 +874,7 @@
                 <w:sz w:val="20"/>
                 <w:szCs w:val="20"/>
               </w:rPr>
-              <w:t xml:space="preserve">楽天トラベル</w:t>
+              <w:t xml:space="preserve">Google</w:t>
             </w:r>
           </w:p>
         </w:tc>
@@ -909,7 +909,7 @@
                 <w:sz w:val="20"/>
                 <w:szCs w:val="20"/>
               </w:rPr>
-              <w:t xml:space="preserve">21</w:t>
+              <w:t xml:space="preserve">11</w:t>
             </w:r>
           </w:p>
         </w:tc>
@@ -944,7 +944,7 @@
                 <w:sz w:val="20"/>
                 <w:szCs w:val="20"/>
               </w:rPr>
-              <w:t xml:space="preserve">4.29/5</w:t>
+              <w:t xml:space="preserve">4.27/5</w:t>
             </w:r>
           </w:p>
         </w:tc>
@@ -979,7 +979,7 @@
                 <w:sz w:val="20"/>
                 <w:szCs w:val="20"/>
               </w:rPr>
-              <w:t xml:space="preserve">8.57</w:t>
+              <w:t xml:space="preserve">8.55</w:t>
             </w:r>
           </w:p>
         </w:tc>
@@ -1051,7 +1051,7 @@
                 <w:sz w:val="20"/>
                 <w:szCs w:val="20"/>
               </w:rPr>
-              <w:t xml:space="preserve">Booking.com</w:t>
+              <w:t xml:space="preserve">じゃらん</w:t>
             </w:r>
           </w:p>
         </w:tc>
@@ -1086,7 +1086,7 @@
                 <w:sz w:val="20"/>
                 <w:szCs w:val="20"/>
               </w:rPr>
-              <w:t xml:space="preserve">55</w:t>
+              <w:t xml:space="preserve">8</w:t>
             </w:r>
           </w:p>
         </w:tc>
@@ -1121,7 +1121,7 @@
                 <w:sz w:val="20"/>
                 <w:szCs w:val="20"/>
               </w:rPr>
-              <w:t xml:space="preserve">8.22/10</w:t>
+              <w:t xml:space="preserve">4.25/5</w:t>
             </w:r>
           </w:p>
         </w:tc>
@@ -1156,7 +1156,7 @@
                 <w:sz w:val="20"/>
                 <w:szCs w:val="20"/>
               </w:rPr>
-              <w:t xml:space="preserve">8.22</w:t>
+              <w:t xml:space="preserve">8.50</w:t>
             </w:r>
           </w:p>
         </w:tc>
@@ -1228,7 +1228,7 @@
                 <w:sz w:val="20"/>
                 <w:szCs w:val="20"/>
               </w:rPr>
-              <w:t xml:space="preserve">じゃらん</w:t>
+              <w:t xml:space="preserve">Booking.com</w:t>
             </w:r>
           </w:p>
         </w:tc>
@@ -1263,7 +1263,7 @@
                 <w:sz w:val="20"/>
                 <w:szCs w:val="20"/>
               </w:rPr>
-              <w:t xml:space="preserve">15</w:t>
+              <w:t xml:space="preserve">27</w:t>
             </w:r>
           </w:p>
         </w:tc>
@@ -1298,7 +1298,7 @@
                 <w:sz w:val="20"/>
                 <w:szCs w:val="20"/>
               </w:rPr>
-              <w:t xml:space="preserve">4.07/5</w:t>
+              <w:t xml:space="preserve">8.37/10</w:t>
             </w:r>
           </w:p>
         </w:tc>
@@ -1333,7 +1333,7 @@
                 <w:sz w:val="20"/>
                 <w:szCs w:val="20"/>
               </w:rPr>
-              <w:t xml:space="preserve">8.13</w:t>
+              <w:t xml:space="preserve">8.37</w:t>
             </w:r>
           </w:p>
         </w:tc>
@@ -1440,7 +1440,7 @@
                 <w:sz w:val="20"/>
                 <w:szCs w:val="20"/>
               </w:rPr>
-              <w:t xml:space="preserve">11</w:t>
+              <w:t xml:space="preserve">5</w:t>
             </w:r>
           </w:p>
         </w:tc>
@@ -1475,7 +1475,7 @@
                 <w:sz w:val="20"/>
                 <w:szCs w:val="20"/>
               </w:rPr>
-              <w:t xml:space="preserve">7.27/10</w:t>
+              <w:t xml:space="preserve">7.40/10</w:t>
             </w:r>
           </w:p>
         </w:tc>
@@ -1510,7 +1510,7 @@
                 <w:sz w:val="20"/>
                 <w:szCs w:val="20"/>
               </w:rPr>
-              <w:t xml:space="preserve">7.27</w:t>
+              <w:t xml:space="preserve">7.40</w:t>
             </w:r>
           </w:p>
         </w:tc>
@@ -1764,7 +1764,7 @@
                 <w:sz w:val="20"/>
                 <w:szCs w:val="20"/>
               </w:rPr>
-              <w:t xml:space="preserve">53</w:t>
+              <w:t xml:space="preserve">28</w:t>
             </w:r>
           </w:p>
         </w:tc>
@@ -1799,7 +1799,7 @@
                 <w:sz w:val="20"/>
                 <w:szCs w:val="20"/>
               </w:rPr>
-              <w:t xml:space="preserve">37.6%</w:t>
+              <w:t xml:space="preserve">38.4%</w:t>
             </w:r>
           </w:p>
         </w:tc>
@@ -1871,7 +1871,7 @@
                 <w:sz w:val="20"/>
                 <w:szCs w:val="20"/>
               </w:rPr>
-              <w:t xml:space="preserve">17</w:t>
+              <w:t xml:space="preserve">10</w:t>
             </w:r>
           </w:p>
         </w:tc>
@@ -1906,7 +1906,7 @@
                 <w:sz w:val="20"/>
                 <w:szCs w:val="20"/>
               </w:rPr>
-              <w:t xml:space="preserve">12.1%</w:t>
+              <w:t xml:space="preserve">13.7%</w:t>
             </w:r>
           </w:p>
         </w:tc>
@@ -1978,7 +1978,7 @@
                 <w:sz w:val="20"/>
                 <w:szCs w:val="20"/>
               </w:rPr>
-              <w:t xml:space="preserve">44</w:t>
+              <w:t xml:space="preserve">23</w:t>
             </w:r>
           </w:p>
         </w:tc>
@@ -2013,7 +2013,7 @@
                 <w:sz w:val="20"/>
                 <w:szCs w:val="20"/>
               </w:rPr>
-              <w:t xml:space="preserve">31.2%</w:t>
+              <w:t xml:space="preserve">31.5%</w:t>
             </w:r>
           </w:p>
         </w:tc>
@@ -2085,7 +2085,7 @@
                 <w:sz w:val="20"/>
                 <w:szCs w:val="20"/>
               </w:rPr>
-              <w:t xml:space="preserve">9</w:t>
+              <w:t xml:space="preserve">4</w:t>
             </w:r>
           </w:p>
         </w:tc>
@@ -2120,7 +2120,7 @@
                 <w:sz w:val="20"/>
                 <w:szCs w:val="20"/>
               </w:rPr>
-              <w:t xml:space="preserve">6.4%</w:t>
+              <w:t xml:space="preserve">5.5%</w:t>
             </w:r>
           </w:p>
         </w:tc>
@@ -2192,7 +2192,7 @@
                 <w:sz w:val="20"/>
                 <w:szCs w:val="20"/>
               </w:rPr>
-              <w:t xml:space="preserve">12</w:t>
+              <w:t xml:space="preserve">6</w:t>
             </w:r>
           </w:p>
         </w:tc>
@@ -2227,7 +2227,7 @@
                 <w:sz w:val="20"/>
                 <w:szCs w:val="20"/>
               </w:rPr>
-              <w:t xml:space="preserve">8.5%</w:t>
+              <w:t xml:space="preserve">8.2%</w:t>
             </w:r>
           </w:p>
         </w:tc>
@@ -2264,7 +2264,7 @@
                 <w:sz w:val="20"/>
                 <w:szCs w:val="20"/>
               </w:rPr>
-              <w:t xml:space="preserve">5点</w:t>
+              <w:t xml:space="preserve">4点</w:t>
             </w:r>
           </w:p>
         </w:tc>
@@ -2334,7 +2334,7 @@
                 <w:sz w:val="20"/>
                 <w:szCs w:val="20"/>
               </w:rPr>
-              <w:t xml:space="preserve">0.7%</w:t>
+              <w:t xml:space="preserve">1.4%</w:t>
             </w:r>
           </w:p>
         </w:tc>
@@ -2371,7 +2371,7 @@
                 <w:sz w:val="20"/>
                 <w:szCs w:val="20"/>
               </w:rPr>
-              <w:t xml:space="preserve">4点</w:t>
+              <w:t xml:space="preserve">3点</w:t>
             </w:r>
           </w:p>
         </w:tc>
@@ -2406,7 +2406,7 @@
                 <w:sz w:val="20"/>
                 <w:szCs w:val="20"/>
               </w:rPr>
-              <w:t xml:space="preserve">3</w:t>
+              <w:t xml:space="preserve">1</w:t>
             </w:r>
           </w:p>
         </w:tc>
@@ -2420,113 +2420,6 @@
               <w:right w:val="single" w:color="CCCCCC" w:sz="1"/>
             </w:tcBorders>
             <w:shd w:fill="FFFFFF" w:val="clear"/>
-            <w:tcMar>
-              <w:top w:type="dxa" w:w="80"/>
-              <w:left w:type="dxa" w:w="120"/>
-              <w:bottom w:type="dxa" w:w="80"/>
-              <w:right w:type="dxa" w:w="120"/>
-            </w:tcMar>
-            <w:vAlign w:val="center"/>
-          </w:tcPr>
-          <w:p>
-            <w:pPr>
-              <w:jc w:val="center"/>
-            </w:pPr>
-            <w:r>
-              <w:rPr>
-                <w:rFonts w:ascii="Arial" w:cs="Arial" w:eastAsia="Arial" w:hAnsi="Arial"/>
-                <w:b w:val="false"/>
-                <w:bCs w:val="false"/>
-                <w:color w:val="333333"/>
-                <w:sz w:val="20"/>
-                <w:szCs w:val="20"/>
-              </w:rPr>
-              <w:t xml:space="preserve">2.1%</w:t>
-            </w:r>
-          </w:p>
-        </w:tc>
-      </w:tr>
-      <w:tr>
-        <w:tc>
-          <w:tcPr>
-            <w:tcW w:type="dxa" w:w="2000"/>
-            <w:tcBorders>
-              <w:top w:val="single" w:color="CCCCCC" w:sz="1"/>
-              <w:left w:val="single" w:color="CCCCCC" w:sz="1"/>
-              <w:bottom w:val="single" w:color="CCCCCC" w:sz="1"/>
-              <w:right w:val="single" w:color="CCCCCC" w:sz="1"/>
-            </w:tcBorders>
-            <w:shd w:fill="F2F2F2" w:val="clear"/>
-            <w:tcMar>
-              <w:top w:type="dxa" w:w="80"/>
-              <w:left w:type="dxa" w:w="120"/>
-              <w:bottom w:type="dxa" w:w="80"/>
-              <w:right w:type="dxa" w:w="120"/>
-            </w:tcMar>
-            <w:vAlign w:val="center"/>
-          </w:tcPr>
-          <w:p>
-            <w:pPr>
-              <w:jc w:val="center"/>
-            </w:pPr>
-            <w:r>
-              <w:rPr>
-                <w:rFonts w:ascii="Arial" w:cs="Arial" w:eastAsia="Arial" w:hAnsi="Arial"/>
-                <w:b w:val="false"/>
-                <w:bCs w:val="false"/>
-                <w:color w:val="333333"/>
-                <w:sz w:val="20"/>
-                <w:szCs w:val="20"/>
-              </w:rPr>
-              <w:t xml:space="preserve">3点</w:t>
-            </w:r>
-          </w:p>
-        </w:tc>
-        <w:tc>
-          <w:tcPr>
-            <w:tcW w:type="dxa" w:w="2000"/>
-            <w:tcBorders>
-              <w:top w:val="single" w:color="CCCCCC" w:sz="1"/>
-              <w:left w:val="single" w:color="CCCCCC" w:sz="1"/>
-              <w:bottom w:val="single" w:color="CCCCCC" w:sz="1"/>
-              <w:right w:val="single" w:color="CCCCCC" w:sz="1"/>
-            </w:tcBorders>
-            <w:shd w:fill="F2F2F2" w:val="clear"/>
-            <w:tcMar>
-              <w:top w:type="dxa" w:w="80"/>
-              <w:left w:type="dxa" w:w="120"/>
-              <w:bottom w:type="dxa" w:w="80"/>
-              <w:right w:type="dxa" w:w="120"/>
-            </w:tcMar>
-            <w:vAlign w:val="center"/>
-          </w:tcPr>
-          <w:p>
-            <w:pPr>
-              <w:jc w:val="center"/>
-            </w:pPr>
-            <w:r>
-              <w:rPr>
-                <w:rFonts w:ascii="Arial" w:cs="Arial" w:eastAsia="Arial" w:hAnsi="Arial"/>
-                <w:b w:val="false"/>
-                <w:bCs w:val="false"/>
-                <w:color w:val="333333"/>
-                <w:sz w:val="20"/>
-                <w:szCs w:val="20"/>
-              </w:rPr>
-              <w:t xml:space="preserve">2</w:t>
-            </w:r>
-          </w:p>
-        </w:tc>
-        <w:tc>
-          <w:tcPr>
-            <w:tcW w:type="dxa" w:w="3026"/>
-            <w:tcBorders>
-              <w:top w:val="single" w:color="CCCCCC" w:sz="1"/>
-              <w:left w:val="single" w:color="CCCCCC" w:sz="1"/>
-              <w:bottom w:val="single" w:color="CCCCCC" w:sz="1"/>
-              <w:right w:val="single" w:color="CCCCCC" w:sz="1"/>
-            </w:tcBorders>
-            <w:shd w:fill="F2F2F2" w:val="clear"/>
             <w:tcMar>
               <w:top w:type="dxa" w:w="80"/>
               <w:left w:type="dxa" w:w="120"/>
@@ -2784,7 +2677,7 @@
                 <w:sz w:val="20"/>
                 <w:szCs w:val="20"/>
               </w:rPr>
-              <w:t xml:space="preserve">114</w:t>
+              <w:t xml:space="preserve">61</w:t>
             </w:r>
           </w:p>
         </w:tc>
@@ -2818,7 +2711,7 @@
                 <w:sz w:val="20"/>
                 <w:szCs w:val="20"/>
               </w:rPr>
-              <w:t xml:space="preserve">80.9%</w:t>
+              <w:t xml:space="preserve">83.6%</w:t>
             </w:r>
           </w:p>
         </w:tc>
@@ -2924,7 +2817,7 @@
                 <w:sz w:val="20"/>
                 <w:szCs w:val="20"/>
               </w:rPr>
-              <w:t xml:space="preserve">22</w:t>
+              <w:t xml:space="preserve">10</w:t>
             </w:r>
           </w:p>
         </w:tc>
@@ -2959,7 +2852,7 @@
                 <w:sz w:val="20"/>
                 <w:szCs w:val="20"/>
               </w:rPr>
-              <w:t xml:space="preserve">15.6%</w:t>
+              <w:t xml:space="preserve">13.7%</w:t>
             </w:r>
           </w:p>
         </w:tc>
@@ -3064,7 +2957,7 @@
                 <w:sz w:val="20"/>
                 <w:szCs w:val="20"/>
               </w:rPr>
-              <w:t xml:space="preserve">5</w:t>
+              <w:t xml:space="preserve">2</w:t>
             </w:r>
           </w:p>
         </w:tc>
@@ -3098,7 +2991,7 @@
                 <w:sz w:val="20"/>
                 <w:szCs w:val="20"/>
               </w:rPr>
-              <w:t xml:space="preserve">3.5%</w:t>
+              <w:t xml:space="preserve">2.7%</w:t>
             </w:r>
           </w:p>
         </w:tc>
@@ -3572,7 +3465,7 @@
                 <w:sz w:val="20"/>
                 <w:szCs w:val="20"/>
               </w:rPr>
-              <w:t xml:space="preserve">8.46点</w:t>
+              <w:t xml:space="preserve">8.56点</w:t>
             </w:r>
           </w:p>
         </w:tc>
@@ -3606,7 +3499,7 @@
                 <w:sz w:val="20"/>
                 <w:szCs w:val="20"/>
               </w:rPr>
-              <w:t xml:space="preserve">8.96点</w:t>
+              <w:t xml:space="preserve">9.06点</w:t>
             </w:r>
           </w:p>
         </w:tc>
@@ -3712,7 +3605,7 @@
                 <w:sz w:val="20"/>
                 <w:szCs w:val="20"/>
               </w:rPr>
-              <w:t xml:space="preserve">80.9%</w:t>
+              <w:t xml:space="preserve">83.6%</w:t>
             </w:r>
           </w:p>
         </w:tc>
@@ -3747,7 +3640,7 @@
                 <w:sz w:val="20"/>
                 <w:szCs w:val="20"/>
               </w:rPr>
-              <w:t xml:space="preserve">85.9%</w:t>
+              <w:t xml:space="preserve">88.6%</w:t>
             </w:r>
           </w:p>
         </w:tc>
@@ -3852,7 +3745,7 @@
                 <w:sz w:val="20"/>
                 <w:szCs w:val="20"/>
               </w:rPr>
-              <w:t xml:space="preserve">3.5%</w:t>
+              <w:t xml:space="preserve">2.7%</w:t>
             </w:r>
           </w:p>
         </w:tc>
@@ -3886,7 +3779,7 @@
                 <w:sz w:val="20"/>
                 <w:szCs w:val="20"/>
               </w:rPr>
-              <w:t xml:space="preserve">1.5%</w:t>
+              <w:t xml:space="preserve">0.7%</w:t>
             </w:r>
           </w:p>
         </w:tc>
@@ -3963,7 +3856,7 @@
           <w:sz w:val="21"/>
           <w:szCs w:val="21"/>
         </w:rPr>
-        <w:t xml:space="preserve">コンフォートホテル成田は全体平均8.46点（10pt換算）、高評価率80.9%を記録しています。引き続き強みを活かしつつ、低評価レビューに示された課題への対応を継続することで、さらなる顧客満足度向上が期待できます。</w:t>
+        <w:t xml:space="preserve">コンフォートホテル成田は全体平均8.56点（10pt換算）、高評価率83.6%を記録しています。引き続き強みを活かしつつ、低評価レビューに示された課題への対応を継続することで、さらなる顧客満足度向上が期待できます。</w:t>
       </w:r>
     </w:p>
     <w:p>

--- a/納品レポート/ホテル別レポート/comfort_narita_口コミ分析改善レポート.docx
+++ b/納品レポート/ホテル別レポート/comfort_narita_口コミ分析改善レポート.docx
@@ -81,7 +81,7 @@
           <w:sz w:val="22"/>
           <w:szCs w:val="22"/>
         </w:rPr>
-        <w:t xml:space="preserve">分析対象期間：2026年2月〜3月</w:t>
+        <w:t xml:space="preserve">分析対象期間：2026年3月〜4月</w:t>
       </w:r>
     </w:p>
     <w:p>
@@ -96,7 +96,7 @@
           <w:sz w:val="22"/>
           <w:szCs w:val="22"/>
         </w:rPr>
-        <w:t xml:space="preserve">レビュー総数：141件（6サイト）</w:t>
+        <w:t xml:space="preserve">レビュー総数：85件（6サイト）</w:t>
       </w:r>
     </w:p>
     <w:p>
@@ -111,7 +111,7 @@
           <w:sz w:val="20"/>
           <w:szCs w:val="20"/>
         </w:rPr>
-        <w:t xml:space="preserve">対象サイト：Trip.com / Google / 楽天トラベル / Booking.com / じゃらん / Agoda</w:t>
+        <w:t xml:space="preserve">対象サイト：Trip.com / 楽天トラベル / Google / じゃらん / Booking.com / Agoda</w:t>
       </w:r>
     </w:p>
     <w:p>
@@ -131,7 +131,7 @@
           <w:sz w:val="20"/>
           <w:szCs w:val="20"/>
         </w:rPr>
-        <w:t xml:space="preserve">作成日：2026年4月2日</w:t>
+        <w:t xml:space="preserve">作成日：2026年4月5日</w:t>
       </w:r>
     </w:p>
     <w:p>
@@ -189,7 +189,7 @@
           <w:sz w:val="21"/>
           <w:szCs w:val="21"/>
         </w:rPr>
-        <w:t xml:space="preserve">2026年2月〜3月に各OTAサイト・口コミサイトに投稿された141件のレビューを包括的に分析しました。以下が主要な発見事項です。</w:t>
+        <w:t xml:space="preserve">2026年3月〜4月に各OTAサイト・口コミサイトに投稿された85件のレビューを包括的に分析しました。以下が主要な発見事項です。</w:t>
       </w:r>
     </w:p>
     <w:p>
@@ -261,7 +261,7 @@
                 <w:sz w:val="36"/>
                 <w:szCs w:val="36"/>
               </w:rPr>
-              <w:t xml:space="preserve">8.46</w:t>
+              <w:t xml:space="preserve">8.67</w:t>
             </w:r>
           </w:p>
         </w:tc>
@@ -310,7 +310,7 @@
                 <w:sz w:val="36"/>
                 <w:szCs w:val="36"/>
               </w:rPr>
-              <w:t xml:space="preserve">80.9%</w:t>
+              <w:t xml:space="preserve">85.9%</w:t>
             </w:r>
           </w:p>
         </w:tc>
@@ -359,7 +359,7 @@
                 <w:sz w:val="36"/>
                 <w:szCs w:val="36"/>
               </w:rPr>
-              <w:t xml:space="preserve">3.5%</w:t>
+              <w:t xml:space="preserve">2.4%</w:t>
             </w:r>
           </w:p>
         </w:tc>
@@ -408,7 +408,7 @@
                 <w:sz w:val="36"/>
                 <w:szCs w:val="36"/>
               </w:rPr>
-              <w:t xml:space="preserve">141件</w:t>
+              <w:t xml:space="preserve">85件</w:t>
             </w:r>
           </w:p>
         </w:tc>
@@ -448,7 +448,7 @@
           <w:sz w:val="21"/>
           <w:szCs w:val="21"/>
         </w:rPr>
-        <w:t xml:space="preserve">全体平均スコア8.46点（10点換算）は良好な水準であり、80.9%が高評価（8-10点）に分類されます。低評価（1-4点）は5件（3.5%）で、ゲスト満足度は良好です。Trip.com（9.57点）で特に高い評価を獲得しています。</w:t>
+        <w:t xml:space="preserve">全体平均スコア8.67点（10点換算）は良好な水準であり、85.9%が高評価（8-10点）に分類されます。低評価（1-4点）は2件（2.4%）で、ゲスト満足度は良好です。Trip.com（9.50点）で特に高い評価を獲得しています。</w:t>
       </w:r>
     </w:p>
     <w:p>
@@ -463,7 +463,7 @@
           <w:sz w:val="21"/>
           <w:szCs w:val="21"/>
         </w:rPr>
-        <w:t xml:space="preserve">一方で、Agoda（7.3点）では相対的に低いスコアとなっており、改善の余地があります。全体としては「朝食」と「スタッフの対応」がホテルの主な強みとして際立っています。</w:t>
+        <w:t xml:space="preserve">一方で、Agoda（7.4点）では相対的に低いスコアとなっており、改善の余地があります。全体としては「スタッフの対応」と「朝食」がホテルの主な強みとして際立っています。</w:t>
       </w:r>
     </w:p>
     <w:p>
@@ -542,7 +542,7 @@
                 <w:sz w:val="20"/>
                 <w:szCs w:val="20"/>
               </w:rPr>
-              <w:t xml:space="preserve">朝食（50件以上で言及）、スタッフの対応（20件以上で言及）、立地・アクセス（20件以上で言及）</w:t>
+              <w:t xml:space="preserve">スタッフの対応（20件以上で言及）、朝食（20件以上で言及）、立地・アクセス（20件以上で言及）</w:t>
             </w:r>
           </w:p>
           <w:p>
@@ -567,7 +567,7 @@
                 <w:sz w:val="20"/>
                 <w:szCs w:val="20"/>
               </w:rPr>
-              <w:t xml:space="preserve">エアコン・空調（16件）、浴室・水回り（10件）、臭い・匂い（5件）、清掃不備（5件）</w:t>
+              <w:t xml:space="preserve">エアコン・空調（12件）、浴室・水回り（8件）、設備の老朽化（5件）、部屋の狭さ（3件）</w:t>
             </w:r>
           </w:p>
           <w:p>
@@ -589,7 +589,7 @@
                 <w:sz w:val="20"/>
                 <w:szCs w:val="20"/>
               </w:rPr>
-              <w:t xml:space="preserve">基本的なサービス品質は確保されており、弱み項目の改善により高評価率の向上が期待できる</w:t>
+              <w:t xml:space="preserve">全体的に高評価を維持しており、設備面の小改善で高評価率をさらに安定させるポテンシャルが大きい</w:t>
             </w:r>
           </w:p>
         </w:tc>
@@ -987,7 +987,7 @@
                 <w:sz w:val="20"/>
                 <w:szCs w:val="20"/>
               </w:rPr>
-              <w:t xml:space="preserve">21</w:t>
+              <w:t xml:space="preserve">14</w:t>
             </w:r>
           </w:p>
         </w:tc>
@@ -1021,7 +1021,7 @@
                 <w:sz w:val="20"/>
                 <w:szCs w:val="20"/>
               </w:rPr>
-              <w:t xml:space="preserve">9.57</w:t>
+              <w:t xml:space="preserve">9.5</w:t>
             </w:r>
           </w:p>
         </w:tc>
@@ -1089,7 +1089,7 @@
                 <w:sz w:val="20"/>
                 <w:szCs w:val="20"/>
               </w:rPr>
-              <w:t xml:space="preserve">9.57</w:t>
+              <w:t xml:space="preserve">9.5</w:t>
             </w:r>
           </w:p>
         </w:tc>
@@ -1194,7 +1194,7 @@
                 <w:sz w:val="20"/>
                 <w:szCs w:val="20"/>
               </w:rPr>
-              <w:t xml:space="preserve">Google</w:t>
+              <w:t xml:space="preserve">楽天トラベル</w:t>
             </w:r>
           </w:p>
         </w:tc>
@@ -1229,7 +1229,7 @@
                 <w:sz w:val="20"/>
                 <w:szCs w:val="20"/>
               </w:rPr>
-              <w:t xml:space="preserve">18</w:t>
+              <w:t xml:space="preserve">12</w:t>
             </w:r>
           </w:p>
         </w:tc>
@@ -1264,7 +1264,7 @@
                 <w:sz w:val="20"/>
                 <w:szCs w:val="20"/>
               </w:rPr>
-              <w:t xml:space="preserve">4.39</w:t>
+              <w:t xml:space="preserve">4.42</w:t>
             </w:r>
           </w:p>
         </w:tc>
@@ -1334,7 +1334,7 @@
                 <w:sz w:val="20"/>
                 <w:szCs w:val="20"/>
               </w:rPr>
-              <w:t xml:space="preserve">8.78</w:t>
+              <w:t xml:space="preserve">8.83</w:t>
             </w:r>
           </w:p>
         </w:tc>
@@ -1369,7 +1369,7 @@
                 <w:sz w:val="20"/>
                 <w:szCs w:val="20"/>
               </w:rPr>
-              <w:t xml:space="preserve">9</w:t>
+              <w:t xml:space="preserve">10</w:t>
             </w:r>
           </w:p>
         </w:tc>
@@ -1440,7 +1440,7 @@
                 <w:sz w:val="20"/>
                 <w:szCs w:val="20"/>
               </w:rPr>
-              <w:t xml:space="preserve">楽天トラベル</w:t>
+              <w:t xml:space="preserve">Google</w:t>
             </w:r>
           </w:p>
         </w:tc>
@@ -1474,7 +1474,7 @@
                 <w:sz w:val="20"/>
                 <w:szCs w:val="20"/>
               </w:rPr>
-              <w:t xml:space="preserve">21</w:t>
+              <w:t xml:space="preserve">16</w:t>
             </w:r>
           </w:p>
         </w:tc>
@@ -1508,7 +1508,7 @@
                 <w:sz w:val="20"/>
                 <w:szCs w:val="20"/>
               </w:rPr>
-              <w:t xml:space="preserve">4.29</w:t>
+              <w:t xml:space="preserve">4.38</w:t>
             </w:r>
           </w:p>
         </w:tc>
@@ -1576,7 +1576,7 @@
                 <w:sz w:val="20"/>
                 <w:szCs w:val="20"/>
               </w:rPr>
-              <w:t xml:space="preserve">8.57</w:t>
+              <w:t xml:space="preserve">8.75</w:t>
             </w:r>
           </w:p>
         </w:tc>
@@ -1610,7 +1610,7 @@
                 <w:sz w:val="20"/>
                 <w:szCs w:val="20"/>
               </w:rPr>
-              <w:t xml:space="preserve">10</w:t>
+              <w:t xml:space="preserve">9</w:t>
             </w:r>
           </w:p>
         </w:tc>
@@ -1681,7 +1681,7 @@
                 <w:sz w:val="20"/>
                 <w:szCs w:val="20"/>
               </w:rPr>
-              <w:t xml:space="preserve">Booking.com</w:t>
+              <w:t xml:space="preserve">じゃらん</w:t>
             </w:r>
           </w:p>
         </w:tc>
@@ -1716,7 +1716,7 @@
                 <w:sz w:val="20"/>
                 <w:szCs w:val="20"/>
               </w:rPr>
-              <w:t xml:space="preserve">55</w:t>
+              <w:t xml:space="preserve">8</w:t>
             </w:r>
           </w:p>
         </w:tc>
@@ -1751,7 +1751,7 @@
                 <w:sz w:val="20"/>
                 <w:szCs w:val="20"/>
               </w:rPr>
-              <w:t xml:space="preserve">8.22</w:t>
+              <w:t xml:space="preserve">4.25</w:t>
             </w:r>
           </w:p>
         </w:tc>
@@ -1786,7 +1786,7 @@
                 <w:sz w:val="20"/>
                 <w:szCs w:val="20"/>
               </w:rPr>
-              <w:t xml:space="preserve">/10</w:t>
+              <w:t xml:space="preserve">/5 (×2)</w:t>
             </w:r>
           </w:p>
         </w:tc>
@@ -1821,7 +1821,7 @@
                 <w:sz w:val="20"/>
                 <w:szCs w:val="20"/>
               </w:rPr>
-              <w:t xml:space="preserve">8.22</w:t>
+              <w:t xml:space="preserve">8.5</w:t>
             </w:r>
           </w:p>
         </w:tc>
@@ -1927,7 +1927,7 @@
                 <w:sz w:val="20"/>
                 <w:szCs w:val="20"/>
               </w:rPr>
-              <w:t xml:space="preserve">じゃらん</w:t>
+              <w:t xml:space="preserve">Booking.com</w:t>
             </w:r>
           </w:p>
         </w:tc>
@@ -1961,7 +1961,7 @@
                 <w:sz w:val="20"/>
                 <w:szCs w:val="20"/>
               </w:rPr>
-              <w:t xml:space="preserve">15</w:t>
+              <w:t xml:space="preserve">30</w:t>
             </w:r>
           </w:p>
         </w:tc>
@@ -1995,7 +1995,7 @@
                 <w:sz w:val="20"/>
                 <w:szCs w:val="20"/>
               </w:rPr>
-              <w:t xml:space="preserve">4.07</w:t>
+              <w:t xml:space="preserve">8.43</w:t>
             </w:r>
           </w:p>
         </w:tc>
@@ -2029,7 +2029,7 @@
                 <w:sz w:val="20"/>
                 <w:szCs w:val="20"/>
               </w:rPr>
-              <w:t xml:space="preserve">/5 (×2)</w:t>
+              <w:t xml:space="preserve">/10</w:t>
             </w:r>
           </w:p>
         </w:tc>
@@ -2063,7 +2063,7 @@
                 <w:sz w:val="20"/>
                 <w:szCs w:val="20"/>
               </w:rPr>
-              <w:t xml:space="preserve">8.13</w:t>
+              <w:t xml:space="preserve">8.43</w:t>
             </w:r>
           </w:p>
         </w:tc>
@@ -2097,7 +2097,7 @@
                 <w:sz w:val="20"/>
                 <w:szCs w:val="20"/>
               </w:rPr>
-              <w:t xml:space="preserve">8</w:t>
+              <w:t xml:space="preserve">8.5</w:t>
             </w:r>
           </w:p>
         </w:tc>
@@ -2203,7 +2203,7 @@
                 <w:sz w:val="20"/>
                 <w:szCs w:val="20"/>
               </w:rPr>
-              <w:t xml:space="preserve">11</w:t>
+              <w:t xml:space="preserve">5</w:t>
             </w:r>
           </w:p>
         </w:tc>
@@ -2238,7 +2238,7 @@
                 <w:sz w:val="20"/>
                 <w:szCs w:val="20"/>
               </w:rPr>
-              <w:t xml:space="preserve">7.27</w:t>
+              <w:t xml:space="preserve">7.4</w:t>
             </w:r>
           </w:p>
         </w:tc>
@@ -2308,7 +2308,7 @@
                 <w:sz w:val="20"/>
                 <w:szCs w:val="20"/>
               </w:rPr>
-              <w:t xml:space="preserve">7.27</w:t>
+              <w:t xml:space="preserve">7.4</w:t>
             </w:r>
           </w:p>
         </w:tc>
@@ -2418,7 +2418,7 @@
           <w:sz w:val="21"/>
           <w:szCs w:val="21"/>
         </w:rPr>
-        <w:t xml:space="preserve">評価分布は10点（37.6%）に最も多く、8点以上の高評価が80.9%を占め、高い顧客満足度を示しています。低評価（1-4点）は計5件（3.5%）です。</w:t>
+        <w:t xml:space="preserve">評価分布は10点（41.2%）に最も多く、8点以上の高評価が85.9%を占め、高い顧客満足度を示しています。低評価（1-4点）は計2件（2.4%）です。</w:t>
       </w:r>
     </w:p>
     <w:p>
@@ -2653,7 +2653,7 @@
                 <w:sz w:val="20"/>
                 <w:szCs w:val="20"/>
               </w:rPr>
-              <w:t xml:space="preserve">53</w:t>
+              <w:t xml:space="preserve">35</w:t>
             </w:r>
           </w:p>
         </w:tc>
@@ -2688,7 +2688,7 @@
                 <w:sz w:val="20"/>
                 <w:szCs w:val="20"/>
               </w:rPr>
-              <w:t xml:space="preserve">37.6%</w:t>
+              <w:t xml:space="preserve">41.2%</w:t>
             </w:r>
           </w:p>
         </w:tc>
@@ -2726,7 +2726,7 @@
                 <w:sz w:val="18"/>
                 <w:szCs w:val="18"/>
               </w:rPr>
-              <w:t xml:space="preserve"> 53件</w:t>
+              <w:t xml:space="preserve"> 35件</w:t>
             </w:r>
           </w:p>
         </w:tc>
@@ -2798,7 +2798,7 @@
                 <w:sz w:val="20"/>
                 <w:szCs w:val="20"/>
               </w:rPr>
-              <w:t xml:space="preserve">17</w:t>
+              <w:t xml:space="preserve">12</w:t>
             </w:r>
           </w:p>
         </w:tc>
@@ -2833,7 +2833,7 @@
                 <w:sz w:val="20"/>
                 <w:szCs w:val="20"/>
               </w:rPr>
-              <w:t xml:space="preserve">12.1%</w:t>
+              <w:t xml:space="preserve">14.1%</w:t>
             </w:r>
           </w:p>
         </w:tc>
@@ -2861,7 +2861,7 @@
                 <w:sz w:val="20"/>
                 <w:szCs w:val="20"/>
               </w:rPr>
-              <w:t xml:space="preserve">██████</w:t>
+              <w:t xml:space="preserve">███████</w:t>
             </w:r>
             <w:r>
               <w:rPr>
@@ -2870,7 +2870,7 @@
                 <w:sz w:val="18"/>
                 <w:szCs w:val="18"/>
               </w:rPr>
-              <w:t xml:space="preserve"> 17件</w:t>
+              <w:t xml:space="preserve"> 12件</w:t>
             </w:r>
           </w:p>
         </w:tc>
@@ -2942,7 +2942,7 @@
                 <w:sz w:val="20"/>
                 <w:szCs w:val="20"/>
               </w:rPr>
-              <w:t xml:space="preserve">44</w:t>
+              <w:t xml:space="preserve">26</w:t>
             </w:r>
           </w:p>
         </w:tc>
@@ -2977,7 +2977,7 @@
                 <w:sz w:val="20"/>
                 <w:szCs w:val="20"/>
               </w:rPr>
-              <w:t xml:space="preserve">31.2%</w:t>
+              <w:t xml:space="preserve">30.6%</w:t>
             </w:r>
           </w:p>
         </w:tc>
@@ -3006,7 +3006,7 @@
                 <w:sz w:val="20"/>
                 <w:szCs w:val="20"/>
               </w:rPr>
-              <w:t xml:space="preserve">█████████████████</w:t>
+              <w:t xml:space="preserve">███████████████</w:t>
             </w:r>
             <w:r>
               <w:rPr>
@@ -3015,7 +3015,7 @@
                 <w:sz w:val="18"/>
                 <w:szCs w:val="18"/>
               </w:rPr>
-              <w:t xml:space="preserve"> 44件</w:t>
+              <w:t xml:space="preserve"> 26件</w:t>
             </w:r>
           </w:p>
         </w:tc>
@@ -3087,7 +3087,7 @@
                 <w:sz w:val="20"/>
                 <w:szCs w:val="20"/>
               </w:rPr>
-              <w:t xml:space="preserve">9</w:t>
+              <w:t xml:space="preserve">4</w:t>
             </w:r>
           </w:p>
         </w:tc>
@@ -3122,7 +3122,7 @@
                 <w:sz w:val="20"/>
                 <w:szCs w:val="20"/>
               </w:rPr>
-              <w:t xml:space="preserve">6.4%</w:t>
+              <w:t xml:space="preserve">4.7%</w:t>
             </w:r>
           </w:p>
         </w:tc>
@@ -3150,7 +3150,7 @@
                 <w:sz w:val="20"/>
                 <w:szCs w:val="20"/>
               </w:rPr>
-              <w:t xml:space="preserve">███</w:t>
+              <w:t xml:space="preserve">██</w:t>
             </w:r>
             <w:r>
               <w:rPr>
@@ -3159,7 +3159,7 @@
                 <w:sz w:val="18"/>
                 <w:szCs w:val="18"/>
               </w:rPr>
-              <w:t xml:space="preserve"> 9件</w:t>
+              <w:t xml:space="preserve"> 4件</w:t>
             </w:r>
           </w:p>
         </w:tc>
@@ -3231,7 +3231,7 @@
                 <w:sz w:val="20"/>
                 <w:szCs w:val="20"/>
               </w:rPr>
-              <w:t xml:space="preserve">12</w:t>
+              <w:t xml:space="preserve">6</w:t>
             </w:r>
           </w:p>
         </w:tc>
@@ -3266,7 +3266,7 @@
                 <w:sz w:val="20"/>
                 <w:szCs w:val="20"/>
               </w:rPr>
-              <w:t xml:space="preserve">8.5%</w:t>
+              <w:t xml:space="preserve">7.1%</w:t>
             </w:r>
           </w:p>
         </w:tc>
@@ -3295,7 +3295,7 @@
                 <w:sz w:val="20"/>
                 <w:szCs w:val="20"/>
               </w:rPr>
-              <w:t xml:space="preserve">█████</w:t>
+              <w:t xml:space="preserve">███</w:t>
             </w:r>
             <w:r>
               <w:rPr>
@@ -3304,7 +3304,7 @@
                 <w:sz w:val="18"/>
                 <w:szCs w:val="18"/>
               </w:rPr>
-              <w:t xml:space="preserve"> 12件</w:t>
+              <w:t xml:space="preserve"> 6件</w:t>
             </w:r>
           </w:p>
         </w:tc>
@@ -3319,29 +3319,29 @@
               <w:bottom w:val="single" w:color="CCCCCC" w:sz="1"/>
               <w:right w:val="single" w:color="CCCCCC" w:sz="1"/>
             </w:tcBorders>
-            <w:shd w:fill="FFFFFF" w:val="clear"/>
-            <w:tcMar>
-              <w:top w:type="dxa" w:w="80"/>
-              <w:left w:type="dxa" w:w="120"/>
-              <w:bottom w:type="dxa" w:w="80"/>
-              <w:right w:type="dxa" w:w="120"/>
-            </w:tcMar>
-            <w:vAlign w:val="center"/>
-          </w:tcPr>
-          <w:p>
-            <w:pPr>
-              <w:jc w:val="center"/>
-            </w:pPr>
-            <w:r>
-              <w:rPr>
-                <w:rFonts w:ascii="Arial" w:cs="Arial" w:eastAsia="Arial" w:hAnsi="Arial"/>
-                <w:b/>
-                <w:bCs/>
-                <w:color w:val="333333"/>
-                <w:sz w:val="20"/>
-                <w:szCs w:val="20"/>
-              </w:rPr>
-              <w:t xml:space="preserve">5</w:t>
+            <w:shd w:fill="F2F2F2" w:val="clear"/>
+            <w:tcMar>
+              <w:top w:type="dxa" w:w="80"/>
+              <w:left w:type="dxa" w:w="120"/>
+              <w:bottom w:type="dxa" w:w="80"/>
+              <w:right w:type="dxa" w:w="120"/>
+            </w:tcMar>
+            <w:vAlign w:val="center"/>
+          </w:tcPr>
+          <w:p>
+            <w:pPr>
+              <w:jc w:val="center"/>
+            </w:pPr>
+            <w:r>
+              <w:rPr>
+                <w:rFonts w:ascii="Arial" w:cs="Arial" w:eastAsia="Arial" w:hAnsi="Arial"/>
+                <w:b/>
+                <w:bCs/>
+                <w:color w:val="333333"/>
+                <w:sz w:val="20"/>
+                <w:szCs w:val="20"/>
+              </w:rPr>
+              <w:t xml:space="preserve">4</w:t>
             </w:r>
           </w:p>
         </w:tc>
@@ -3354,7 +3354,7 @@
               <w:bottom w:val="single" w:color="CCCCCC" w:sz="1"/>
               <w:right w:val="single" w:color="CCCCCC" w:sz="1"/>
             </w:tcBorders>
-            <w:shd w:fill="FFFFFF" w:val="clear"/>
+            <w:shd w:fill="F2F2F2" w:val="clear"/>
             <w:tcMar>
               <w:top w:type="dxa" w:w="80"/>
               <w:left w:type="dxa" w:w="120"/>
@@ -3389,7 +3389,7 @@
               <w:bottom w:val="single" w:color="CCCCCC" w:sz="1"/>
               <w:right w:val="single" w:color="CCCCCC" w:sz="1"/>
             </w:tcBorders>
-            <w:shd w:fill="FFFFFF" w:val="clear"/>
+            <w:shd w:fill="F2F2F2" w:val="clear"/>
             <w:tcMar>
               <w:top w:type="dxa" w:w="80"/>
               <w:left w:type="dxa" w:w="120"/>
@@ -3411,7 +3411,7 @@
                 <w:sz w:val="20"/>
                 <w:szCs w:val="20"/>
               </w:rPr>
-              <w:t xml:space="preserve">0.7%</w:t>
+              <w:t xml:space="preserve">1.2%</w:t>
             </w:r>
           </w:p>
         </w:tc>
@@ -3424,18 +3424,19 @@
               <w:bottom w:val="single" w:color="CCCCCC" w:sz="1"/>
               <w:right w:val="single" w:color="CCCCCC" w:sz="1"/>
             </w:tcBorders>
-            <w:tcMar>
-              <w:top w:type="dxa" w:w="80"/>
-              <w:left w:type="dxa" w:w="120"/>
-              <w:bottom w:type="dxa" w:w="80"/>
-              <w:right w:type="dxa" w:w="120"/>
-            </w:tcMar>
-          </w:tcPr>
-          <w:p>
-            <w:r>
-              <w:rPr>
-                <w:rFonts w:ascii="Arial" w:cs="Arial" w:eastAsia="Arial" w:hAnsi="Arial"/>
-                <w:color w:val="E67E22"/>
+            <w:shd w:fill="F2F2F2" w:val="clear"/>
+            <w:tcMar>
+              <w:top w:type="dxa" w:w="80"/>
+              <w:left w:type="dxa" w:w="120"/>
+              <w:bottom w:type="dxa" w:w="80"/>
+              <w:right w:type="dxa" w:w="120"/>
+            </w:tcMar>
+          </w:tcPr>
+          <w:p>
+            <w:r>
+              <w:rPr>
+                <w:rFonts w:ascii="Arial" w:cs="Arial" w:eastAsia="Arial" w:hAnsi="Arial"/>
+                <w:color w:val="C0392B"/>
                 <w:sz w:val="20"/>
                 <w:szCs w:val="20"/>
               </w:rPr>
@@ -3463,29 +3464,29 @@
               <w:bottom w:val="single" w:color="CCCCCC" w:sz="1"/>
               <w:right w:val="single" w:color="CCCCCC" w:sz="1"/>
             </w:tcBorders>
-            <w:shd w:fill="F2F2F2" w:val="clear"/>
-            <w:tcMar>
-              <w:top w:type="dxa" w:w="80"/>
-              <w:left w:type="dxa" w:w="120"/>
-              <w:bottom w:type="dxa" w:w="80"/>
-              <w:right w:type="dxa" w:w="120"/>
-            </w:tcMar>
-            <w:vAlign w:val="center"/>
-          </w:tcPr>
-          <w:p>
-            <w:pPr>
-              <w:jc w:val="center"/>
-            </w:pPr>
-            <w:r>
-              <w:rPr>
-                <w:rFonts w:ascii="Arial" w:cs="Arial" w:eastAsia="Arial" w:hAnsi="Arial"/>
-                <w:b/>
-                <w:bCs/>
-                <w:color w:val="333333"/>
-                <w:sz w:val="20"/>
-                <w:szCs w:val="20"/>
-              </w:rPr>
-              <w:t xml:space="preserve">4</w:t>
+            <w:shd w:fill="FFFFFF" w:val="clear"/>
+            <w:tcMar>
+              <w:top w:type="dxa" w:w="80"/>
+              <w:left w:type="dxa" w:w="120"/>
+              <w:bottom w:type="dxa" w:w="80"/>
+              <w:right w:type="dxa" w:w="120"/>
+            </w:tcMar>
+            <w:vAlign w:val="center"/>
+          </w:tcPr>
+          <w:p>
+            <w:pPr>
+              <w:jc w:val="center"/>
+            </w:pPr>
+            <w:r>
+              <w:rPr>
+                <w:rFonts w:ascii="Arial" w:cs="Arial" w:eastAsia="Arial" w:hAnsi="Arial"/>
+                <w:b/>
+                <w:bCs/>
+                <w:color w:val="333333"/>
+                <w:sz w:val="20"/>
+                <w:szCs w:val="20"/>
+              </w:rPr>
+              <w:t xml:space="preserve">3</w:t>
             </w:r>
           </w:p>
         </w:tc>
@@ -3498,7 +3499,7 @@
               <w:bottom w:val="single" w:color="CCCCCC" w:sz="1"/>
               <w:right w:val="single" w:color="CCCCCC" w:sz="1"/>
             </w:tcBorders>
-            <w:shd w:fill="F2F2F2" w:val="clear"/>
+            <w:shd w:fill="FFFFFF" w:val="clear"/>
             <w:tcMar>
               <w:top w:type="dxa" w:w="80"/>
               <w:left w:type="dxa" w:w="120"/>
@@ -3520,7 +3521,7 @@
                 <w:sz w:val="20"/>
                 <w:szCs w:val="20"/>
               </w:rPr>
-              <w:t xml:space="preserve">3</w:t>
+              <w:t xml:space="preserve">1</w:t>
             </w:r>
           </w:p>
         </w:tc>
@@ -3533,7 +3534,7 @@
               <w:bottom w:val="single" w:color="CCCCCC" w:sz="1"/>
               <w:right w:val="single" w:color="CCCCCC" w:sz="1"/>
             </w:tcBorders>
-            <w:shd w:fill="F2F2F2" w:val="clear"/>
+            <w:shd w:fill="FFFFFF" w:val="clear"/>
             <w:tcMar>
               <w:top w:type="dxa" w:w="80"/>
               <w:left w:type="dxa" w:w="120"/>
@@ -3555,7 +3556,7 @@
                 <w:sz w:val="20"/>
                 <w:szCs w:val="20"/>
               </w:rPr>
-              <w:t xml:space="preserve">2.1%</w:t>
+              <w:t xml:space="preserve">1.2%</w:t>
             </w:r>
           </w:p>
         </w:tc>
@@ -3568,7 +3569,6 @@
               <w:bottom w:val="single" w:color="CCCCCC" w:sz="1"/>
               <w:right w:val="single" w:color="CCCCCC" w:sz="1"/>
             </w:tcBorders>
-            <w:shd w:fill="F2F2F2" w:val="clear"/>
             <w:tcMar>
               <w:top w:type="dxa" w:w="80"/>
               <w:left w:type="dxa" w:w="120"/>
@@ -3593,151 +3593,7 @@
                 <w:sz w:val="18"/>
                 <w:szCs w:val="18"/>
               </w:rPr>
-              <w:t xml:space="preserve"> 3件</w:t>
-            </w:r>
-          </w:p>
-        </w:tc>
-      </w:tr>
-      <w:tr>
-        <w:tc>
-          <w:tcPr>
-            <w:tcW w:type="dxa" w:w="1200"/>
-            <w:tcBorders>
-              <w:top w:val="single" w:color="CCCCCC" w:sz="1"/>
-              <w:left w:val="single" w:color="CCCCCC" w:sz="1"/>
-              <w:bottom w:val="single" w:color="CCCCCC" w:sz="1"/>
-              <w:right w:val="single" w:color="CCCCCC" w:sz="1"/>
-            </w:tcBorders>
-            <w:shd w:fill="FFFFFF" w:val="clear"/>
-            <w:tcMar>
-              <w:top w:type="dxa" w:w="80"/>
-              <w:left w:type="dxa" w:w="120"/>
-              <w:bottom w:type="dxa" w:w="80"/>
-              <w:right w:type="dxa" w:w="120"/>
-            </w:tcMar>
-            <w:vAlign w:val="center"/>
-          </w:tcPr>
-          <w:p>
-            <w:pPr>
-              <w:jc w:val="center"/>
-            </w:pPr>
-            <w:r>
-              <w:rPr>
-                <w:rFonts w:ascii="Arial" w:cs="Arial" w:eastAsia="Arial" w:hAnsi="Arial"/>
-                <w:b/>
-                <w:bCs/>
-                <w:color w:val="333333"/>
-                <w:sz w:val="20"/>
-                <w:szCs w:val="20"/>
-              </w:rPr>
-              <w:t xml:space="preserve">3</w:t>
-            </w:r>
-          </w:p>
-        </w:tc>
-        <w:tc>
-          <w:tcPr>
-            <w:tcW w:type="dxa" w:w="1200"/>
-            <w:tcBorders>
-              <w:top w:val="single" w:color="CCCCCC" w:sz="1"/>
-              <w:left w:val="single" w:color="CCCCCC" w:sz="1"/>
-              <w:bottom w:val="single" w:color="CCCCCC" w:sz="1"/>
-              <w:right w:val="single" w:color="CCCCCC" w:sz="1"/>
-            </w:tcBorders>
-            <w:shd w:fill="FFFFFF" w:val="clear"/>
-            <w:tcMar>
-              <w:top w:type="dxa" w:w="80"/>
-              <w:left w:type="dxa" w:w="120"/>
-              <w:bottom w:type="dxa" w:w="80"/>
-              <w:right w:type="dxa" w:w="120"/>
-            </w:tcMar>
-            <w:vAlign w:val="center"/>
-          </w:tcPr>
-          <w:p>
-            <w:pPr>
-              <w:jc w:val="center"/>
-            </w:pPr>
-            <w:r>
-              <w:rPr>
-                <w:rFonts w:ascii="Arial" w:cs="Arial" w:eastAsia="Arial" w:hAnsi="Arial"/>
-                <w:b w:val="false"/>
-                <w:bCs w:val="false"/>
-                <w:color w:val="333333"/>
-                <w:sz w:val="20"/>
-                <w:szCs w:val="20"/>
-              </w:rPr>
-              <w:t xml:space="preserve">2</w:t>
-            </w:r>
-          </w:p>
-        </w:tc>
-        <w:tc>
-          <w:tcPr>
-            <w:tcW w:type="dxa" w:w="1500"/>
-            <w:tcBorders>
-              <w:top w:val="single" w:color="CCCCCC" w:sz="1"/>
-              <w:left w:val="single" w:color="CCCCCC" w:sz="1"/>
-              <w:bottom w:val="single" w:color="CCCCCC" w:sz="1"/>
-              <w:right w:val="single" w:color="CCCCCC" w:sz="1"/>
-            </w:tcBorders>
-            <w:shd w:fill="FFFFFF" w:val="clear"/>
-            <w:tcMar>
-              <w:top w:type="dxa" w:w="80"/>
-              <w:left w:type="dxa" w:w="120"/>
-              <w:bottom w:type="dxa" w:w="80"/>
-              <w:right w:type="dxa" w:w="120"/>
-            </w:tcMar>
-            <w:vAlign w:val="center"/>
-          </w:tcPr>
-          <w:p>
-            <w:pPr>
-              <w:jc w:val="center"/>
-            </w:pPr>
-            <w:r>
-              <w:rPr>
-                <w:rFonts w:ascii="Arial" w:cs="Arial" w:eastAsia="Arial" w:hAnsi="Arial"/>
-                <w:b w:val="false"/>
-                <w:bCs w:val="false"/>
-                <w:color w:val="333333"/>
-                <w:sz w:val="20"/>
-                <w:szCs w:val="20"/>
-              </w:rPr>
-              <w:t xml:space="preserve">1.4%</w:t>
-            </w:r>
-          </w:p>
-        </w:tc>
-        <w:tc>
-          <w:tcPr>
-            <w:tcW w:type="dxa" w:w="5126"/>
-            <w:tcBorders>
-              <w:top w:val="single" w:color="CCCCCC" w:sz="1"/>
-              <w:left w:val="single" w:color="CCCCCC" w:sz="1"/>
-              <w:bottom w:val="single" w:color="CCCCCC" w:sz="1"/>
-              <w:right w:val="single" w:color="CCCCCC" w:sz="1"/>
-            </w:tcBorders>
-            <w:tcMar>
-              <w:top w:type="dxa" w:w="80"/>
-              <w:left w:type="dxa" w:w="120"/>
-              <w:bottom w:type="dxa" w:w="80"/>
-              <w:right w:type="dxa" w:w="120"/>
-            </w:tcMar>
-          </w:tcPr>
-          <w:p>
-            <w:r>
-              <w:rPr>
-                <w:rFonts w:ascii="Arial" w:cs="Arial" w:eastAsia="Arial" w:hAnsi="Arial"/>
-                <w:color w:val="C0392B"/>
-                <w:sz w:val="20"/>
-                <w:szCs w:val="20"/>
-              </w:rPr>
-              <w:t xml:space="preserve">█</w:t>
-            </w:r>
-            <w:r>
-              <w:rPr>
-                <w:rFonts w:ascii="Arial" w:cs="Arial" w:eastAsia="Arial" w:hAnsi="Arial"/>
-                <w:color w:val="666666"/>
-                <w:sz w:val="18"/>
-                <w:szCs w:val="18"/>
-              </w:rPr>
-              <w:t xml:space="preserve"> 2件</w:t>
+              <w:t xml:space="preserve"> 1件</w:t>
             </w:r>
           </w:p>
         </w:tc>
@@ -3813,7 +3669,7 @@
                 <w:sz w:val="24"/>
                 <w:szCs w:val="24"/>
               </w:rPr>
-              <w:t xml:space="preserve">114件（80.9%）</w:t>
+              <w:t xml:space="preserve">73件（85.9%）</w:t>
             </w:r>
           </w:p>
         </w:tc>
@@ -3864,7 +3720,7 @@
                 <w:sz w:val="24"/>
                 <w:szCs w:val="24"/>
               </w:rPr>
-              <w:t xml:space="preserve">22件（15.6%）</w:t>
+              <w:t xml:space="preserve">10件（11.8%）</w:t>
             </w:r>
           </w:p>
         </w:tc>
@@ -3915,7 +3771,7 @@
                 <w:sz w:val="24"/>
                 <w:szCs w:val="24"/>
               </w:rPr>
-              <w:t xml:space="preserve">5件（3.5%）</w:t>
+              <w:t xml:space="preserve">2件（2.4%）</w:t>
             </w:r>
           </w:p>
         </w:tc>
@@ -4119,7 +3975,7 @@
                 <w:sz w:val="20"/>
                 <w:szCs w:val="20"/>
               </w:rPr>
-              <w:t xml:space="preserve">朝食</w:t>
+              <w:t xml:space="preserve">スタッフの対応</w:t>
             </w:r>
           </w:p>
         </w:tc>
@@ -4154,7 +4010,7 @@
                 <w:sz w:val="20"/>
                 <w:szCs w:val="20"/>
               </w:rPr>
-              <w:t xml:space="preserve">50件以上</w:t>
+              <w:t xml:space="preserve">20件以上</w:t>
             </w:r>
           </w:p>
         </w:tc>
@@ -4189,7 +4045,7 @@
                 <w:sz w:val="20"/>
                 <w:szCs w:val="20"/>
               </w:rPr>
-              <w:t xml:space="preserve">「朝食で「これは…」と少し思った出来事があり近くのスタッフさんにお伝えしたところ、大変丁寧に対応してくださいました」「無料の朝食が用意されていてとても良かったです」</w:t>
+              <w:t xml:space="preserve">「成田空港近くのホテルは古いまま以上してるところが多い一方、コンフォート成田は清潔、かつとてもきめ細やかなサービスな...」「朝食サービスが内容、時間共に最高でした」</w:t>
             </w:r>
           </w:p>
         </w:tc>
@@ -4225,7 +4081,7 @@
                 <w:sz w:val="20"/>
                 <w:szCs w:val="20"/>
               </w:rPr>
-              <w:t xml:space="preserve">スタッフの対応</w:t>
+              <w:t xml:space="preserve">朝食</w:t>
             </w:r>
           </w:p>
         </w:tc>
@@ -4293,7 +4149,7 @@
                 <w:sz w:val="20"/>
                 <w:szCs w:val="20"/>
               </w:rPr>
-              <w:t xml:space="preserve">「朝食で「これは…」と少し思った出来事があり近くのスタッフさんにお伝えしたところ、大変丁寧に対応してくださいました」「スタッフのサービスがとても良く、丁寧で気持ちの良い対応でした」</w:t>
+              <w:t xml:space="preserve">「朝食サービスが内容、時間共に最高でした」「朝食で「これは…」と少し思った出来事があり近くのスタッフさんにお伝えしたところ、大変丁寧に対応してくださいました」</w:t>
             </w:r>
           </w:p>
         </w:tc>
@@ -4400,7 +4256,7 @@
                 <w:sz w:val="20"/>
                 <w:szCs w:val="20"/>
               </w:rPr>
-              <w:t xml:space="preserve">「Bahkan 1 hari setelah nya rambut masih halus  Udah 2x ngi...」「駅近く、飲食店やショップも多く便利でした」</w:t>
+              <w:t xml:space="preserve">「ที่พักอาจจะเก่าไปนิด แต่สะดวกเพราะอยู่ใกล้รถไฟ ใกล้สนามบิ...」「成田空港近くのホテルは古いまま以上してるところが多い一方、コンフォート成田は清潔、かつとてもきめ細やかなサービスな...」</w:t>
             </w:r>
           </w:p>
         </w:tc>
@@ -4504,7 +4360,7 @@
                 <w:sz w:val="20"/>
                 <w:szCs w:val="20"/>
               </w:rPr>
-              <w:t xml:space="preserve">「サービスがとても良く、スタッフの対応も親切で快適に過ごせました」「部屋はコンパクトですが何も不自由することなく快適に過ごせました」</w:t>
+              <w:t xml:space="preserve">「客室は広々としていて、とても快適でした」「福岡で泊まったホテルよりも断然快適でした」</w:t>
             </w:r>
           </w:p>
         </w:tc>
@@ -4576,7 +4432,7 @@
                 <w:sz w:val="20"/>
                 <w:szCs w:val="20"/>
               </w:rPr>
-              <w:t xml:space="preserve">20件以上</w:t>
+              <w:t xml:space="preserve">10件以上</w:t>
             </w:r>
           </w:p>
         </w:tc>
@@ -4611,7 +4467,7 @@
                 <w:sz w:val="20"/>
                 <w:szCs w:val="20"/>
               </w:rPr>
-              <w:t xml:space="preserve">「また他の部屋の掃除をしているスタッフさんが全員必ず「おはようございます」と挨拶をして下さり、とにかく全体的に接客面...」「部屋も清潔で居心地がよく、ゆっくり休むことができました」</w:t>
+              <w:t xml:space="preserve">「成田空港近くのホテルは古いまま以上してるところが多い一方、コンフォート成田は清潔、かつとてもきめ細やかなサービスな...」「また他の部屋の掃除をしているスタッフさんが全員必ず「おはようございます」と挨拶をして下さり、とにかく全体的に接客面...」</w:t>
             </w:r>
           </w:p>
         </w:tc>
@@ -4681,7 +4537,7 @@
                 <w:sz w:val="20"/>
                 <w:szCs w:val="20"/>
               </w:rPr>
-              <w:t xml:space="preserve">10件以上</w:t>
+              <w:t xml:space="preserve">6件</w:t>
             </w:r>
           </w:p>
         </w:tc>
@@ -4740,7 +4596,7 @@
           <w:sz w:val="26"/>
           <w:szCs w:val="26"/>
         </w:rPr>
-        <w:t xml:space="preserve">3.1 最大の強み：「朝食」</w:t>
+        <w:t xml:space="preserve">3.1 最大の強み：「スタッフの対応」</w:t>
       </w:r>
     </w:p>
     <w:p>
@@ -4755,7 +4611,7 @@
           <w:sz w:val="21"/>
           <w:szCs w:val="21"/>
         </w:rPr>
-        <w:t xml:space="preserve">口コミの多数で「朝食」に関するポジティブな言及が見られ、コンフォートホテル成田の最大の差別化要因となっています。朝食で「これは…」と少し思った出来事があり近くのスタッフさんにお伝えしたところ、大変丁寧に対応してくださいましたといった声が多数寄せられています。</w:t>
+        <w:t xml:space="preserve">口コミの多数で「スタッフの対応」に関するポジティブな言及が見られ、コンフォートホテル成田の最大の差別化要因となっています。成田空港近くのホテルは古いまま以上してるところが多い一方、コンフォート成田は清潔、かつとてもきめ細やかなサービスな...といった声が多数寄せられています。</w:t>
       </w:r>
     </w:p>
     <w:p>
@@ -4774,7 +4630,7 @@
           <w:sz w:val="21"/>
           <w:szCs w:val="21"/>
         </w:rPr>
-        <w:t xml:space="preserve">朝食で「これは…」と少し思った出来事があり近くのスタッフさんにお伝えしたところ、大変丁寧に対応してくださいました</w:t>
+        <w:t xml:space="preserve">成田空港近くのホテルは古いまま以上してるところが多い一方、コンフォート成田は清潔、かつとてもきめ細やかなサービスな...</w:t>
       </w:r>
     </w:p>
     <w:p>
@@ -4793,7 +4649,7 @@
           <w:sz w:val="21"/>
           <w:szCs w:val="21"/>
         </w:rPr>
-        <w:t xml:space="preserve">無料の朝食が用意されていてとても良かったです</w:t>
+        <w:t xml:space="preserve">朝食サービスが内容、時間共に最高でした</w:t>
       </w:r>
     </w:p>
     <w:p>
@@ -4812,7 +4668,7 @@
           <w:sz w:val="21"/>
           <w:szCs w:val="21"/>
         </w:rPr>
-        <w:t xml:space="preserve">無料の朝食も用意されていて、種類もあり、どれも美味しく満足できました</w:t>
+        <w:t xml:space="preserve">こちらのスタッフはとても親切でフレンドリーでした</w:t>
       </w:r>
     </w:p>
     <w:p>
@@ -4834,7 +4690,7 @@
           <w:sz w:val="26"/>
           <w:szCs w:val="26"/>
         </w:rPr>
-        <w:t xml:space="preserve">3.2 スタッフの対応</w:t>
+        <w:t xml:space="preserve">3.2 朝食</w:t>
       </w:r>
     </w:p>
     <w:p>
@@ -4849,7 +4705,7 @@
           <w:sz w:val="21"/>
           <w:szCs w:val="21"/>
         </w:rPr>
-        <w:t xml:space="preserve">スタッフの対応に関するポジティブな評価も多く寄せられています。「朝食で「これは…」と少し思った出来事があり近くのスタッフさんにお伝えしたところ、大変丁寧に対応してくださいました」といったコメントが見られます。</w:t>
+        <w:t xml:space="preserve">朝食に関するポジティブな評価も多く寄せられています。「朝食サービスが内容、時間共に最高でした」といったコメントが見られます。</w:t>
       </w:r>
     </w:p>
     <w:p>
@@ -5154,7 +5010,7 @@
                 <w:sz w:val="20"/>
                 <w:szCs w:val="20"/>
               </w:rPr>
-              <w:t xml:space="preserve">冬でも暖房の温度を自分で調整できるので、暑すぎることもなく、とても快適でした</w:t>
+              <w:t xml:space="preserve">The staff at this place were very helpful and friendly</w:t>
             </w:r>
           </w:p>
         </w:tc>
@@ -5188,7 +5044,7 @@
                 <w:sz w:val="20"/>
                 <w:szCs w:val="20"/>
               </w:rPr>
-              <w:t xml:space="preserve">重大・16件</w:t>
+              <w:t xml:space="preserve">重大・12件</w:t>
             </w:r>
           </w:p>
         </w:tc>
@@ -5327,7 +5183,7 @@
                 <w:sz w:val="20"/>
                 <w:szCs w:val="20"/>
               </w:rPr>
-              <w:t xml:space="preserve">重大・10件</w:t>
+              <w:t xml:space="preserve">重大・8件</w:t>
             </w:r>
           </w:p>
         </w:tc>
@@ -5398,7 +5254,7 @@
                 <w:sz w:val="20"/>
                 <w:szCs w:val="20"/>
               </w:rPr>
-              <w:t xml:space="preserve">臭い・匂い</w:t>
+              <w:t xml:space="preserve">設備の老朽化</w:t>
             </w:r>
           </w:p>
         </w:tc>
@@ -5432,7 +5288,7 @@
                 <w:sz w:val="20"/>
                 <w:szCs w:val="20"/>
               </w:rPr>
-              <w:t xml:space="preserve">部屋の方はリニューアル後の為、綺麗でタバコの臭いもなく広さも充分</w:t>
+              <w:t xml:space="preserve">ที่พักอาจจะเก่าไปนิด แต่สะดวกเพราะอยู่ใกล้รถไฟ ใกล้สนามบิ...</w:t>
             </w:r>
           </w:p>
         </w:tc>
@@ -5537,7 +5393,7 @@
                 <w:sz w:val="20"/>
                 <w:szCs w:val="20"/>
               </w:rPr>
-              <w:t xml:space="preserve">清掃不備</w:t>
+              <w:t xml:space="preserve">部屋の狭さ</w:t>
             </w:r>
           </w:p>
         </w:tc>
@@ -5571,7 +5427,7 @@
                 <w:sz w:val="20"/>
                 <w:szCs w:val="20"/>
               </w:rPr>
-              <w:t xml:space="preserve">バスルームの隅々に少し埃や汚れがありました</w:t>
+              <w:t xml:space="preserve">It also overlooks a small part of the city</w:t>
             </w:r>
           </w:p>
         </w:tc>
@@ -5605,7 +5461,7 @@
                 <w:sz w:val="20"/>
                 <w:szCs w:val="20"/>
               </w:rPr>
-              <w:t xml:space="preserve">重大・5件</w:t>
+              <w:t xml:space="preserve">中度・3件</w:t>
             </w:r>
           </w:p>
         </w:tc>
@@ -5676,7 +5532,7 @@
                 <w:sz w:val="20"/>
                 <w:szCs w:val="20"/>
               </w:rPr>
-              <w:t xml:space="preserve">部屋の狭さ</w:t>
+              <w:t xml:space="preserve">窓・採光</w:t>
             </w:r>
           </w:p>
         </w:tc>
@@ -5710,7 +5566,7 @@
                 <w:sz w:val="20"/>
                 <w:szCs w:val="20"/>
               </w:rPr>
-              <w:t xml:space="preserve">Bahkan 1 hari setelah nya rambut masih halus  Udah 2x ngi...</w:t>
+              <w:t xml:space="preserve">スタッフの皆さんが、明るく、丁寧にもてなしてくださり、朝食も素晴らしく、安心して滞在できました</w:t>
             </w:r>
           </w:p>
         </w:tc>
@@ -5744,7 +5600,7 @@
                 <w:sz w:val="20"/>
                 <w:szCs w:val="20"/>
               </w:rPr>
-              <w:t xml:space="preserve">中度・4件</w:t>
+              <w:t xml:space="preserve">軽度・2件</w:t>
             </w:r>
           </w:p>
         </w:tc>
@@ -5815,7 +5671,7 @@
                 <w:sz w:val="20"/>
                 <w:szCs w:val="20"/>
               </w:rPr>
-              <w:t xml:space="preserve">設備の老朽化</w:t>
+              <w:t xml:space="preserve">清掃不備</w:t>
             </w:r>
           </w:p>
         </w:tc>
@@ -5849,7 +5705,7 @@
                 <w:sz w:val="20"/>
                 <w:szCs w:val="20"/>
               </w:rPr>
-              <w:t xml:space="preserve">設備は少し古いですが、とても清潔で快適です</w:t>
+              <w:t xml:space="preserve">バスルームの隅々に少し埃や汚れがありました</w:t>
             </w:r>
           </w:p>
         </w:tc>
@@ -5883,7 +5739,7 @@
                 <w:sz w:val="20"/>
                 <w:szCs w:val="20"/>
               </w:rPr>
-              <w:t xml:space="preserve">中度・3件</w:t>
+              <w:t xml:space="preserve">軽度・2件</w:t>
             </w:r>
           </w:p>
         </w:tc>
@@ -5981,7 +5837,7 @@
           <w:sz w:val="22"/>
           <w:szCs w:val="22"/>
         </w:rPr>
-        <w:t xml:space="preserve">(1) 客室の消臭対策の強化</w:t>
+        <w:t xml:space="preserve">(1) 清掃品質の向上</w:t>
       </w:r>
     </w:p>
     <w:p>
@@ -6000,7 +5856,7 @@
           <w:sz w:val="21"/>
           <w:szCs w:val="21"/>
         </w:rPr>
-        <w:t xml:space="preserve">チェックアウト後の換気・消臭スプレー処理の徹底</w:t>
+        <w:t xml:space="preserve">清掃チェックリストの見直しと強化（ベッド下・隅の重点確認）</w:t>
       </w:r>
     </w:p>
     <w:p>
@@ -6019,7 +5875,7 @@
           <w:sz w:val="21"/>
           <w:szCs w:val="21"/>
         </w:rPr>
-        <w:t xml:space="preserve">定期的な脱臭剤の設置と交換フローの確立</w:t>
+        <w:t xml:space="preserve">清掃後のダブルチェック体制の導入</w:t>
       </w:r>
     </w:p>
     <w:p>
@@ -6038,7 +5894,7 @@
           <w:sz w:val="21"/>
           <w:szCs w:val="21"/>
         </w:rPr>
-        <w:t xml:space="preserve">喫煙・臭いに関するクレーム発生時の即座対応マニュアル作成</w:t>
+        <w:t xml:space="preserve">清掃スタッフへの再研修実施</w:t>
       </w:r>
     </w:p>
     <w:p>
@@ -6059,7 +5915,7 @@
           <w:sz w:val="22"/>
           <w:szCs w:val="22"/>
         </w:rPr>
-        <w:t xml:space="preserve">(2) 清掃品質の向上</w:t>
+        <w:t xml:space="preserve">(2) エアコン・空調の定期点検強化</w:t>
       </w:r>
     </w:p>
     <w:p>
@@ -6078,7 +5934,7 @@
           <w:sz w:val="21"/>
           <w:szCs w:val="21"/>
         </w:rPr>
-        <w:t xml:space="preserve">清掃チェックリストの見直しと強化（ベッド下・隅の重点確認）</w:t>
+        <w:t xml:space="preserve">全室のエアコン設定を季節に応じてデフォルト確認する運用フロー導入</w:t>
       </w:r>
     </w:p>
     <w:p>
@@ -6097,7 +5953,7 @@
           <w:sz w:val="21"/>
           <w:szCs w:val="21"/>
         </w:rPr>
-        <w:t xml:space="preserve">清掃後のダブルチェック体制の導入</w:t>
+        <w:t xml:space="preserve">冷暖房の正常動作を定期チェックリストに追加</w:t>
       </w:r>
     </w:p>
     <w:p>
@@ -6116,7 +5972,7 @@
           <w:sz w:val="21"/>
           <w:szCs w:val="21"/>
         </w:rPr>
-        <w:t xml:space="preserve">清掃スタッフへの再研修実施</w:t>
+        <w:t xml:space="preserve">異常報告があった客室の優先メンテナンス実施</w:t>
       </w:r>
     </w:p>
     <w:p>
@@ -6137,7 +5993,7 @@
           <w:sz w:val="22"/>
           <w:szCs w:val="22"/>
         </w:rPr>
-        <w:t xml:space="preserve">(3) 朝食サービスの改善</w:t>
+        <w:t xml:space="preserve">(3) ゲストコミュニケーションの強化</w:t>
       </w:r>
     </w:p>
     <w:p>
@@ -6156,7 +6012,7 @@
           <w:sz w:val="21"/>
           <w:szCs w:val="21"/>
         </w:rPr>
-        <w:t xml:space="preserve">メニューの定期的な見直しとバリエーション追加</w:t>
+        <w:t xml:space="preserve">チェックイン時の挨拶・案内の標準化</w:t>
       </w:r>
     </w:p>
     <w:p>
@@ -6175,7 +6031,7 @@
           <w:sz w:val="21"/>
           <w:szCs w:val="21"/>
         </w:rPr>
-        <w:t xml:space="preserve">補充頻度の向上と品切れ防止</w:t>
+        <w:t xml:space="preserve">チェックアウト時の簡易アンケート実施</w:t>
       </w:r>
     </w:p>
     <w:p>
@@ -6194,85 +6050,7 @@
           <w:sz w:val="21"/>
           <w:szCs w:val="21"/>
         </w:rPr>
-        <w:t xml:space="preserve">宿泊客数に応じた朝食準備量の最適化</w:t>
-      </w:r>
-    </w:p>
-    <w:p>
-      <w:pPr>
-        <w:spacing w:after="80"/>
-      </w:pPr>
-    </w:p>
-    <w:p>
-      <w:pPr>
-        <w:spacing w:after="120" w:before="200"/>
-      </w:pPr>
-      <w:r>
-        <w:rPr>
-          <w:rFonts w:ascii="Arial" w:cs="Arial" w:eastAsia="Arial" w:hAnsi="Arial"/>
-          <w:b/>
-          <w:bCs/>
-          <w:color w:val="1B3A5C"/>
-          <w:sz w:val="22"/>
-          <w:szCs w:val="22"/>
-        </w:rPr>
-        <w:t xml:space="preserve">(4) エアコン・空調の定期点検強化</w:t>
-      </w:r>
-    </w:p>
-    <w:p>
-      <w:pPr>
-        <w:pStyle w:val="ListParagraph"/>
-        <w:numPr>
-          <w:ilvl w:val="0"/>
-          <w:numId w:val="2"/>
-        </w:numPr>
-        <w:spacing w:after="80" w:line="300"/>
-      </w:pPr>
-      <w:r>
-        <w:rPr>
-          <w:rFonts w:ascii="Arial" w:cs="Arial" w:eastAsia="Arial" w:hAnsi="Arial"/>
-          <w:color w:val="333333"/>
-          <w:sz w:val="21"/>
-          <w:szCs w:val="21"/>
-        </w:rPr>
-        <w:t xml:space="preserve">全室のエアコン設定を季節に応じてデフォルト確認する運用フロー導入</w:t>
-      </w:r>
-    </w:p>
-    <w:p>
-      <w:pPr>
-        <w:pStyle w:val="ListParagraph"/>
-        <w:numPr>
-          <w:ilvl w:val="0"/>
-          <w:numId w:val="2"/>
-        </w:numPr>
-        <w:spacing w:after="80" w:line="300"/>
-      </w:pPr>
-      <w:r>
-        <w:rPr>
-          <w:rFonts w:ascii="Arial" w:cs="Arial" w:eastAsia="Arial" w:hAnsi="Arial"/>
-          <w:color w:val="333333"/>
-          <w:sz w:val="21"/>
-          <w:szCs w:val="21"/>
-        </w:rPr>
-        <w:t xml:space="preserve">冷暖房の正常動作を定期チェックリストに追加</w:t>
-      </w:r>
-    </w:p>
-    <w:p>
-      <w:pPr>
-        <w:pStyle w:val="ListParagraph"/>
-        <w:numPr>
-          <w:ilvl w:val="0"/>
-          <w:numId w:val="2"/>
-        </w:numPr>
-        <w:spacing w:after="80" w:line="300"/>
-      </w:pPr>
-      <w:r>
-        <w:rPr>
-          <w:rFonts w:ascii="Arial" w:cs="Arial" w:eastAsia="Arial" w:hAnsi="Arial"/>
-          <w:color w:val="333333"/>
-          <w:sz w:val="21"/>
-          <w:szCs w:val="21"/>
-        </w:rPr>
-        <w:t xml:space="preserve">異常報告があった客室の優先メンテナンス実施</w:t>
+        <w:t xml:space="preserve">リピーターへの感謝メッセージの導入</w:t>
       </w:r>
     </w:p>
     <w:p>
@@ -7046,7 +6824,7 @@
                 <w:sz w:val="20"/>
                 <w:szCs w:val="20"/>
               </w:rPr>
-              <w:t xml:space="preserve">8.46点</w:t>
+              <w:t xml:space="preserve">8.67点</w:t>
             </w:r>
           </w:p>
         </w:tc>
@@ -7080,7 +6858,7 @@
                 <w:sz w:val="20"/>
                 <w:szCs w:val="20"/>
               </w:rPr>
-              <w:t xml:space="preserve">8.8点以上</w:t>
+              <w:t xml:space="preserve">9.0点以上</w:t>
             </w:r>
           </w:p>
         </w:tc>
@@ -7186,7 +6964,7 @@
                 <w:sz w:val="20"/>
                 <w:szCs w:val="20"/>
               </w:rPr>
-              <w:t xml:space="preserve">80.9%</w:t>
+              <w:t xml:space="preserve">85.9%</w:t>
             </w:r>
           </w:p>
         </w:tc>
@@ -7221,7 +6999,7 @@
                 <w:sz w:val="20"/>
                 <w:szCs w:val="20"/>
               </w:rPr>
-              <w:t xml:space="preserve">86%以上</w:t>
+              <w:t xml:space="preserve">91%以上</w:t>
             </w:r>
           </w:p>
         </w:tc>
@@ -7326,7 +7104,7 @@
                 <w:sz w:val="20"/>
                 <w:szCs w:val="20"/>
               </w:rPr>
-              <w:t xml:space="preserve">3.5%</w:t>
+              <w:t xml:space="preserve">2.4%</w:t>
             </w:r>
           </w:p>
         </w:tc>
@@ -7360,7 +7138,7 @@
                 <w:sz w:val="20"/>
                 <w:szCs w:val="20"/>
               </w:rPr>
-              <w:t xml:space="preserve">1%以下</w:t>
+              <w:t xml:space="preserve">0%以下</w:t>
             </w:r>
           </w:p>
         </w:tc>
@@ -7466,7 +7244,7 @@
                 <w:sz w:val="20"/>
                 <w:szCs w:val="20"/>
               </w:rPr>
-              <w:t xml:space="preserve">7.3点</w:t>
+              <w:t xml:space="preserve">7.4点</w:t>
             </w:r>
           </w:p>
         </w:tc>
@@ -7501,7 +7279,7 @@
                 <w:sz w:val="20"/>
                 <w:szCs w:val="20"/>
               </w:rPr>
-              <w:t xml:space="preserve">8.3点以上</w:t>
+              <w:t xml:space="preserve">8.4点以上</w:t>
             </w:r>
           </w:p>
         </w:tc>
@@ -7746,7 +7524,7 @@
                 <w:sz w:val="20"/>
                 <w:szCs w:val="20"/>
               </w:rPr>
-              <w:t xml:space="preserve">約16件/期間</w:t>
+              <w:t xml:space="preserve">約12件/期間</w:t>
             </w:r>
           </w:p>
         </w:tc>
@@ -7781,7 +7559,7 @@
                 <w:sz w:val="20"/>
                 <w:szCs w:val="20"/>
               </w:rPr>
-              <w:t xml:space="preserve">8件以下</w:t>
+              <w:t xml:space="preserve">6件以下</w:t>
             </w:r>
           </w:p>
         </w:tc>
@@ -7877,7 +7655,7 @@
           <w:sz w:val="22"/>
           <w:szCs w:val="22"/>
         </w:rPr>
-        <w:t xml:space="preserve">[1] Trip.com / 10点 / 2026-03-31</w:t>
+        <w:t xml:space="preserve">[1] Trip.com / 10点 / 2026-04-03</w:t>
       </w:r>
     </w:p>
     <w:p>
@@ -7892,7 +7670,7 @@
           <w:sz w:val="21"/>
           <w:szCs w:val="21"/>
         </w:rPr>
-        <w:t xml:space="preserve">部屋は少し狭いですが、駅に近く、コンビニのシャンプーは良いです。1日経っても髪は柔らかいままです。成田空港から出発するたびに、ここに2回宿泊しました。</w:t>
+        <w:t xml:space="preserve">宿泊施設は少し古いかもしれませんが、駅と空港に近いので便利です。</w:t>
       </w:r>
     </w:p>
     <w:p>
@@ -7913,7 +7691,7 @@
           <w:sz w:val="22"/>
           <w:szCs w:val="22"/>
         </w:rPr>
-        <w:t xml:space="preserve">[2] Agoda / 8点 / 2026-03-31</w:t>
+        <w:t xml:space="preserve">[2] Trip.com / 10点 / 2026-04-02</w:t>
       </w:r>
     </w:p>
     <w:p>
@@ -7928,7 +7706,7 @@
           <w:sz w:val="21"/>
           <w:szCs w:val="21"/>
         </w:rPr>
-        <w:t xml:space="preserve">成田空港発の旅行の前泊として利用。駅近く、飲食店やショップも多く便利でした。料金もお手頃。</w:t>
+        <w:t xml:space="preserve">とってもよかったです。成田空港近くのホテルは古いまま以上してるところが多い一方、コンフォート成田は清潔、かつとてもきめ細やかなサービスなので、とても安心して宿泊出来ました。1点、湯船がもう少し広ければと思いましたが、それもカバーできるほどの良さでした。空港からもJR、京成出すぐなので成田空港を頻繁に使う自分としては、とてもおすすめです。</w:t>
       </w:r>
     </w:p>
     <w:p>
@@ -7949,7 +7727,7 @@
           <w:sz w:val="22"/>
           <w:szCs w:val="22"/>
         </w:rPr>
-        <w:t xml:space="preserve">[3] Trip.com / 10点 / 2026-03-30</w:t>
+        <w:t xml:space="preserve">[3] Trip.com / 9点 / 2026-04-02</w:t>
       </w:r>
     </w:p>
     <w:p>
@@ -7964,7 +7742,7 @@
           <w:sz w:val="21"/>
           <w:szCs w:val="21"/>
         </w:rPr>
-        <w:t xml:space="preserve">👍👍👍👍👍</w:t>
+        <w:t xml:space="preserve">朝食サービスが内容、時間共に最高でした。 忙しい朝にぴったりでした！</w:t>
       </w:r>
     </w:p>
     <w:p>
@@ -7985,7 +7763,7 @@
           <w:sz w:val="22"/>
           <w:szCs w:val="22"/>
         </w:rPr>
-        <w:t xml:space="preserve">[4] じゃらん / 10点 / 2026-03-30</w:t>
+        <w:t xml:space="preserve">[4] Google / 8点 / 2026-04-02</w:t>
       </w:r>
     </w:p>
     <w:p>
@@ -8000,7 +7778,7 @@
           <w:sz w:val="21"/>
           <w:szCs w:val="21"/>
         </w:rPr>
-        <w:t xml:space="preserve">まずチェックイン時に対応してくださった方、こちらの質問に笑顔で答えてくださり好印象でした。  朝食で「これは…」と少し思った出来事があり近くのスタッフさんにお伝えしたところ、大変丁寧に対応してくださいました。笑顔で気持ちよくご飯が食べられて大満足。  小松菜とパイナップルのスムージーがとってもとってもとーーーっても美味しかったです。  また他の部屋の掃除をしているスタッフさんが全員必ず「おは...</w:t>
+        <w:t xml:space="preserve">全体的には、まあまあです。</w:t>
       </w:r>
     </w:p>
     <w:p>
@@ -8021,7 +7799,7 @@
           <w:sz w:val="22"/>
           <w:szCs w:val="22"/>
         </w:rPr>
-        <w:t xml:space="preserve">[5] じゃらん / 8点 / 2026-03-30</w:t>
+        <w:t xml:space="preserve">[5] Google / 8点 / 2026-04-02</w:t>
       </w:r>
     </w:p>
     <w:p>
@@ -8036,7 +7814,7 @@
           <w:sz w:val="21"/>
           <w:szCs w:val="21"/>
         </w:rPr>
-        <w:t xml:space="preserve">無料の朝食が用意されていてとても良かったです。ただ、もし白いご飯もあれば、さらに満足度が高くなると思いました。</w:t>
+        <w:t xml:space="preserve">全体的には、まあまあです。</w:t>
       </w:r>
     </w:p>
     <w:p>
@@ -8281,7 +8059,7 @@
                 <w:sz w:val="21"/>
                 <w:szCs w:val="21"/>
               </w:rPr>
-              <w:t xml:space="preserve">コンフォートホテル成田は、全体平均8.46点（10点換算）、高評価率80.9%という良好な顧客満足度を維持しているホテルです。特に「朝食」「スタッフの対応」が多くのゲストから高く評価されています。</w:t>
+              <w:t xml:space="preserve">コンフォートホテル成田は、全体平均8.67点（10点換算）、高評価率85.9%という良好な顧客満足度を維持しているホテルです。特に「スタッフの対応」「朝食」が多くのゲストから高く評価されています。</w:t>
             </w:r>
           </w:p>
           <w:p>
@@ -8295,7 +8073,7 @@
                 <w:sz w:val="21"/>
                 <w:szCs w:val="21"/>
               </w:rPr>
-              <w:t xml:space="preserve">改善課題としては、エアコン・空調、浴室・水回り、臭い・匂いが主要なテーマとして浮上しています。ただし、これらの課題を指摘するゲストの多くも他の面では高い評価を付けており、ネガティブ要素が全体評価を大きく押し下げているわけではありません。</w:t>
+              <w:t xml:space="preserve">改善課題としては、エアコン・空調、浴室・水回り、設備の老朽化が主要なテーマとして浮上しています。ただし、これらの課題を指摘するゲストの多くも他の面では高い評価を付けており、ネガティブ要素が全体評価を大きく押し下げているわけではありません。</w:t>
             </w:r>
           </w:p>
           <w:p>
@@ -8323,7 +8101,7 @@
                 <w:sz w:val="21"/>
                 <w:szCs w:val="21"/>
               </w:rPr>
-              <w:t xml:space="preserve">Agodaでの低スコア（7.3点）は、口コミ返信の強化とサービス品質の一貫性確保で改善余地があります。全サイトでの口コミ返信率100%を目指すことで、ホテルの姿勢をゲストに伝え、リピート率の向上につなげることが重要です。</w:t>
+              <w:t xml:space="preserve">Agodaでの低スコア（7.4点）は、口コミ返信の強化とサービス品質の一貫性確保で改善余地があります。全サイトでの口コミ返信率100%を目指すことで、ホテルの姿勢をゲストに伝え、リピート率の向上につなげることが重要です。</w:t>
             </w:r>
           </w:p>
           <w:p>
@@ -8336,7 +8114,7 @@
                 <w:sz w:val="21"/>
                 <w:szCs w:val="21"/>
               </w:rPr>
-              <w:t xml:space="preserve">朝食という強みを活かしつつ、段階的な改善を実行することで、コンフォートホテル成田はさらなる顧客満足度の向上とブランド価値の強化を実現することができます。</w:t>
+              <w:t xml:space="preserve">スタッフの対応という強みを活かしつつ、段階的な改善を実行することで、コンフォートホテル成田はさらなる顧客満足度の向上とブランド価値の強化を実現することができます。</w:t>
             </w:r>
           </w:p>
         </w:tc>

--- a/納品レポート/ホテル別レポート/comfort_narita_口コミ分析改善レポート.docx
+++ b/納品レポート/ホテル別レポート/comfort_narita_口コミ分析改善レポート.docx
@@ -4668,7 +4668,7 @@
           <w:sz w:val="21"/>
           <w:szCs w:val="21"/>
         </w:rPr>
-        <w:t xml:space="preserve">こちらのスタッフはとても親切でフレンドリーでした</w:t>
+        <w:t xml:space="preserve">このホテルのスタッフはとても親切でフレンドリーでした</w:t>
       </w:r>
     </w:p>
     <w:p>

--- a/納品レポート/ホテル別レポート/comfort_narita_口コミ分析改善レポート.docx
+++ b/納品レポート/ホテル別レポート/comfort_narita_口コミ分析改善レポート.docx
@@ -131,7 +131,7 @@
           <w:sz w:val="20"/>
           <w:szCs w:val="20"/>
         </w:rPr>
-        <w:t xml:space="preserve">作成日：2026年4月6日</w:t>
+        <w:t xml:space="preserve">作成日：2026年4月7日</w:t>
       </w:r>
     </w:p>
     <w:p>

--- a/納品レポート/ホテル別レポート/comfort_narita_口コミ分析改善レポート.docx
+++ b/納品レポート/ホテル別レポート/comfort_narita_口コミ分析改善レポート.docx
@@ -81,7 +81,7 @@
           <w:sz w:val="22"/>
           <w:szCs w:val="22"/>
         </w:rPr>
-        <w:t xml:space="preserve">分析対象期間：2026年3月〜4月</w:t>
+        <w:t xml:space="preserve">分析対象期間：2026年2月〜3月</w:t>
       </w:r>
     </w:p>
     <w:p>
@@ -96,7 +96,7 @@
           <w:sz w:val="22"/>
           <w:szCs w:val="22"/>
         </w:rPr>
-        <w:t xml:space="preserve">レビュー総数：86件（6サイト）</w:t>
+        <w:t xml:space="preserve">レビュー総数：141件（6サイト）</w:t>
       </w:r>
     </w:p>
     <w:p>
@@ -111,7 +111,7 @@
           <w:sz w:val="20"/>
           <w:szCs w:val="20"/>
         </w:rPr>
-        <w:t xml:space="preserve">対象サイト：Trip.com / 楽天トラベル / Google / じゃらん / Booking.com / Agoda</w:t>
+        <w:t xml:space="preserve">対象サイト：Trip.com / Google / 楽天トラベル / Booking.com / じゃらん / Agoda</w:t>
       </w:r>
     </w:p>
     <w:p>
@@ -131,7 +131,7 @@
           <w:sz w:val="20"/>
           <w:szCs w:val="20"/>
         </w:rPr>
-        <w:t xml:space="preserve">作成日：2026年4月7日</w:t>
+        <w:t xml:space="preserve">作成日：2026年4月8日</w:t>
       </w:r>
     </w:p>
     <w:p>
@@ -189,7 +189,7 @@
           <w:sz w:val="21"/>
           <w:szCs w:val="21"/>
         </w:rPr>
-        <w:t xml:space="preserve">2026年3月〜4月に各OTAサイト・口コミサイトに投稿された86件のレビューを包括的に分析しました。以下が主要な発見事項です。</w:t>
+        <w:t xml:space="preserve">2026年2月〜3月に各OTAサイト・口コミサイトに投稿された141件のレビューを包括的に分析しました。以下が主要な発見事項です。</w:t>
       </w:r>
     </w:p>
     <w:p>
@@ -261,7 +261,7 @@
                 <w:sz w:val="36"/>
                 <w:szCs w:val="36"/>
               </w:rPr>
-              <w:t xml:space="preserve">8.66</w:t>
+              <w:t xml:space="preserve">8.46</w:t>
             </w:r>
           </w:p>
         </w:tc>
@@ -310,7 +310,7 @@
                 <w:sz w:val="36"/>
                 <w:szCs w:val="36"/>
               </w:rPr>
-              <w:t xml:space="preserve">86.0%</w:t>
+              <w:t xml:space="preserve">80.9%</w:t>
             </w:r>
           </w:p>
         </w:tc>
@@ -359,7 +359,7 @@
                 <w:sz w:val="36"/>
                 <w:szCs w:val="36"/>
               </w:rPr>
-              <w:t xml:space="preserve">2.3%</w:t>
+              <w:t xml:space="preserve">3.5%</w:t>
             </w:r>
           </w:p>
         </w:tc>
@@ -408,7 +408,7 @@
                 <w:sz w:val="36"/>
                 <w:szCs w:val="36"/>
               </w:rPr>
-              <w:t xml:space="preserve">86件</w:t>
+              <w:t xml:space="preserve">141件</w:t>
             </w:r>
           </w:p>
         </w:tc>
@@ -448,7 +448,7 @@
           <w:sz w:val="21"/>
           <w:szCs w:val="21"/>
         </w:rPr>
-        <w:t xml:space="preserve">全体平均スコア8.66点（10点換算）は良好な水準であり、86.0%が高評価（8-10点）に分類されます。低評価（1-4点）は2件（2.3%）で、ゲスト満足度は良好です。Trip.com（9.50点）で特に高い評価を獲得しています。</w:t>
+        <w:t xml:space="preserve">全体平均スコア8.46点（10点換算）は良好な水準であり、80.9%が高評価（8-10点）に分類されます。低評価（1-4点）は5件（3.5%）で、ゲスト満足度は良好です。Trip.com（9.57点）で特に高い評価を獲得しています。</w:t>
       </w:r>
     </w:p>
     <w:p>
@@ -463,7 +463,7 @@
           <w:sz w:val="21"/>
           <w:szCs w:val="21"/>
         </w:rPr>
-        <w:t xml:space="preserve">一方で、Agoda（7.4点）では相対的に低いスコアとなっており、改善の余地があります。全体としては「スタッフの対応」と「朝食」がホテルの主な強みとして際立っています。</w:t>
+        <w:t xml:space="preserve">一方で、Agoda（7.3点）では相対的に低いスコアとなっており、改善の余地があります。全体としては「朝食」と「スタッフの対応」がホテルの主な強みとして際立っています。</w:t>
       </w:r>
     </w:p>
     <w:p>
@@ -542,7 +542,7 @@
                 <w:sz w:val="20"/>
                 <w:szCs w:val="20"/>
               </w:rPr>
-              <w:t xml:space="preserve">スタッフの対応（20件以上で言及）、朝食（20件以上で言及）、立地・アクセス（20件以上で言及）</w:t>
+              <w:t xml:space="preserve">朝食（50件以上で言及）、スタッフの対応（20件以上で言及）、立地・アクセス（20件以上で言及）</w:t>
             </w:r>
           </w:p>
           <w:p>
@@ -567,7 +567,7 @@
                 <w:sz w:val="20"/>
                 <w:szCs w:val="20"/>
               </w:rPr>
-              <w:t xml:space="preserve">エアコン・空調（12件）、浴室・水回り（8件）、設備の老朽化（5件）、部屋の狭さ（3件）</w:t>
+              <w:t xml:space="preserve">エアコン・空調（16件）、浴室・水回り（10件）、臭い・匂い（5件）、清掃不備（5件）</w:t>
             </w:r>
           </w:p>
           <w:p>
@@ -589,7 +589,7 @@
                 <w:sz w:val="20"/>
                 <w:szCs w:val="20"/>
               </w:rPr>
-              <w:t xml:space="preserve">全体的に高評価を維持しており、設備面の小改善で高評価率をさらに安定させるポテンシャルが大きい</w:t>
+              <w:t xml:space="preserve">基本的なサービス品質は確保されており、弱み項目の改善により高評価率の向上が期待できる</w:t>
             </w:r>
           </w:p>
         </w:tc>
@@ -987,7 +987,7 @@
                 <w:sz w:val="20"/>
                 <w:szCs w:val="20"/>
               </w:rPr>
-              <w:t xml:space="preserve">14</w:t>
+              <w:t xml:space="preserve">21</w:t>
             </w:r>
           </w:p>
         </w:tc>
@@ -1021,7 +1021,7 @@
                 <w:sz w:val="20"/>
                 <w:szCs w:val="20"/>
               </w:rPr>
-              <w:t xml:space="preserve">9.5</w:t>
+              <w:t xml:space="preserve">9.57</w:t>
             </w:r>
           </w:p>
         </w:tc>
@@ -1089,7 +1089,7 @@
                 <w:sz w:val="20"/>
                 <w:szCs w:val="20"/>
               </w:rPr>
-              <w:t xml:space="preserve">9.5</w:t>
+              <w:t xml:space="preserve">9.57</w:t>
             </w:r>
           </w:p>
         </w:tc>
@@ -1194,7 +1194,7 @@
                 <w:sz w:val="20"/>
                 <w:szCs w:val="20"/>
               </w:rPr>
-              <w:t xml:space="preserve">楽天トラベル</w:t>
+              <w:t xml:space="preserve">Google</w:t>
             </w:r>
           </w:p>
         </w:tc>
@@ -1229,7 +1229,7 @@
                 <w:sz w:val="20"/>
                 <w:szCs w:val="20"/>
               </w:rPr>
-              <w:t xml:space="preserve">13</w:t>
+              <w:t xml:space="preserve">18</w:t>
             </w:r>
           </w:p>
         </w:tc>
@@ -1264,7 +1264,7 @@
                 <w:sz w:val="20"/>
                 <w:szCs w:val="20"/>
               </w:rPr>
-              <w:t xml:space="preserve">4.38</w:t>
+              <w:t xml:space="preserve">4.39</w:t>
             </w:r>
           </w:p>
         </w:tc>
@@ -1334,7 +1334,7 @@
                 <w:sz w:val="20"/>
                 <w:szCs w:val="20"/>
               </w:rPr>
-              <w:t xml:space="preserve">8.77</w:t>
+              <w:t xml:space="preserve">8.78</w:t>
             </w:r>
           </w:p>
         </w:tc>
@@ -1369,7 +1369,7 @@
                 <w:sz w:val="20"/>
                 <w:szCs w:val="20"/>
               </w:rPr>
-              <w:t xml:space="preserve">10</w:t>
+              <w:t xml:space="preserve">9</w:t>
             </w:r>
           </w:p>
         </w:tc>
@@ -1440,7 +1440,7 @@
                 <w:sz w:val="20"/>
                 <w:szCs w:val="20"/>
               </w:rPr>
-              <w:t xml:space="preserve">Google</w:t>
+              <w:t xml:space="preserve">楽天トラベル</w:t>
             </w:r>
           </w:p>
         </w:tc>
@@ -1474,7 +1474,7 @@
                 <w:sz w:val="20"/>
                 <w:szCs w:val="20"/>
               </w:rPr>
-              <w:t xml:space="preserve">16</w:t>
+              <w:t xml:space="preserve">21</w:t>
             </w:r>
           </w:p>
         </w:tc>
@@ -1508,7 +1508,7 @@
                 <w:sz w:val="20"/>
                 <w:szCs w:val="20"/>
               </w:rPr>
-              <w:t xml:space="preserve">4.38</w:t>
+              <w:t xml:space="preserve">4.29</w:t>
             </w:r>
           </w:p>
         </w:tc>
@@ -1576,7 +1576,7 @@
                 <w:sz w:val="20"/>
                 <w:szCs w:val="20"/>
               </w:rPr>
-              <w:t xml:space="preserve">8.75</w:t>
+              <w:t xml:space="preserve">8.57</w:t>
             </w:r>
           </w:p>
         </w:tc>
@@ -1610,7 +1610,7 @@
                 <w:sz w:val="20"/>
                 <w:szCs w:val="20"/>
               </w:rPr>
-              <w:t xml:space="preserve">9</w:t>
+              <w:t xml:space="preserve">10</w:t>
             </w:r>
           </w:p>
         </w:tc>
@@ -1681,7 +1681,7 @@
                 <w:sz w:val="20"/>
                 <w:szCs w:val="20"/>
               </w:rPr>
-              <w:t xml:space="preserve">じゃらん</w:t>
+              <w:t xml:space="preserve">Booking.com</w:t>
             </w:r>
           </w:p>
         </w:tc>
@@ -1716,7 +1716,7 @@
                 <w:sz w:val="20"/>
                 <w:szCs w:val="20"/>
               </w:rPr>
-              <w:t xml:space="preserve">8</w:t>
+              <w:t xml:space="preserve">55</w:t>
             </w:r>
           </w:p>
         </w:tc>
@@ -1751,7 +1751,7 @@
                 <w:sz w:val="20"/>
                 <w:szCs w:val="20"/>
               </w:rPr>
-              <w:t xml:space="preserve">4.25</w:t>
+              <w:t xml:space="preserve">8.22</w:t>
             </w:r>
           </w:p>
         </w:tc>
@@ -1786,7 +1786,7 @@
                 <w:sz w:val="20"/>
                 <w:szCs w:val="20"/>
               </w:rPr>
-              <w:t xml:space="preserve">/5 (×2)</w:t>
+              <w:t xml:space="preserve">/10</w:t>
             </w:r>
           </w:p>
         </w:tc>
@@ -1821,7 +1821,7 @@
                 <w:sz w:val="20"/>
                 <w:szCs w:val="20"/>
               </w:rPr>
-              <w:t xml:space="preserve">8.5</w:t>
+              <w:t xml:space="preserve">8.22</w:t>
             </w:r>
           </w:p>
         </w:tc>
@@ -1927,7 +1927,7 @@
                 <w:sz w:val="20"/>
                 <w:szCs w:val="20"/>
               </w:rPr>
-              <w:t xml:space="preserve">Booking.com</w:t>
+              <w:t xml:space="preserve">じゃらん</w:t>
             </w:r>
           </w:p>
         </w:tc>
@@ -1961,7 +1961,7 @@
                 <w:sz w:val="20"/>
                 <w:szCs w:val="20"/>
               </w:rPr>
-              <w:t xml:space="preserve">30</w:t>
+              <w:t xml:space="preserve">15</w:t>
             </w:r>
           </w:p>
         </w:tc>
@@ -1995,7 +1995,7 @@
                 <w:sz w:val="20"/>
                 <w:szCs w:val="20"/>
               </w:rPr>
-              <w:t xml:space="preserve">8.43</w:t>
+              <w:t xml:space="preserve">4.07</w:t>
             </w:r>
           </w:p>
         </w:tc>
@@ -2029,7 +2029,7 @@
                 <w:sz w:val="20"/>
                 <w:szCs w:val="20"/>
               </w:rPr>
-              <w:t xml:space="preserve">/10</w:t>
+              <w:t xml:space="preserve">/5 (×2)</w:t>
             </w:r>
           </w:p>
         </w:tc>
@@ -2063,7 +2063,7 @@
                 <w:sz w:val="20"/>
                 <w:szCs w:val="20"/>
               </w:rPr>
-              <w:t xml:space="preserve">8.43</w:t>
+              <w:t xml:space="preserve">8.13</w:t>
             </w:r>
           </w:p>
         </w:tc>
@@ -2097,7 +2097,7 @@
                 <w:sz w:val="20"/>
                 <w:szCs w:val="20"/>
               </w:rPr>
-              <w:t xml:space="preserve">8.5</w:t>
+              <w:t xml:space="preserve">8</w:t>
             </w:r>
           </w:p>
         </w:tc>
@@ -2203,7 +2203,7 @@
                 <w:sz w:val="20"/>
                 <w:szCs w:val="20"/>
               </w:rPr>
-              <w:t xml:space="preserve">5</w:t>
+              <w:t xml:space="preserve">11</w:t>
             </w:r>
           </w:p>
         </w:tc>
@@ -2238,7 +2238,7 @@
                 <w:sz w:val="20"/>
                 <w:szCs w:val="20"/>
               </w:rPr>
-              <w:t xml:space="preserve">7.4</w:t>
+              <w:t xml:space="preserve">7.27</w:t>
             </w:r>
           </w:p>
         </w:tc>
@@ -2308,7 +2308,7 @@
                 <w:sz w:val="20"/>
                 <w:szCs w:val="20"/>
               </w:rPr>
-              <w:t xml:space="preserve">7.4</w:t>
+              <w:t xml:space="preserve">7.27</w:t>
             </w:r>
           </w:p>
         </w:tc>
@@ -2418,7 +2418,7 @@
           <w:sz w:val="21"/>
           <w:szCs w:val="21"/>
         </w:rPr>
-        <w:t xml:space="preserve">評価分布は10点（40.7%）に最も多く、8点以上の高評価が86.0%を占め、高い顧客満足度を示しています。低評価（1-4点）は計2件（2.3%）です。</w:t>
+        <w:t xml:space="preserve">評価分布は10点（37.6%）に最も多く、8点以上の高評価が80.9%を占め、高い顧客満足度を示しています。低評価（1-4点）は計5件（3.5%）です。</w:t>
       </w:r>
     </w:p>
     <w:p>
@@ -2653,7 +2653,7 @@
                 <w:sz w:val="20"/>
                 <w:szCs w:val="20"/>
               </w:rPr>
-              <w:t xml:space="preserve">35</w:t>
+              <w:t xml:space="preserve">53</w:t>
             </w:r>
           </w:p>
         </w:tc>
@@ -2688,7 +2688,7 @@
                 <w:sz w:val="20"/>
                 <w:szCs w:val="20"/>
               </w:rPr>
-              <w:t xml:space="preserve">40.7%</w:t>
+              <w:t xml:space="preserve">37.6%</w:t>
             </w:r>
           </w:p>
         </w:tc>
@@ -2726,7 +2726,7 @@
                 <w:sz w:val="18"/>
                 <w:szCs w:val="18"/>
               </w:rPr>
-              <w:t xml:space="preserve"> 35件</w:t>
+              <w:t xml:space="preserve"> 53件</w:t>
             </w:r>
           </w:p>
         </w:tc>
@@ -2798,7 +2798,7 @@
                 <w:sz w:val="20"/>
                 <w:szCs w:val="20"/>
               </w:rPr>
-              <w:t xml:space="preserve">12</w:t>
+              <w:t xml:space="preserve">17</w:t>
             </w:r>
           </w:p>
         </w:tc>
@@ -2833,7 +2833,7 @@
                 <w:sz w:val="20"/>
                 <w:szCs w:val="20"/>
               </w:rPr>
-              <w:t xml:space="preserve">14.0%</w:t>
+              <w:t xml:space="preserve">12.1%</w:t>
             </w:r>
           </w:p>
         </w:tc>
@@ -2861,7 +2861,7 @@
                 <w:sz w:val="20"/>
                 <w:szCs w:val="20"/>
               </w:rPr>
-              <w:t xml:space="preserve">███████</w:t>
+              <w:t xml:space="preserve">██████</w:t>
             </w:r>
             <w:r>
               <w:rPr>
@@ -2870,7 +2870,7 @@
                 <w:sz w:val="18"/>
                 <w:szCs w:val="18"/>
               </w:rPr>
-              <w:t xml:space="preserve"> 12件</w:t>
+              <w:t xml:space="preserve"> 17件</w:t>
             </w:r>
           </w:p>
         </w:tc>
@@ -2942,7 +2942,7 @@
                 <w:sz w:val="20"/>
                 <w:szCs w:val="20"/>
               </w:rPr>
-              <w:t xml:space="preserve">27</w:t>
+              <w:t xml:space="preserve">44</w:t>
             </w:r>
           </w:p>
         </w:tc>
@@ -2977,7 +2977,7 @@
                 <w:sz w:val="20"/>
                 <w:szCs w:val="20"/>
               </w:rPr>
-              <w:t xml:space="preserve">31.4%</w:t>
+              <w:t xml:space="preserve">31.2%</w:t>
             </w:r>
           </w:p>
         </w:tc>
@@ -3006,7 +3006,7 @@
                 <w:sz w:val="20"/>
                 <w:szCs w:val="20"/>
               </w:rPr>
-              <w:t xml:space="preserve">███████████████</w:t>
+              <w:t xml:space="preserve">█████████████████</w:t>
             </w:r>
             <w:r>
               <w:rPr>
@@ -3015,7 +3015,7 @@
                 <w:sz w:val="18"/>
                 <w:szCs w:val="18"/>
               </w:rPr>
-              <w:t xml:space="preserve"> 27件</w:t>
+              <w:t xml:space="preserve"> 44件</w:t>
             </w:r>
           </w:p>
         </w:tc>
@@ -3087,7 +3087,7 @@
                 <w:sz w:val="20"/>
                 <w:szCs w:val="20"/>
               </w:rPr>
-              <w:t xml:space="preserve">4</w:t>
+              <w:t xml:space="preserve">9</w:t>
             </w:r>
           </w:p>
         </w:tc>
@@ -3122,7 +3122,7 @@
                 <w:sz w:val="20"/>
                 <w:szCs w:val="20"/>
               </w:rPr>
-              <w:t xml:space="preserve">4.7%</w:t>
+              <w:t xml:space="preserve">6.4%</w:t>
             </w:r>
           </w:p>
         </w:tc>
@@ -3150,7 +3150,7 @@
                 <w:sz w:val="20"/>
                 <w:szCs w:val="20"/>
               </w:rPr>
-              <w:t xml:space="preserve">██</w:t>
+              <w:t xml:space="preserve">███</w:t>
             </w:r>
             <w:r>
               <w:rPr>
@@ -3159,7 +3159,7 @@
                 <w:sz w:val="18"/>
                 <w:szCs w:val="18"/>
               </w:rPr>
-              <w:t xml:space="preserve"> 4件</w:t>
+              <w:t xml:space="preserve"> 9件</w:t>
             </w:r>
           </w:p>
         </w:tc>
@@ -3231,7 +3231,7 @@
                 <w:sz w:val="20"/>
                 <w:szCs w:val="20"/>
               </w:rPr>
-              <w:t xml:space="preserve">6</w:t>
+              <w:t xml:space="preserve">12</w:t>
             </w:r>
           </w:p>
         </w:tc>
@@ -3266,7 +3266,7 @@
                 <w:sz w:val="20"/>
                 <w:szCs w:val="20"/>
               </w:rPr>
-              <w:t xml:space="preserve">7.0%</w:t>
+              <w:t xml:space="preserve">8.5%</w:t>
             </w:r>
           </w:p>
         </w:tc>
@@ -3295,7 +3295,7 @@
                 <w:sz w:val="20"/>
                 <w:szCs w:val="20"/>
               </w:rPr>
-              <w:t xml:space="preserve">███</w:t>
+              <w:t xml:space="preserve">█████</w:t>
             </w:r>
             <w:r>
               <w:rPr>
@@ -3304,7 +3304,7 @@
                 <w:sz w:val="18"/>
                 <w:szCs w:val="18"/>
               </w:rPr>
-              <w:t xml:space="preserve"> 6件</w:t>
+              <w:t xml:space="preserve"> 12件</w:t>
             </w:r>
           </w:p>
         </w:tc>
@@ -3319,29 +3319,29 @@
               <w:bottom w:val="single" w:color="CCCCCC" w:sz="1"/>
               <w:right w:val="single" w:color="CCCCCC" w:sz="1"/>
             </w:tcBorders>
-            <w:shd w:fill="F2F2F2" w:val="clear"/>
-            <w:tcMar>
-              <w:top w:type="dxa" w:w="80"/>
-              <w:left w:type="dxa" w:w="120"/>
-              <w:bottom w:type="dxa" w:w="80"/>
-              <w:right w:type="dxa" w:w="120"/>
-            </w:tcMar>
-            <w:vAlign w:val="center"/>
-          </w:tcPr>
-          <w:p>
-            <w:pPr>
-              <w:jc w:val="center"/>
-            </w:pPr>
-            <w:r>
-              <w:rPr>
-                <w:rFonts w:ascii="Arial" w:cs="Arial" w:eastAsia="Arial" w:hAnsi="Arial"/>
-                <w:b/>
-                <w:bCs/>
-                <w:color w:val="333333"/>
-                <w:sz w:val="20"/>
-                <w:szCs w:val="20"/>
-              </w:rPr>
-              <w:t xml:space="preserve">4</w:t>
+            <w:shd w:fill="FFFFFF" w:val="clear"/>
+            <w:tcMar>
+              <w:top w:type="dxa" w:w="80"/>
+              <w:left w:type="dxa" w:w="120"/>
+              <w:bottom w:type="dxa" w:w="80"/>
+              <w:right w:type="dxa" w:w="120"/>
+            </w:tcMar>
+            <w:vAlign w:val="center"/>
+          </w:tcPr>
+          <w:p>
+            <w:pPr>
+              <w:jc w:val="center"/>
+            </w:pPr>
+            <w:r>
+              <w:rPr>
+                <w:rFonts w:ascii="Arial" w:cs="Arial" w:eastAsia="Arial" w:hAnsi="Arial"/>
+                <w:b/>
+                <w:bCs/>
+                <w:color w:val="333333"/>
+                <w:sz w:val="20"/>
+                <w:szCs w:val="20"/>
+              </w:rPr>
+              <w:t xml:space="preserve">5</w:t>
             </w:r>
           </w:p>
         </w:tc>
@@ -3354,7 +3354,7 @@
               <w:bottom w:val="single" w:color="CCCCCC" w:sz="1"/>
               <w:right w:val="single" w:color="CCCCCC" w:sz="1"/>
             </w:tcBorders>
-            <w:shd w:fill="F2F2F2" w:val="clear"/>
+            <w:shd w:fill="FFFFFF" w:val="clear"/>
             <w:tcMar>
               <w:top w:type="dxa" w:w="80"/>
               <w:left w:type="dxa" w:w="120"/>
@@ -3389,7 +3389,7 @@
               <w:bottom w:val="single" w:color="CCCCCC" w:sz="1"/>
               <w:right w:val="single" w:color="CCCCCC" w:sz="1"/>
             </w:tcBorders>
-            <w:shd w:fill="F2F2F2" w:val="clear"/>
+            <w:shd w:fill="FFFFFF" w:val="clear"/>
             <w:tcMar>
               <w:top w:type="dxa" w:w="80"/>
               <w:left w:type="dxa" w:w="120"/>
@@ -3411,7 +3411,7 @@
                 <w:sz w:val="20"/>
                 <w:szCs w:val="20"/>
               </w:rPr>
-              <w:t xml:space="preserve">1.2%</w:t>
+              <w:t xml:space="preserve">0.7%</w:t>
             </w:r>
           </w:p>
         </w:tc>
@@ -3424,19 +3424,18 @@
               <w:bottom w:val="single" w:color="CCCCCC" w:sz="1"/>
               <w:right w:val="single" w:color="CCCCCC" w:sz="1"/>
             </w:tcBorders>
-            <w:shd w:fill="F2F2F2" w:val="clear"/>
-            <w:tcMar>
-              <w:top w:type="dxa" w:w="80"/>
-              <w:left w:type="dxa" w:w="120"/>
-              <w:bottom w:type="dxa" w:w="80"/>
-              <w:right w:type="dxa" w:w="120"/>
-            </w:tcMar>
-          </w:tcPr>
-          <w:p>
-            <w:r>
-              <w:rPr>
-                <w:rFonts w:ascii="Arial" w:cs="Arial" w:eastAsia="Arial" w:hAnsi="Arial"/>
-                <w:color w:val="C0392B"/>
+            <w:tcMar>
+              <w:top w:type="dxa" w:w="80"/>
+              <w:left w:type="dxa" w:w="120"/>
+              <w:bottom w:type="dxa" w:w="80"/>
+              <w:right w:type="dxa" w:w="120"/>
+            </w:tcMar>
+          </w:tcPr>
+          <w:p>
+            <w:r>
+              <w:rPr>
+                <w:rFonts w:ascii="Arial" w:cs="Arial" w:eastAsia="Arial" w:hAnsi="Arial"/>
+                <w:color w:val="E67E22"/>
                 <w:sz w:val="20"/>
                 <w:szCs w:val="20"/>
               </w:rPr>
@@ -3464,29 +3463,29 @@
               <w:bottom w:val="single" w:color="CCCCCC" w:sz="1"/>
               <w:right w:val="single" w:color="CCCCCC" w:sz="1"/>
             </w:tcBorders>
-            <w:shd w:fill="FFFFFF" w:val="clear"/>
-            <w:tcMar>
-              <w:top w:type="dxa" w:w="80"/>
-              <w:left w:type="dxa" w:w="120"/>
-              <w:bottom w:type="dxa" w:w="80"/>
-              <w:right w:type="dxa" w:w="120"/>
-            </w:tcMar>
-            <w:vAlign w:val="center"/>
-          </w:tcPr>
-          <w:p>
-            <w:pPr>
-              <w:jc w:val="center"/>
-            </w:pPr>
-            <w:r>
-              <w:rPr>
-                <w:rFonts w:ascii="Arial" w:cs="Arial" w:eastAsia="Arial" w:hAnsi="Arial"/>
-                <w:b/>
-                <w:bCs/>
-                <w:color w:val="333333"/>
-                <w:sz w:val="20"/>
-                <w:szCs w:val="20"/>
-              </w:rPr>
-              <w:t xml:space="preserve">3</w:t>
+            <w:shd w:fill="F2F2F2" w:val="clear"/>
+            <w:tcMar>
+              <w:top w:type="dxa" w:w="80"/>
+              <w:left w:type="dxa" w:w="120"/>
+              <w:bottom w:type="dxa" w:w="80"/>
+              <w:right w:type="dxa" w:w="120"/>
+            </w:tcMar>
+            <w:vAlign w:val="center"/>
+          </w:tcPr>
+          <w:p>
+            <w:pPr>
+              <w:jc w:val="center"/>
+            </w:pPr>
+            <w:r>
+              <w:rPr>
+                <w:rFonts w:ascii="Arial" w:cs="Arial" w:eastAsia="Arial" w:hAnsi="Arial"/>
+                <w:b/>
+                <w:bCs/>
+                <w:color w:val="333333"/>
+                <w:sz w:val="20"/>
+                <w:szCs w:val="20"/>
+              </w:rPr>
+              <w:t xml:space="preserve">4</w:t>
             </w:r>
           </w:p>
         </w:tc>
@@ -3499,7 +3498,7 @@
               <w:bottom w:val="single" w:color="CCCCCC" w:sz="1"/>
               <w:right w:val="single" w:color="CCCCCC" w:sz="1"/>
             </w:tcBorders>
-            <w:shd w:fill="FFFFFF" w:val="clear"/>
+            <w:shd w:fill="F2F2F2" w:val="clear"/>
             <w:tcMar>
               <w:top w:type="dxa" w:w="80"/>
               <w:left w:type="dxa" w:w="120"/>
@@ -3521,7 +3520,7 @@
                 <w:sz w:val="20"/>
                 <w:szCs w:val="20"/>
               </w:rPr>
-              <w:t xml:space="preserve">1</w:t>
+              <w:t xml:space="preserve">3</w:t>
             </w:r>
           </w:p>
         </w:tc>
@@ -3534,7 +3533,7 @@
               <w:bottom w:val="single" w:color="CCCCCC" w:sz="1"/>
               <w:right w:val="single" w:color="CCCCCC" w:sz="1"/>
             </w:tcBorders>
-            <w:shd w:fill="FFFFFF" w:val="clear"/>
+            <w:shd w:fill="F2F2F2" w:val="clear"/>
             <w:tcMar>
               <w:top w:type="dxa" w:w="80"/>
               <w:left w:type="dxa" w:w="120"/>
@@ -3556,7 +3555,7 @@
                 <w:sz w:val="20"/>
                 <w:szCs w:val="20"/>
               </w:rPr>
-              <w:t xml:space="preserve">1.2%</w:t>
+              <w:t xml:space="preserve">2.1%</w:t>
             </w:r>
           </w:p>
         </w:tc>
@@ -3569,6 +3568,7 @@
               <w:bottom w:val="single" w:color="CCCCCC" w:sz="1"/>
               <w:right w:val="single" w:color="CCCCCC" w:sz="1"/>
             </w:tcBorders>
+            <w:shd w:fill="F2F2F2" w:val="clear"/>
             <w:tcMar>
               <w:top w:type="dxa" w:w="80"/>
               <w:left w:type="dxa" w:w="120"/>
@@ -3593,7 +3593,151 @@
                 <w:sz w:val="18"/>
                 <w:szCs w:val="18"/>
               </w:rPr>
-              <w:t xml:space="preserve"> 1件</w:t>
+              <w:t xml:space="preserve"> 3件</w:t>
+            </w:r>
+          </w:p>
+        </w:tc>
+      </w:tr>
+      <w:tr>
+        <w:tc>
+          <w:tcPr>
+            <w:tcW w:type="dxa" w:w="1200"/>
+            <w:tcBorders>
+              <w:top w:val="single" w:color="CCCCCC" w:sz="1"/>
+              <w:left w:val="single" w:color="CCCCCC" w:sz="1"/>
+              <w:bottom w:val="single" w:color="CCCCCC" w:sz="1"/>
+              <w:right w:val="single" w:color="CCCCCC" w:sz="1"/>
+            </w:tcBorders>
+            <w:shd w:fill="FFFFFF" w:val="clear"/>
+            <w:tcMar>
+              <w:top w:type="dxa" w:w="80"/>
+              <w:left w:type="dxa" w:w="120"/>
+              <w:bottom w:type="dxa" w:w="80"/>
+              <w:right w:type="dxa" w:w="120"/>
+            </w:tcMar>
+            <w:vAlign w:val="center"/>
+          </w:tcPr>
+          <w:p>
+            <w:pPr>
+              <w:jc w:val="center"/>
+            </w:pPr>
+            <w:r>
+              <w:rPr>
+                <w:rFonts w:ascii="Arial" w:cs="Arial" w:eastAsia="Arial" w:hAnsi="Arial"/>
+                <w:b/>
+                <w:bCs/>
+                <w:color w:val="333333"/>
+                <w:sz w:val="20"/>
+                <w:szCs w:val="20"/>
+              </w:rPr>
+              <w:t xml:space="preserve">3</w:t>
+            </w:r>
+          </w:p>
+        </w:tc>
+        <w:tc>
+          <w:tcPr>
+            <w:tcW w:type="dxa" w:w="1200"/>
+            <w:tcBorders>
+              <w:top w:val="single" w:color="CCCCCC" w:sz="1"/>
+              <w:left w:val="single" w:color="CCCCCC" w:sz="1"/>
+              <w:bottom w:val="single" w:color="CCCCCC" w:sz="1"/>
+              <w:right w:val="single" w:color="CCCCCC" w:sz="1"/>
+            </w:tcBorders>
+            <w:shd w:fill="FFFFFF" w:val="clear"/>
+            <w:tcMar>
+              <w:top w:type="dxa" w:w="80"/>
+              <w:left w:type="dxa" w:w="120"/>
+              <w:bottom w:type="dxa" w:w="80"/>
+              <w:right w:type="dxa" w:w="120"/>
+            </w:tcMar>
+            <w:vAlign w:val="center"/>
+          </w:tcPr>
+          <w:p>
+            <w:pPr>
+              <w:jc w:val="center"/>
+            </w:pPr>
+            <w:r>
+              <w:rPr>
+                <w:rFonts w:ascii="Arial" w:cs="Arial" w:eastAsia="Arial" w:hAnsi="Arial"/>
+                <w:b w:val="false"/>
+                <w:bCs w:val="false"/>
+                <w:color w:val="333333"/>
+                <w:sz w:val="20"/>
+                <w:szCs w:val="20"/>
+              </w:rPr>
+              <w:t xml:space="preserve">2</w:t>
+            </w:r>
+          </w:p>
+        </w:tc>
+        <w:tc>
+          <w:tcPr>
+            <w:tcW w:type="dxa" w:w="1500"/>
+            <w:tcBorders>
+              <w:top w:val="single" w:color="CCCCCC" w:sz="1"/>
+              <w:left w:val="single" w:color="CCCCCC" w:sz="1"/>
+              <w:bottom w:val="single" w:color="CCCCCC" w:sz="1"/>
+              <w:right w:val="single" w:color="CCCCCC" w:sz="1"/>
+            </w:tcBorders>
+            <w:shd w:fill="FFFFFF" w:val="clear"/>
+            <w:tcMar>
+              <w:top w:type="dxa" w:w="80"/>
+              <w:left w:type="dxa" w:w="120"/>
+              <w:bottom w:type="dxa" w:w="80"/>
+              <w:right w:type="dxa" w:w="120"/>
+            </w:tcMar>
+            <w:vAlign w:val="center"/>
+          </w:tcPr>
+          <w:p>
+            <w:pPr>
+              <w:jc w:val="center"/>
+            </w:pPr>
+            <w:r>
+              <w:rPr>
+                <w:rFonts w:ascii="Arial" w:cs="Arial" w:eastAsia="Arial" w:hAnsi="Arial"/>
+                <w:b w:val="false"/>
+                <w:bCs w:val="false"/>
+                <w:color w:val="333333"/>
+                <w:sz w:val="20"/>
+                <w:szCs w:val="20"/>
+              </w:rPr>
+              <w:t xml:space="preserve">1.4%</w:t>
+            </w:r>
+          </w:p>
+        </w:tc>
+        <w:tc>
+          <w:tcPr>
+            <w:tcW w:type="dxa" w:w="5126"/>
+            <w:tcBorders>
+              <w:top w:val="single" w:color="CCCCCC" w:sz="1"/>
+              <w:left w:val="single" w:color="CCCCCC" w:sz="1"/>
+              <w:bottom w:val="single" w:color="CCCCCC" w:sz="1"/>
+              <w:right w:val="single" w:color="CCCCCC" w:sz="1"/>
+            </w:tcBorders>
+            <w:tcMar>
+              <w:top w:type="dxa" w:w="80"/>
+              <w:left w:type="dxa" w:w="120"/>
+              <w:bottom w:type="dxa" w:w="80"/>
+              <w:right w:type="dxa" w:w="120"/>
+            </w:tcMar>
+          </w:tcPr>
+          <w:p>
+            <w:r>
+              <w:rPr>
+                <w:rFonts w:ascii="Arial" w:cs="Arial" w:eastAsia="Arial" w:hAnsi="Arial"/>
+                <w:color w:val="C0392B"/>
+                <w:sz w:val="20"/>
+                <w:szCs w:val="20"/>
+              </w:rPr>
+              <w:t xml:space="preserve">█</w:t>
+            </w:r>
+            <w:r>
+              <w:rPr>
+                <w:rFonts w:ascii="Arial" w:cs="Arial" w:eastAsia="Arial" w:hAnsi="Arial"/>
+                <w:color w:val="666666"/>
+                <w:sz w:val="18"/>
+                <w:szCs w:val="18"/>
+              </w:rPr>
+              <w:t xml:space="preserve"> 2件</w:t>
             </w:r>
           </w:p>
         </w:tc>
@@ -3669,7 +3813,7 @@
                 <w:sz w:val="24"/>
                 <w:szCs w:val="24"/>
               </w:rPr>
-              <w:t xml:space="preserve">74件（86.0%）</w:t>
+              <w:t xml:space="preserve">114件（80.9%）</w:t>
             </w:r>
           </w:p>
         </w:tc>
@@ -3720,7 +3864,7 @@
                 <w:sz w:val="24"/>
                 <w:szCs w:val="24"/>
               </w:rPr>
-              <w:t xml:space="preserve">10件（11.6%）</w:t>
+              <w:t xml:space="preserve">22件（15.6%）</w:t>
             </w:r>
           </w:p>
         </w:tc>
@@ -3771,7 +3915,7 @@
                 <w:sz w:val="24"/>
                 <w:szCs w:val="24"/>
               </w:rPr>
-              <w:t xml:space="preserve">2件（2.3%）</w:t>
+              <w:t xml:space="preserve">5件（3.5%）</w:t>
             </w:r>
           </w:p>
         </w:tc>
@@ -3975,7 +4119,7 @@
                 <w:sz w:val="20"/>
                 <w:szCs w:val="20"/>
               </w:rPr>
-              <w:t xml:space="preserve">スタッフの対応</w:t>
+              <w:t xml:space="preserve">朝食</w:t>
             </w:r>
           </w:p>
         </w:tc>
@@ -4010,7 +4154,7 @@
                 <w:sz w:val="20"/>
                 <w:szCs w:val="20"/>
               </w:rPr>
-              <w:t xml:space="preserve">20件以上</w:t>
+              <w:t xml:space="preserve">50件以上</w:t>
             </w:r>
           </w:p>
         </w:tc>
@@ -4045,7 +4189,7 @@
                 <w:sz w:val="20"/>
                 <w:szCs w:val="20"/>
               </w:rPr>
-              <w:t xml:space="preserve">「スタッフのちょっとした対応が温かくてよかった」「成田空港近くのホテルは古いまま以上してるところが多い一方、コンフォート成田は清潔、かつとてもきめ細やかなサービスな...」</w:t>
+              <w:t xml:space="preserve">「朝食で「これは…」と少し思った出来事があり近くのスタッフさんにお伝えしたところ、大変丁寧に対応してくださいました」「無料の朝食が用意されていてとても良かったです」</w:t>
             </w:r>
           </w:p>
         </w:tc>
@@ -4081,7 +4225,7 @@
                 <w:sz w:val="20"/>
                 <w:szCs w:val="20"/>
               </w:rPr>
-              <w:t xml:space="preserve">朝食</w:t>
+              <w:t xml:space="preserve">スタッフの対応</w:t>
             </w:r>
           </w:p>
         </w:tc>
@@ -4149,7 +4293,7 @@
                 <w:sz w:val="20"/>
                 <w:szCs w:val="20"/>
               </w:rPr>
-              <w:t xml:space="preserve">「連泊だったけど、朝食も少しずつメニューを変えていてよかった」「朝食サービスが内容、時間共に最高でした」</w:t>
+              <w:t xml:space="preserve">「朝食で「これは…」と少し思った出来事があり近くのスタッフさんにお伝えしたところ、大変丁寧に対応してくださいました」「スタッフのサービスがとても良く、丁寧で気持ちの良い対応でした」</w:t>
             </w:r>
           </w:p>
         </w:tc>
@@ -4256,7 +4400,7 @@
                 <w:sz w:val="20"/>
                 <w:szCs w:val="20"/>
               </w:rPr>
-              <w:t xml:space="preserve">「駅近くの立地で移動に便利」「ที่พักอาจจะเก่าไปนิด แต่สะดวกเพราะอยู่ใกล้รถไฟ ใกล้สนามบิ...」</w:t>
+              <w:t xml:space="preserve">「Bahkan 1 hari setelah nya rambut masih halus  Udah 2x ngi...」「駅近く、飲食店やショップも多く便利でした」</w:t>
             </w:r>
           </w:p>
         </w:tc>
@@ -4360,7 +4504,7 @@
                 <w:sz w:val="20"/>
                 <w:szCs w:val="20"/>
               </w:rPr>
-              <w:t xml:space="preserve">「客室は広々としていて、とても快適でした」「福岡で泊まったホテルよりも断然快適でした」</w:t>
+              <w:t xml:space="preserve">「サービスがとても良く、スタッフの対応も親切で快適に過ごせました」「部屋はコンパクトですが何も不自由することなく快適に過ごせました」</w:t>
             </w:r>
           </w:p>
         </w:tc>
@@ -4432,7 +4576,7 @@
                 <w:sz w:val="20"/>
                 <w:szCs w:val="20"/>
               </w:rPr>
-              <w:t xml:space="preserve">10件以上</w:t>
+              <w:t xml:space="preserve">20件以上</w:t>
             </w:r>
           </w:p>
         </w:tc>
@@ -4467,7 +4611,7 @@
                 <w:sz w:val="20"/>
                 <w:szCs w:val="20"/>
               </w:rPr>
-              <w:t xml:space="preserve">「成田空港近くのホテルは古いまま以上してるところが多い一方、コンフォート成田は清潔、かつとてもきめ細やかなサービスな...」「また他の部屋の掃除をしているスタッフさんが全員必ず「おはようございます」と挨拶をして下さり、とにかく全体的に接客面...」</w:t>
+              <w:t xml:space="preserve">「また他の部屋の掃除をしているスタッフさんが全員必ず「おはようございます」と挨拶をして下さり、とにかく全体的に接客面...」「部屋も清潔で居心地がよく、ゆっくり休むことができました」</w:t>
             </w:r>
           </w:p>
         </w:tc>
@@ -4537,7 +4681,7 @@
                 <w:sz w:val="20"/>
                 <w:szCs w:val="20"/>
               </w:rPr>
-              <w:t xml:space="preserve">6件</w:t>
+              <w:t xml:space="preserve">10件以上</w:t>
             </w:r>
           </w:p>
         </w:tc>
@@ -4596,7 +4740,7 @@
           <w:sz w:val="26"/>
           <w:szCs w:val="26"/>
         </w:rPr>
-        <w:t xml:space="preserve">3.1 最大の強み：「スタッフの対応」</w:t>
+        <w:t xml:space="preserve">3.1 最大の強み：「朝食」</w:t>
       </w:r>
     </w:p>
     <w:p>
@@ -4611,7 +4755,7 @@
           <w:sz w:val="21"/>
           <w:szCs w:val="21"/>
         </w:rPr>
-        <w:t xml:space="preserve">口コミの多数で「スタッフの対応」に関するポジティブな言及が見られ、コンフォートホテル成田の最大の差別化要因となっています。スタッフのちょっとした対応が温かくてよかったといった声が多数寄せられています。</w:t>
+        <w:t xml:space="preserve">口コミの多数で「朝食」に関するポジティブな言及が見られ、コンフォートホテル成田の最大の差別化要因となっています。朝食で「これは…」と少し思った出来事があり近くのスタッフさんにお伝えしたところ、大変丁寧に対応してくださいましたといった声が多数寄せられています。</w:t>
       </w:r>
     </w:p>
     <w:p>
@@ -4630,7 +4774,7 @@
           <w:sz w:val="21"/>
           <w:szCs w:val="21"/>
         </w:rPr>
-        <w:t xml:space="preserve">スタッフのちょっとした対応が温かくてよかった</w:t>
+        <w:t xml:space="preserve">朝食で「これは…」と少し思った出来事があり近くのスタッフさんにお伝えしたところ、大変丁寧に対応してくださいました</w:t>
       </w:r>
     </w:p>
     <w:p>
@@ -4649,7 +4793,7 @@
           <w:sz w:val="21"/>
           <w:szCs w:val="21"/>
         </w:rPr>
-        <w:t xml:space="preserve">成田空港近くのホテルは古いまま以上してるところが多い一方、コンフォート成田は清潔、かつとてもきめ細やかなサービスな...</w:t>
+        <w:t xml:space="preserve">無料の朝食が用意されていてとても良かったです</w:t>
       </w:r>
     </w:p>
     <w:p>
@@ -4668,7 +4812,7 @@
           <w:sz w:val="21"/>
           <w:szCs w:val="21"/>
         </w:rPr>
-        <w:t xml:space="preserve">朝食サービスが内容、時間共に最高でした</w:t>
+        <w:t xml:space="preserve">無料の朝食も用意されていて、種類もあり、どれも美味しく満足できました</w:t>
       </w:r>
     </w:p>
     <w:p>
@@ -4690,7 +4834,7 @@
           <w:sz w:val="26"/>
           <w:szCs w:val="26"/>
         </w:rPr>
-        <w:t xml:space="preserve">3.2 朝食</w:t>
+        <w:t xml:space="preserve">3.2 スタッフの対応</w:t>
       </w:r>
     </w:p>
     <w:p>
@@ -4705,7 +4849,7 @@
           <w:sz w:val="21"/>
           <w:szCs w:val="21"/>
         </w:rPr>
-        <w:t xml:space="preserve">朝食に関するポジティブな評価も多く寄せられています。「連泊だったけど、朝食も少しずつメニューを変えていてよかった」といったコメントが見られます。</w:t>
+        <w:t xml:space="preserve">スタッフの対応に関するポジティブな評価も多く寄せられています。「朝食で「これは…」と少し思った出来事があり近くのスタッフさんにお伝えしたところ、大変丁寧に対応してくださいました」といったコメントが見られます。</w:t>
       </w:r>
     </w:p>
     <w:p>
@@ -5010,7 +5154,7 @@
                 <w:sz w:val="20"/>
                 <w:szCs w:val="20"/>
               </w:rPr>
-              <w:t xml:space="preserve">The staff at this place were very helpful and friendly</w:t>
+              <w:t xml:space="preserve">冬でも暖房の温度を自分で調整できるので、暑すぎることもなく、とても快適でした</w:t>
             </w:r>
           </w:p>
         </w:tc>
@@ -5044,7 +5188,7 @@
                 <w:sz w:val="20"/>
                 <w:szCs w:val="20"/>
               </w:rPr>
-              <w:t xml:space="preserve">重大・12件</w:t>
+              <w:t xml:space="preserve">重大・16件</w:t>
             </w:r>
           </w:p>
         </w:tc>
@@ -5183,7 +5327,7 @@
                 <w:sz w:val="20"/>
                 <w:szCs w:val="20"/>
               </w:rPr>
-              <w:t xml:space="preserve">重大・8件</w:t>
+              <w:t xml:space="preserve">重大・10件</w:t>
             </w:r>
           </w:p>
         </w:tc>
@@ -5254,7 +5398,7 @@
                 <w:sz w:val="20"/>
                 <w:szCs w:val="20"/>
               </w:rPr>
-              <w:t xml:space="preserve">設備の老朽化</w:t>
+              <w:t xml:space="preserve">臭い・匂い</w:t>
             </w:r>
           </w:p>
         </w:tc>
@@ -5288,7 +5432,7 @@
                 <w:sz w:val="20"/>
                 <w:szCs w:val="20"/>
               </w:rPr>
-              <w:t xml:space="preserve">ที่พักอาจจะเก่าไปนิด แต่สะดวกเพราะอยู่ใกล้รถไฟ ใกล้สนามบิ...</w:t>
+              <w:t xml:space="preserve">部屋の方はリニューアル後の為、綺麗でタバコの臭いもなく広さも充分</w:t>
             </w:r>
           </w:p>
         </w:tc>
@@ -5393,7 +5537,7 @@
                 <w:sz w:val="20"/>
                 <w:szCs w:val="20"/>
               </w:rPr>
-              <w:t xml:space="preserve">部屋の狭さ</w:t>
+              <w:t xml:space="preserve">清掃不備</w:t>
             </w:r>
           </w:p>
         </w:tc>
@@ -5427,7 +5571,7 @@
                 <w:sz w:val="20"/>
                 <w:szCs w:val="20"/>
               </w:rPr>
-              <w:t xml:space="preserve">It also overlooks a small part of the city</w:t>
+              <w:t xml:space="preserve">バスルームの隅々に少し埃や汚れがありました</w:t>
             </w:r>
           </w:p>
         </w:tc>
@@ -5461,7 +5605,7 @@
                 <w:sz w:val="20"/>
                 <w:szCs w:val="20"/>
               </w:rPr>
-              <w:t xml:space="preserve">中度・3件</w:t>
+              <w:t xml:space="preserve">重大・5件</w:t>
             </w:r>
           </w:p>
         </w:tc>
@@ -5532,7 +5676,7 @@
                 <w:sz w:val="20"/>
                 <w:szCs w:val="20"/>
               </w:rPr>
-              <w:t xml:space="preserve">窓・採光</w:t>
+              <w:t xml:space="preserve">部屋の狭さ</w:t>
             </w:r>
           </w:p>
         </w:tc>
@@ -5566,7 +5710,7 @@
                 <w:sz w:val="20"/>
                 <w:szCs w:val="20"/>
               </w:rPr>
-              <w:t xml:space="preserve">スタッフの皆さんが、明るく、丁寧にもてなしてくださり、朝食も素晴らしく、安心して滞在できました</w:t>
+              <w:t xml:space="preserve">Bahkan 1 hari setelah nya rambut masih halus  Udah 2x ngi...</w:t>
             </w:r>
           </w:p>
         </w:tc>
@@ -5600,7 +5744,7 @@
                 <w:sz w:val="20"/>
                 <w:szCs w:val="20"/>
               </w:rPr>
-              <w:t xml:space="preserve">軽度・2件</w:t>
+              <w:t xml:space="preserve">中度・4件</w:t>
             </w:r>
           </w:p>
         </w:tc>
@@ -5671,7 +5815,7 @@
                 <w:sz w:val="20"/>
                 <w:szCs w:val="20"/>
               </w:rPr>
-              <w:t xml:space="preserve">清掃不備</w:t>
+              <w:t xml:space="preserve">設備の老朽化</w:t>
             </w:r>
           </w:p>
         </w:tc>
@@ -5705,7 +5849,7 @@
                 <w:sz w:val="20"/>
                 <w:szCs w:val="20"/>
               </w:rPr>
-              <w:t xml:space="preserve">バスルームの隅々に少し埃や汚れがありました</w:t>
+              <w:t xml:space="preserve">設備は少し古いですが、とても清潔で快適です</w:t>
             </w:r>
           </w:p>
         </w:tc>
@@ -5739,7 +5883,7 @@
                 <w:sz w:val="20"/>
                 <w:szCs w:val="20"/>
               </w:rPr>
-              <w:t xml:space="preserve">軽度・2件</w:t>
+              <w:t xml:space="preserve">中度・3件</w:t>
             </w:r>
           </w:p>
         </w:tc>
@@ -5837,7 +5981,7 @@
           <w:sz w:val="22"/>
           <w:szCs w:val="22"/>
         </w:rPr>
-        <w:t xml:space="preserve">(1) 清掃品質の向上</w:t>
+        <w:t xml:space="preserve">(1) 客室の消臭対策の強化</w:t>
       </w:r>
     </w:p>
     <w:p>
@@ -5856,7 +6000,7 @@
           <w:sz w:val="21"/>
           <w:szCs w:val="21"/>
         </w:rPr>
-        <w:t xml:space="preserve">清掃チェックリストの見直しと強化（ベッド下・隅の重点確認）</w:t>
+        <w:t xml:space="preserve">チェックアウト後の換気・消臭スプレー処理の徹底</w:t>
       </w:r>
     </w:p>
     <w:p>
@@ -5875,7 +6019,7 @@
           <w:sz w:val="21"/>
           <w:szCs w:val="21"/>
         </w:rPr>
-        <w:t xml:space="preserve">清掃後のダブルチェック体制の導入</w:t>
+        <w:t xml:space="preserve">定期的な脱臭剤の設置と交換フローの確立</w:t>
       </w:r>
     </w:p>
     <w:p>
@@ -5894,7 +6038,7 @@
           <w:sz w:val="21"/>
           <w:szCs w:val="21"/>
         </w:rPr>
-        <w:t xml:space="preserve">清掃スタッフへの再研修実施</w:t>
+        <w:t xml:space="preserve">喫煙・臭いに関するクレーム発生時の即座対応マニュアル作成</w:t>
       </w:r>
     </w:p>
     <w:p>
@@ -5915,7 +6059,7 @@
           <w:sz w:val="22"/>
           <w:szCs w:val="22"/>
         </w:rPr>
-        <w:t xml:space="preserve">(2) 朝食サービスの改善</w:t>
+        <w:t xml:space="preserve">(2) 清掃品質の向上</w:t>
       </w:r>
     </w:p>
     <w:p>
@@ -5934,7 +6078,7 @@
           <w:sz w:val="21"/>
           <w:szCs w:val="21"/>
         </w:rPr>
-        <w:t xml:space="preserve">メニューの定期的な見直しとバリエーション追加</w:t>
+        <w:t xml:space="preserve">清掃チェックリストの見直しと強化（ベッド下・隅の重点確認）</w:t>
       </w:r>
     </w:p>
     <w:p>
@@ -5953,7 +6097,7 @@
           <w:sz w:val="21"/>
           <w:szCs w:val="21"/>
         </w:rPr>
-        <w:t xml:space="preserve">補充頻度の向上と品切れ防止</w:t>
+        <w:t xml:space="preserve">清掃後のダブルチェック体制の導入</w:t>
       </w:r>
     </w:p>
     <w:p>
@@ -5972,7 +6116,7 @@
           <w:sz w:val="21"/>
           <w:szCs w:val="21"/>
         </w:rPr>
-        <w:t xml:space="preserve">宿泊客数に応じた朝食準備量の最適化</w:t>
+        <w:t xml:space="preserve">清掃スタッフへの再研修実施</w:t>
       </w:r>
     </w:p>
     <w:p>
@@ -5993,7 +6137,85 @@
           <w:sz w:val="22"/>
           <w:szCs w:val="22"/>
         </w:rPr>
-        <w:t xml:space="preserve">(3) エアコン・空調の定期点検強化</w:t>
+        <w:t xml:space="preserve">(3) 朝食サービスの改善</w:t>
+      </w:r>
+    </w:p>
+    <w:p>
+      <w:pPr>
+        <w:pStyle w:val="ListParagraph"/>
+        <w:numPr>
+          <w:ilvl w:val="0"/>
+          <w:numId w:val="2"/>
+        </w:numPr>
+        <w:spacing w:after="80" w:line="300"/>
+      </w:pPr>
+      <w:r>
+        <w:rPr>
+          <w:rFonts w:ascii="Arial" w:cs="Arial" w:eastAsia="Arial" w:hAnsi="Arial"/>
+          <w:color w:val="333333"/>
+          <w:sz w:val="21"/>
+          <w:szCs w:val="21"/>
+        </w:rPr>
+        <w:t xml:space="preserve">メニューの定期的な見直しとバリエーション追加</w:t>
+      </w:r>
+    </w:p>
+    <w:p>
+      <w:pPr>
+        <w:pStyle w:val="ListParagraph"/>
+        <w:numPr>
+          <w:ilvl w:val="0"/>
+          <w:numId w:val="2"/>
+        </w:numPr>
+        <w:spacing w:after="80" w:line="300"/>
+      </w:pPr>
+      <w:r>
+        <w:rPr>
+          <w:rFonts w:ascii="Arial" w:cs="Arial" w:eastAsia="Arial" w:hAnsi="Arial"/>
+          <w:color w:val="333333"/>
+          <w:sz w:val="21"/>
+          <w:szCs w:val="21"/>
+        </w:rPr>
+        <w:t xml:space="preserve">補充頻度の向上と品切れ防止</w:t>
+      </w:r>
+    </w:p>
+    <w:p>
+      <w:pPr>
+        <w:pStyle w:val="ListParagraph"/>
+        <w:numPr>
+          <w:ilvl w:val="0"/>
+          <w:numId w:val="2"/>
+        </w:numPr>
+        <w:spacing w:after="80" w:line="300"/>
+      </w:pPr>
+      <w:r>
+        <w:rPr>
+          <w:rFonts w:ascii="Arial" w:cs="Arial" w:eastAsia="Arial" w:hAnsi="Arial"/>
+          <w:color w:val="333333"/>
+          <w:sz w:val="21"/>
+          <w:szCs w:val="21"/>
+        </w:rPr>
+        <w:t xml:space="preserve">宿泊客数に応じた朝食準備量の最適化</w:t>
+      </w:r>
+    </w:p>
+    <w:p>
+      <w:pPr>
+        <w:spacing w:after="80"/>
+      </w:pPr>
+    </w:p>
+    <w:p>
+      <w:pPr>
+        <w:spacing w:after="120" w:before="200"/>
+      </w:pPr>
+      <w:r>
+        <w:rPr>
+          <w:rFonts w:ascii="Arial" w:cs="Arial" w:eastAsia="Arial" w:hAnsi="Arial"/>
+          <w:b/>
+          <w:bCs/>
+          <w:color w:val="1B3A5C"/>
+          <w:sz w:val="22"/>
+          <w:szCs w:val="22"/>
+        </w:rPr>
+        <w:t xml:space="preserve">(4) エアコン・空調の定期点検強化</w:t>
       </w:r>
     </w:p>
     <w:p>
@@ -6824,7 +7046,7 @@
                 <w:sz w:val="20"/>
                 <w:szCs w:val="20"/>
               </w:rPr>
-              <w:t xml:space="preserve">8.66点</w:t>
+              <w:t xml:space="preserve">8.46点</w:t>
             </w:r>
           </w:p>
         </w:tc>
@@ -6858,7 +7080,7 @@
                 <w:sz w:val="20"/>
                 <w:szCs w:val="20"/>
               </w:rPr>
-              <w:t xml:space="preserve">9.0点以上</w:t>
+              <w:t xml:space="preserve">8.8点以上</w:t>
             </w:r>
           </w:p>
         </w:tc>
@@ -6964,7 +7186,7 @@
                 <w:sz w:val="20"/>
                 <w:szCs w:val="20"/>
               </w:rPr>
-              <w:t xml:space="preserve">86.0%</w:t>
+              <w:t xml:space="preserve">80.9%</w:t>
             </w:r>
           </w:p>
         </w:tc>
@@ -6999,7 +7221,7 @@
                 <w:sz w:val="20"/>
                 <w:szCs w:val="20"/>
               </w:rPr>
-              <w:t xml:space="preserve">91%以上</w:t>
+              <w:t xml:space="preserve">86%以上</w:t>
             </w:r>
           </w:p>
         </w:tc>
@@ -7104,7 +7326,7 @@
                 <w:sz w:val="20"/>
                 <w:szCs w:val="20"/>
               </w:rPr>
-              <w:t xml:space="preserve">2.3%</w:t>
+              <w:t xml:space="preserve">3.5%</w:t>
             </w:r>
           </w:p>
         </w:tc>
@@ -7138,7 +7360,7 @@
                 <w:sz w:val="20"/>
                 <w:szCs w:val="20"/>
               </w:rPr>
-              <w:t xml:space="preserve">0%以下</w:t>
+              <w:t xml:space="preserve">1%以下</w:t>
             </w:r>
           </w:p>
         </w:tc>
@@ -7244,7 +7466,7 @@
                 <w:sz w:val="20"/>
                 <w:szCs w:val="20"/>
               </w:rPr>
-              <w:t xml:space="preserve">7.4点</w:t>
+              <w:t xml:space="preserve">7.3点</w:t>
             </w:r>
           </w:p>
         </w:tc>
@@ -7279,7 +7501,7 @@
                 <w:sz w:val="20"/>
                 <w:szCs w:val="20"/>
               </w:rPr>
-              <w:t xml:space="preserve">8.4点以上</w:t>
+              <w:t xml:space="preserve">8.3点以上</w:t>
             </w:r>
           </w:p>
         </w:tc>
@@ -7524,7 +7746,7 @@
                 <w:sz w:val="20"/>
                 <w:szCs w:val="20"/>
               </w:rPr>
-              <w:t xml:space="preserve">約12件/期間</w:t>
+              <w:t xml:space="preserve">約16件/期間</w:t>
             </w:r>
           </w:p>
         </w:tc>
@@ -7559,7 +7781,7 @@
                 <w:sz w:val="20"/>
                 <w:szCs w:val="20"/>
               </w:rPr>
-              <w:t xml:space="preserve">6件以下</w:t>
+              <w:t xml:space="preserve">8件以下</w:t>
             </w:r>
           </w:p>
         </w:tc>
@@ -7655,7 +7877,7 @@
           <w:sz w:val="22"/>
           <w:szCs w:val="22"/>
         </w:rPr>
-        <w:t xml:space="preserve">[1] 楽天トラベル / 8点 / 2026-04-05</w:t>
+        <w:t xml:space="preserve">[1] Trip.com / 10点 / 2026-03-31</w:t>
       </w:r>
     </w:p>
     <w:p>
@@ -7670,7 +7892,7 @@
           <w:sz w:val="21"/>
           <w:szCs w:val="21"/>
         </w:rPr>
-        <w:t xml:space="preserve">駅近くの立地で移動に便利。 連泊だったけど、朝食も少しずつメニューを変えていてよかった。スタッフのちょっとした対応が温かくてよかった。</w:t>
+        <w:t xml:space="preserve">部屋は少し狭いですが、駅に近く、コンビニのシャンプーは良いです。1日経っても髪は柔らかいままです。成田空港から出発するたびに、ここに2回宿泊しました。</w:t>
       </w:r>
     </w:p>
     <w:p>
@@ -7691,7 +7913,7 @@
           <w:sz w:val="22"/>
           <w:szCs w:val="22"/>
         </w:rPr>
-        <w:t xml:space="preserve">[2] Trip.com / 10点 / 2026-04-03</w:t>
+        <w:t xml:space="preserve">[2] Agoda / 8点 / 2026-03-31</w:t>
       </w:r>
     </w:p>
     <w:p>
@@ -7706,7 +7928,7 @@
           <w:sz w:val="21"/>
           <w:szCs w:val="21"/>
         </w:rPr>
-        <w:t xml:space="preserve">宿泊施設は少し古いかもしれませんが、駅と空港に近いので便利です。</w:t>
+        <w:t xml:space="preserve">成田空港発の旅行の前泊として利用。駅近く、飲食店やショップも多く便利でした。料金もお手頃。</w:t>
       </w:r>
     </w:p>
     <w:p>
@@ -7727,7 +7949,7 @@
           <w:sz w:val="22"/>
           <w:szCs w:val="22"/>
         </w:rPr>
-        <w:t xml:space="preserve">[3] Trip.com / 10点 / 2026-04-02</w:t>
+        <w:t xml:space="preserve">[3] Trip.com / 10点 / 2026-03-30</w:t>
       </w:r>
     </w:p>
     <w:p>
@@ -7742,7 +7964,7 @@
           <w:sz w:val="21"/>
           <w:szCs w:val="21"/>
         </w:rPr>
-        <w:t xml:space="preserve">とってもよかったです。成田空港近くのホテルは古いまま以上してるところが多い一方、コンフォート成田は清潔、かつとてもきめ細やかなサービスなので、とても安心して宿泊出来ました。1点、湯船がもう少し広ければと思いましたが、それもカバーできるほどの良さでした。空港からもJR、京成出すぐなので成田空港を頻繁に使う自分としては、とてもおすすめです。</w:t>
+        <w:t xml:space="preserve">👍👍👍👍👍</w:t>
       </w:r>
     </w:p>
     <w:p>
@@ -7763,7 +7985,7 @@
           <w:sz w:val="22"/>
           <w:szCs w:val="22"/>
         </w:rPr>
-        <w:t xml:space="preserve">[4] Trip.com / 9点 / 2026-04-02</w:t>
+        <w:t xml:space="preserve">[4] じゃらん / 10点 / 2026-03-30</w:t>
       </w:r>
     </w:p>
     <w:p>
@@ -7778,7 +8000,7 @@
           <w:sz w:val="21"/>
           <w:szCs w:val="21"/>
         </w:rPr>
-        <w:t xml:space="preserve">朝食サービスが内容、時間共に最高でした。 忙しい朝にぴったりでした！</w:t>
+        <w:t xml:space="preserve">まずチェックイン時に対応してくださった方、こちらの質問に笑顔で答えてくださり好印象でした。  朝食で「これは…」と少し思った出来事があり近くのスタッフさんにお伝えしたところ、大変丁寧に対応してくださいました。笑顔で気持ちよくご飯が食べられて大満足。  小松菜とパイナップルのスムージーがとってもとってもとーーーっても美味しかったです。  また他の部屋の掃除をしているスタッフさんが全員必ず「おは...</w:t>
       </w:r>
     </w:p>
     <w:p>
@@ -7799,7 +8021,7 @@
           <w:sz w:val="22"/>
           <w:szCs w:val="22"/>
         </w:rPr>
-        <w:t xml:space="preserve">[5] Google / 8点 / 2026-04-02</w:t>
+        <w:t xml:space="preserve">[5] じゃらん / 8点 / 2026-03-30</w:t>
       </w:r>
     </w:p>
     <w:p>
@@ -7814,7 +8036,7 @@
           <w:sz w:val="21"/>
           <w:szCs w:val="21"/>
         </w:rPr>
-        <w:t xml:space="preserve">全体的には、まあまあです。</w:t>
+        <w:t xml:space="preserve">無料の朝食が用意されていてとても良かったです。ただ、もし白いご飯もあれば、さらに満足度が高くなると思いました。</w:t>
       </w:r>
     </w:p>
     <w:p>
@@ -8059,7 +8281,7 @@
                 <w:sz w:val="21"/>
                 <w:szCs w:val="21"/>
               </w:rPr>
-              <w:t xml:space="preserve">コンフォートホテル成田は、全体平均8.66点（10点換算）、高評価率86.0%という良好な顧客満足度を維持しているホテルです。特に「スタッフの対応」「朝食」が多くのゲストから高く評価されています。</w:t>
+              <w:t xml:space="preserve">コンフォートホテル成田は、全体平均8.46点（10点換算）、高評価率80.9%という良好な顧客満足度を維持しているホテルです。特に「朝食」「スタッフの対応」が多くのゲストから高く評価されています。</w:t>
             </w:r>
           </w:p>
           <w:p>
@@ -8073,7 +8295,7 @@
                 <w:sz w:val="21"/>
                 <w:szCs w:val="21"/>
               </w:rPr>
-              <w:t xml:space="preserve">改善課題としては、エアコン・空調、浴室・水回り、設備の老朽化が主要なテーマとして浮上しています。ただし、これらの課題を指摘するゲストの多くも他の面では高い評価を付けており、ネガティブ要素が全体評価を大きく押し下げているわけではありません。</w:t>
+              <w:t xml:space="preserve">改善課題としては、エアコン・空調、浴室・水回り、臭い・匂いが主要なテーマとして浮上しています。ただし、これらの課題を指摘するゲストの多くも他の面では高い評価を付けており、ネガティブ要素が全体評価を大きく押し下げているわけではありません。</w:t>
             </w:r>
           </w:p>
           <w:p>
@@ -8101,7 +8323,7 @@
                 <w:sz w:val="21"/>
                 <w:szCs w:val="21"/>
               </w:rPr>
-              <w:t xml:space="preserve">Agodaでの低スコア（7.4点）は、口コミ返信の強化とサービス品質の一貫性確保で改善余地があります。全サイトでの口コミ返信率100%を目指すことで、ホテルの姿勢をゲストに伝え、リピート率の向上につなげることが重要です。</w:t>
+              <w:t xml:space="preserve">Agodaでの低スコア（7.3点）は、口コミ返信の強化とサービス品質の一貫性確保で改善余地があります。全サイトでの口コミ返信率100%を目指すことで、ホテルの姿勢をゲストに伝え、リピート率の向上につなげることが重要です。</w:t>
             </w:r>
           </w:p>
           <w:p>
@@ -8114,7 +8336,7 @@
                 <w:sz w:val="21"/>
                 <w:szCs w:val="21"/>
               </w:rPr>
-              <w:t xml:space="preserve">スタッフの対応という強みを活かしつつ、段階的な改善を実行することで、コンフォートホテル成田はさらなる顧客満足度の向上とブランド価値の強化を実現することができます。</w:t>
+              <w:t xml:space="preserve">朝食という強みを活かしつつ、段階的な改善を実行することで、コンフォートホテル成田はさらなる顧客満足度の向上とブランド価値の強化を実現することができます。</w:t>
             </w:r>
           </w:p>
         </w:tc>

--- a/納品レポート/ホテル別レポート/comfort_narita_口コミ分析改善レポート.docx
+++ b/納品レポート/ホテル別レポート/comfort_narita_口コミ分析改善レポート.docx
@@ -131,7 +131,7 @@
           <w:sz w:val="20"/>
           <w:szCs w:val="20"/>
         </w:rPr>
-        <w:t xml:space="preserve">作成日：2026年4月10日</w:t>
+        <w:t xml:space="preserve">作成日：2026年4月11日</w:t>
       </w:r>
     </w:p>
     <w:p>

--- a/納品レポート/ホテル別レポート/comfort_narita_口コミ分析改善レポート.docx
+++ b/納品レポート/ホテル別レポート/comfort_narita_口コミ分析改善レポート.docx
@@ -131,7 +131,7 @@
           <w:sz w:val="20"/>
           <w:szCs w:val="20"/>
         </w:rPr>
-        <w:t xml:space="preserve">作成日：2026年4月11日</w:t>
+        <w:t xml:space="preserve">作成日：2026年4月13日</w:t>
       </w:r>
     </w:p>
     <w:p>

--- a/納品レポート/ホテル別レポート/comfort_narita_口コミ分析改善レポート.docx
+++ b/納品レポート/ホテル別レポート/comfort_narita_口コミ分析改善レポート.docx
@@ -131,7 +131,7 @@
           <w:sz w:val="20"/>
           <w:szCs w:val="20"/>
         </w:rPr>
-        <w:t xml:space="preserve">作成日：2026年4月13日</w:t>
+        <w:t xml:space="preserve">作成日：2026年4月15日</w:t>
       </w:r>
     </w:p>
     <w:p>

--- a/納品レポート/ホテル別レポート/comfort_narita_口コミ分析改善レポート.docx
+++ b/納品レポート/ホテル別レポート/comfort_narita_口コミ分析改善レポート.docx
@@ -131,7 +131,7 @@
           <w:sz w:val="20"/>
           <w:szCs w:val="20"/>
         </w:rPr>
-        <w:t xml:space="preserve">作成日：2026年4月16日</w:t>
+        <w:t xml:space="preserve">作成日：2026年4月20日</w:t>
       </w:r>
     </w:p>
     <w:p>

--- a/納品レポート/ホテル別レポート/comfort_narita_口コミ分析改善レポート.docx
+++ b/納品レポート/ホテル別レポート/comfort_narita_口コミ分析改善レポート.docx
@@ -131,7 +131,7 @@
           <w:sz w:val="20"/>
           <w:szCs w:val="20"/>
         </w:rPr>
-        <w:t xml:space="preserve">作成日：2026年4月20日</w:t>
+        <w:t xml:space="preserve">作成日：2026年4月21日</w:t>
       </w:r>
     </w:p>
     <w:p>

--- a/納品レポート/ホテル別レポート/comfort_narita_口コミ分析改善レポート.docx
+++ b/納品レポート/ホテル別レポート/comfort_narita_口コミ分析改善レポート.docx
@@ -131,7 +131,7 @@
           <w:sz w:val="20"/>
           <w:szCs w:val="20"/>
         </w:rPr>
-        <w:t xml:space="preserve">作成日：2026年4月21日</w:t>
+        <w:t xml:space="preserve">作成日：2026年4月22日</w:t>
       </w:r>
     </w:p>
     <w:p>
